--- a/templates/CEK/Kristen.docx
+++ b/templates/CEK/Kristen.docx
@@ -10,7 +10,7 @@
         <w:ind w:left="60"/>
         <w:rPr>
           <w:rStyle w:val="MSGENFONTSTYLENAMETEMPLATEROLENUMBERMSGENFONTSTYLENAMEBYROLETEXT2"/>
-          <w:rFonts w:ascii="Tahoma" w:hAnsi="Tahoma" w:cs="Tahoma"/>
+          <w:rFonts w:ascii="Tahoma" w:hAnsi="Tahoma"/>
           <w:b/>
           <w:color w:val="000000"/>
           <w:sz w:val="44"/>
@@ -21,7 +21,7 @@
       <w:bookmarkStart w:id="0" w:name="_Hlk105767445"/>
       <w:r>
         <w:rPr>
-          <w:rFonts w:ascii="Tahoma" w:hAnsi="Tahoma" w:cs="Tahoma"/>
+          <w:rFonts w:ascii="Tahoma" w:hAnsi="Tahoma"/>
           <w:b/>
           <w:noProof/>
           <w:color w:val="000000"/>
@@ -101,7 +101,7 @@
         <w:ind w:left="-284"/>
         <w:rPr>
           <w:rStyle w:val="MSGENFONTSTYLENAMETEMPLATEROLENUMBERMSGENFONTSTYLENAMEBYROLETEXT2"/>
-          <w:rFonts w:ascii="Tahoma" w:hAnsi="Tahoma" w:cs="Tahoma"/>
+          <w:rFonts w:ascii="Tahoma" w:hAnsi="Tahoma"/>
           <w:b/>
           <w:color w:val="000000"/>
           <w:sz w:val="18"/>
@@ -117,14 +117,14 @@
         <w:spacing w:before="0" w:line="360" w:lineRule="auto"/>
         <w:ind w:left="142"/>
         <w:rPr>
-          <w:rFonts w:ascii="Tahoma" w:hAnsi="Tahoma" w:cs="Tahoma"/>
+          <w:rFonts w:ascii="Tahoma" w:hAnsi="Tahoma"/>
           <w:b/>
         </w:rPr>
       </w:pPr>
       <w:r>
         <w:rPr>
           <w:rStyle w:val="MSGENFONTSTYLENAMETEMPLATEROLENUMBERMSGENFONTSTYLENAMEBYROLETEXT2"/>
-          <w:rFonts w:ascii="Tahoma" w:hAnsi="Tahoma" w:cs="Tahoma"/>
+          <w:rFonts w:ascii="Tahoma" w:hAnsi="Tahoma"/>
           <w:b/>
           <w:color w:val="000000"/>
           <w:lang w:val="en-US"/>
@@ -134,7 +134,7 @@
       <w:r>
         <w:rPr>
           <w:rStyle w:val="MSGENFONTSTYLENAMETEMPLATEROLENUMBERMSGENFONTSTYLENAMEBYROLETEXT2"/>
-          <w:rFonts w:ascii="Tahoma" w:hAnsi="Tahoma" w:cs="Tahoma"/>
+          <w:rFonts w:ascii="Tahoma" w:hAnsi="Tahoma"/>
           <w:b/>
           <w:color w:val="000000"/>
         </w:rPr>
@@ -149,7 +149,7 @@
         <w:ind w:left="142"/>
         <w:rPr>
           <w:rStyle w:val="MSGENFONTSTYLENAMETEMPLATEROLENUMBERMSGENFONTSTYLENAMEBYROLETEXT2"/>
-          <w:rFonts w:ascii="Tahoma" w:hAnsi="Tahoma" w:cs="Tahoma"/>
+          <w:rFonts w:ascii="Tahoma" w:hAnsi="Tahoma"/>
           <w:color w:val="000000"/>
           <w:lang w:val="en-US"/>
         </w:rPr>
@@ -157,7 +157,7 @@
       <w:r>
         <w:rPr>
           <w:rStyle w:val="MSGENFONTSTYLENAMETEMPLATEROLENUMBERMSGENFONTSTYLENAMEBYROLETEXT2"/>
-          <w:rFonts w:ascii="Tahoma" w:hAnsi="Tahoma" w:cs="Tahoma"/>
+          <w:rFonts w:ascii="Tahoma" w:hAnsi="Tahoma"/>
           <w:b/>
           <w:color w:val="000000"/>
         </w:rPr>
@@ -166,7 +166,7 @@
       <w:r>
         <w:rPr>
           <w:rStyle w:val="MSGENFONTSTYLENAMETEMPLATEROLENUMBERMSGENFONTSTYLENAMEBYROLETEXT2"/>
-          <w:rFonts w:ascii="Tahoma" w:hAnsi="Tahoma" w:cs="Tahoma"/>
+          <w:rFonts w:ascii="Tahoma" w:hAnsi="Tahoma"/>
           <w:color w:val="000000"/>
         </w:rPr>
         <w:br/>
@@ -175,7 +175,7 @@
       <w:r>
         <w:rPr>
           <w:rStyle w:val="MSGENFONTSTYLENAMETEMPLATEROLENUMBERMSGENFONTSTYLENAMEBYROLETEXT2"/>
-          <w:rFonts w:ascii="Tahoma" w:hAnsi="Tahoma" w:cs="Tahoma"/>
+          <w:rFonts w:ascii="Tahoma" w:hAnsi="Tahoma"/>
           <w:color w:val="000000"/>
           <w:lang w:val="en-US"/>
         </w:rPr>
@@ -184,7 +184,7 @@
       <w:r>
         <w:rPr>
           <w:rStyle w:val="MSGENFONTSTYLENAMETEMPLATEROLENUMBERMSGENFONTSTYLENAMEBYROLETEXT2"/>
-          <w:rFonts w:ascii="Tahoma" w:hAnsi="Tahoma" w:cs="Tahoma"/>
+          <w:rFonts w:ascii="Tahoma" w:hAnsi="Tahoma"/>
           <w:color w:val="000000"/>
         </w:rPr>
         <w:t xml:space="preserve">/         /204.3/202</w:t>
@@ -192,7 +192,7 @@
       <w:r>
         <w:rPr>
           <w:rStyle w:val="MSGENFONTSTYLENAMETEMPLATEROLENUMBERMSGENFONTSTYLENAMEBYROLETEXT2"/>
-          <w:rFonts w:ascii="Tahoma" w:hAnsi="Tahoma" w:cs="Tahoma"/>
+          <w:rFonts w:ascii="Tahoma" w:hAnsi="Tahoma"/>
           <w:color w:val="000000"/>
           <w:lang w:val="en-US"/>
         </w:rPr>
@@ -206,7 +206,7 @@
         <w:spacing w:before="0" w:line="360" w:lineRule="auto"/>
         <w:ind w:left="60" w:right="187"/>
         <w:rPr>
-          <w:rFonts w:ascii="Tahoma" w:hAnsi="Tahoma" w:cs="Tahoma"/>
+          <w:rFonts w:ascii="Tahoma" w:hAnsi="Tahoma"/>
           <w:color w:val="000000"/>
           <w:sz w:val="12"/>
           <w:szCs w:val="12"/>
@@ -226,7 +226,7 @@
         <w:jc w:val="both"/>
         <w:rPr>
           <w:rStyle w:val="MSGENFONTSTYLENAMETEMPLATEROLENUMBERMSGENFONTSTYLENAMEBYROLETEXT2"/>
-          <w:rFonts w:ascii="Tahoma" w:hAnsi="Tahoma" w:cs="Tahoma"/>
+          <w:rFonts w:ascii="Tahoma" w:hAnsi="Tahoma"/>
           <w:color w:val="000000"/>
           <w:sz w:val="22"/>
           <w:szCs w:val="22"/>
@@ -237,7 +237,7 @@
       <w:r>
         <w:rPr>
           <w:rStyle w:val="MSGENFONTSTYLENAMETEMPLATEROLENUMBERMSGENFONTSTYLENAMEBYROLETEXT2"/>
-          <w:rFonts w:ascii="Tahoma" w:hAnsi="Tahoma" w:cs="Tahoma"/>
+          <w:rFonts w:ascii="Tahoma" w:hAnsi="Tahoma"/>
           <w:color w:val="000000"/>
           <w:sz w:val="22"/>
           <w:szCs w:val="22"/>
@@ -247,7 +247,7 @@
       <w:r>
         <w:rPr>
           <w:rStyle w:val="MSGENFONTSTYLENAMETEMPLATEROLENUMBERMSGENFONTSTYLENAMEBYROLETEXT2"/>
-          <w:rFonts w:ascii="Tahoma" w:hAnsi="Tahoma" w:cs="Tahoma"/>
+          <w:rFonts w:ascii="Tahoma" w:hAnsi="Tahoma"/>
           <w:color w:val="000000"/>
           <w:sz w:val="22"/>
           <w:szCs w:val="22"/>
@@ -258,7 +258,7 @@
       <w:r>
         <w:rPr>
           <w:rStyle w:val="MSGENFONTSTYLENAMETEMPLATEROLENUMBERMSGENFONTSTYLENAMEBYROLETEXT2"/>
-          <w:rFonts w:ascii="Tahoma" w:hAnsi="Tahoma" w:cs="Tahoma"/>
+          <w:rFonts w:ascii="Tahoma" w:hAnsi="Tahoma"/>
           <w:color w:val="000000"/>
           <w:sz w:val="22"/>
           <w:szCs w:val="22"/>
@@ -268,7 +268,7 @@
       <w:r>
         <w:rPr>
           <w:rStyle w:val="MSGENFONTSTYLENAMETEMPLATEROLENUMBERMSGENFONTSTYLENAMEBYROLETEXT2"/>
-          <w:rFonts w:ascii="Tahoma" w:hAnsi="Tahoma" w:cs="Tahoma"/>
+          <w:rFonts w:ascii="Tahoma" w:hAnsi="Tahoma"/>
           <w:color w:val="000000"/>
           <w:sz w:val="22"/>
           <w:szCs w:val="22"/>
@@ -279,7 +279,7 @@
       <w:r>
         <w:rPr>
           <w:rStyle w:val="MSGENFONTSTYLENAMETEMPLATEROLENUMBERMSGENFONTSTYLENAMEBYROLETEXT2"/>
-          <w:rFonts w:ascii="Tahoma" w:hAnsi="Tahoma" w:cs="Tahoma"/>
+          <w:rFonts w:ascii="Tahoma" w:hAnsi="Tahoma"/>
           <w:color w:val="000000"/>
           <w:sz w:val="22"/>
           <w:szCs w:val="22"/>
@@ -289,7 +289,7 @@
       <w:r>
         <w:rPr>
           <w:rStyle w:val="MSGENFONTSTYLENAMETEMPLATEROLENUMBERMSGENFONTSTYLENAMEBYROLETEXT2"/>
-          <w:rFonts w:ascii="Tahoma" w:hAnsi="Tahoma" w:cs="Tahoma"/>
+          <w:rFonts w:ascii="Tahoma" w:hAnsi="Tahoma"/>
           <w:color w:val="000000"/>
           <w:sz w:val="22"/>
           <w:szCs w:val="22"/>
@@ -300,7 +300,7 @@
       <w:r>
         <w:rPr>
           <w:rStyle w:val="MSGENFONTSTYLENAMETEMPLATEROLENUMBERMSGENFONTSTYLENAMEBYROLETEXT2"/>
-          <w:rFonts w:ascii="Tahoma" w:hAnsi="Tahoma" w:cs="Tahoma"/>
+          <w:rFonts w:ascii="Tahoma" w:hAnsi="Tahoma"/>
           <w:color w:val="000000"/>
           <w:sz w:val="22"/>
           <w:szCs w:val="22"/>
@@ -310,7 +310,7 @@
       <w:r>
         <w:rPr>
           <w:rStyle w:val="MSGENFONTSTYLENAMETEMPLATEROLENUMBERMSGENFONTSTYLENAMEBYROLETEXT2"/>
-          <w:rFonts w:ascii="Tahoma" w:hAnsi="Tahoma" w:cs="Tahoma"/>
+          <w:rFonts w:ascii="Tahoma" w:hAnsi="Tahoma"/>
           <w:color w:val="000000"/>
           <w:sz w:val="22"/>
           <w:szCs w:val="22"/>
@@ -321,7 +321,7 @@
       <w:r>
         <w:rPr>
           <w:rStyle w:val="MSGENFONTSTYLENAMETEMPLATEROLENUMBERMSGENFONTSTYLENAMEBYROLETEXT2"/>
-          <w:rFonts w:ascii="Tahoma" w:hAnsi="Tahoma" w:cs="Tahoma"/>
+          <w:rFonts w:ascii="Tahoma" w:hAnsi="Tahoma"/>
           <w:color w:val="000000"/>
           <w:sz w:val="22"/>
           <w:szCs w:val="22"/>
@@ -331,7 +331,7 @@
       <w:r>
         <w:rPr>
           <w:rStyle w:val="MSGENFONTSTYLENAMETEMPLATEROLENUMBERMSGENFONTSTYLENAMEBYROLETEXT2"/>
-          <w:rFonts w:ascii="Tahoma" w:hAnsi="Tahoma" w:cs="Tahoma"/>
+          <w:rFonts w:ascii="Tahoma" w:hAnsi="Tahoma"/>
           <w:color w:val="000000"/>
           <w:sz w:val="22"/>
           <w:szCs w:val="22"/>
@@ -342,7 +342,7 @@
       <w:r>
         <w:rPr>
           <w:rStyle w:val="MSGENFONTSTYLENAMETEMPLATEROLENUMBERMSGENFONTSTYLENAMEBYROLETEXT2"/>
-          <w:rFonts w:ascii="Tahoma" w:hAnsi="Tahoma" w:cs="Tahoma"/>
+          <w:rFonts w:ascii="Tahoma" w:hAnsi="Tahoma"/>
           <w:color w:val="000000"/>
           <w:sz w:val="22"/>
           <w:szCs w:val="22"/>
@@ -352,7 +352,7 @@
       <w:r>
         <w:rPr>
           <w:rStyle w:val="MSGENFONTSTYLENAMETEMPLATEROLENUMBERMSGENFONTSTYLENAMEBYROLETEXT2"/>
-          <w:rFonts w:ascii="Tahoma" w:hAnsi="Tahoma" w:cs="Tahoma"/>
+          <w:rFonts w:ascii="Tahoma" w:hAnsi="Tahoma"/>
           <w:color w:val="000000"/>
           <w:sz w:val="22"/>
           <w:szCs w:val="22"/>
@@ -362,7 +362,7 @@
       </w:r>
       <w:r>
         <w:rPr>
-          <w:rFonts w:ascii="Tahoma" w:hAnsi="Tahoma" w:cs="Tahoma"/>
+          <w:rFonts w:ascii="Tahoma" w:hAnsi="Tahoma"/>
           <w:sz w:val="22"/>
           <w:szCs w:val="22"/>
         </w:rPr>
@@ -371,7 +371,7 @@
       <w:r>
         <w:rPr>
           <w:rStyle w:val="MSGENFONTSTYLENAMETEMPLATEROLENUMBERMSGENFONTSTYLENAMEBYROLETEXT2"/>
-          <w:rFonts w:ascii="Tahoma" w:hAnsi="Tahoma" w:cs="Tahoma"/>
+          <w:rFonts w:ascii="Tahoma" w:hAnsi="Tahoma"/>
           <w:color w:val="000000"/>
           <w:sz w:val="22"/>
           <w:szCs w:val="22"/>
@@ -381,7 +381,7 @@
       <w:r>
         <w:rPr>
           <w:rStyle w:val="MSGENFONTSTYLENAMETEMPLATEROLENUMBERMSGENFONTSTYLENAMEBYROLETEXT2"/>
-          <w:rFonts w:ascii="Tahoma" w:hAnsi="Tahoma" w:cs="Tahoma"/>
+          <w:rFonts w:ascii="Tahoma" w:hAnsi="Tahoma"/>
           <w:color w:val="000000"/>
           <w:sz w:val="22"/>
           <w:szCs w:val="22"/>
@@ -391,7 +391,7 @@
       </w:r>
       <w:r>
         <w:rPr>
-          <w:rFonts w:ascii="Tahoma" w:hAnsi="Tahoma" w:cs="Tahoma"/>
+          <w:rFonts w:ascii="Tahoma" w:hAnsi="Tahoma"/>
           <w:noProof/>
           <w:sz w:val="22"/>
           <w:szCs w:val="22"/>
@@ -402,7 +402,7 @@
       </w:r>
       <w:r>
         <w:rPr>
-          <w:rFonts w:ascii="Tahoma" w:hAnsi="Tahoma" w:cs="Tahoma"/>
+          <w:rFonts w:ascii="Tahoma" w:hAnsi="Tahoma"/>
           <w:noProof/>
           <w:sz w:val="22"/>
           <w:szCs w:val="22"/>
@@ -412,7 +412,7 @@
       </w:r>
       <w:r>
         <w:rPr>
-          <w:rFonts w:ascii="Tahoma" w:hAnsi="Tahoma" w:cs="Tahoma"/>
+          <w:rFonts w:ascii="Tahoma" w:hAnsi="Tahoma"/>
           <w:noProof/>
           <w:sz w:val="22"/>
           <w:szCs w:val="22"/>
@@ -423,7 +423,7 @@
       </w:r>
       <w:r>
         <w:rPr>
-          <w:rFonts w:ascii="Tahoma" w:hAnsi="Tahoma" w:cs="Tahoma"/>
+          <w:rFonts w:ascii="Tahoma" w:hAnsi="Tahoma"/>
           <w:noProof/>
           <w:sz w:val="22"/>
           <w:szCs w:val="22"/>
@@ -433,7 +433,7 @@
       </w:r>
       <w:r>
         <w:rPr>
-          <w:rFonts w:ascii="Tahoma" w:hAnsi="Tahoma" w:cs="Tahoma"/>
+          <w:rFonts w:ascii="Tahoma" w:hAnsi="Tahoma"/>
           <w:noProof/>
           <w:sz w:val="22"/>
           <w:szCs w:val="22"/>
@@ -446,7 +446,7 @@
       <w:r>
         <w:rPr>
           <w:rStyle w:val="MSGENFONTSTYLENAMETEMPLATEROLENUMBERMSGENFONTSTYLENAMEBYROLETEXT2"/>
-          <w:rFonts w:ascii="Tahoma" w:hAnsi="Tahoma" w:cs="Tahoma"/>
+          <w:rFonts w:ascii="Tahoma" w:hAnsi="Tahoma"/>
           <w:color w:val="000000"/>
           <w:sz w:val="22"/>
           <w:szCs w:val="22"/>
@@ -456,7 +456,7 @@
       <w:r>
         <w:rPr>
           <w:rStyle w:val="MSGENFONTSTYLENAMETEMPLATEROLENUMBERMSGENFONTSTYLENAMEBYROLETEXT2"/>
-          <w:rFonts w:ascii="Tahoma" w:hAnsi="Tahoma" w:cs="Tahoma"/>
+          <w:rFonts w:ascii="Tahoma" w:hAnsi="Tahoma"/>
           <w:color w:val="000000"/>
           <w:sz w:val="22"/>
           <w:szCs w:val="22"/>
@@ -467,7 +467,7 @@
       <w:r>
         <w:rPr>
           <w:rStyle w:val="MSGENFONTSTYLENAMETEMPLATEROLENUMBERMSGENFONTSTYLENAMEBYROLETEXT2"/>
-          <w:rFonts w:ascii="Tahoma" w:hAnsi="Tahoma" w:cs="Tahoma"/>
+          <w:rFonts w:ascii="Tahoma" w:hAnsi="Tahoma"/>
           <w:color w:val="000000"/>
           <w:sz w:val="22"/>
           <w:szCs w:val="22"/>
@@ -477,7 +477,7 @@
       <w:r>
         <w:rPr>
           <w:rStyle w:val="MSGENFONTSTYLENAMETEMPLATEROLENUMBERMSGENFONTSTYLENAMEBYROLETEXT2"/>
-          <w:rFonts w:ascii="Tahoma" w:hAnsi="Tahoma" w:cs="Tahoma"/>
+          <w:rFonts w:ascii="Tahoma" w:hAnsi="Tahoma"/>
           <w:color w:val="000000"/>
           <w:sz w:val="22"/>
           <w:szCs w:val="22"/>
@@ -488,7 +488,7 @@
       <w:r>
         <w:rPr>
           <w:rStyle w:val="MSGENFONTSTYLENAMETEMPLATEROLENUMBERMSGENFONTSTYLENAMEBYROLETEXT2"/>
-          <w:rFonts w:ascii="Tahoma" w:hAnsi="Tahoma" w:cs="Tahoma"/>
+          <w:rFonts w:ascii="Tahoma" w:hAnsi="Tahoma"/>
           <w:color w:val="000000"/>
           <w:sz w:val="22"/>
           <w:szCs w:val="22"/>
@@ -498,7 +498,7 @@
       <w:r>
         <w:rPr>
           <w:rStyle w:val="MSGENFONTSTYLENAMETEMPLATEROLENUMBERMSGENFONTSTYLENAMEBYROLETEXT2"/>
-          <w:rFonts w:ascii="Tahoma" w:hAnsi="Tahoma" w:cs="Tahoma"/>
+          <w:rFonts w:ascii="Tahoma" w:hAnsi="Tahoma"/>
           <w:color w:val="000000"/>
           <w:sz w:val="22"/>
           <w:szCs w:val="22"/>
@@ -509,7 +509,7 @@
       <w:r>
         <w:rPr>
           <w:rStyle w:val="MSGENFONTSTYLENAMETEMPLATEROLENUMBERMSGENFONTSTYLENAMEBYROLETEXT2"/>
-          <w:rFonts w:ascii="Tahoma" w:hAnsi="Tahoma" w:cs="Tahoma"/>
+          <w:rFonts w:ascii="Tahoma" w:hAnsi="Tahoma"/>
           <w:color w:val="000000"/>
           <w:sz w:val="22"/>
           <w:szCs w:val="22"/>
@@ -519,7 +519,7 @@
       <w:r>
         <w:rPr>
           <w:rStyle w:val="MSGENFONTSTYLENAMETEMPLATEROLENUMBERMSGENFONTSTYLENAMEBYROLETEXT2"/>
-          <w:rFonts w:ascii="Tahoma" w:hAnsi="Tahoma" w:cs="Tahoma"/>
+          <w:rFonts w:ascii="Tahoma" w:hAnsi="Tahoma"/>
           <w:color w:val="000000"/>
           <w:sz w:val="22"/>
           <w:szCs w:val="22"/>
@@ -530,7 +530,7 @@
       <w:r>
         <w:rPr>
           <w:rStyle w:val="MSGENFONTSTYLENAMETEMPLATEROLENUMBERMSGENFONTSTYLENAMEBYROLETEXT2"/>
-          <w:rFonts w:ascii="Tahoma" w:hAnsi="Tahoma" w:cs="Tahoma"/>
+          <w:rFonts w:ascii="Tahoma" w:hAnsi="Tahoma"/>
           <w:color w:val="000000"/>
           <w:sz w:val="22"/>
           <w:szCs w:val="22"/>
@@ -552,14 +552,14 @@
         <w:ind w:left="142" w:right="46"/>
         <w:jc w:val="both"/>
         <w:rPr>
-          <w:rFonts w:ascii="Tahoma" w:hAnsi="Tahoma" w:cs="Tahoma"/>
+          <w:rFonts w:ascii="Tahoma" w:hAnsi="Tahoma"/>
           <w:sz w:val="22"/>
           <w:szCs w:val="22"/>
         </w:rPr>
       </w:pPr>
       <w:r>
         <w:rPr>
-          <w:rFonts w:ascii="Tahoma" w:hAnsi="Tahoma" w:cs="Tahoma"/>
+          <w:rFonts w:ascii="Tahoma" w:hAnsi="Tahoma"/>
           <w:sz w:val="22"/>
           <w:szCs w:val="22"/>
           <w:lang w:val="en-US"/>
@@ -568,7 +568,7 @@
       </w:r>
       <w:r>
         <w:rPr>
-          <w:rFonts w:ascii="Tahoma" w:hAnsi="Tahoma" w:cs="Tahoma"/>
+          <w:rFonts w:ascii="Tahoma" w:hAnsi="Tahoma"/>
           <w:noProof/>
           <w:sz w:val="22"/>
           <w:szCs w:val="22"/>
@@ -580,7 +580,7 @@
       <w:r>
         <w:rPr>
           <w:rStyle w:val="MSGENFONTSTYLENAMETEMPLATEROLENUMBERMSGENFONTSTYLENAMEBYROLETEXT2"/>
-          <w:rFonts w:ascii="Tahoma" w:hAnsi="Tahoma" w:cs="Tahoma"/>
+          <w:rFonts w:ascii="Tahoma" w:hAnsi="Tahoma"/>
           <w:color w:val="000000"/>
           <w:sz w:val="22"/>
           <w:szCs w:val="22"/>
@@ -590,7 +590,7 @@
       <w:r>
         <w:rPr>
           <w:rStyle w:val="MSGENFONTSTYLENAMETEMPLATEROLENUMBERMSGENFONTSTYLENAMEBYROLETEXT2"/>
-          <w:rFonts w:ascii="Tahoma" w:hAnsi="Tahoma" w:cs="Tahoma"/>
+          <w:rFonts w:ascii="Tahoma" w:hAnsi="Tahoma"/>
           <w:color w:val="000000"/>
           <w:sz w:val="22"/>
           <w:szCs w:val="22"/>
@@ -600,7 +600,7 @@
       </w:r>
       <w:r>
         <w:rPr>
-          <w:rFonts w:ascii="Tahoma" w:hAnsi="Tahoma" w:cs="Tahoma"/>
+          <w:rFonts w:ascii="Tahoma" w:hAnsi="Tahoma"/>
           <w:noProof/>
           <w:sz w:val="22"/>
           <w:szCs w:val="22"/>
@@ -610,7 +610,7 @@
       </w:r>
       <w:r>
         <w:rPr>
-          <w:rFonts w:ascii="Tahoma" w:hAnsi="Tahoma" w:cs="Tahoma"/>
+          <w:rFonts w:ascii="Tahoma" w:hAnsi="Tahoma"/>
           <w:noProof/>
           <w:sz w:val="22"/>
           <w:szCs w:val="22"/>
@@ -621,7 +621,7 @@
       </w:r>
       <w:r>
         <w:rPr>
-          <w:rFonts w:ascii="Tahoma" w:hAnsi="Tahoma" w:cs="Tahoma"/>
+          <w:rFonts w:ascii="Tahoma" w:hAnsi="Tahoma"/>
           <w:noProof/>
           <w:sz w:val="22"/>
           <w:szCs w:val="22"/>
@@ -631,7 +631,7 @@
       </w:r>
       <w:r>
         <w:rPr>
-          <w:rFonts w:ascii="Tahoma" w:hAnsi="Tahoma" w:cs="Tahoma"/>
+          <w:rFonts w:ascii="Tahoma" w:hAnsi="Tahoma"/>
           <w:noProof/>
           <w:sz w:val="22"/>
           <w:szCs w:val="22"/>
@@ -644,7 +644,7 @@
       <w:r>
         <w:rPr>
           <w:rStyle w:val="MSGENFONTSTYLENAMETEMPLATEROLENUMBERMSGENFONTSTYLENAMEBYROLETEXT2"/>
-          <w:rFonts w:ascii="Tahoma" w:hAnsi="Tahoma" w:cs="Tahoma"/>
+          <w:rFonts w:ascii="Tahoma" w:hAnsi="Tahoma"/>
           <w:color w:val="000000"/>
           <w:sz w:val="22"/>
           <w:szCs w:val="22"/>
@@ -654,7 +654,7 @@
       <w:r>
         <w:rPr>
           <w:rStyle w:val="MSGENFONTSTYLENAMETEMPLATEROLENUMBERMSGENFONTSTYLENAMEBYROLETEXT2"/>
-          <w:rFonts w:ascii="Tahoma" w:hAnsi="Tahoma" w:cs="Tahoma"/>
+          <w:rFonts w:ascii="Tahoma" w:hAnsi="Tahoma"/>
           <w:color w:val="000000"/>
           <w:sz w:val="22"/>
           <w:szCs w:val="22"/>
@@ -665,7 +665,7 @@
       <w:r>
         <w:rPr>
           <w:rStyle w:val="MSGENFONTSTYLENAMETEMPLATEROLENUMBERMSGENFONTSTYLENAMEBYROLETEXT2"/>
-          <w:rFonts w:ascii="Tahoma" w:hAnsi="Tahoma" w:cs="Tahoma"/>
+          <w:rFonts w:ascii="Tahoma" w:hAnsi="Tahoma"/>
           <w:color w:val="000000"/>
           <w:sz w:val="22"/>
           <w:szCs w:val="22"/>
@@ -674,7 +674,7 @@
       </w:r>
       <w:r>
         <w:rPr>
-          <w:rFonts w:ascii="Tahoma" w:hAnsi="Tahoma" w:cs="Tahoma"/>
+          <w:rFonts w:ascii="Tahoma" w:hAnsi="Tahoma"/>
           <w:noProof/>
           <w:sz w:val="22"/>
           <w:szCs w:val="22"/>
@@ -698,7 +698,7 @@
         <w:ind w:left="142" w:right="45"/>
         <w:jc w:val="both"/>
         <w:rPr>
-          <w:rFonts w:ascii="Tahoma" w:hAnsi="Tahoma" w:cs="Tahoma"/>
+          <w:rFonts w:ascii="Tahoma" w:hAnsi="Tahoma"/>
           <w:sz w:val="22"/>
           <w:szCs w:val="22"/>
           <w:lang w:val="en-US"/>
@@ -706,7 +706,7 @@
       </w:pPr>
       <w:r>
         <w:rPr>
-          <w:rFonts w:ascii="Tahoma" w:hAnsi="Tahoma" w:cs="Tahoma"/>
+          <w:rFonts w:ascii="Tahoma" w:hAnsi="Tahoma"/>
           <w:sz w:val="22"/>
           <w:szCs w:val="22"/>
           <w:lang w:val="en-US"/>
@@ -715,7 +715,7 @@
       </w:r>
       <w:r>
         <w:rPr>
-          <w:rFonts w:ascii="Tahoma" w:hAnsi="Tahoma" w:cs="Tahoma"/>
+          <w:rFonts w:ascii="Tahoma" w:hAnsi="Tahoma"/>
           <w:sz w:val="22"/>
           <w:szCs w:val="22"/>
         </w:rPr>
@@ -724,7 +724,7 @@
       <w:r>
         <w:rPr>
           <w:rStyle w:val="MSGENFONTSTYLENAMETEMPLATEROLENUMBERMSGENFONTSTYLENAMEBYROLETEXT2"/>
-          <w:rFonts w:ascii="Tahoma" w:hAnsi="Tahoma" w:cs="Tahoma"/>
+          <w:rFonts w:ascii="Tahoma" w:hAnsi="Tahoma"/>
           <w:color w:val="000000"/>
           <w:sz w:val="22"/>
           <w:szCs w:val="22"/>
@@ -735,7 +735,7 @@
       <w:r>
         <w:rPr>
           <w:rStyle w:val="MSGENFONTSTYLENAMETEMPLATEROLENUMBERMSGENFONTSTYLENAMEBYROLETEXT2"/>
-          <w:rFonts w:ascii="Tahoma" w:hAnsi="Tahoma" w:cs="Tahoma"/>
+          <w:rFonts w:ascii="Tahoma" w:hAnsi="Tahoma"/>
           <w:color w:val="000000"/>
           <w:sz w:val="22"/>
           <w:szCs w:val="22"/>
@@ -745,7 +745,7 @@
       <w:r>
         <w:rPr>
           <w:rStyle w:val="MSGENFONTSTYLENAMETEMPLATEROLENUMBERMSGENFONTSTYLENAMEBYROLETEXT2"/>
-          <w:rFonts w:ascii="Tahoma" w:hAnsi="Tahoma" w:cs="Tahoma"/>
+          <w:rFonts w:ascii="Tahoma" w:hAnsi="Tahoma"/>
           <w:color w:val="000000"/>
           <w:sz w:val="22"/>
           <w:szCs w:val="22"/>
@@ -755,7 +755,7 @@
       </w:r>
       <w:r>
         <w:rPr>
-          <w:rFonts w:ascii="Tahoma" w:hAnsi="Tahoma" w:cs="Tahoma"/>
+          <w:rFonts w:ascii="Tahoma" w:hAnsi="Tahoma"/>
           <w:noProof/>
           <w:sz w:val="22"/>
           <w:szCs w:val="22"/>
@@ -765,7 +765,7 @@
       </w:r>
       <w:r>
         <w:rPr>
-          <w:rFonts w:ascii="Tahoma" w:hAnsi="Tahoma" w:cs="Tahoma"/>
+          <w:rFonts w:ascii="Tahoma" w:hAnsi="Tahoma"/>
           <w:noProof/>
           <w:sz w:val="22"/>
           <w:szCs w:val="22"/>
@@ -777,7 +777,7 @@
       <w:r>
         <w:rPr>
           <w:rStyle w:val="MSGENFONTSTYLENAMETEMPLATEROLENUMBERMSGENFONTSTYLENAMEBYROLETEXT2"/>
-          <w:rFonts w:ascii="Tahoma" w:hAnsi="Tahoma" w:cs="Tahoma"/>
+          <w:rFonts w:ascii="Tahoma" w:hAnsi="Tahoma"/>
           <w:color w:val="000000"/>
           <w:sz w:val="22"/>
           <w:szCs w:val="22"/>
@@ -789,7 +789,7 @@
       <w:r>
         <w:rPr>
           <w:rStyle w:val="MSGENFONTSTYLENAMETEMPLATEROLENUMBERMSGENFONTSTYLENAMEBYROLETEXT2"/>
-          <w:rFonts w:ascii="Tahoma" w:hAnsi="Tahoma" w:cs="Tahoma"/>
+          <w:rFonts w:ascii="Tahoma" w:hAnsi="Tahoma"/>
           <w:color w:val="000000"/>
           <w:sz w:val="22"/>
           <w:szCs w:val="22"/>
@@ -799,7 +799,7 @@
       <w:r>
         <w:rPr>
           <w:rStyle w:val="MSGENFONTSTYLENAMETEMPLATEROLENUMBERMSGENFONTSTYLENAMEBYROLETEXT2"/>
-          <w:rFonts w:ascii="Tahoma" w:hAnsi="Tahoma" w:cs="Tahoma"/>
+          <w:rFonts w:ascii="Tahoma" w:hAnsi="Tahoma"/>
           <w:color w:val="000000"/>
           <w:sz w:val="22"/>
           <w:szCs w:val="22"/>
@@ -810,7 +810,7 @@
       <w:r>
         <w:rPr>
           <w:rStyle w:val="MSGENFONTSTYLENAMETEMPLATEROLENUMBERMSGENFONTSTYLENAMEBYROLETEXT2"/>
-          <w:rFonts w:ascii="Tahoma" w:hAnsi="Tahoma" w:cs="Tahoma"/>
+          <w:rFonts w:ascii="Tahoma" w:hAnsi="Tahoma"/>
           <w:color w:val="000000"/>
           <w:sz w:val="22"/>
           <w:szCs w:val="22"/>
@@ -819,7 +819,7 @@
       </w:r>
       <w:r>
         <w:rPr>
-          <w:rFonts w:ascii="Tahoma" w:hAnsi="Tahoma" w:cs="Tahoma"/>
+          <w:rFonts w:ascii="Tahoma" w:hAnsi="Tahoma"/>
           <w:color w:val="000000"/>
           <w:sz w:val="22"/>
           <w:szCs w:val="22"/>
@@ -829,7 +829,7 @@
       </w:r>
       <w:r>
         <w:rPr>
-          <w:rFonts w:ascii="Tahoma" w:hAnsi="Tahoma" w:cs="Tahoma"/>
+          <w:rFonts w:ascii="Tahoma" w:hAnsi="Tahoma"/>
           <w:color w:val="000000"/>
           <w:sz w:val="22"/>
           <w:szCs w:val="22"/>
@@ -840,7 +840,7 @@
       </w:r>
       <w:r>
         <w:rPr>
-          <w:rFonts w:ascii="Tahoma" w:hAnsi="Tahoma" w:cs="Tahoma"/>
+          <w:rFonts w:ascii="Tahoma" w:hAnsi="Tahoma"/>
           <w:color w:val="000000"/>
           <w:sz w:val="22"/>
           <w:szCs w:val="22"/>
@@ -850,7 +850,7 @@
       </w:r>
       <w:r>
         <w:rPr>
-          <w:rFonts w:ascii="Tahoma" w:hAnsi="Tahoma" w:cs="Tahoma"/>
+          <w:rFonts w:ascii="Tahoma" w:hAnsi="Tahoma"/>
           <w:color w:val="000000"/>
           <w:sz w:val="22"/>
           <w:szCs w:val="22"/>
@@ -861,7 +861,7 @@
       </w:r>
       <w:r>
         <w:rPr>
-          <w:rFonts w:ascii="Tahoma" w:hAnsi="Tahoma" w:cs="Tahoma"/>
+          <w:rFonts w:ascii="Tahoma" w:hAnsi="Tahoma"/>
           <w:color w:val="000000"/>
           <w:sz w:val="22"/>
           <w:szCs w:val="22"/>
@@ -871,7 +871,7 @@
       </w:r>
       <w:r>
         <w:rPr>
-          <w:rFonts w:ascii="Tahoma" w:hAnsi="Tahoma" w:cs="Tahoma"/>
+          <w:rFonts w:ascii="Tahoma" w:hAnsi="Tahoma"/>
           <w:color w:val="000000"/>
           <w:sz w:val="22"/>
           <w:szCs w:val="22"/>
@@ -882,7 +882,7 @@
       </w:r>
       <w:r>
         <w:rPr>
-          <w:rFonts w:ascii="Tahoma" w:hAnsi="Tahoma" w:cs="Tahoma"/>
+          <w:rFonts w:ascii="Tahoma" w:hAnsi="Tahoma"/>
           <w:color w:val="000000"/>
           <w:sz w:val="22"/>
           <w:szCs w:val="22"/>
@@ -904,7 +904,7 @@
         <w:ind w:left="142" w:right="46"/>
         <w:jc w:val="both"/>
         <w:rPr>
-          <w:rFonts w:ascii="Tahoma" w:hAnsi="Tahoma" w:cs="Tahoma"/>
+          <w:rFonts w:ascii="Tahoma" w:hAnsi="Tahoma"/>
           <w:noProof/>
           <w:sz w:val="22"/>
           <w:szCs w:val="22"/>
@@ -915,7 +915,7 @@
       <w:r>
         <w:rPr>
           <w:rStyle w:val="MSGENFONTSTYLENAMETEMPLATEROLENUMBERMSGENFONTSTYLENAMEBYROLETEXT2"/>
-          <w:rFonts w:ascii="Tahoma" w:hAnsi="Tahoma" w:cs="Tahoma"/>
+          <w:rFonts w:ascii="Tahoma" w:hAnsi="Tahoma"/>
           <w:color w:val="000000"/>
           <w:sz w:val="22"/>
           <w:szCs w:val="22"/>
@@ -926,7 +926,7 @@
       <w:r>
         <w:rPr>
           <w:rStyle w:val="MSGENFONTSTYLENAMETEMPLATEROLENUMBERMSGENFONTSTYLENAMEBYROLETEXT2"/>
-          <w:rFonts w:ascii="Tahoma" w:hAnsi="Tahoma" w:cs="Tahoma"/>
+          <w:rFonts w:ascii="Tahoma" w:hAnsi="Tahoma"/>
           <w:color w:val="000000"/>
           <w:sz w:val="22"/>
           <w:szCs w:val="22"/>
@@ -936,7 +936,7 @@
       <w:r>
         <w:rPr>
           <w:rStyle w:val="MSGENFONTSTYLENAMETEMPLATEROLENUMBERMSGENFONTSTYLENAMEBYROLETEXT2"/>
-          <w:rFonts w:ascii="Tahoma" w:hAnsi="Tahoma" w:cs="Tahoma"/>
+          <w:rFonts w:ascii="Tahoma" w:hAnsi="Tahoma"/>
           <w:color w:val="000000"/>
           <w:sz w:val="22"/>
           <w:szCs w:val="22"/>
@@ -947,7 +947,7 @@
       <w:r>
         <w:rPr>
           <w:rStyle w:val="MSGENFONTSTYLENAMETEMPLATEROLENUMBERMSGENFONTSTYLENAMEBYROLETEXT2"/>
-          <w:rFonts w:ascii="Tahoma" w:hAnsi="Tahoma" w:cs="Tahoma"/>
+          <w:rFonts w:ascii="Tahoma" w:hAnsi="Tahoma"/>
           <w:color w:val="000000"/>
           <w:sz w:val="22"/>
           <w:szCs w:val="22"/>
@@ -957,7 +957,7 @@
       <w:r>
         <w:rPr>
           <w:rStyle w:val="MSGENFONTSTYLENAMETEMPLATEROLENUMBERMSGENFONTSTYLENAMEBYROLETEXT2"/>
-          <w:rFonts w:ascii="Tahoma" w:hAnsi="Tahoma" w:cs="Tahoma"/>
+          <w:rFonts w:ascii="Tahoma" w:hAnsi="Tahoma"/>
           <w:color w:val="000000"/>
           <w:sz w:val="22"/>
           <w:szCs w:val="22"/>
@@ -968,7 +968,7 @@
       <w:r>
         <w:rPr>
           <w:rStyle w:val="MSGENFONTSTYLENAMETEMPLATEROLENUMBERMSGENFONTSTYLENAMEBYROLETEXT2"/>
-          <w:rFonts w:ascii="Tahoma" w:hAnsi="Tahoma" w:cs="Tahoma"/>
+          <w:rFonts w:ascii="Tahoma" w:hAnsi="Tahoma"/>
           <w:color w:val="000000"/>
           <w:sz w:val="22"/>
           <w:szCs w:val="22"/>
@@ -978,7 +978,7 @@
       <w:r>
         <w:rPr>
           <w:rStyle w:val="MSGENFONTSTYLENAMETEMPLATEROLENUMBERMSGENFONTSTYLENAMEBYROLETEXT2"/>
-          <w:rFonts w:ascii="Tahoma" w:hAnsi="Tahoma" w:cs="Tahoma"/>
+          <w:rFonts w:ascii="Tahoma" w:hAnsi="Tahoma"/>
           <w:color w:val="000000"/>
           <w:sz w:val="22"/>
           <w:szCs w:val="22"/>
@@ -989,7 +989,7 @@
       <w:r>
         <w:rPr>
           <w:rStyle w:val="MSGENFONTSTYLENAMETEMPLATEROLENUMBERMSGENFONTSTYLENAMEBYROLETEXT2"/>
-          <w:rFonts w:ascii="Tahoma" w:hAnsi="Tahoma" w:cs="Tahoma"/>
+          <w:rFonts w:ascii="Tahoma" w:hAnsi="Tahoma"/>
           <w:color w:val="000000"/>
           <w:sz w:val="22"/>
           <w:szCs w:val="22"/>
@@ -999,7 +999,7 @@
       <w:r>
         <w:rPr>
           <w:rStyle w:val="MSGENFONTSTYLENAMETEMPLATEROLENUMBERMSGENFONTSTYLENAMEBYROLETEXT2"/>
-          <w:rFonts w:ascii="Tahoma" w:hAnsi="Tahoma" w:cs="Tahoma"/>
+          <w:rFonts w:ascii="Tahoma" w:hAnsi="Tahoma"/>
           <w:color w:val="000000"/>
           <w:sz w:val="22"/>
           <w:szCs w:val="22"/>
@@ -1010,7 +1010,7 @@
       <w:r>
         <w:rPr>
           <w:rStyle w:val="MSGENFONTSTYLENAMETEMPLATEROLENUMBERMSGENFONTSTYLENAMEBYROLETEXT2"/>
-          <w:rFonts w:ascii="Tahoma" w:hAnsi="Tahoma" w:cs="Tahoma"/>
+          <w:rFonts w:ascii="Tahoma" w:hAnsi="Tahoma"/>
           <w:color w:val="000000"/>
           <w:sz w:val="22"/>
           <w:szCs w:val="22"/>
@@ -1020,7 +1020,7 @@
       <w:r>
         <w:rPr>
           <w:rStyle w:val="MSGENFONTSTYLENAMETEMPLATEROLENUMBERMSGENFONTSTYLENAMEBYROLETEXT2"/>
-          <w:rFonts w:ascii="Tahoma" w:hAnsi="Tahoma" w:cs="Tahoma"/>
+          <w:rFonts w:ascii="Tahoma" w:hAnsi="Tahoma"/>
           <w:color w:val="000000"/>
           <w:sz w:val="22"/>
           <w:szCs w:val="22"/>
@@ -1031,7 +1031,7 @@
       <w:r>
         <w:rPr>
           <w:rStyle w:val="MSGENFONTSTYLENAMETEMPLATEROLENUMBERMSGENFONTSTYLENAMEBYROLETEXT2"/>
-          <w:rFonts w:ascii="Tahoma" w:hAnsi="Tahoma" w:cs="Tahoma"/>
+          <w:rFonts w:ascii="Tahoma" w:hAnsi="Tahoma"/>
           <w:color w:val="000000"/>
           <w:sz w:val="22"/>
           <w:szCs w:val="22"/>
@@ -1041,7 +1041,7 @@
       <w:r>
         <w:rPr>
           <w:rStyle w:val="MSGENFONTSTYLENAMETEMPLATEROLENUMBERMSGENFONTSTYLENAMEBYROLETEXT2"/>
-          <w:rFonts w:ascii="Tahoma" w:hAnsi="Tahoma" w:cs="Tahoma"/>
+          <w:rFonts w:ascii="Tahoma" w:hAnsi="Tahoma"/>
           <w:color w:val="000000"/>
           <w:sz w:val="22"/>
           <w:szCs w:val="22"/>
@@ -1051,7 +1051,7 @@
       </w:r>
       <w:r>
         <w:rPr>
-          <w:rFonts w:ascii="Tahoma" w:hAnsi="Tahoma" w:cs="Tahoma"/>
+          <w:rFonts w:ascii="Tahoma" w:hAnsi="Tahoma"/>
           <w:color w:val="000000"/>
           <w:sz w:val="22"/>
           <w:szCs w:val="22"/>
@@ -1061,7 +1061,7 @@
       </w:r>
       <w:r>
         <w:rPr>
-          <w:rFonts w:ascii="Tahoma" w:hAnsi="Tahoma" w:cs="Tahoma"/>
+          <w:rFonts w:ascii="Tahoma" w:hAnsi="Tahoma"/>
           <w:color w:val="000000"/>
           <w:sz w:val="22"/>
           <w:szCs w:val="22"/>
@@ -1072,7 +1072,7 @@
       <w:r>
         <w:rPr>
           <w:rStyle w:val="MSGENFONTSTYLENAMETEMPLATEROLENUMBERMSGENFONTSTYLENAMEBYROLETEXT2"/>
-          <w:rFonts w:ascii="Tahoma" w:hAnsi="Tahoma" w:cs="Tahoma"/>
+          <w:rFonts w:ascii="Tahoma" w:hAnsi="Tahoma"/>
           <w:sz w:val="22"/>
           <w:szCs w:val="22"/>
         </w:rPr>
@@ -1081,7 +1081,7 @@
       <w:r>
         <w:rPr>
           <w:rStyle w:val="MSGENFONTSTYLENAMETEMPLATEROLENUMBERMSGENFONTSTYLENAMEBYROLETEXT2"/>
-          <w:rFonts w:ascii="Tahoma" w:hAnsi="Tahoma" w:cs="Tahoma"/>
+          <w:rFonts w:ascii="Tahoma" w:hAnsi="Tahoma"/>
           <w:color w:val="000000"/>
           <w:sz w:val="22"/>
           <w:szCs w:val="22"/>
@@ -1091,7 +1091,7 @@
       <w:r>
         <w:rPr>
           <w:rStyle w:val="MSGENFONTSTYLENAMETEMPLATEROLENUMBERMSGENFONTSTYLENAMEBYROLETEXT2"/>
-          <w:rFonts w:ascii="Tahoma" w:hAnsi="Tahoma" w:cs="Tahoma"/>
+          <w:rFonts w:ascii="Tahoma" w:hAnsi="Tahoma"/>
           <w:color w:val="000000"/>
           <w:sz w:val="22"/>
           <w:szCs w:val="22"/>
@@ -1101,7 +1101,7 @@
       </w:r>
       <w:r>
         <w:rPr>
-          <w:rFonts w:ascii="Tahoma" w:hAnsi="Tahoma" w:cs="Tahoma"/>
+          <w:rFonts w:ascii="Tahoma" w:hAnsi="Tahoma"/>
           <w:color w:val="000000"/>
           <w:sz w:val="22"/>
           <w:szCs w:val="22"/>
@@ -1112,7 +1112,7 @@
       <w:r>
         <w:rPr>
           <w:rStyle w:val="MSGENFONTSTYLENAMETEMPLATEROLENUMBERMSGENFONTSTYLENAMEBYROLETEXT2"/>
-          <w:rFonts w:ascii="Tahoma" w:hAnsi="Tahoma" w:cs="Tahoma"/>
+          <w:rFonts w:ascii="Tahoma" w:hAnsi="Tahoma"/>
           <w:color w:val="000000"/>
           <w:sz w:val="22"/>
           <w:szCs w:val="22"/>
@@ -1122,7 +1122,7 @@
       <w:r>
         <w:rPr>
           <w:rStyle w:val="MSGENFONTSTYLENAMETEMPLATEROLENUMBERMSGENFONTSTYLENAMEBYROLETEXT2"/>
-          <w:rFonts w:ascii="Tahoma" w:hAnsi="Tahoma" w:cs="Tahoma"/>
+          <w:rFonts w:ascii="Tahoma" w:hAnsi="Tahoma"/>
           <w:color w:val="000000"/>
           <w:sz w:val="22"/>
           <w:szCs w:val="22"/>
@@ -1133,7 +1133,7 @@
       <w:r>
         <w:rPr>
           <w:rStyle w:val="MSGENFONTSTYLENAMETEMPLATEROLENUMBERMSGENFONTSTYLENAMEBYROLETEXT2"/>
-          <w:rFonts w:ascii="Tahoma" w:hAnsi="Tahoma" w:cs="Tahoma"/>
+          <w:rFonts w:ascii="Tahoma" w:hAnsi="Tahoma"/>
           <w:color w:val="000000"/>
           <w:sz w:val="22"/>
           <w:szCs w:val="22"/>
@@ -1143,7 +1143,7 @@
       <w:r>
         <w:rPr>
           <w:rStyle w:val="MSGENFONTSTYLENAMETEMPLATEROLENUMBERMSGENFONTSTYLENAMEBYROLETEXT2"/>
-          <w:rFonts w:ascii="Tahoma" w:hAnsi="Tahoma" w:cs="Tahoma"/>
+          <w:rFonts w:ascii="Tahoma" w:hAnsi="Tahoma"/>
           <w:color w:val="000000"/>
           <w:sz w:val="22"/>
           <w:szCs w:val="22"/>
@@ -1153,7 +1153,7 @@
       </w:r>
       <w:r>
         <w:rPr>
-          <w:rFonts w:ascii="Tahoma" w:hAnsi="Tahoma" w:cs="Tahoma"/>
+          <w:rFonts w:ascii="Tahoma" w:hAnsi="Tahoma"/>
           <w:color w:val="000000"/>
           <w:sz w:val="22"/>
           <w:szCs w:val="22"/>
@@ -1174,7 +1174,7 @@
         <w:ind w:left="142" w:right="10"/>
         <w:jc w:val="both"/>
         <w:rPr>
-          <w:rFonts w:ascii="Tahoma" w:hAnsi="Tahoma" w:cs="Tahoma"/>
+          <w:rFonts w:ascii="Tahoma" w:hAnsi="Tahoma"/>
           <w:color w:val="000000"/>
           <w:sz w:val="22"/>
           <w:szCs w:val="22"/>
@@ -1185,7 +1185,7 @@
       <w:r>
         <w:rPr>
           <w:rStyle w:val="MSGENFONTSTYLENAMETEMPLATEROLENUMBERMSGENFONTSTYLENAMEBYROLETEXT2"/>
-          <w:rFonts w:ascii="Tahoma" w:hAnsi="Tahoma" w:cs="Tahoma"/>
+          <w:rFonts w:ascii="Tahoma" w:hAnsi="Tahoma"/>
           <w:color w:val="000000"/>
           <w:sz w:val="22"/>
           <w:szCs w:val="22"/>
@@ -1195,7 +1195,7 @@
       <w:r>
         <w:rPr>
           <w:rStyle w:val="MSGENFONTSTYLENAMETEMPLATEROLENUMBERMSGENFONTSTYLENAMEBYROLETEXT2"/>
-          <w:rFonts w:ascii="Tahoma" w:hAnsi="Tahoma" w:cs="Tahoma"/>
+          <w:rFonts w:ascii="Tahoma" w:hAnsi="Tahoma"/>
           <w:color w:val="000000"/>
           <w:sz w:val="22"/>
           <w:szCs w:val="22"/>
@@ -1206,7 +1206,7 @@
       <w:r>
         <w:rPr>
           <w:rStyle w:val="MSGENFONTSTYLENAMETEMPLATEROLENUMBERMSGENFONTSTYLENAMEBYROLETEXT2"/>
-          <w:rFonts w:ascii="Tahoma" w:hAnsi="Tahoma" w:cs="Tahoma"/>
+          <w:rFonts w:ascii="Tahoma" w:hAnsi="Tahoma"/>
           <w:color w:val="000000"/>
           <w:sz w:val="22"/>
           <w:szCs w:val="22"/>
@@ -1216,7 +1216,7 @@
       <w:r>
         <w:rPr>
           <w:rStyle w:val="MSGENFONTSTYLENAMETEMPLATEROLENUMBERMSGENFONTSTYLENAMEBYROLETEXT2"/>
-          <w:rFonts w:ascii="Tahoma" w:hAnsi="Tahoma" w:cs="Tahoma"/>
+          <w:rFonts w:ascii="Tahoma" w:hAnsi="Tahoma"/>
           <w:color w:val="000000"/>
           <w:sz w:val="22"/>
           <w:szCs w:val="22"/>
@@ -1227,7 +1227,7 @@
       <w:r>
         <w:rPr>
           <w:rStyle w:val="MSGENFONTSTYLENAMETEMPLATEROLENUMBERMSGENFONTSTYLENAMEBYROLETEXT2"/>
-          <w:rFonts w:ascii="Tahoma" w:hAnsi="Tahoma" w:cs="Tahoma"/>
+          <w:rFonts w:ascii="Tahoma" w:hAnsi="Tahoma"/>
           <w:color w:val="000000"/>
           <w:sz w:val="22"/>
           <w:szCs w:val="22"/>
@@ -1236,7 +1236,7 @@
       </w:r>
       <w:r>
         <w:rPr>
-          <w:rFonts w:ascii="Tahoma" w:hAnsi="Tahoma" w:cs="Tahoma"/>
+          <w:rFonts w:ascii="Tahoma" w:hAnsi="Tahoma"/>
           <w:color w:val="000000"/>
           <w:sz w:val="22"/>
           <w:szCs w:val="22"/>
@@ -1247,7 +1247,7 @@
       </w:r>
       <w:r>
         <w:rPr>
-          <w:rFonts w:ascii="Tahoma" w:hAnsi="Tahoma" w:cs="Tahoma"/>
+          <w:rFonts w:ascii="Tahoma" w:hAnsi="Tahoma"/>
           <w:noProof/>
           <w:sz w:val="22"/>
           <w:szCs w:val="22"/>
@@ -1266,7 +1266,7 @@
         <w:jc w:val="both"/>
         <w:rPr>
           <w:rStyle w:val="MSGENFONTSTYLENAMETEMPLATEROLENUMBERMSGENFONTSTYLENAMEBYROLETEXT2"/>
-          <w:rFonts w:ascii="Tahoma" w:hAnsi="Tahoma" w:cs="Tahoma"/>
+          <w:rFonts w:ascii="Tahoma" w:hAnsi="Tahoma"/>
           <w:color w:val="000000"/>
           <w:sz w:val="22"/>
           <w:szCs w:val="22"/>
@@ -1276,7 +1276,7 @@
       <w:r>
         <w:rPr>
           <w:rStyle w:val="MSGENFONTSTYLENAMETEMPLATEROLENUMBERMSGENFONTSTYLENAMEBYROLETEXT2"/>
-          <w:rFonts w:ascii="Tahoma" w:hAnsi="Tahoma" w:cs="Tahoma"/>
+          <w:rFonts w:ascii="Tahoma" w:hAnsi="Tahoma"/>
           <w:color w:val="000000"/>
           <w:sz w:val="22"/>
           <w:szCs w:val="22"/>
@@ -1292,7 +1292,7 @@
         <w:ind w:left="142" w:right="187"/>
         <w:jc w:val="both"/>
         <w:rPr>
-          <w:rFonts w:ascii="Tahoma" w:hAnsi="Tahoma" w:cs="Tahoma"/>
+          <w:rFonts w:ascii="Tahoma" w:hAnsi="Tahoma"/>
           <w:sz w:val="22"/>
           <w:szCs w:val="22"/>
           <w:lang w:val="en-US"/>
@@ -1307,7 +1307,7 @@
         <w:ind w:left="142" w:right="187"/>
         <w:rPr>
           <w:rStyle w:val="MSGENFONTSTYLENAMETEMPLATEROLENUMBERMSGENFONTSTYLENAMEBYROLETEXT3"/>
-          <w:rFonts w:ascii="Tahoma" w:hAnsi="Tahoma" w:cs="Tahoma"/>
+          <w:rFonts w:ascii="Tahoma" w:hAnsi="Tahoma"/>
           <w:b/>
           <w:bCs/>
           <w:i/>
@@ -1323,7 +1323,7 @@
       <w:r>
         <w:rPr>
           <w:rStyle w:val="MSGENFONTSTYLENAMETEMPLATEROLENUMBERMSGENFONTSTYLENAMEBYROLETEXT3"/>
-          <w:rFonts w:ascii="Tahoma" w:hAnsi="Tahoma" w:cs="Tahoma"/>
+          <w:rFonts w:ascii="Tahoma" w:hAnsi="Tahoma"/>
           <w:b/>
           <w:bCs/>
           <w:i/>
@@ -1337,7 +1337,7 @@
       </w:r>
       <w:r>
         <w:rPr>
-          <w:rFonts w:ascii="Tahoma" w:hAnsi="Tahoma" w:cs="Tahoma"/>
+          <w:rFonts w:ascii="Tahoma" w:hAnsi="Tahoma"/>
           <w:sz w:val="22"/>
           <w:szCs w:val="22"/>
           <w:lang w:val="sv-SE"/>
@@ -1347,7 +1347,7 @@
       <w:r>
         <w:rPr>
           <w:rStyle w:val="MSGENFONTSTYLENAMETEMPLATEROLENUMBERMSGENFONTSTYLENAMEBYROLETEXT3"/>
-          <w:rFonts w:ascii="Tahoma" w:hAnsi="Tahoma" w:cs="Tahoma"/>
+          <w:rFonts w:ascii="Tahoma" w:hAnsi="Tahoma"/>
           <w:b/>
           <w:bCs/>
           <w:i/>
@@ -1363,7 +1363,7 @@
       <w:r>
         <w:rPr>
           <w:rStyle w:val="MSGENFONTSTYLENAMETEMPLATEROLENUMBERMSGENFONTSTYLENAMEBYROLETEXT3"/>
-          <w:rFonts w:ascii="Tahoma" w:hAnsi="Tahoma" w:cs="Tahoma"/>
+          <w:rFonts w:ascii="Tahoma" w:hAnsi="Tahoma"/>
           <w:b/>
           <w:bCs/>
           <w:i/>
@@ -1378,7 +1378,7 @@
       <w:r>
         <w:rPr>
           <w:rStyle w:val="MSGENFONTSTYLENAMETEMPLATEROLENUMBERMSGENFONTSTYLENAMEBYROLETEXT3"/>
-          <w:rFonts w:ascii="Tahoma" w:hAnsi="Tahoma" w:cs="Tahoma"/>
+          <w:rFonts w:ascii="Tahoma" w:hAnsi="Tahoma"/>
           <w:b/>
           <w:bCs/>
           <w:color w:val="000000"/>
@@ -1397,7 +1397,7 @@
         <w:ind w:left="142" w:right="187"/>
         <w:rPr>
           <w:rStyle w:val="MSGENFONTSTYLENAMETEMPLATEROLENUMBERMSGENFONTSTYLENAMEBYROLETEXT3"/>
-          <w:rFonts w:ascii="Tahoma" w:hAnsi="Tahoma" w:cs="Tahoma"/>
+          <w:rFonts w:ascii="Tahoma" w:hAnsi="Tahoma"/>
           <w:b/>
           <w:bCs/>
           <w:i/>
@@ -1417,7 +1417,7 @@
         <w:ind w:left="142" w:right="187"/>
         <w:rPr>
           <w:rStyle w:val="MSGENFONTSTYLENAMETEMPLATEROLENUMBERMSGENFONTSTYLENAMEBYROLETEXT3"/>
-          <w:rFonts w:ascii="Tahoma" w:hAnsi="Tahoma" w:cs="Tahoma"/>
+          <w:rFonts w:ascii="Tahoma" w:hAnsi="Tahoma"/>
           <w:b/>
           <w:bCs/>
           <w:i/>
@@ -1431,7 +1431,7 @@
       <w:r>
         <w:rPr>
           <w:rStyle w:val="MSGENFONTSTYLENAMETEMPLATEROLENUMBERMSGENFONTSTYLENAMEBYROLETEXT3"/>
-          <w:rFonts w:ascii="Tahoma" w:hAnsi="Tahoma" w:cs="Tahoma"/>
+          <w:rFonts w:ascii="Tahoma" w:hAnsi="Tahoma"/>
           <w:b/>
           <w:bCs/>
           <w:i/>
@@ -1446,7 +1446,7 @@
       <w:r>
         <w:rPr>
           <w:rStyle w:val="MSGENFONTSTYLENAMETEMPLATEROLENUMBERMSGENFONTSTYLENAMEBYROLETEXT3"/>
-          <w:rFonts w:ascii="Tahoma" w:hAnsi="Tahoma" w:cs="Tahoma"/>
+          <w:rFonts w:ascii="Tahoma" w:hAnsi="Tahoma"/>
           <w:b/>
           <w:bCs/>
           <w:i/>
@@ -1460,7 +1460,7 @@
       <w:r>
         <w:rPr>
           <w:rStyle w:val="MSGENFONTSTYLENAMETEMPLATEROLENUMBERMSGENFONTSTYLENAMEBYROLETEXT3"/>
-          <w:rFonts w:ascii="Tahoma" w:hAnsi="Tahoma" w:cs="Tahoma"/>
+          <w:rFonts w:ascii="Tahoma" w:hAnsi="Tahoma"/>
           <w:b/>
           <w:bCs/>
           <w:i/>
@@ -1475,7 +1475,7 @@
       <w:r>
         <w:rPr>
           <w:rStyle w:val="MSGENFONTSTYLENAMETEMPLATEROLENUMBERMSGENFONTSTYLENAMEBYROLETEXT3"/>
-          <w:rFonts w:ascii="Tahoma" w:hAnsi="Tahoma" w:cs="Tahoma"/>
+          <w:rFonts w:ascii="Tahoma" w:hAnsi="Tahoma"/>
           <w:b/>
           <w:bCs/>
           <w:i/>
@@ -1489,7 +1489,7 @@
       <w:r>
         <w:rPr>
           <w:rStyle w:val="MSGENFONTSTYLENAMETEMPLATEROLENUMBERMSGENFONTSTYLENAMEBYROLETEXT3"/>
-          <w:rFonts w:ascii="Tahoma" w:hAnsi="Tahoma" w:cs="Tahoma"/>
+          <w:rFonts w:ascii="Tahoma" w:hAnsi="Tahoma"/>
           <w:b/>
           <w:bCs/>
           <w:i/>
@@ -1504,7 +1504,7 @@
       <w:r>
         <w:rPr>
           <w:rStyle w:val="MSGENFONTSTYLENAMETEMPLATEROLENUMBERMSGENFONTSTYLENAMEBYROLETEXT3"/>
-          <w:rFonts w:ascii="Tahoma" w:hAnsi="Tahoma" w:cs="Tahoma"/>
+          <w:rFonts w:ascii="Tahoma" w:hAnsi="Tahoma"/>
           <w:b/>
           <w:bCs/>
           <w:i/>
@@ -1523,7 +1523,7 @@
         <w:spacing w:before="0" w:after="0" w:line="240" w:lineRule="auto"/>
         <w:ind w:left="142" w:right="187"/>
         <w:rPr>
-          <w:rFonts w:ascii="Tahoma" w:hAnsi="Tahoma" w:cs="Tahoma"/>
+          <w:rFonts w:ascii="Tahoma" w:hAnsi="Tahoma"/>
           <w:sz w:val="16"/>
           <w:szCs w:val="16"/>
           <w:lang w:val="en-US"/>
@@ -1538,7 +1538,7 @@
         <w:ind w:left="142" w:right="187"/>
         <w:rPr>
           <w:rStyle w:val="MSGENFONTSTYLENAMETEMPLATEROLENUMBERMSGENFONTSTYLENAMEBYROLETEXT3"/>
-          <w:rFonts w:ascii="Tahoma" w:hAnsi="Tahoma" w:cs="Tahoma"/>
+          <w:rFonts w:ascii="Tahoma" w:hAnsi="Tahoma"/>
           <w:b/>
           <w:bCs/>
           <w:i/>
@@ -1552,7 +1552,7 @@
       <w:r>
         <w:rPr>
           <w:rStyle w:val="MSGENFONTSTYLENAMETEMPLATEROLENUMBERMSGENFONTSTYLENAMEBYROLETEXT3"/>
-          <w:rFonts w:ascii="Tahoma" w:hAnsi="Tahoma" w:cs="Tahoma"/>
+          <w:rFonts w:ascii="Tahoma" w:hAnsi="Tahoma"/>
           <w:b/>
           <w:bCs/>
           <w:i/>
@@ -1566,7 +1566,7 @@
       <w:r>
         <w:rPr>
           <w:rStyle w:val="MSGENFONTSTYLENAMETEMPLATEROLENUMBERMSGENFONTSTYLENAMEBYROLETEXT3"/>
-          <w:rFonts w:ascii="Tahoma" w:hAnsi="Tahoma" w:cs="Tahoma"/>
+          <w:rFonts w:ascii="Tahoma" w:hAnsi="Tahoma"/>
           <w:b/>
           <w:bCs/>
           <w:i/>
@@ -1581,7 +1581,7 @@
       <w:r>
         <w:rPr>
           <w:rStyle w:val="MSGENFONTSTYLENAMETEMPLATEROLENUMBERMSGENFONTSTYLENAMEBYROLETEXT3"/>
-          <w:rFonts w:ascii="Tahoma" w:hAnsi="Tahoma" w:cs="Tahoma"/>
+          <w:rFonts w:ascii="Tahoma" w:hAnsi="Tahoma"/>
           <w:b/>
           <w:bCs/>
           <w:i/>
@@ -1595,7 +1595,7 @@
       <w:r>
         <w:rPr>
           <w:rStyle w:val="MSGENFONTSTYLENAMETEMPLATEROLENUMBERMSGENFONTSTYLENAMEBYROLETEXT3"/>
-          <w:rFonts w:ascii="Tahoma" w:hAnsi="Tahoma" w:cs="Tahoma"/>
+          <w:rFonts w:ascii="Tahoma" w:hAnsi="Tahoma"/>
           <w:b/>
           <w:bCs/>
           <w:i/>
@@ -1610,7 +1610,7 @@
       <w:r>
         <w:rPr>
           <w:rStyle w:val="MSGENFONTSTYLENAMETEMPLATEROLENUMBERMSGENFONTSTYLENAMEBYROLETEXT3"/>
-          <w:rFonts w:ascii="Tahoma" w:hAnsi="Tahoma" w:cs="Tahoma"/>
+          <w:rFonts w:ascii="Tahoma" w:hAnsi="Tahoma"/>
           <w:b/>
           <w:bCs/>
           <w:i/>
@@ -1624,7 +1624,7 @@
       <w:r>
         <w:rPr>
           <w:rStyle w:val="MSGENFONTSTYLENAMETEMPLATEROLENUMBERMSGENFONTSTYLENAMEBYROLETEXT3"/>
-          <w:rFonts w:ascii="Tahoma" w:hAnsi="Tahoma" w:cs="Tahoma"/>
+          <w:rFonts w:ascii="Tahoma" w:hAnsi="Tahoma"/>
           <w:b/>
           <w:bCs/>
           <w:i/>
@@ -1639,7 +1639,7 @@
       <w:r>
         <w:rPr>
           <w:rStyle w:val="MSGENFONTSTYLENAMETEMPLATEROLENUMBERMSGENFONTSTYLENAMEBYROLETEXT3"/>
-          <w:rFonts w:ascii="Tahoma" w:hAnsi="Tahoma" w:cs="Tahoma"/>
+          <w:rFonts w:ascii="Tahoma" w:hAnsi="Tahoma"/>
           <w:b/>
           <w:bCs/>
           <w:i/>
@@ -1653,7 +1653,7 @@
       <w:r>
         <w:rPr>
           <w:rStyle w:val="MSGENFONTSTYLENAMETEMPLATEROLENUMBERMSGENFONTSTYLENAMEBYROLETEXT3"/>
-          <w:rFonts w:ascii="Tahoma" w:hAnsi="Tahoma" w:cs="Tahoma"/>
+          <w:rFonts w:ascii="Tahoma" w:hAnsi="Tahoma"/>
           <w:b/>
           <w:bCs/>
           <w:i/>
@@ -1668,7 +1668,7 @@
       <w:r>
         <w:rPr>
           <w:rStyle w:val="MSGENFONTSTYLENAMETEMPLATEROLENUMBERMSGENFONTSTYLENAMEBYROLETEXT3"/>
-          <w:rFonts w:ascii="Tahoma" w:hAnsi="Tahoma" w:cs="Tahoma"/>
+          <w:rFonts w:ascii="Tahoma" w:hAnsi="Tahoma"/>
           <w:b/>
           <w:bCs/>
           <w:i/>
@@ -1687,7 +1687,7 @@
         <w:spacing w:before="0" w:after="0" w:line="240" w:lineRule="auto"/>
         <w:ind w:left="142" w:right="187"/>
         <w:rPr>
-          <w:rFonts w:ascii="Tahoma" w:hAnsi="Tahoma" w:cs="Tahoma"/>
+          <w:rFonts w:ascii="Tahoma" w:hAnsi="Tahoma"/>
           <w:sz w:val="16"/>
           <w:szCs w:val="16"/>
           <w:lang w:val="en-US"/>
@@ -1702,7 +1702,7 @@
         <w:ind w:left="142" w:right="187"/>
         <w:rPr>
           <w:rStyle w:val="MSGENFONTSTYLENAMETEMPLATEROLENUMBERMSGENFONTSTYLENAMEBYROLETEXT3"/>
-          <w:rFonts w:ascii="Tahoma" w:hAnsi="Tahoma" w:cs="Tahoma"/>
+          <w:rFonts w:ascii="Tahoma" w:hAnsi="Tahoma"/>
           <w:b/>
           <w:bCs/>
           <w:i/>
@@ -1716,7 +1716,7 @@
       <w:r>
         <w:rPr>
           <w:rStyle w:val="MSGENFONTSTYLENAMETEMPLATEROLENUMBERMSGENFONTSTYLENAMEBYROLETEXT3"/>
-          <w:rFonts w:ascii="Tahoma" w:hAnsi="Tahoma" w:cs="Tahoma"/>
+          <w:rFonts w:ascii="Tahoma" w:hAnsi="Tahoma"/>
           <w:b/>
           <w:bCs/>
           <w:i/>
@@ -1730,7 +1730,7 @@
       <w:r>
         <w:rPr>
           <w:rStyle w:val="MSGENFONTSTYLENAMETEMPLATEROLENUMBERMSGENFONTSTYLENAMEBYROLETEXT3"/>
-          <w:rFonts w:ascii="Tahoma" w:hAnsi="Tahoma" w:cs="Tahoma"/>
+          <w:rFonts w:ascii="Tahoma" w:hAnsi="Tahoma"/>
           <w:b/>
           <w:bCs/>
           <w:i/>
@@ -1745,7 +1745,7 @@
       <w:r>
         <w:rPr>
           <w:rStyle w:val="MSGENFONTSTYLENAMETEMPLATEROLENUMBERMSGENFONTSTYLENAMEBYROLETEXT3"/>
-          <w:rFonts w:ascii="Tahoma" w:hAnsi="Tahoma" w:cs="Tahoma"/>
+          <w:rFonts w:ascii="Tahoma" w:hAnsi="Tahoma"/>
           <w:b/>
           <w:bCs/>
           <w:i/>
@@ -1759,7 +1759,7 @@
       <w:r>
         <w:rPr>
           <w:rStyle w:val="MSGENFONTSTYLENAMETEMPLATEROLENUMBERMSGENFONTSTYLENAMEBYROLETEXT3"/>
-          <w:rFonts w:ascii="Tahoma" w:hAnsi="Tahoma" w:cs="Tahoma"/>
+          <w:rFonts w:ascii="Tahoma" w:hAnsi="Tahoma"/>
           <w:b/>
           <w:bCs/>
           <w:i/>
@@ -1774,7 +1774,7 @@
       <w:r>
         <w:rPr>
           <w:rStyle w:val="MSGENFONTSTYLENAMETEMPLATEROLENUMBERMSGENFONTSTYLENAMEBYROLETEXT3"/>
-          <w:rFonts w:ascii="Tahoma" w:hAnsi="Tahoma" w:cs="Tahoma"/>
+          <w:rFonts w:ascii="Tahoma" w:hAnsi="Tahoma"/>
           <w:b/>
           <w:bCs/>
           <w:i/>
@@ -1788,7 +1788,7 @@
       <w:r>
         <w:rPr>
           <w:rStyle w:val="MSGENFONTSTYLENAMETEMPLATEROLENUMBERMSGENFONTSTYLENAMEBYROLETEXT3"/>
-          <w:rFonts w:ascii="Tahoma" w:hAnsi="Tahoma" w:cs="Tahoma"/>
+          <w:rFonts w:ascii="Tahoma" w:hAnsi="Tahoma"/>
           <w:b/>
           <w:bCs/>
           <w:i/>
@@ -1803,7 +1803,7 @@
       <w:r>
         <w:rPr>
           <w:rStyle w:val="MSGENFONTSTYLENAMETEMPLATEROLENUMBERMSGENFONTSTYLENAMEBYROLETEXT3"/>
-          <w:rFonts w:ascii="Tahoma" w:hAnsi="Tahoma" w:cs="Tahoma"/>
+          <w:rFonts w:ascii="Tahoma" w:hAnsi="Tahoma"/>
           <w:b/>
           <w:bCs/>
           <w:i/>
@@ -1822,7 +1822,7 @@
         <w:spacing w:before="0" w:after="0" w:line="240" w:lineRule="auto"/>
         <w:ind w:left="142" w:right="187"/>
         <w:rPr>
-          <w:rFonts w:ascii="Tahoma" w:hAnsi="Tahoma" w:cs="Tahoma"/>
+          <w:rFonts w:ascii="Tahoma" w:hAnsi="Tahoma"/>
           <w:sz w:val="16"/>
           <w:szCs w:val="16"/>
           <w:lang w:val="en-US"/>
@@ -1837,7 +1837,7 @@
         <w:ind w:left="142" w:right="187"/>
         <w:rPr>
           <w:rStyle w:val="MSGENFONTSTYLENAMETEMPLATEROLENUMBERMSGENFONTSTYLENAMEBYROLETEXT3"/>
-          <w:rFonts w:ascii="Tahoma" w:hAnsi="Tahoma" w:cs="Tahoma"/>
+          <w:rFonts w:ascii="Tahoma" w:hAnsi="Tahoma"/>
           <w:b/>
           <w:bCs/>
           <w:i/>
@@ -1851,7 +1851,7 @@
       <w:r>
         <w:rPr>
           <w:rStyle w:val="MSGENFONTSTYLENAMETEMPLATEROLENUMBERMSGENFONTSTYLENAMEBYROLETEXT3"/>
-          <w:rFonts w:ascii="Tahoma" w:hAnsi="Tahoma" w:cs="Tahoma"/>
+          <w:rFonts w:ascii="Tahoma" w:hAnsi="Tahoma"/>
           <w:b/>
           <w:bCs/>
           <w:i/>
@@ -1870,7 +1870,7 @@
         <w:spacing w:before="0" w:after="0" w:line="240" w:lineRule="auto"/>
         <w:ind w:left="142" w:right="187"/>
         <w:rPr>
-          <w:rFonts w:ascii="Tahoma" w:hAnsi="Tahoma" w:cs="Tahoma"/>
+          <w:rFonts w:ascii="Tahoma" w:hAnsi="Tahoma"/>
           <w:sz w:val="16"/>
           <w:szCs w:val="16"/>
           <w:lang w:val="en-US"/>
@@ -1885,7 +1885,7 @@
         <w:ind w:left="142" w:right="187"/>
         <w:rPr>
           <w:rStyle w:val="MSGENFONTSTYLENAMETEMPLATEROLENUMBERMSGENFONTSTYLENAMEBYROLETEXT3"/>
-          <w:rFonts w:ascii="Tahoma" w:hAnsi="Tahoma" w:cs="Tahoma"/>
+          <w:rFonts w:ascii="Tahoma" w:hAnsi="Tahoma"/>
           <w:b/>
           <w:bCs/>
           <w:i/>
@@ -1899,7 +1899,7 @@
       <w:r>
         <w:rPr>
           <w:rStyle w:val="MSGENFONTSTYLENAMETEMPLATEROLENUMBERMSGENFONTSTYLENAMEBYROLETEXT3"/>
-          <w:rFonts w:ascii="Tahoma" w:hAnsi="Tahoma" w:cs="Tahoma"/>
+          <w:rFonts w:ascii="Tahoma" w:hAnsi="Tahoma"/>
           <w:b/>
           <w:bCs/>
           <w:i/>
@@ -1913,7 +1913,7 @@
       <w:r>
         <w:rPr>
           <w:rStyle w:val="MSGENFONTSTYLENAMETEMPLATEROLENUMBERMSGENFONTSTYLENAMEBYROLETEXT3"/>
-          <w:rFonts w:ascii="Tahoma" w:hAnsi="Tahoma" w:cs="Tahoma"/>
+          <w:rFonts w:ascii="Tahoma" w:hAnsi="Tahoma"/>
           <w:b/>
           <w:bCs/>
           <w:i/>
@@ -1927,7 +1927,7 @@
       </w:r>
       <w:r>
         <w:rPr>
-          <w:rFonts w:ascii="Tahoma" w:hAnsi="Tahoma" w:cs="Tahoma"/>
+          <w:rFonts w:ascii="Tahoma" w:hAnsi="Tahoma"/>
           <w:noProof/>
           <w:sz w:val="22"/>
           <w:szCs w:val="22"/>
@@ -1937,7 +1937,7 @@
       </w:r>
       <w:r>
         <w:rPr>
-          <w:rFonts w:ascii="Tahoma" w:hAnsi="Tahoma" w:cs="Tahoma"/>
+          <w:rFonts w:ascii="Tahoma" w:hAnsi="Tahoma"/>
           <w:noProof/>
           <w:sz w:val="22"/>
           <w:szCs w:val="22"/>
@@ -1948,7 +1948,7 @@
       </w:r>
       <w:r>
         <w:rPr>
-          <w:rFonts w:ascii="Tahoma" w:hAnsi="Tahoma" w:cs="Tahoma"/>
+          <w:rFonts w:ascii="Tahoma" w:hAnsi="Tahoma"/>
           <w:noProof/>
           <w:sz w:val="22"/>
           <w:szCs w:val="22"/>
@@ -1958,7 +1958,7 @@
       </w:r>
       <w:r>
         <w:rPr>
-          <w:rFonts w:ascii="Tahoma" w:hAnsi="Tahoma" w:cs="Tahoma"/>
+          <w:rFonts w:ascii="Tahoma" w:hAnsi="Tahoma"/>
           <w:noProof/>
           <w:sz w:val="22"/>
           <w:szCs w:val="22"/>
@@ -1969,7 +1969,7 @@
       </w:r>
       <w:r>
         <w:rPr>
-          <w:rFonts w:ascii="Tahoma" w:hAnsi="Tahoma" w:cs="Tahoma"/>
+          <w:rFonts w:ascii="Tahoma" w:hAnsi="Tahoma"/>
           <w:noProof/>
           <w:sz w:val="22"/>
           <w:szCs w:val="22"/>
@@ -1986,7 +1986,7 @@
         <w:ind w:left="142" w:right="187"/>
         <w:rPr>
           <w:rStyle w:val="MSGENFONTSTYLENAMETEMPLATEROLEMSGENFONTSTYLENAMEBYROLEPICTURECAPTION"/>
-          <w:rFonts w:ascii="Tahoma" w:hAnsi="Tahoma" w:cs="Tahoma"/>
+          <w:rFonts w:ascii="Tahoma" w:hAnsi="Tahoma"/>
           <w:color w:val="000000"/>
           <w:sz w:val="16"/>
           <w:szCs w:val="16"/>
@@ -2004,7 +2004,7 @@
         <w:jc w:val="both"/>
         <w:rPr>
           <w:rStyle w:val="MSGENFONTSTYLENAMETEMPLATEROLEMSGENFONTSTYLENAMEBYROLEPICTURECAPTION"/>
-          <w:rFonts w:ascii="Tahoma" w:hAnsi="Tahoma" w:cs="Tahoma"/>
+          <w:rFonts w:ascii="Tahoma" w:hAnsi="Tahoma"/>
           <w:color w:val="000000"/>
           <w:sz w:val="22"/>
           <w:szCs w:val="22"/>
@@ -2013,7 +2013,7 @@
       <w:r>
         <w:rPr>
           <w:rStyle w:val="MSGENFONTSTYLENAMETEMPLATEROLEMSGENFONTSTYLENAMEBYROLEPICTURECAPTION"/>
-          <w:rFonts w:ascii="Tahoma" w:hAnsi="Tahoma" w:cs="Tahoma"/>
+          <w:rFonts w:ascii="Tahoma" w:hAnsi="Tahoma"/>
           <w:color w:val="000000"/>
           <w:sz w:val="22"/>
           <w:szCs w:val="22"/>
@@ -2046,7 +2046,7 @@
             <w:pPr>
               <w:jc w:val="center"/>
               <w:rPr>
-                <w:rFonts w:ascii="Tahoma" w:hAnsi="Tahoma" w:cs="Tahoma"/>
+                <w:rFonts w:ascii="Tahoma" w:hAnsi="Tahoma"/>
                 <w:sz w:val="22"/>
                 <w:szCs w:val="22"/>
                 <w:lang w:val="id-ID"/>
@@ -2054,7 +2054,7 @@
             </w:pPr>
             <w:r>
               <w:rPr>
-                <w:rFonts w:ascii="Tahoma" w:hAnsi="Tahoma" w:cs="Tahoma"/>
+                <w:rFonts w:ascii="Tahoma" w:hAnsi="Tahoma"/>
                 <w:noProof/>
                 <w:sz w:val="22"/>
                 <w:szCs w:val="22"/>
@@ -2139,7 +2139,7 @@
             <w:pPr>
               <w:jc w:val="center"/>
               <w:rPr>
-                <w:rFonts w:ascii="Tahoma" w:hAnsi="Tahoma" w:cs="Tahoma"/>
+                <w:rFonts w:ascii="Tahoma" w:hAnsi="Tahoma"/>
                 <w:sz w:val="22"/>
                 <w:szCs w:val="22"/>
                 <w:lang w:val="id-ID"/>
@@ -2147,7 +2147,7 @@
             </w:pPr>
             <w:r>
               <w:rPr>
-                <w:rFonts w:ascii="Tahoma" w:hAnsi="Tahoma" w:cs="Tahoma"/>
+                <w:rFonts w:ascii="Tahoma" w:hAnsi="Tahoma"/>
                 <w:sz w:val="22"/>
                 <w:szCs w:val="22"/>
                 <w:lang w:val="id-ID"/>
@@ -2159,7 +2159,7 @@
             <w:pPr>
               <w:jc w:val="center"/>
               <w:rPr>
-                <w:rFonts w:ascii="Tahoma" w:hAnsi="Tahoma" w:cs="Tahoma"/>
+                <w:rFonts w:ascii="Tahoma" w:hAnsi="Tahoma"/>
                 <w:sz w:val="22"/>
                 <w:szCs w:val="22"/>
                 <w:lang w:val="en-AU"/>
@@ -2167,7 +2167,7 @@
             </w:pPr>
             <w:r>
               <w:rPr>
-                <w:rFonts w:ascii="Tahoma" w:hAnsi="Tahoma" w:cs="Tahoma"/>
+                <w:rFonts w:ascii="Tahoma" w:hAnsi="Tahoma"/>
                 <w:sz w:val="22"/>
                 <w:szCs w:val="22"/>
                 <w:lang w:val="id-ID"/>
@@ -2176,7 +2176,7 @@
             </w:r>
             <w:r>
               <w:rPr>
-                <w:rFonts w:ascii="Tahoma" w:hAnsi="Tahoma" w:cs="Tahoma"/>
+                <w:rFonts w:ascii="Tahoma" w:hAnsi="Tahoma"/>
                 <w:sz w:val="22"/>
                 <w:szCs w:val="22"/>
                 <w:lang w:val="en-AU"/>
@@ -2188,25 +2188,25 @@
             <w:pPr>
               <w:jc w:val="center"/>
               <w:rPr>
-                <w:rFonts w:ascii="Tahoma" w:hAnsi="Tahoma" w:cs="Tahoma"/>
-                <w:sz w:val="22"/>
-                <w:szCs w:val="22"/>
-              </w:rPr>
-            </w:pPr>
-          </w:p>
-          <w:p>
-            <w:pPr>
-              <w:rPr>
-                <w:rFonts w:ascii="Tahoma" w:hAnsi="Tahoma" w:cs="Tahoma"/>
-                <w:sz w:val="22"/>
-                <w:szCs w:val="22"/>
-              </w:rPr>
-            </w:pPr>
-          </w:p>
-          <w:p>
-            <w:pPr>
-              <w:rPr>
-                <w:rFonts w:ascii="Tahoma" w:hAnsi="Tahoma" w:cs="Tahoma"/>
+                <w:rFonts w:ascii="Tahoma" w:hAnsi="Tahoma"/>
+                <w:sz w:val="22"/>
+                <w:szCs w:val="22"/>
+              </w:rPr>
+            </w:pPr>
+          </w:p>
+          <w:p>
+            <w:pPr>
+              <w:rPr>
+                <w:rFonts w:ascii="Tahoma" w:hAnsi="Tahoma"/>
+                <w:sz w:val="22"/>
+                <w:szCs w:val="22"/>
+              </w:rPr>
+            </w:pPr>
+          </w:p>
+          <w:p>
+            <w:pPr>
+              <w:rPr>
+                <w:rFonts w:ascii="Tahoma" w:hAnsi="Tahoma"/>
                 <w:sz w:val="40"/>
                 <w:szCs w:val="40"/>
               </w:rPr>
@@ -2216,7 +2216,7 @@
             <w:pPr>
               <w:jc w:val="center"/>
               <w:rPr>
-                <w:rFonts w:ascii="Tahoma" w:hAnsi="Tahoma" w:cs="Tahoma"/>
+                <w:rFonts w:ascii="Tahoma" w:hAnsi="Tahoma"/>
                 <w:sz w:val="22"/>
                 <w:szCs w:val="22"/>
                 <w:u w:val="single"/>
@@ -2225,7 +2225,7 @@
             </w:pPr>
             <w:r>
               <w:rPr>
-                <w:rFonts w:ascii="Tahoma" w:hAnsi="Tahoma" w:cs="Tahoma"/>
+                <w:rFonts w:ascii="Tahoma" w:hAnsi="Tahoma"/>
                 <w:sz w:val="22"/>
                 <w:szCs w:val="22"/>
                 <w:u w:val="single"/>
@@ -2235,7 +2235,7 @@
             </w:r>
             <w:r>
               <w:rPr>
-                <w:rFonts w:ascii="Tahoma" w:hAnsi="Tahoma" w:cs="Tahoma"/>
+                <w:rFonts w:ascii="Tahoma" w:hAnsi="Tahoma"/>
                 <w:sz w:val="22"/>
                 <w:szCs w:val="22"/>
                 <w:u w:val="single"/>
@@ -2248,14 +2248,14 @@
             <w:pPr>
               <w:jc w:val="center"/>
               <w:rPr>
-                <w:rFonts w:ascii="Tahoma" w:hAnsi="Tahoma" w:cs="Tahoma"/>
-                <w:sz w:val="22"/>
-                <w:szCs w:val="22"/>
-              </w:rPr>
-            </w:pPr>
-            <w:r>
-              <w:rPr>
-                <w:rFonts w:ascii="Tahoma" w:hAnsi="Tahoma" w:cs="Tahoma"/>
+                <w:rFonts w:ascii="Tahoma" w:hAnsi="Tahoma"/>
+                <w:sz w:val="22"/>
+                <w:szCs w:val="22"/>
+              </w:rPr>
+            </w:pPr>
+            <w:r>
+              <w:rPr>
+                <w:rFonts w:ascii="Tahoma" w:hAnsi="Tahoma"/>
                 <w:sz w:val="22"/>
                 <w:szCs w:val="22"/>
                 <w:lang w:val="id-ID"/>
@@ -2264,7 +2264,7 @@
             </w:r>
             <w:r>
               <w:rPr>
-                <w:rFonts w:ascii="Tahoma" w:hAnsi="Tahoma" w:cs="Tahoma"/>
+                <w:rFonts w:ascii="Tahoma" w:hAnsi="Tahoma"/>
                 <w:sz w:val="22"/>
                 <w:szCs w:val="22"/>
               </w:rPr>
@@ -2272,7 +2272,7 @@
             </w:r>
             <w:r>
               <w:rPr>
-                <w:rFonts w:ascii="Tahoma" w:hAnsi="Tahoma" w:cs="Tahoma"/>
+                <w:rFonts w:ascii="Tahoma" w:hAnsi="Tahoma"/>
                 <w:sz w:val="22"/>
                 <w:szCs w:val="22"/>
                 <w:lang w:val="id-ID"/>
@@ -2281,7 +2281,7 @@
             </w:r>
             <w:r>
               <w:rPr>
-                <w:rFonts w:ascii="Tahoma" w:hAnsi="Tahoma" w:cs="Tahoma"/>
+                <w:rFonts w:ascii="Tahoma" w:hAnsi="Tahoma"/>
                 <w:sz w:val="22"/>
                 <w:szCs w:val="22"/>
               </w:rPr>
@@ -2289,7 +2289,7 @@
             </w:r>
             <w:r>
               <w:rPr>
-                <w:rFonts w:ascii="Tahoma" w:hAnsi="Tahoma" w:cs="Tahoma"/>
+                <w:rFonts w:ascii="Tahoma" w:hAnsi="Tahoma"/>
                 <w:sz w:val="22"/>
                 <w:szCs w:val="22"/>
                 <w:shd w:val="clear" w:color="auto" w:fill="FFFFFF"/>
@@ -2306,7 +2306,7 @@
             <w:pPr>
               <w:jc w:val="center"/>
               <w:rPr>
-                <w:rFonts w:ascii="Tahoma" w:hAnsi="Tahoma" w:cs="Tahoma"/>
+                <w:rFonts w:ascii="Tahoma" w:hAnsi="Tahoma"/>
                 <w:sz w:val="22"/>
                 <w:szCs w:val="22"/>
                 <w:lang w:val="id-ID"/>
@@ -2314,7 +2314,7 @@
             </w:pPr>
             <w:r>
               <w:rPr>
-                <w:rFonts w:ascii="Tahoma" w:hAnsi="Tahoma" w:cs="Tahoma"/>
+                <w:rFonts w:ascii="Tahoma" w:hAnsi="Tahoma"/>
                 <w:b/>
                 <w:noProof/>
                 <w:sz w:val="44"/>
@@ -2385,7 +2385,7 @@
             </w:r>
             <w:r>
               <w:rPr>
-                <w:rFonts w:ascii="Tahoma" w:hAnsi="Tahoma" w:cs="Tahoma"/>
+                <w:rFonts w:ascii="Tahoma" w:hAnsi="Tahoma"/>
                 <w:sz w:val="22"/>
                 <w:szCs w:val="22"/>
                 <w:lang w:val="id-ID"/>
@@ -2397,7 +2397,7 @@
             <w:pPr>
               <w:jc w:val="center"/>
               <w:rPr>
-                <w:rFonts w:ascii="Tahoma" w:hAnsi="Tahoma" w:cs="Tahoma"/>
+                <w:rFonts w:ascii="Tahoma" w:hAnsi="Tahoma"/>
                 <w:sz w:val="22"/>
                 <w:szCs w:val="22"/>
                 <w:lang w:val="en-AU"/>
@@ -2405,7 +2405,7 @@
             </w:pPr>
             <w:r>
               <w:rPr>
-                <w:rFonts w:ascii="Tahoma" w:hAnsi="Tahoma" w:cs="Tahoma"/>
+                <w:rFonts w:ascii="Tahoma" w:hAnsi="Tahoma"/>
                 <w:sz w:val="22"/>
                 <w:szCs w:val="22"/>
                 <w:lang w:val="id-ID"/>
@@ -2414,7 +2414,7 @@
             </w:r>
             <w:r>
               <w:rPr>
-                <w:rFonts w:ascii="Tahoma" w:hAnsi="Tahoma" w:cs="Tahoma"/>
+                <w:rFonts w:ascii="Tahoma" w:hAnsi="Tahoma"/>
                 <w:sz w:val="22"/>
                 <w:szCs w:val="22"/>
                 <w:lang w:val="en-AU"/>
@@ -2426,7 +2426,7 @@
             <w:pPr>
               <w:jc w:val="center"/>
               <w:rPr>
-                <w:rFonts w:ascii="Tahoma" w:hAnsi="Tahoma" w:cs="Tahoma"/>
+                <w:rFonts w:ascii="Tahoma" w:hAnsi="Tahoma"/>
                 <w:sz w:val="22"/>
                 <w:szCs w:val="22"/>
                 <w:lang w:val="en-AU"/>
@@ -2434,7 +2434,7 @@
             </w:pPr>
             <w:r>
               <w:rPr>
-                <w:rFonts w:ascii="Tahoma" w:hAnsi="Tahoma" w:cs="Tahoma"/>
+                <w:rFonts w:ascii="Tahoma" w:hAnsi="Tahoma"/>
                 <w:sz w:val="22"/>
                 <w:szCs w:val="22"/>
                 <w:lang w:val="en-AU"/>
@@ -2446,7 +2446,7 @@
             <w:pPr>
               <w:jc w:val="center"/>
               <w:rPr>
-                <w:rFonts w:ascii="Tahoma" w:hAnsi="Tahoma" w:cs="Tahoma"/>
+                <w:rFonts w:ascii="Tahoma" w:hAnsi="Tahoma"/>
                 <w:noProof/>
                 <w:sz w:val="22"/>
                 <w:szCs w:val="22"/>
@@ -2454,7 +2454,7 @@
             </w:pPr>
             <w:r>
               <w:rPr>
-                <w:rFonts w:ascii="Tahoma" w:hAnsi="Tahoma" w:cs="Tahoma"/>
+                <w:rFonts w:ascii="Tahoma" w:hAnsi="Tahoma"/>
                 <w:sz w:val="22"/>
                 <w:szCs w:val="22"/>
                 <w:lang w:val="en-AU"/>
@@ -2507,7 +2507,7 @@
               <w:jc w:val="center"/>
               <w:rPr>
                 <w:rStyle w:val="MSGENFONTSTYLENAMETEMPLATEROLENUMBERMSGENFONTSTYLENAMEBYROLETEXT2"/>
-                <w:rFonts w:ascii="Tahoma" w:hAnsi="Tahoma" w:cs="Tahoma"/>
+                <w:rFonts w:ascii="Tahoma" w:hAnsi="Tahoma"/>
                 <w:sz w:val="22"/>
                 <w:szCs w:val="22"/>
                 <w:u w:val="single"/>
@@ -2516,7 +2516,7 @@
             <w:r>
               <w:rPr>
                 <w:rStyle w:val="MSGENFONTSTYLENAMETEMPLATEROLENUMBERMSGENFONTSTYLENAMEBYROLETEXT2"/>
-                <w:rFonts w:ascii="Tahoma" w:hAnsi="Tahoma" w:cs="Tahoma"/>
+                <w:rFonts w:ascii="Tahoma" w:hAnsi="Tahoma"/>
                 <w:sz w:val="22"/>
                 <w:szCs w:val="22"/>
                 <w:u w:val="single"/>
@@ -2528,7 +2528,7 @@
             <w:pPr>
               <w:jc w:val="center"/>
               <w:rPr>
-                <w:rFonts w:ascii="Tahoma" w:hAnsi="Tahoma" w:cs="Tahoma"/>
+                <w:rFonts w:ascii="Tahoma" w:hAnsi="Tahoma"/>
                 <w:sz w:val="22"/>
                 <w:szCs w:val="22"/>
                 <w:lang w:val="id-ID"/>
@@ -2536,7 +2536,7 @@
             </w:pPr>
             <w:r>
               <w:rPr>
-                <w:rFonts w:ascii="Tahoma" w:hAnsi="Tahoma" w:cs="Tahoma"/>
+                <w:rFonts w:ascii="Tahoma" w:hAnsi="Tahoma"/>
                 <w:sz w:val="22"/>
                 <w:szCs w:val="22"/>
                 <w:lang w:val="id-ID"/>
@@ -2554,7 +2554,7 @@
             </w:r>
             <w:r>
               <w:rPr>
-                <w:rFonts w:ascii="Tahoma" w:hAnsi="Tahoma" w:cs="Tahoma"/>
+                <w:rFonts w:ascii="Tahoma" w:hAnsi="Tahoma"/>
                 <w:sz w:val="22"/>
                 <w:szCs w:val="22"/>
               </w:rPr>
@@ -2570,7 +2570,7 @@
             <w:pPr>
               <w:jc w:val="center"/>
               <w:rPr>
-                <w:rFonts w:ascii="Tahoma" w:hAnsi="Tahoma" w:cs="Tahoma"/>
+                <w:rFonts w:ascii="Tahoma" w:hAnsi="Tahoma"/>
                 <w:sz w:val="22"/>
                 <w:szCs w:val="22"/>
                 <w:lang w:val="id-ID"/>
@@ -2578,7 +2578,7 @@
             </w:pPr>
             <w:r>
               <w:rPr>
-                <w:rFonts w:ascii="Tahoma" w:hAnsi="Tahoma" w:cs="Tahoma"/>
+                <w:rFonts w:ascii="Tahoma" w:hAnsi="Tahoma"/>
                 <w:sz w:val="22"/>
                 <w:szCs w:val="22"/>
                 <w:lang w:val="id-ID"/>
@@ -2590,7 +2590,7 @@
             <w:pPr>
               <w:jc w:val="center"/>
               <w:rPr>
-                <w:rFonts w:ascii="Tahoma" w:hAnsi="Tahoma" w:cs="Tahoma"/>
+                <w:rFonts w:ascii="Tahoma" w:hAnsi="Tahoma"/>
                 <w:sz w:val="22"/>
                 <w:szCs w:val="22"/>
                 <w:lang w:val="en-AU"/>
@@ -2598,7 +2598,7 @@
             </w:pPr>
             <w:r>
               <w:rPr>
-                <w:rFonts w:ascii="Tahoma" w:hAnsi="Tahoma" w:cs="Tahoma"/>
+                <w:rFonts w:ascii="Tahoma" w:hAnsi="Tahoma"/>
                 <w:sz w:val="22"/>
                 <w:szCs w:val="22"/>
                 <w:lang w:val="id-ID"/>
@@ -2607,7 +2607,7 @@
             </w:r>
             <w:r>
               <w:rPr>
-                <w:rFonts w:ascii="Tahoma" w:hAnsi="Tahoma" w:cs="Tahoma"/>
+                <w:rFonts w:ascii="Tahoma" w:hAnsi="Tahoma"/>
                 <w:sz w:val="22"/>
                 <w:szCs w:val="22"/>
                 <w:lang w:val="en-AU"/>
@@ -2619,7 +2619,7 @@
             <w:pPr>
               <w:jc w:val="center"/>
               <w:rPr>
-                <w:rFonts w:ascii="Tahoma" w:hAnsi="Tahoma" w:cs="Tahoma"/>
+                <w:rFonts w:ascii="Tahoma" w:hAnsi="Tahoma"/>
                 <w:sz w:val="22"/>
                 <w:szCs w:val="22"/>
                 <w:lang w:val="en-AU"/>
@@ -2627,7 +2627,7 @@
             </w:pPr>
             <w:r>
               <w:rPr>
-                <w:rFonts w:ascii="Tahoma" w:hAnsi="Tahoma" w:cs="Tahoma"/>
+                <w:rFonts w:ascii="Tahoma" w:hAnsi="Tahoma"/>
                 <w:sz w:val="22"/>
                 <w:szCs w:val="22"/>
                 <w:lang w:val="en-AU"/>
@@ -2659,7 +2659,7 @@
             <w:pPr>
               <w:jc w:val="center"/>
               <w:rPr>
-                <w:rFonts w:ascii="Tahoma" w:hAnsi="Tahoma" w:cs="Tahoma"/>
+                <w:rFonts w:ascii="Tahoma" w:hAnsi="Tahoma"/>
                 <w:sz w:val="22"/>
                 <w:szCs w:val="22"/>
               </w:rPr>
@@ -2669,7 +2669,7 @@
             <w:pPr>
               <w:jc w:val="center"/>
               <w:rPr>
-                <w:rFonts w:ascii="Tahoma" w:hAnsi="Tahoma" w:cs="Tahoma"/>
+                <w:rFonts w:ascii="Tahoma" w:hAnsi="Tahoma"/>
                 <w:sz w:val="22"/>
                 <w:szCs w:val="22"/>
                 <w:u w:val="single"/>
@@ -2677,7 +2677,7 @@
             </w:pPr>
             <w:r>
               <w:rPr>
-                <w:rFonts w:ascii="Tahoma" w:hAnsi="Tahoma" w:cs="Tahoma"/>
+                <w:rFonts w:ascii="Tahoma" w:hAnsi="Tahoma"/>
                 <w:sz w:val="22"/>
                 <w:szCs w:val="22"/>
                 <w:u w:val="single"/>
@@ -2689,14 +2689,14 @@
             <w:pPr>
               <w:jc w:val="center"/>
               <w:rPr>
-                <w:rFonts w:ascii="Tahoma" w:hAnsi="Tahoma" w:cs="Tahoma"/>
-                <w:sz w:val="22"/>
-                <w:szCs w:val="22"/>
-              </w:rPr>
-            </w:pPr>
-            <w:r>
-              <w:rPr>
-                <w:rFonts w:ascii="Tahoma" w:hAnsi="Tahoma" w:cs="Tahoma"/>
+                <w:rFonts w:ascii="Tahoma" w:hAnsi="Tahoma"/>
+                <w:sz w:val="22"/>
+                <w:szCs w:val="22"/>
+              </w:rPr>
+            </w:pPr>
+            <w:r>
+              <w:rPr>
+                <w:rFonts w:ascii="Tahoma" w:hAnsi="Tahoma"/>
                 <w:sz w:val="22"/>
                 <w:szCs w:val="22"/>
               </w:rPr>
@@ -2718,14 +2718,14 @@
                 <w:tab w:val="left" w:pos="8265"/>
               </w:tabs>
               <w:rPr>
-                <w:rFonts w:ascii="Tahoma" w:hAnsi="Tahoma" w:cs="Tahoma"/>
-                <w:sz w:val="22"/>
-                <w:szCs w:val="22"/>
-              </w:rPr>
-            </w:pPr>
-            <w:r>
-              <w:rPr>
-                <w:rFonts w:ascii="Tahoma" w:hAnsi="Tahoma" w:cs="Tahoma"/>
+                <w:rFonts w:ascii="Tahoma" w:hAnsi="Tahoma"/>
+                <w:sz w:val="22"/>
+                <w:szCs w:val="22"/>
+              </w:rPr>
+            </w:pPr>
+            <w:r>
+              <w:rPr>
+                <w:rFonts w:ascii="Tahoma" w:hAnsi="Tahoma"/>
                 <w:noProof/>
                 <w:sz w:val="22"/>
                 <w:szCs w:val="22"/>
@@ -2806,7 +2806,7 @@
             </w:r>
             <w:r>
               <w:rPr>
-                <w:rFonts w:ascii="Tahoma" w:hAnsi="Tahoma" w:cs="Tahoma"/>
+                <w:rFonts w:ascii="Tahoma" w:hAnsi="Tahoma"/>
                 <w:sz w:val="22"/>
                 <w:szCs w:val="22"/>
               </w:rPr>
@@ -2827,14 +2827,14 @@
                 <w:tab w:val="left" w:pos="8265"/>
               </w:tabs>
               <w:rPr>
-                <w:rFonts w:ascii="Tahoma" w:hAnsi="Tahoma" w:cs="Tahoma"/>
-                <w:sz w:val="22"/>
-                <w:szCs w:val="22"/>
-              </w:rPr>
-            </w:pPr>
-            <w:r>
-              <w:rPr>
-                <w:rFonts w:ascii="Tahoma" w:hAnsi="Tahoma" w:cs="Tahoma"/>
+                <w:rFonts w:ascii="Tahoma" w:hAnsi="Tahoma"/>
+                <w:sz w:val="22"/>
+                <w:szCs w:val="22"/>
+              </w:rPr>
+            </w:pPr>
+            <w:r>
+              <w:rPr>
+                <w:rFonts w:ascii="Tahoma" w:hAnsi="Tahoma"/>
                 <w:sz w:val="22"/>
                 <w:szCs w:val="22"/>
               </w:rPr>
@@ -2906,7 +2906,7 @@
             <w:pPr>
               <w:jc w:val="center"/>
               <w:rPr>
-                <w:rFonts w:ascii="Tahoma" w:hAnsi="Tahoma" w:cs="Tahoma"/>
+                <w:rFonts w:ascii="Tahoma" w:hAnsi="Tahoma"/>
                 <w:sz w:val="22"/>
                 <w:szCs w:val="22"/>
                 <w:lang w:val="id-ID"/>
@@ -2914,7 +2914,7 @@
             </w:pPr>
             <w:r>
               <w:rPr>
-                <w:rFonts w:ascii="Tahoma" w:hAnsi="Tahoma" w:cs="Tahoma"/>
+                <w:rFonts w:ascii="Tahoma" w:hAnsi="Tahoma"/>
                 <w:noProof/>
                 <w:sz w:val="22"/>
                 <w:szCs w:val="22"/>
@@ -2925,7 +2925,7 @@
             </w:r>
             <w:r>
               <w:rPr>
-                <w:rFonts w:ascii="Tahoma" w:hAnsi="Tahoma" w:cs="Tahoma"/>
+                <w:rFonts w:ascii="Tahoma" w:hAnsi="Tahoma"/>
                 <w:sz w:val="22"/>
                 <w:szCs w:val="22"/>
                 <w:lang w:val="id-ID"/>
@@ -2937,7 +2937,7 @@
             <w:pPr>
               <w:jc w:val="center"/>
               <w:rPr>
-                <w:rFonts w:ascii="Tahoma" w:hAnsi="Tahoma" w:cs="Tahoma"/>
+                <w:rFonts w:ascii="Tahoma" w:hAnsi="Tahoma"/>
                 <w:sz w:val="22"/>
                 <w:szCs w:val="22"/>
                 <w:lang w:val="en-GB"/>
@@ -2945,7 +2945,7 @@
             </w:pPr>
             <w:r>
               <w:rPr>
-                <w:rFonts w:ascii="Tahoma" w:hAnsi="Tahoma" w:cs="Tahoma"/>
+                <w:rFonts w:ascii="Tahoma" w:hAnsi="Tahoma"/>
                 <w:sz w:val="22"/>
                 <w:szCs w:val="22"/>
                 <w:lang w:val="id-ID"/>
@@ -2954,7 +2954,7 @@
             </w:r>
             <w:r>
               <w:rPr>
-                <w:rFonts w:ascii="Tahoma" w:hAnsi="Tahoma" w:cs="Tahoma"/>
+                <w:rFonts w:ascii="Tahoma" w:hAnsi="Tahoma"/>
                 <w:sz w:val="22"/>
                 <w:szCs w:val="22"/>
               </w:rPr>
@@ -2962,7 +2962,7 @@
             </w:r>
             <w:r>
               <w:rPr>
-                <w:rFonts w:ascii="Tahoma" w:hAnsi="Tahoma" w:cs="Tahoma"/>
+                <w:rFonts w:ascii="Tahoma" w:hAnsi="Tahoma"/>
                 <w:sz w:val="22"/>
                 <w:szCs w:val="22"/>
                 <w:lang w:val="id-ID"/>
@@ -2971,7 +2971,7 @@
             </w:r>
             <w:r>
               <w:rPr>
-                <w:rFonts w:ascii="Tahoma" w:hAnsi="Tahoma" w:cs="Tahoma"/>
+                <w:rFonts w:ascii="Tahoma" w:hAnsi="Tahoma"/>
                 <w:noProof/>
                 <w:sz w:val="22"/>
                 <w:szCs w:val="22"/>
@@ -3035,7 +3035,7 @@
             <w:pPr>
               <w:jc w:val="center"/>
               <w:rPr>
-                <w:rFonts w:ascii="Tahoma" w:hAnsi="Tahoma" w:cs="Tahoma"/>
+                <w:rFonts w:ascii="Tahoma" w:hAnsi="Tahoma"/>
                 <w:noProof/>
                 <w:sz w:val="22"/>
                 <w:szCs w:val="22"/>
@@ -3045,7 +3045,7 @@
             </w:pPr>
             <w:r>
               <w:rPr>
-                <w:rFonts w:ascii="Tahoma" w:hAnsi="Tahoma" w:cs="Tahoma"/>
+                <w:rFonts w:ascii="Tahoma" w:hAnsi="Tahoma"/>
                 <w:sz w:val="22"/>
                 <w:szCs w:val="22"/>
                 <w:u w:val="single"/>
@@ -3064,7 +3064,7 @@
             </w:pPr>
             <w:r>
               <w:rPr>
-                <w:rFonts w:ascii="Tahoma" w:hAnsi="Tahoma" w:cs="Tahoma"/>
+                <w:rFonts w:ascii="Tahoma" w:hAnsi="Tahoma"/>
                 <w:sz w:val="22"/>
                 <w:szCs w:val="22"/>
                 <w:lang w:val="id-ID"/>
@@ -3073,7 +3073,7 @@
             </w:r>
             <w:r>
               <w:rPr>
-                <w:rFonts w:ascii="Tahoma" w:hAnsi="Tahoma" w:cs="Tahoma"/>
+                <w:rFonts w:ascii="Tahoma" w:hAnsi="Tahoma"/>
                 <w:sz w:val="22"/>
                 <w:szCs w:val="22"/>
               </w:rPr>
@@ -3081,7 +3081,7 @@
             </w:r>
             <w:r>
               <w:rPr>
-                <w:rFonts w:ascii="Tahoma" w:hAnsi="Tahoma" w:cs="Tahoma"/>
+                <w:rFonts w:ascii="Tahoma" w:hAnsi="Tahoma"/>
                 <w:sz w:val="22"/>
                 <w:szCs w:val="22"/>
                 <w:lang w:val="id-ID"/>
@@ -3090,7 +3090,7 @@
             </w:r>
             <w:r>
               <w:rPr>
-                <w:rFonts w:ascii="Tahoma" w:hAnsi="Tahoma" w:cs="Tahoma"/>
+                <w:rFonts w:ascii="Tahoma" w:hAnsi="Tahoma"/>
                 <w:sz w:val="22"/>
                 <w:szCs w:val="22"/>
                 <w:shd w:val="clear" w:color="auto" w:fill="FFFFFF"/>
@@ -3137,7 +3137,7 @@
             <w:pPr>
               <w:jc w:val="center"/>
               <w:rPr>
-                <w:rFonts w:ascii="Tahoma" w:hAnsi="Tahoma" w:cs="Tahoma"/>
+                <w:rFonts w:ascii="Tahoma" w:hAnsi="Tahoma"/>
                 <w:sz w:val="22"/>
                 <w:szCs w:val="22"/>
               </w:rPr>
@@ -3147,7 +3147,7 @@
             <w:pPr>
               <w:jc w:val="center"/>
               <w:rPr>
-                <w:rFonts w:ascii="Tahoma" w:hAnsi="Tahoma" w:cs="Tahoma"/>
+                <w:rFonts w:ascii="Tahoma" w:hAnsi="Tahoma"/>
                 <w:sz w:val="22"/>
                 <w:szCs w:val="22"/>
                 <w:u w:val="single"/>
@@ -3155,7 +3155,7 @@
             </w:pPr>
             <w:r>
               <w:rPr>
-                <w:rFonts w:ascii="Tahoma" w:hAnsi="Tahoma" w:cs="Tahoma"/>
+                <w:rFonts w:ascii="Tahoma" w:hAnsi="Tahoma"/>
                 <w:noProof/>
                 <w:sz w:val="22"/>
                 <w:szCs w:val="22"/>
@@ -3165,7 +3165,7 @@
             </w:r>
             <w:r>
               <w:rPr>
-                <w:rFonts w:ascii="Tahoma" w:hAnsi="Tahoma" w:cs="Tahoma"/>
+                <w:rFonts w:ascii="Tahoma" w:hAnsi="Tahoma"/>
                 <w:noProof/>
                 <w:sz w:val="22"/>
                 <w:szCs w:val="22"/>
@@ -3176,7 +3176,7 @@
             </w:r>
             <w:r>
               <w:rPr>
-                <w:rFonts w:ascii="Tahoma" w:hAnsi="Tahoma" w:cs="Tahoma"/>
+                <w:rFonts w:ascii="Tahoma" w:hAnsi="Tahoma"/>
                 <w:noProof/>
                 <w:sz w:val="22"/>
                 <w:szCs w:val="22"/>
@@ -3189,14 +3189,14 @@
             <w:pPr>
               <w:jc w:val="center"/>
               <w:rPr>
-                <w:rFonts w:ascii="Tahoma" w:hAnsi="Tahoma" w:cs="Tahoma"/>
-                <w:sz w:val="22"/>
-                <w:szCs w:val="22"/>
-              </w:rPr>
-            </w:pPr>
-            <w:r>
-              <w:rPr>
-                <w:rFonts w:ascii="Tahoma" w:hAnsi="Tahoma" w:cs="Tahoma"/>
+                <w:rFonts w:ascii="Tahoma" w:hAnsi="Tahoma"/>
+                <w:sz w:val="22"/>
+                <w:szCs w:val="22"/>
+              </w:rPr>
+            </w:pPr>
+            <w:r>
+              <w:rPr>
+                <w:rFonts w:ascii="Tahoma" w:hAnsi="Tahoma"/>
                 <w:sz w:val="22"/>
                 <w:szCs w:val="22"/>
                 <w:lang w:val="id-ID"/>
@@ -3205,7 +3205,7 @@
             </w:r>
             <w:r>
               <w:rPr>
-                <w:rFonts w:ascii="Tahoma" w:hAnsi="Tahoma" w:cs="Tahoma"/>
+                <w:rFonts w:ascii="Tahoma" w:hAnsi="Tahoma"/>
                 <w:sz w:val="22"/>
                 <w:szCs w:val="22"/>
               </w:rPr>
@@ -3213,7 +3213,7 @@
             </w:r>
             <w:r>
               <w:rPr>
-                <w:rFonts w:ascii="Tahoma" w:hAnsi="Tahoma" w:cs="Tahoma"/>
+                <w:rFonts w:ascii="Tahoma" w:hAnsi="Tahoma"/>
                 <w:sz w:val="22"/>
                 <w:szCs w:val="22"/>
                 <w:lang w:val="id-ID"/>
@@ -3222,7 +3222,7 @@
             </w:r>
             <w:r>
               <w:rPr>
-                <w:rFonts w:ascii="Tahoma" w:hAnsi="Tahoma" w:cs="Tahoma"/>
+                <w:rFonts w:ascii="Tahoma" w:hAnsi="Tahoma"/>
                 <w:noProof/>
                 <w:sz w:val="22"/>
                 <w:szCs w:val="22"/>
@@ -3232,7 +3232,7 @@
             </w:r>
             <w:r>
               <w:rPr>
-                <w:rFonts w:ascii="Tahoma" w:hAnsi="Tahoma" w:cs="Tahoma"/>
+                <w:rFonts w:ascii="Tahoma" w:hAnsi="Tahoma"/>
                 <w:noProof/>
                 <w:sz w:val="22"/>
                 <w:szCs w:val="22"/>
@@ -3473,7 +3473,7 @@
   <w:docDefaults>
     <w:rPrDefault>
       <w:rPr>
-        <w:rFonts w:asciiTheme="minorHAnsi" w:eastAsiaTheme="minorHAnsi" w:hAnsiTheme="minorHAnsi" w:cstheme="minorBidi"/>
+        <w:rFonts w:ascii="Tahoma" w:hAnsi="Tahoma" w:cs="Tahoma"/>
         <w:sz w:val="22"/>
         <w:szCs w:val="22"/>
         <w:lang w:val="en-ID" w:eastAsia="en-US" w:bidi="ar-SA"/>
@@ -3872,7 +3872,7 @@
       <w:spacing w:after="0" w:line="240" w:lineRule="auto"/>
     </w:pPr>
     <w:rPr>
-      <w:rFonts w:ascii="Times New Roman" w:eastAsia="Times New Roman" w:hAnsi="Times New Roman" w:cs="Times New Roman"/>
+      <w:rFonts w:ascii="Tahoma" w:hAnsi="Tahoma"/>
       <w:color w:val="000000"/>
       <w:sz w:val="24"/>
       <w:szCs w:val="24"/>
@@ -3912,7 +3912,7 @@
     <w:uiPriority w:val="99"/>
     <w:rsid w:val="00356902"/>
     <w:rPr>
-      <w:rFonts w:ascii="Arial" w:hAnsi="Arial" w:cs="Arial"/>
+      <w:rFonts w:ascii="Tahoma" w:hAnsi="Tahoma"/>
       <w:sz w:val="21"/>
       <w:szCs w:val="21"/>
       <w:shd w:val="clear" w:color="auto" w:fill="FFFFFF"/>
@@ -3924,7 +3924,7 @@
     <w:uiPriority w:val="99"/>
     <w:rsid w:val="00356902"/>
     <w:rPr>
-      <w:rFonts w:ascii="Arial" w:hAnsi="Arial" w:cs="Arial"/>
+      <w:rFonts w:ascii="Tahoma" w:hAnsi="Tahoma"/>
       <w:b/>
       <w:bCs/>
       <w:i/>
@@ -3940,7 +3940,7 @@
     <w:uiPriority w:val="99"/>
     <w:rsid w:val="00356902"/>
     <w:rPr>
-      <w:rFonts w:ascii="Arial" w:hAnsi="Arial" w:cs="Arial"/>
+      <w:rFonts w:ascii="Tahoma" w:hAnsi="Tahoma"/>
       <w:sz w:val="21"/>
       <w:szCs w:val="21"/>
       <w:shd w:val="clear" w:color="auto" w:fill="FFFFFF"/>
@@ -3958,7 +3958,7 @@
       <w:jc w:val="center"/>
     </w:pPr>
     <w:rPr>
-      <w:rFonts w:ascii="Arial" w:eastAsiaTheme="minorHAnsi" w:hAnsi="Arial" w:cs="Arial"/>
+      <w:rFonts w:ascii="Tahoma" w:hAnsi="Tahoma"/>
       <w:color w:val="auto"/>
       <w:sz w:val="21"/>
       <w:szCs w:val="21"/>
@@ -3977,7 +3977,7 @@
       <w:jc w:val="both"/>
     </w:pPr>
     <w:rPr>
-      <w:rFonts w:ascii="Arial" w:eastAsiaTheme="minorHAnsi" w:hAnsi="Arial" w:cs="Arial"/>
+      <w:rFonts w:ascii="Tahoma" w:hAnsi="Tahoma"/>
       <w:b/>
       <w:bCs/>
       <w:i/>
@@ -3999,7 +3999,7 @@
       <w:spacing w:line="278" w:lineRule="exact"/>
     </w:pPr>
     <w:rPr>
-      <w:rFonts w:ascii="Arial" w:eastAsiaTheme="minorHAnsi" w:hAnsi="Arial" w:cs="Arial"/>
+      <w:rFonts w:ascii="Tahoma" w:hAnsi="Tahoma"/>
       <w:color w:val="auto"/>
       <w:sz w:val="21"/>
       <w:szCs w:val="21"/>

--- a/templates/CEK/Kristen.docx
+++ b/templates/CEK/Kristen.docx
@@ -3473,7 +3473,7 @@
   <w:docDefaults>
     <w:rPrDefault>
       <w:rPr>
-        <w:rFonts w:ascii="Tahoma" w:hAnsi="Tahoma" w:cs="Tahoma"/>
+        <w:rFonts w:ascii="Tahoma" w:hAnsi="Tahoma"/>
         <w:sz w:val="22"/>
         <w:szCs w:val="22"/>
         <w:lang w:val="en-ID" w:eastAsia="en-US" w:bidi="ar-SA"/>

--- a/templates/CEK/Kristen.docx
+++ b/templates/CEK/Kristen.docx
@@ -10,7 +10,7 @@
         <w:ind w:left="60"/>
         <w:rPr>
           <w:rStyle w:val="MSGENFONTSTYLENAMETEMPLATEROLENUMBERMSGENFONTSTYLENAMEBYROLETEXT2"/>
-          <w:rFonts w:ascii="Tahoma" w:hAnsi="Tahoma"/>
+          <w:rFonts w:ascii="Tahoma" w:hAnsi="Tahoma" w:cs="Tahoma"/>
           <w:b/>
           <w:color w:val="000000"/>
           <w:sz w:val="44"/>
@@ -21,7 +21,7 @@
       <w:bookmarkStart w:id="0" w:name="_Hlk105767445"/>
       <w:r>
         <w:rPr>
-          <w:rFonts w:ascii="Tahoma" w:hAnsi="Tahoma"/>
+          <w:rFonts w:ascii="Tahoma" w:hAnsi="Tahoma" w:cs="Tahoma"/>
           <w:b/>
           <w:noProof/>
           <w:color w:val="000000"/>
@@ -101,7 +101,7 @@
         <w:ind w:left="-284"/>
         <w:rPr>
           <w:rStyle w:val="MSGENFONTSTYLENAMETEMPLATEROLENUMBERMSGENFONTSTYLENAMEBYROLETEXT2"/>
-          <w:rFonts w:ascii="Tahoma" w:hAnsi="Tahoma"/>
+          <w:rFonts w:ascii="Tahoma" w:hAnsi="Tahoma" w:cs="Tahoma"/>
           <w:b/>
           <w:color w:val="000000"/>
           <w:sz w:val="18"/>
@@ -117,14 +117,14 @@
         <w:spacing w:before="0" w:line="360" w:lineRule="auto"/>
         <w:ind w:left="142"/>
         <w:rPr>
-          <w:rFonts w:ascii="Tahoma" w:hAnsi="Tahoma"/>
+          <w:rFonts w:ascii="Tahoma" w:hAnsi="Tahoma" w:cs="Tahoma"/>
           <w:b/>
         </w:rPr>
       </w:pPr>
       <w:r>
         <w:rPr>
           <w:rStyle w:val="MSGENFONTSTYLENAMETEMPLATEROLENUMBERMSGENFONTSTYLENAMEBYROLETEXT2"/>
-          <w:rFonts w:ascii="Tahoma" w:hAnsi="Tahoma"/>
+          <w:rFonts w:ascii="Tahoma" w:hAnsi="Tahoma" w:cs="Tahoma"/>
           <w:b/>
           <w:color w:val="000000"/>
           <w:lang w:val="en-US"/>
@@ -134,7 +134,7 @@
       <w:r>
         <w:rPr>
           <w:rStyle w:val="MSGENFONTSTYLENAMETEMPLATEROLENUMBERMSGENFONTSTYLENAMEBYROLETEXT2"/>
-          <w:rFonts w:ascii="Tahoma" w:hAnsi="Tahoma"/>
+          <w:rFonts w:ascii="Tahoma" w:hAnsi="Tahoma" w:cs="Tahoma"/>
           <w:b/>
           <w:color w:val="000000"/>
         </w:rPr>
@@ -149,7 +149,7 @@
         <w:ind w:left="142"/>
         <w:rPr>
           <w:rStyle w:val="MSGENFONTSTYLENAMETEMPLATEROLENUMBERMSGENFONTSTYLENAMEBYROLETEXT2"/>
-          <w:rFonts w:ascii="Tahoma" w:hAnsi="Tahoma"/>
+          <w:rFonts w:ascii="Tahoma" w:hAnsi="Tahoma" w:cs="Tahoma"/>
           <w:color w:val="000000"/>
           <w:lang w:val="en-US"/>
         </w:rPr>
@@ -157,7 +157,7 @@
       <w:r>
         <w:rPr>
           <w:rStyle w:val="MSGENFONTSTYLENAMETEMPLATEROLENUMBERMSGENFONTSTYLENAMEBYROLETEXT2"/>
-          <w:rFonts w:ascii="Tahoma" w:hAnsi="Tahoma"/>
+          <w:rFonts w:ascii="Tahoma" w:hAnsi="Tahoma" w:cs="Tahoma"/>
           <w:b/>
           <w:color w:val="000000"/>
         </w:rPr>
@@ -166,7 +166,7 @@
       <w:r>
         <w:rPr>
           <w:rStyle w:val="MSGENFONTSTYLENAMETEMPLATEROLENUMBERMSGENFONTSTYLENAMEBYROLETEXT2"/>
-          <w:rFonts w:ascii="Tahoma" w:hAnsi="Tahoma"/>
+          <w:rFonts w:ascii="Tahoma" w:hAnsi="Tahoma" w:cs="Tahoma"/>
           <w:color w:val="000000"/>
         </w:rPr>
         <w:br/>
@@ -175,7 +175,7 @@
       <w:r>
         <w:rPr>
           <w:rStyle w:val="MSGENFONTSTYLENAMETEMPLATEROLENUMBERMSGENFONTSTYLENAMEBYROLETEXT2"/>
-          <w:rFonts w:ascii="Tahoma" w:hAnsi="Tahoma"/>
+          <w:rFonts w:ascii="Tahoma" w:hAnsi="Tahoma" w:cs="Tahoma"/>
           <w:color w:val="000000"/>
           <w:lang w:val="en-US"/>
         </w:rPr>
@@ -184,7 +184,7 @@
       <w:r>
         <w:rPr>
           <w:rStyle w:val="MSGENFONTSTYLENAMETEMPLATEROLENUMBERMSGENFONTSTYLENAMEBYROLETEXT2"/>
-          <w:rFonts w:ascii="Tahoma" w:hAnsi="Tahoma"/>
+          <w:rFonts w:ascii="Tahoma" w:hAnsi="Tahoma" w:cs="Tahoma"/>
           <w:color w:val="000000"/>
         </w:rPr>
         <w:t xml:space="preserve">/         /204.3/202</w:t>
@@ -192,7 +192,7 @@
       <w:r>
         <w:rPr>
           <w:rStyle w:val="MSGENFONTSTYLENAMETEMPLATEROLENUMBERMSGENFONTSTYLENAMEBYROLETEXT2"/>
-          <w:rFonts w:ascii="Tahoma" w:hAnsi="Tahoma"/>
+          <w:rFonts w:ascii="Tahoma" w:hAnsi="Tahoma" w:cs="Tahoma"/>
           <w:color w:val="000000"/>
           <w:lang w:val="en-US"/>
         </w:rPr>
@@ -206,7 +206,7 @@
         <w:spacing w:before="0" w:line="360" w:lineRule="auto"/>
         <w:ind w:left="60" w:right="187"/>
         <w:rPr>
-          <w:rFonts w:ascii="Tahoma" w:hAnsi="Tahoma"/>
+          <w:rFonts w:ascii="Tahoma" w:hAnsi="Tahoma" w:cs="Tahoma"/>
           <w:color w:val="000000"/>
           <w:sz w:val="12"/>
           <w:szCs w:val="12"/>
@@ -226,7 +226,7 @@
         <w:jc w:val="both"/>
         <w:rPr>
           <w:rStyle w:val="MSGENFONTSTYLENAMETEMPLATEROLENUMBERMSGENFONTSTYLENAMEBYROLETEXT2"/>
-          <w:rFonts w:ascii="Tahoma" w:hAnsi="Tahoma"/>
+          <w:rFonts w:ascii="Tahoma" w:hAnsi="Tahoma" w:cs="Tahoma"/>
           <w:color w:val="000000"/>
           <w:sz w:val="22"/>
           <w:szCs w:val="22"/>
@@ -237,7 +237,7 @@
       <w:r>
         <w:rPr>
           <w:rStyle w:val="MSGENFONTSTYLENAMETEMPLATEROLENUMBERMSGENFONTSTYLENAMEBYROLETEXT2"/>
-          <w:rFonts w:ascii="Tahoma" w:hAnsi="Tahoma"/>
+          <w:rFonts w:ascii="Tahoma" w:hAnsi="Tahoma" w:cs="Tahoma"/>
           <w:color w:val="000000"/>
           <w:sz w:val="22"/>
           <w:szCs w:val="22"/>
@@ -247,7 +247,7 @@
       <w:r>
         <w:rPr>
           <w:rStyle w:val="MSGENFONTSTYLENAMETEMPLATEROLENUMBERMSGENFONTSTYLENAMEBYROLETEXT2"/>
-          <w:rFonts w:ascii="Tahoma" w:hAnsi="Tahoma"/>
+          <w:rFonts w:ascii="Tahoma" w:hAnsi="Tahoma" w:cs="Tahoma"/>
           <w:color w:val="000000"/>
           <w:sz w:val="22"/>
           <w:szCs w:val="22"/>
@@ -258,7 +258,7 @@
       <w:r>
         <w:rPr>
           <w:rStyle w:val="MSGENFONTSTYLENAMETEMPLATEROLENUMBERMSGENFONTSTYLENAMEBYROLETEXT2"/>
-          <w:rFonts w:ascii="Tahoma" w:hAnsi="Tahoma"/>
+          <w:rFonts w:ascii="Tahoma" w:hAnsi="Tahoma" w:cs="Tahoma"/>
           <w:color w:val="000000"/>
           <w:sz w:val="22"/>
           <w:szCs w:val="22"/>
@@ -268,7 +268,7 @@
       <w:r>
         <w:rPr>
           <w:rStyle w:val="MSGENFONTSTYLENAMETEMPLATEROLENUMBERMSGENFONTSTYLENAMEBYROLETEXT2"/>
-          <w:rFonts w:ascii="Tahoma" w:hAnsi="Tahoma"/>
+          <w:rFonts w:ascii="Tahoma" w:hAnsi="Tahoma" w:cs="Tahoma"/>
           <w:color w:val="000000"/>
           <w:sz w:val="22"/>
           <w:szCs w:val="22"/>
@@ -279,7 +279,7 @@
       <w:r>
         <w:rPr>
           <w:rStyle w:val="MSGENFONTSTYLENAMETEMPLATEROLENUMBERMSGENFONTSTYLENAMEBYROLETEXT2"/>
-          <w:rFonts w:ascii="Tahoma" w:hAnsi="Tahoma"/>
+          <w:rFonts w:ascii="Tahoma" w:hAnsi="Tahoma" w:cs="Tahoma"/>
           <w:color w:val="000000"/>
           <w:sz w:val="22"/>
           <w:szCs w:val="22"/>
@@ -289,7 +289,7 @@
       <w:r>
         <w:rPr>
           <w:rStyle w:val="MSGENFONTSTYLENAMETEMPLATEROLENUMBERMSGENFONTSTYLENAMEBYROLETEXT2"/>
-          <w:rFonts w:ascii="Tahoma" w:hAnsi="Tahoma"/>
+          <w:rFonts w:ascii="Tahoma" w:hAnsi="Tahoma" w:cs="Tahoma"/>
           <w:color w:val="000000"/>
           <w:sz w:val="22"/>
           <w:szCs w:val="22"/>
@@ -300,7 +300,7 @@
       <w:r>
         <w:rPr>
           <w:rStyle w:val="MSGENFONTSTYLENAMETEMPLATEROLENUMBERMSGENFONTSTYLENAMEBYROLETEXT2"/>
-          <w:rFonts w:ascii="Tahoma" w:hAnsi="Tahoma"/>
+          <w:rFonts w:ascii="Tahoma" w:hAnsi="Tahoma" w:cs="Tahoma"/>
           <w:color w:val="000000"/>
           <w:sz w:val="22"/>
           <w:szCs w:val="22"/>
@@ -310,7 +310,7 @@
       <w:r>
         <w:rPr>
           <w:rStyle w:val="MSGENFONTSTYLENAMETEMPLATEROLENUMBERMSGENFONTSTYLENAMEBYROLETEXT2"/>
-          <w:rFonts w:ascii="Tahoma" w:hAnsi="Tahoma"/>
+          <w:rFonts w:ascii="Tahoma" w:hAnsi="Tahoma" w:cs="Tahoma"/>
           <w:color w:val="000000"/>
           <w:sz w:val="22"/>
           <w:szCs w:val="22"/>
@@ -321,7 +321,7 @@
       <w:r>
         <w:rPr>
           <w:rStyle w:val="MSGENFONTSTYLENAMETEMPLATEROLENUMBERMSGENFONTSTYLENAMEBYROLETEXT2"/>
-          <w:rFonts w:ascii="Tahoma" w:hAnsi="Tahoma"/>
+          <w:rFonts w:ascii="Tahoma" w:hAnsi="Tahoma" w:cs="Tahoma"/>
           <w:color w:val="000000"/>
           <w:sz w:val="22"/>
           <w:szCs w:val="22"/>
@@ -331,7 +331,7 @@
       <w:r>
         <w:rPr>
           <w:rStyle w:val="MSGENFONTSTYLENAMETEMPLATEROLENUMBERMSGENFONTSTYLENAMEBYROLETEXT2"/>
-          <w:rFonts w:ascii="Tahoma" w:hAnsi="Tahoma"/>
+          <w:rFonts w:ascii="Tahoma" w:hAnsi="Tahoma" w:cs="Tahoma"/>
           <w:color w:val="000000"/>
           <w:sz w:val="22"/>
           <w:szCs w:val="22"/>
@@ -342,7 +342,7 @@
       <w:r>
         <w:rPr>
           <w:rStyle w:val="MSGENFONTSTYLENAMETEMPLATEROLENUMBERMSGENFONTSTYLENAMEBYROLETEXT2"/>
-          <w:rFonts w:ascii="Tahoma" w:hAnsi="Tahoma"/>
+          <w:rFonts w:ascii="Tahoma" w:hAnsi="Tahoma" w:cs="Tahoma"/>
           <w:color w:val="000000"/>
           <w:sz w:val="22"/>
           <w:szCs w:val="22"/>
@@ -352,7 +352,7 @@
       <w:r>
         <w:rPr>
           <w:rStyle w:val="MSGENFONTSTYLENAMETEMPLATEROLENUMBERMSGENFONTSTYLENAMEBYROLETEXT2"/>
-          <w:rFonts w:ascii="Tahoma" w:hAnsi="Tahoma"/>
+          <w:rFonts w:ascii="Tahoma" w:hAnsi="Tahoma" w:cs="Tahoma"/>
           <w:color w:val="000000"/>
           <w:sz w:val="22"/>
           <w:szCs w:val="22"/>
@@ -362,7 +362,7 @@
       </w:r>
       <w:r>
         <w:rPr>
-          <w:rFonts w:ascii="Tahoma" w:hAnsi="Tahoma"/>
+          <w:rFonts w:ascii="Tahoma" w:hAnsi="Tahoma" w:cs="Tahoma"/>
           <w:sz w:val="22"/>
           <w:szCs w:val="22"/>
         </w:rPr>
@@ -371,7 +371,7 @@
       <w:r>
         <w:rPr>
           <w:rStyle w:val="MSGENFONTSTYLENAMETEMPLATEROLENUMBERMSGENFONTSTYLENAMEBYROLETEXT2"/>
-          <w:rFonts w:ascii="Tahoma" w:hAnsi="Tahoma"/>
+          <w:rFonts w:ascii="Tahoma" w:hAnsi="Tahoma" w:cs="Tahoma"/>
           <w:color w:val="000000"/>
           <w:sz w:val="22"/>
           <w:szCs w:val="22"/>
@@ -381,7 +381,7 @@
       <w:r>
         <w:rPr>
           <w:rStyle w:val="MSGENFONTSTYLENAMETEMPLATEROLENUMBERMSGENFONTSTYLENAMEBYROLETEXT2"/>
-          <w:rFonts w:ascii="Tahoma" w:hAnsi="Tahoma"/>
+          <w:rFonts w:ascii="Tahoma" w:hAnsi="Tahoma" w:cs="Tahoma"/>
           <w:color w:val="000000"/>
           <w:sz w:val="22"/>
           <w:szCs w:val="22"/>
@@ -391,7 +391,7 @@
       </w:r>
       <w:r>
         <w:rPr>
-          <w:rFonts w:ascii="Tahoma" w:hAnsi="Tahoma"/>
+          <w:rFonts w:ascii="Tahoma" w:hAnsi="Tahoma" w:cs="Tahoma"/>
           <w:noProof/>
           <w:sz w:val="22"/>
           <w:szCs w:val="22"/>
@@ -402,7 +402,7 @@
       </w:r>
       <w:r>
         <w:rPr>
-          <w:rFonts w:ascii="Tahoma" w:hAnsi="Tahoma"/>
+          <w:rFonts w:ascii="Tahoma" w:hAnsi="Tahoma" w:cs="Tahoma"/>
           <w:noProof/>
           <w:sz w:val="22"/>
           <w:szCs w:val="22"/>
@@ -412,7 +412,7 @@
       </w:r>
       <w:r>
         <w:rPr>
-          <w:rFonts w:ascii="Tahoma" w:hAnsi="Tahoma"/>
+          <w:rFonts w:ascii="Tahoma" w:hAnsi="Tahoma" w:cs="Tahoma"/>
           <w:noProof/>
           <w:sz w:val="22"/>
           <w:szCs w:val="22"/>
@@ -423,7 +423,7 @@
       </w:r>
       <w:r>
         <w:rPr>
-          <w:rFonts w:ascii="Tahoma" w:hAnsi="Tahoma"/>
+          <w:rFonts w:ascii="Tahoma" w:hAnsi="Tahoma" w:cs="Tahoma"/>
           <w:noProof/>
           <w:sz w:val="22"/>
           <w:szCs w:val="22"/>
@@ -433,7 +433,7 @@
       </w:r>
       <w:r>
         <w:rPr>
-          <w:rFonts w:ascii="Tahoma" w:hAnsi="Tahoma"/>
+          <w:rFonts w:ascii="Tahoma" w:hAnsi="Tahoma" w:cs="Tahoma"/>
           <w:noProof/>
           <w:sz w:val="22"/>
           <w:szCs w:val="22"/>
@@ -446,7 +446,7 @@
       <w:r>
         <w:rPr>
           <w:rStyle w:val="MSGENFONTSTYLENAMETEMPLATEROLENUMBERMSGENFONTSTYLENAMEBYROLETEXT2"/>
-          <w:rFonts w:ascii="Tahoma" w:hAnsi="Tahoma"/>
+          <w:rFonts w:ascii="Tahoma" w:hAnsi="Tahoma" w:cs="Tahoma"/>
           <w:color w:val="000000"/>
           <w:sz w:val="22"/>
           <w:szCs w:val="22"/>
@@ -456,7 +456,7 @@
       <w:r>
         <w:rPr>
           <w:rStyle w:val="MSGENFONTSTYLENAMETEMPLATEROLENUMBERMSGENFONTSTYLENAMEBYROLETEXT2"/>
-          <w:rFonts w:ascii="Tahoma" w:hAnsi="Tahoma"/>
+          <w:rFonts w:ascii="Tahoma" w:hAnsi="Tahoma" w:cs="Tahoma"/>
           <w:color w:val="000000"/>
           <w:sz w:val="22"/>
           <w:szCs w:val="22"/>
@@ -467,7 +467,7 @@
       <w:r>
         <w:rPr>
           <w:rStyle w:val="MSGENFONTSTYLENAMETEMPLATEROLENUMBERMSGENFONTSTYLENAMEBYROLETEXT2"/>
-          <w:rFonts w:ascii="Tahoma" w:hAnsi="Tahoma"/>
+          <w:rFonts w:ascii="Tahoma" w:hAnsi="Tahoma" w:cs="Tahoma"/>
           <w:color w:val="000000"/>
           <w:sz w:val="22"/>
           <w:szCs w:val="22"/>
@@ -477,7 +477,7 @@
       <w:r>
         <w:rPr>
           <w:rStyle w:val="MSGENFONTSTYLENAMETEMPLATEROLENUMBERMSGENFONTSTYLENAMEBYROLETEXT2"/>
-          <w:rFonts w:ascii="Tahoma" w:hAnsi="Tahoma"/>
+          <w:rFonts w:ascii="Tahoma" w:hAnsi="Tahoma" w:cs="Tahoma"/>
           <w:color w:val="000000"/>
           <w:sz w:val="22"/>
           <w:szCs w:val="22"/>
@@ -488,7 +488,7 @@
       <w:r>
         <w:rPr>
           <w:rStyle w:val="MSGENFONTSTYLENAMETEMPLATEROLENUMBERMSGENFONTSTYLENAMEBYROLETEXT2"/>
-          <w:rFonts w:ascii="Tahoma" w:hAnsi="Tahoma"/>
+          <w:rFonts w:ascii="Tahoma" w:hAnsi="Tahoma" w:cs="Tahoma"/>
           <w:color w:val="000000"/>
           <w:sz w:val="22"/>
           <w:szCs w:val="22"/>
@@ -498,7 +498,7 @@
       <w:r>
         <w:rPr>
           <w:rStyle w:val="MSGENFONTSTYLENAMETEMPLATEROLENUMBERMSGENFONTSTYLENAMEBYROLETEXT2"/>
-          <w:rFonts w:ascii="Tahoma" w:hAnsi="Tahoma"/>
+          <w:rFonts w:ascii="Tahoma" w:hAnsi="Tahoma" w:cs="Tahoma"/>
           <w:color w:val="000000"/>
           <w:sz w:val="22"/>
           <w:szCs w:val="22"/>
@@ -509,7 +509,7 @@
       <w:r>
         <w:rPr>
           <w:rStyle w:val="MSGENFONTSTYLENAMETEMPLATEROLENUMBERMSGENFONTSTYLENAMEBYROLETEXT2"/>
-          <w:rFonts w:ascii="Tahoma" w:hAnsi="Tahoma"/>
+          <w:rFonts w:ascii="Tahoma" w:hAnsi="Tahoma" w:cs="Tahoma"/>
           <w:color w:val="000000"/>
           <w:sz w:val="22"/>
           <w:szCs w:val="22"/>
@@ -519,7 +519,7 @@
       <w:r>
         <w:rPr>
           <w:rStyle w:val="MSGENFONTSTYLENAMETEMPLATEROLENUMBERMSGENFONTSTYLENAMEBYROLETEXT2"/>
-          <w:rFonts w:ascii="Tahoma" w:hAnsi="Tahoma"/>
+          <w:rFonts w:ascii="Tahoma" w:hAnsi="Tahoma" w:cs="Tahoma"/>
           <w:color w:val="000000"/>
           <w:sz w:val="22"/>
           <w:szCs w:val="22"/>
@@ -530,7 +530,7 @@
       <w:r>
         <w:rPr>
           <w:rStyle w:val="MSGENFONTSTYLENAMETEMPLATEROLENUMBERMSGENFONTSTYLENAMEBYROLETEXT2"/>
-          <w:rFonts w:ascii="Tahoma" w:hAnsi="Tahoma"/>
+          <w:rFonts w:ascii="Tahoma" w:hAnsi="Tahoma" w:cs="Tahoma"/>
           <w:color w:val="000000"/>
           <w:sz w:val="22"/>
           <w:szCs w:val="22"/>
@@ -552,14 +552,14 @@
         <w:ind w:left="142" w:right="46"/>
         <w:jc w:val="both"/>
         <w:rPr>
-          <w:rFonts w:ascii="Tahoma" w:hAnsi="Tahoma"/>
+          <w:rFonts w:ascii="Tahoma" w:hAnsi="Tahoma" w:cs="Tahoma"/>
           <w:sz w:val="22"/>
           <w:szCs w:val="22"/>
         </w:rPr>
       </w:pPr>
       <w:r>
         <w:rPr>
-          <w:rFonts w:ascii="Tahoma" w:hAnsi="Tahoma"/>
+          <w:rFonts w:ascii="Tahoma" w:hAnsi="Tahoma" w:cs="Tahoma"/>
           <w:sz w:val="22"/>
           <w:szCs w:val="22"/>
           <w:lang w:val="en-US"/>
@@ -568,7 +568,7 @@
       </w:r>
       <w:r>
         <w:rPr>
-          <w:rFonts w:ascii="Tahoma" w:hAnsi="Tahoma"/>
+          <w:rFonts w:ascii="Tahoma" w:hAnsi="Tahoma" w:cs="Tahoma"/>
           <w:noProof/>
           <w:sz w:val="22"/>
           <w:szCs w:val="22"/>
@@ -580,7 +580,7 @@
       <w:r>
         <w:rPr>
           <w:rStyle w:val="MSGENFONTSTYLENAMETEMPLATEROLENUMBERMSGENFONTSTYLENAMEBYROLETEXT2"/>
-          <w:rFonts w:ascii="Tahoma" w:hAnsi="Tahoma"/>
+          <w:rFonts w:ascii="Tahoma" w:hAnsi="Tahoma" w:cs="Tahoma"/>
           <w:color w:val="000000"/>
           <w:sz w:val="22"/>
           <w:szCs w:val="22"/>
@@ -590,7 +590,7 @@
       <w:r>
         <w:rPr>
           <w:rStyle w:val="MSGENFONTSTYLENAMETEMPLATEROLENUMBERMSGENFONTSTYLENAMEBYROLETEXT2"/>
-          <w:rFonts w:ascii="Tahoma" w:hAnsi="Tahoma"/>
+          <w:rFonts w:ascii="Tahoma" w:hAnsi="Tahoma" w:cs="Tahoma"/>
           <w:color w:val="000000"/>
           <w:sz w:val="22"/>
           <w:szCs w:val="22"/>
@@ -600,7 +600,7 @@
       </w:r>
       <w:r>
         <w:rPr>
-          <w:rFonts w:ascii="Tahoma" w:hAnsi="Tahoma"/>
+          <w:rFonts w:ascii="Tahoma" w:hAnsi="Tahoma" w:cs="Tahoma"/>
           <w:noProof/>
           <w:sz w:val="22"/>
           <w:szCs w:val="22"/>
@@ -610,7 +610,7 @@
       </w:r>
       <w:r>
         <w:rPr>
-          <w:rFonts w:ascii="Tahoma" w:hAnsi="Tahoma"/>
+          <w:rFonts w:ascii="Tahoma" w:hAnsi="Tahoma" w:cs="Tahoma"/>
           <w:noProof/>
           <w:sz w:val="22"/>
           <w:szCs w:val="22"/>
@@ -621,7 +621,7 @@
       </w:r>
       <w:r>
         <w:rPr>
-          <w:rFonts w:ascii="Tahoma" w:hAnsi="Tahoma"/>
+          <w:rFonts w:ascii="Tahoma" w:hAnsi="Tahoma" w:cs="Tahoma"/>
           <w:noProof/>
           <w:sz w:val="22"/>
           <w:szCs w:val="22"/>
@@ -631,7 +631,7 @@
       </w:r>
       <w:r>
         <w:rPr>
-          <w:rFonts w:ascii="Tahoma" w:hAnsi="Tahoma"/>
+          <w:rFonts w:ascii="Tahoma" w:hAnsi="Tahoma" w:cs="Tahoma"/>
           <w:noProof/>
           <w:sz w:val="22"/>
           <w:szCs w:val="22"/>
@@ -644,7 +644,7 @@
       <w:r>
         <w:rPr>
           <w:rStyle w:val="MSGENFONTSTYLENAMETEMPLATEROLENUMBERMSGENFONTSTYLENAMEBYROLETEXT2"/>
-          <w:rFonts w:ascii="Tahoma" w:hAnsi="Tahoma"/>
+          <w:rFonts w:ascii="Tahoma" w:hAnsi="Tahoma" w:cs="Tahoma"/>
           <w:color w:val="000000"/>
           <w:sz w:val="22"/>
           <w:szCs w:val="22"/>
@@ -654,7 +654,7 @@
       <w:r>
         <w:rPr>
           <w:rStyle w:val="MSGENFONTSTYLENAMETEMPLATEROLENUMBERMSGENFONTSTYLENAMEBYROLETEXT2"/>
-          <w:rFonts w:ascii="Tahoma" w:hAnsi="Tahoma"/>
+          <w:rFonts w:ascii="Tahoma" w:hAnsi="Tahoma" w:cs="Tahoma"/>
           <w:color w:val="000000"/>
           <w:sz w:val="22"/>
           <w:szCs w:val="22"/>
@@ -665,7 +665,7 @@
       <w:r>
         <w:rPr>
           <w:rStyle w:val="MSGENFONTSTYLENAMETEMPLATEROLENUMBERMSGENFONTSTYLENAMEBYROLETEXT2"/>
-          <w:rFonts w:ascii="Tahoma" w:hAnsi="Tahoma"/>
+          <w:rFonts w:ascii="Tahoma" w:hAnsi="Tahoma" w:cs="Tahoma"/>
           <w:color w:val="000000"/>
           <w:sz w:val="22"/>
           <w:szCs w:val="22"/>
@@ -674,7 +674,7 @@
       </w:r>
       <w:r>
         <w:rPr>
-          <w:rFonts w:ascii="Tahoma" w:hAnsi="Tahoma"/>
+          <w:rFonts w:ascii="Tahoma" w:hAnsi="Tahoma" w:cs="Tahoma"/>
           <w:noProof/>
           <w:sz w:val="22"/>
           <w:szCs w:val="22"/>
@@ -698,7 +698,7 @@
         <w:ind w:left="142" w:right="45"/>
         <w:jc w:val="both"/>
         <w:rPr>
-          <w:rFonts w:ascii="Tahoma" w:hAnsi="Tahoma"/>
+          <w:rFonts w:ascii="Tahoma" w:hAnsi="Tahoma" w:cs="Tahoma"/>
           <w:sz w:val="22"/>
           <w:szCs w:val="22"/>
           <w:lang w:val="en-US"/>
@@ -706,7 +706,7 @@
       </w:pPr>
       <w:r>
         <w:rPr>
-          <w:rFonts w:ascii="Tahoma" w:hAnsi="Tahoma"/>
+          <w:rFonts w:ascii="Tahoma" w:hAnsi="Tahoma" w:cs="Tahoma"/>
           <w:sz w:val="22"/>
           <w:szCs w:val="22"/>
           <w:lang w:val="en-US"/>
@@ -715,7 +715,7 @@
       </w:r>
       <w:r>
         <w:rPr>
-          <w:rFonts w:ascii="Tahoma" w:hAnsi="Tahoma"/>
+          <w:rFonts w:ascii="Tahoma" w:hAnsi="Tahoma" w:cs="Tahoma"/>
           <w:sz w:val="22"/>
           <w:szCs w:val="22"/>
         </w:rPr>
@@ -724,7 +724,7 @@
       <w:r>
         <w:rPr>
           <w:rStyle w:val="MSGENFONTSTYLENAMETEMPLATEROLENUMBERMSGENFONTSTYLENAMEBYROLETEXT2"/>
-          <w:rFonts w:ascii="Tahoma" w:hAnsi="Tahoma"/>
+          <w:rFonts w:ascii="Tahoma" w:hAnsi="Tahoma" w:cs="Tahoma"/>
           <w:color w:val="000000"/>
           <w:sz w:val="22"/>
           <w:szCs w:val="22"/>
@@ -735,7 +735,7 @@
       <w:r>
         <w:rPr>
           <w:rStyle w:val="MSGENFONTSTYLENAMETEMPLATEROLENUMBERMSGENFONTSTYLENAMEBYROLETEXT2"/>
-          <w:rFonts w:ascii="Tahoma" w:hAnsi="Tahoma"/>
+          <w:rFonts w:ascii="Tahoma" w:hAnsi="Tahoma" w:cs="Tahoma"/>
           <w:color w:val="000000"/>
           <w:sz w:val="22"/>
           <w:szCs w:val="22"/>
@@ -745,7 +745,7 @@
       <w:r>
         <w:rPr>
           <w:rStyle w:val="MSGENFONTSTYLENAMETEMPLATEROLENUMBERMSGENFONTSTYLENAMEBYROLETEXT2"/>
-          <w:rFonts w:ascii="Tahoma" w:hAnsi="Tahoma"/>
+          <w:rFonts w:ascii="Tahoma" w:hAnsi="Tahoma" w:cs="Tahoma"/>
           <w:color w:val="000000"/>
           <w:sz w:val="22"/>
           <w:szCs w:val="22"/>
@@ -755,7 +755,7 @@
       </w:r>
       <w:r>
         <w:rPr>
-          <w:rFonts w:ascii="Tahoma" w:hAnsi="Tahoma"/>
+          <w:rFonts w:ascii="Tahoma" w:hAnsi="Tahoma" w:cs="Tahoma"/>
           <w:noProof/>
           <w:sz w:val="22"/>
           <w:szCs w:val="22"/>
@@ -765,7 +765,7 @@
       </w:r>
       <w:r>
         <w:rPr>
-          <w:rFonts w:ascii="Tahoma" w:hAnsi="Tahoma"/>
+          <w:rFonts w:ascii="Tahoma" w:hAnsi="Tahoma" w:cs="Tahoma"/>
           <w:noProof/>
           <w:sz w:val="22"/>
           <w:szCs w:val="22"/>
@@ -777,7 +777,7 @@
       <w:r>
         <w:rPr>
           <w:rStyle w:val="MSGENFONTSTYLENAMETEMPLATEROLENUMBERMSGENFONTSTYLENAMEBYROLETEXT2"/>
-          <w:rFonts w:ascii="Tahoma" w:hAnsi="Tahoma"/>
+          <w:rFonts w:ascii="Tahoma" w:hAnsi="Tahoma" w:cs="Tahoma"/>
           <w:color w:val="000000"/>
           <w:sz w:val="22"/>
           <w:szCs w:val="22"/>
@@ -789,7 +789,7 @@
       <w:r>
         <w:rPr>
           <w:rStyle w:val="MSGENFONTSTYLENAMETEMPLATEROLENUMBERMSGENFONTSTYLENAMEBYROLETEXT2"/>
-          <w:rFonts w:ascii="Tahoma" w:hAnsi="Tahoma"/>
+          <w:rFonts w:ascii="Tahoma" w:hAnsi="Tahoma" w:cs="Tahoma"/>
           <w:color w:val="000000"/>
           <w:sz w:val="22"/>
           <w:szCs w:val="22"/>
@@ -799,7 +799,7 @@
       <w:r>
         <w:rPr>
           <w:rStyle w:val="MSGENFONTSTYLENAMETEMPLATEROLENUMBERMSGENFONTSTYLENAMEBYROLETEXT2"/>
-          <w:rFonts w:ascii="Tahoma" w:hAnsi="Tahoma"/>
+          <w:rFonts w:ascii="Tahoma" w:hAnsi="Tahoma" w:cs="Tahoma"/>
           <w:color w:val="000000"/>
           <w:sz w:val="22"/>
           <w:szCs w:val="22"/>
@@ -810,7 +810,7 @@
       <w:r>
         <w:rPr>
           <w:rStyle w:val="MSGENFONTSTYLENAMETEMPLATEROLENUMBERMSGENFONTSTYLENAMEBYROLETEXT2"/>
-          <w:rFonts w:ascii="Tahoma" w:hAnsi="Tahoma"/>
+          <w:rFonts w:ascii="Tahoma" w:hAnsi="Tahoma" w:cs="Tahoma"/>
           <w:color w:val="000000"/>
           <w:sz w:val="22"/>
           <w:szCs w:val="22"/>
@@ -819,7 +819,7 @@
       </w:r>
       <w:r>
         <w:rPr>
-          <w:rFonts w:ascii="Tahoma" w:hAnsi="Tahoma"/>
+          <w:rFonts w:ascii="Tahoma" w:hAnsi="Tahoma" w:cs="Tahoma"/>
           <w:color w:val="000000"/>
           <w:sz w:val="22"/>
           <w:szCs w:val="22"/>
@@ -829,7 +829,7 @@
       </w:r>
       <w:r>
         <w:rPr>
-          <w:rFonts w:ascii="Tahoma" w:hAnsi="Tahoma"/>
+          <w:rFonts w:ascii="Tahoma" w:hAnsi="Tahoma" w:cs="Tahoma"/>
           <w:color w:val="000000"/>
           <w:sz w:val="22"/>
           <w:szCs w:val="22"/>
@@ -840,7 +840,7 @@
       </w:r>
       <w:r>
         <w:rPr>
-          <w:rFonts w:ascii="Tahoma" w:hAnsi="Tahoma"/>
+          <w:rFonts w:ascii="Tahoma" w:hAnsi="Tahoma" w:cs="Tahoma"/>
           <w:color w:val="000000"/>
           <w:sz w:val="22"/>
           <w:szCs w:val="22"/>
@@ -850,7 +850,7 @@
       </w:r>
       <w:r>
         <w:rPr>
-          <w:rFonts w:ascii="Tahoma" w:hAnsi="Tahoma"/>
+          <w:rFonts w:ascii="Tahoma" w:hAnsi="Tahoma" w:cs="Tahoma"/>
           <w:color w:val="000000"/>
           <w:sz w:val="22"/>
           <w:szCs w:val="22"/>
@@ -861,7 +861,7 @@
       </w:r>
       <w:r>
         <w:rPr>
-          <w:rFonts w:ascii="Tahoma" w:hAnsi="Tahoma"/>
+          <w:rFonts w:ascii="Tahoma" w:hAnsi="Tahoma" w:cs="Tahoma"/>
           <w:color w:val="000000"/>
           <w:sz w:val="22"/>
           <w:szCs w:val="22"/>
@@ -871,7 +871,7 @@
       </w:r>
       <w:r>
         <w:rPr>
-          <w:rFonts w:ascii="Tahoma" w:hAnsi="Tahoma"/>
+          <w:rFonts w:ascii="Tahoma" w:hAnsi="Tahoma" w:cs="Tahoma"/>
           <w:color w:val="000000"/>
           <w:sz w:val="22"/>
           <w:szCs w:val="22"/>
@@ -882,7 +882,7 @@
       </w:r>
       <w:r>
         <w:rPr>
-          <w:rFonts w:ascii="Tahoma" w:hAnsi="Tahoma"/>
+          <w:rFonts w:ascii="Tahoma" w:hAnsi="Tahoma" w:cs="Tahoma"/>
           <w:color w:val="000000"/>
           <w:sz w:val="22"/>
           <w:szCs w:val="22"/>
@@ -904,7 +904,7 @@
         <w:ind w:left="142" w:right="46"/>
         <w:jc w:val="both"/>
         <w:rPr>
-          <w:rFonts w:ascii="Tahoma" w:hAnsi="Tahoma"/>
+          <w:rFonts w:ascii="Tahoma" w:hAnsi="Tahoma" w:cs="Tahoma"/>
           <w:noProof/>
           <w:sz w:val="22"/>
           <w:szCs w:val="22"/>
@@ -915,7 +915,7 @@
       <w:r>
         <w:rPr>
           <w:rStyle w:val="MSGENFONTSTYLENAMETEMPLATEROLENUMBERMSGENFONTSTYLENAMEBYROLETEXT2"/>
-          <w:rFonts w:ascii="Tahoma" w:hAnsi="Tahoma"/>
+          <w:rFonts w:ascii="Tahoma" w:hAnsi="Tahoma" w:cs="Tahoma"/>
           <w:color w:val="000000"/>
           <w:sz w:val="22"/>
           <w:szCs w:val="22"/>
@@ -926,7 +926,7 @@
       <w:r>
         <w:rPr>
           <w:rStyle w:val="MSGENFONTSTYLENAMETEMPLATEROLENUMBERMSGENFONTSTYLENAMEBYROLETEXT2"/>
-          <w:rFonts w:ascii="Tahoma" w:hAnsi="Tahoma"/>
+          <w:rFonts w:ascii="Tahoma" w:hAnsi="Tahoma" w:cs="Tahoma"/>
           <w:color w:val="000000"/>
           <w:sz w:val="22"/>
           <w:szCs w:val="22"/>
@@ -936,7 +936,7 @@
       <w:r>
         <w:rPr>
           <w:rStyle w:val="MSGENFONTSTYLENAMETEMPLATEROLENUMBERMSGENFONTSTYLENAMEBYROLETEXT2"/>
-          <w:rFonts w:ascii="Tahoma" w:hAnsi="Tahoma"/>
+          <w:rFonts w:ascii="Tahoma" w:hAnsi="Tahoma" w:cs="Tahoma"/>
           <w:color w:val="000000"/>
           <w:sz w:val="22"/>
           <w:szCs w:val="22"/>
@@ -947,7 +947,7 @@
       <w:r>
         <w:rPr>
           <w:rStyle w:val="MSGENFONTSTYLENAMETEMPLATEROLENUMBERMSGENFONTSTYLENAMEBYROLETEXT2"/>
-          <w:rFonts w:ascii="Tahoma" w:hAnsi="Tahoma"/>
+          <w:rFonts w:ascii="Tahoma" w:hAnsi="Tahoma" w:cs="Tahoma"/>
           <w:color w:val="000000"/>
           <w:sz w:val="22"/>
           <w:szCs w:val="22"/>
@@ -957,7 +957,7 @@
       <w:r>
         <w:rPr>
           <w:rStyle w:val="MSGENFONTSTYLENAMETEMPLATEROLENUMBERMSGENFONTSTYLENAMEBYROLETEXT2"/>
-          <w:rFonts w:ascii="Tahoma" w:hAnsi="Tahoma"/>
+          <w:rFonts w:ascii="Tahoma" w:hAnsi="Tahoma" w:cs="Tahoma"/>
           <w:color w:val="000000"/>
           <w:sz w:val="22"/>
           <w:szCs w:val="22"/>
@@ -968,7 +968,7 @@
       <w:r>
         <w:rPr>
           <w:rStyle w:val="MSGENFONTSTYLENAMETEMPLATEROLENUMBERMSGENFONTSTYLENAMEBYROLETEXT2"/>
-          <w:rFonts w:ascii="Tahoma" w:hAnsi="Tahoma"/>
+          <w:rFonts w:ascii="Tahoma" w:hAnsi="Tahoma" w:cs="Tahoma"/>
           <w:color w:val="000000"/>
           <w:sz w:val="22"/>
           <w:szCs w:val="22"/>
@@ -978,7 +978,7 @@
       <w:r>
         <w:rPr>
           <w:rStyle w:val="MSGENFONTSTYLENAMETEMPLATEROLENUMBERMSGENFONTSTYLENAMEBYROLETEXT2"/>
-          <w:rFonts w:ascii="Tahoma" w:hAnsi="Tahoma"/>
+          <w:rFonts w:ascii="Tahoma" w:hAnsi="Tahoma" w:cs="Tahoma"/>
           <w:color w:val="000000"/>
           <w:sz w:val="22"/>
           <w:szCs w:val="22"/>
@@ -989,7 +989,7 @@
       <w:r>
         <w:rPr>
           <w:rStyle w:val="MSGENFONTSTYLENAMETEMPLATEROLENUMBERMSGENFONTSTYLENAMEBYROLETEXT2"/>
-          <w:rFonts w:ascii="Tahoma" w:hAnsi="Tahoma"/>
+          <w:rFonts w:ascii="Tahoma" w:hAnsi="Tahoma" w:cs="Tahoma"/>
           <w:color w:val="000000"/>
           <w:sz w:val="22"/>
           <w:szCs w:val="22"/>
@@ -999,7 +999,7 @@
       <w:r>
         <w:rPr>
           <w:rStyle w:val="MSGENFONTSTYLENAMETEMPLATEROLENUMBERMSGENFONTSTYLENAMEBYROLETEXT2"/>
-          <w:rFonts w:ascii="Tahoma" w:hAnsi="Tahoma"/>
+          <w:rFonts w:ascii="Tahoma" w:hAnsi="Tahoma" w:cs="Tahoma"/>
           <w:color w:val="000000"/>
           <w:sz w:val="22"/>
           <w:szCs w:val="22"/>
@@ -1010,7 +1010,7 @@
       <w:r>
         <w:rPr>
           <w:rStyle w:val="MSGENFONTSTYLENAMETEMPLATEROLENUMBERMSGENFONTSTYLENAMEBYROLETEXT2"/>
-          <w:rFonts w:ascii="Tahoma" w:hAnsi="Tahoma"/>
+          <w:rFonts w:ascii="Tahoma" w:hAnsi="Tahoma" w:cs="Tahoma"/>
           <w:color w:val="000000"/>
           <w:sz w:val="22"/>
           <w:szCs w:val="22"/>
@@ -1020,7 +1020,7 @@
       <w:r>
         <w:rPr>
           <w:rStyle w:val="MSGENFONTSTYLENAMETEMPLATEROLENUMBERMSGENFONTSTYLENAMEBYROLETEXT2"/>
-          <w:rFonts w:ascii="Tahoma" w:hAnsi="Tahoma"/>
+          <w:rFonts w:ascii="Tahoma" w:hAnsi="Tahoma" w:cs="Tahoma"/>
           <w:color w:val="000000"/>
           <w:sz w:val="22"/>
           <w:szCs w:val="22"/>
@@ -1031,7 +1031,7 @@
       <w:r>
         <w:rPr>
           <w:rStyle w:val="MSGENFONTSTYLENAMETEMPLATEROLENUMBERMSGENFONTSTYLENAMEBYROLETEXT2"/>
-          <w:rFonts w:ascii="Tahoma" w:hAnsi="Tahoma"/>
+          <w:rFonts w:ascii="Tahoma" w:hAnsi="Tahoma" w:cs="Tahoma"/>
           <w:color w:val="000000"/>
           <w:sz w:val="22"/>
           <w:szCs w:val="22"/>
@@ -1041,7 +1041,7 @@
       <w:r>
         <w:rPr>
           <w:rStyle w:val="MSGENFONTSTYLENAMETEMPLATEROLENUMBERMSGENFONTSTYLENAMEBYROLETEXT2"/>
-          <w:rFonts w:ascii="Tahoma" w:hAnsi="Tahoma"/>
+          <w:rFonts w:ascii="Tahoma" w:hAnsi="Tahoma" w:cs="Tahoma"/>
           <w:color w:val="000000"/>
           <w:sz w:val="22"/>
           <w:szCs w:val="22"/>
@@ -1051,7 +1051,7 @@
       </w:r>
       <w:r>
         <w:rPr>
-          <w:rFonts w:ascii="Tahoma" w:hAnsi="Tahoma"/>
+          <w:rFonts w:ascii="Tahoma" w:hAnsi="Tahoma" w:cs="Tahoma"/>
           <w:color w:val="000000"/>
           <w:sz w:val="22"/>
           <w:szCs w:val="22"/>
@@ -1061,7 +1061,7 @@
       </w:r>
       <w:r>
         <w:rPr>
-          <w:rFonts w:ascii="Tahoma" w:hAnsi="Tahoma"/>
+          <w:rFonts w:ascii="Tahoma" w:hAnsi="Tahoma" w:cs="Tahoma"/>
           <w:color w:val="000000"/>
           <w:sz w:val="22"/>
           <w:szCs w:val="22"/>
@@ -1072,7 +1072,7 @@
       <w:r>
         <w:rPr>
           <w:rStyle w:val="MSGENFONTSTYLENAMETEMPLATEROLENUMBERMSGENFONTSTYLENAMEBYROLETEXT2"/>
-          <w:rFonts w:ascii="Tahoma" w:hAnsi="Tahoma"/>
+          <w:rFonts w:ascii="Tahoma" w:hAnsi="Tahoma" w:cs="Tahoma"/>
           <w:sz w:val="22"/>
           <w:szCs w:val="22"/>
         </w:rPr>
@@ -1081,7 +1081,7 @@
       <w:r>
         <w:rPr>
           <w:rStyle w:val="MSGENFONTSTYLENAMETEMPLATEROLENUMBERMSGENFONTSTYLENAMEBYROLETEXT2"/>
-          <w:rFonts w:ascii="Tahoma" w:hAnsi="Tahoma"/>
+          <w:rFonts w:ascii="Tahoma" w:hAnsi="Tahoma" w:cs="Tahoma"/>
           <w:color w:val="000000"/>
           <w:sz w:val="22"/>
           <w:szCs w:val="22"/>
@@ -1091,7 +1091,7 @@
       <w:r>
         <w:rPr>
           <w:rStyle w:val="MSGENFONTSTYLENAMETEMPLATEROLENUMBERMSGENFONTSTYLENAMEBYROLETEXT2"/>
-          <w:rFonts w:ascii="Tahoma" w:hAnsi="Tahoma"/>
+          <w:rFonts w:ascii="Tahoma" w:hAnsi="Tahoma" w:cs="Tahoma"/>
           <w:color w:val="000000"/>
           <w:sz w:val="22"/>
           <w:szCs w:val="22"/>
@@ -1101,7 +1101,7 @@
       </w:r>
       <w:r>
         <w:rPr>
-          <w:rFonts w:ascii="Tahoma" w:hAnsi="Tahoma"/>
+          <w:rFonts w:ascii="Tahoma" w:hAnsi="Tahoma" w:cs="Tahoma"/>
           <w:color w:val="000000"/>
           <w:sz w:val="22"/>
           <w:szCs w:val="22"/>
@@ -1112,7 +1112,7 @@
       <w:r>
         <w:rPr>
           <w:rStyle w:val="MSGENFONTSTYLENAMETEMPLATEROLENUMBERMSGENFONTSTYLENAMEBYROLETEXT2"/>
-          <w:rFonts w:ascii="Tahoma" w:hAnsi="Tahoma"/>
+          <w:rFonts w:ascii="Tahoma" w:hAnsi="Tahoma" w:cs="Tahoma"/>
           <w:color w:val="000000"/>
           <w:sz w:val="22"/>
           <w:szCs w:val="22"/>
@@ -1122,7 +1122,7 @@
       <w:r>
         <w:rPr>
           <w:rStyle w:val="MSGENFONTSTYLENAMETEMPLATEROLENUMBERMSGENFONTSTYLENAMEBYROLETEXT2"/>
-          <w:rFonts w:ascii="Tahoma" w:hAnsi="Tahoma"/>
+          <w:rFonts w:ascii="Tahoma" w:hAnsi="Tahoma" w:cs="Tahoma"/>
           <w:color w:val="000000"/>
           <w:sz w:val="22"/>
           <w:szCs w:val="22"/>
@@ -1133,7 +1133,7 @@
       <w:r>
         <w:rPr>
           <w:rStyle w:val="MSGENFONTSTYLENAMETEMPLATEROLENUMBERMSGENFONTSTYLENAMEBYROLETEXT2"/>
-          <w:rFonts w:ascii="Tahoma" w:hAnsi="Tahoma"/>
+          <w:rFonts w:ascii="Tahoma" w:hAnsi="Tahoma" w:cs="Tahoma"/>
           <w:color w:val="000000"/>
           <w:sz w:val="22"/>
           <w:szCs w:val="22"/>
@@ -1143,7 +1143,7 @@
       <w:r>
         <w:rPr>
           <w:rStyle w:val="MSGENFONTSTYLENAMETEMPLATEROLENUMBERMSGENFONTSTYLENAMEBYROLETEXT2"/>
-          <w:rFonts w:ascii="Tahoma" w:hAnsi="Tahoma"/>
+          <w:rFonts w:ascii="Tahoma" w:hAnsi="Tahoma" w:cs="Tahoma"/>
           <w:color w:val="000000"/>
           <w:sz w:val="22"/>
           <w:szCs w:val="22"/>
@@ -1153,7 +1153,7 @@
       </w:r>
       <w:r>
         <w:rPr>
-          <w:rFonts w:ascii="Tahoma" w:hAnsi="Tahoma"/>
+          <w:rFonts w:ascii="Tahoma" w:hAnsi="Tahoma" w:cs="Tahoma"/>
           <w:color w:val="000000"/>
           <w:sz w:val="22"/>
           <w:szCs w:val="22"/>
@@ -1174,7 +1174,7 @@
         <w:ind w:left="142" w:right="10"/>
         <w:jc w:val="both"/>
         <w:rPr>
-          <w:rFonts w:ascii="Tahoma" w:hAnsi="Tahoma"/>
+          <w:rFonts w:ascii="Tahoma" w:hAnsi="Tahoma" w:cs="Tahoma"/>
           <w:color w:val="000000"/>
           <w:sz w:val="22"/>
           <w:szCs w:val="22"/>
@@ -1185,7 +1185,7 @@
       <w:r>
         <w:rPr>
           <w:rStyle w:val="MSGENFONTSTYLENAMETEMPLATEROLENUMBERMSGENFONTSTYLENAMEBYROLETEXT2"/>
-          <w:rFonts w:ascii="Tahoma" w:hAnsi="Tahoma"/>
+          <w:rFonts w:ascii="Tahoma" w:hAnsi="Tahoma" w:cs="Tahoma"/>
           <w:color w:val="000000"/>
           <w:sz w:val="22"/>
           <w:szCs w:val="22"/>
@@ -1195,7 +1195,7 @@
       <w:r>
         <w:rPr>
           <w:rStyle w:val="MSGENFONTSTYLENAMETEMPLATEROLENUMBERMSGENFONTSTYLENAMEBYROLETEXT2"/>
-          <w:rFonts w:ascii="Tahoma" w:hAnsi="Tahoma"/>
+          <w:rFonts w:ascii="Tahoma" w:hAnsi="Tahoma" w:cs="Tahoma"/>
           <w:color w:val="000000"/>
           <w:sz w:val="22"/>
           <w:szCs w:val="22"/>
@@ -1206,7 +1206,7 @@
       <w:r>
         <w:rPr>
           <w:rStyle w:val="MSGENFONTSTYLENAMETEMPLATEROLENUMBERMSGENFONTSTYLENAMEBYROLETEXT2"/>
-          <w:rFonts w:ascii="Tahoma" w:hAnsi="Tahoma"/>
+          <w:rFonts w:ascii="Tahoma" w:hAnsi="Tahoma" w:cs="Tahoma"/>
           <w:color w:val="000000"/>
           <w:sz w:val="22"/>
           <w:szCs w:val="22"/>
@@ -1216,7 +1216,7 @@
       <w:r>
         <w:rPr>
           <w:rStyle w:val="MSGENFONTSTYLENAMETEMPLATEROLENUMBERMSGENFONTSTYLENAMEBYROLETEXT2"/>
-          <w:rFonts w:ascii="Tahoma" w:hAnsi="Tahoma"/>
+          <w:rFonts w:ascii="Tahoma" w:hAnsi="Tahoma" w:cs="Tahoma"/>
           <w:color w:val="000000"/>
           <w:sz w:val="22"/>
           <w:szCs w:val="22"/>
@@ -1227,7 +1227,7 @@
       <w:r>
         <w:rPr>
           <w:rStyle w:val="MSGENFONTSTYLENAMETEMPLATEROLENUMBERMSGENFONTSTYLENAMEBYROLETEXT2"/>
-          <w:rFonts w:ascii="Tahoma" w:hAnsi="Tahoma"/>
+          <w:rFonts w:ascii="Tahoma" w:hAnsi="Tahoma" w:cs="Tahoma"/>
           <w:color w:val="000000"/>
           <w:sz w:val="22"/>
           <w:szCs w:val="22"/>
@@ -1236,7 +1236,7 @@
       </w:r>
       <w:r>
         <w:rPr>
-          <w:rFonts w:ascii="Tahoma" w:hAnsi="Tahoma"/>
+          <w:rFonts w:ascii="Tahoma" w:hAnsi="Tahoma" w:cs="Tahoma"/>
           <w:color w:val="000000"/>
           <w:sz w:val="22"/>
           <w:szCs w:val="22"/>
@@ -1247,7 +1247,7 @@
       </w:r>
       <w:r>
         <w:rPr>
-          <w:rFonts w:ascii="Tahoma" w:hAnsi="Tahoma"/>
+          <w:rFonts w:ascii="Tahoma" w:hAnsi="Tahoma" w:cs="Tahoma"/>
           <w:noProof/>
           <w:sz w:val="22"/>
           <w:szCs w:val="22"/>
@@ -1266,7 +1266,7 @@
         <w:jc w:val="both"/>
         <w:rPr>
           <w:rStyle w:val="MSGENFONTSTYLENAMETEMPLATEROLENUMBERMSGENFONTSTYLENAMEBYROLETEXT2"/>
-          <w:rFonts w:ascii="Tahoma" w:hAnsi="Tahoma"/>
+          <w:rFonts w:ascii="Tahoma" w:hAnsi="Tahoma" w:cs="Tahoma"/>
           <w:color w:val="000000"/>
           <w:sz w:val="22"/>
           <w:szCs w:val="22"/>
@@ -1276,7 +1276,7 @@
       <w:r>
         <w:rPr>
           <w:rStyle w:val="MSGENFONTSTYLENAMETEMPLATEROLENUMBERMSGENFONTSTYLENAMEBYROLETEXT2"/>
-          <w:rFonts w:ascii="Tahoma" w:hAnsi="Tahoma"/>
+          <w:rFonts w:ascii="Tahoma" w:hAnsi="Tahoma" w:cs="Tahoma"/>
           <w:color w:val="000000"/>
           <w:sz w:val="22"/>
           <w:szCs w:val="22"/>
@@ -1292,7 +1292,7 @@
         <w:ind w:left="142" w:right="187"/>
         <w:jc w:val="both"/>
         <w:rPr>
-          <w:rFonts w:ascii="Tahoma" w:hAnsi="Tahoma"/>
+          <w:rFonts w:ascii="Tahoma" w:hAnsi="Tahoma" w:cs="Tahoma"/>
           <w:sz w:val="22"/>
           <w:szCs w:val="22"/>
           <w:lang w:val="en-US"/>
@@ -1307,7 +1307,7 @@
         <w:ind w:left="142" w:right="187"/>
         <w:rPr>
           <w:rStyle w:val="MSGENFONTSTYLENAMETEMPLATEROLENUMBERMSGENFONTSTYLENAMEBYROLETEXT3"/>
-          <w:rFonts w:ascii="Tahoma" w:hAnsi="Tahoma"/>
+          <w:rFonts w:ascii="Tahoma" w:hAnsi="Tahoma" w:cs="Tahoma"/>
           <w:b/>
           <w:bCs/>
           <w:i/>
@@ -1323,7 +1323,7 @@
       <w:r>
         <w:rPr>
           <w:rStyle w:val="MSGENFONTSTYLENAMETEMPLATEROLENUMBERMSGENFONTSTYLENAMEBYROLETEXT3"/>
-          <w:rFonts w:ascii="Tahoma" w:hAnsi="Tahoma"/>
+          <w:rFonts w:ascii="Tahoma" w:hAnsi="Tahoma" w:cs="Tahoma"/>
           <w:b/>
           <w:bCs/>
           <w:i/>
@@ -1337,7 +1337,7 @@
       </w:r>
       <w:r>
         <w:rPr>
-          <w:rFonts w:ascii="Tahoma" w:hAnsi="Tahoma"/>
+          <w:rFonts w:ascii="Tahoma" w:hAnsi="Tahoma" w:cs="Tahoma"/>
           <w:sz w:val="22"/>
           <w:szCs w:val="22"/>
           <w:lang w:val="sv-SE"/>
@@ -1347,7 +1347,7 @@
       <w:r>
         <w:rPr>
           <w:rStyle w:val="MSGENFONTSTYLENAMETEMPLATEROLENUMBERMSGENFONTSTYLENAMEBYROLETEXT3"/>
-          <w:rFonts w:ascii="Tahoma" w:hAnsi="Tahoma"/>
+          <w:rFonts w:ascii="Tahoma" w:hAnsi="Tahoma" w:cs="Tahoma"/>
           <w:b/>
           <w:bCs/>
           <w:i/>
@@ -1363,7 +1363,7 @@
       <w:r>
         <w:rPr>
           <w:rStyle w:val="MSGENFONTSTYLENAMETEMPLATEROLENUMBERMSGENFONTSTYLENAMEBYROLETEXT3"/>
-          <w:rFonts w:ascii="Tahoma" w:hAnsi="Tahoma"/>
+          <w:rFonts w:ascii="Tahoma" w:hAnsi="Tahoma" w:cs="Tahoma"/>
           <w:b/>
           <w:bCs/>
           <w:i/>
@@ -1378,7 +1378,7 @@
       <w:r>
         <w:rPr>
           <w:rStyle w:val="MSGENFONTSTYLENAMETEMPLATEROLENUMBERMSGENFONTSTYLENAMEBYROLETEXT3"/>
-          <w:rFonts w:ascii="Tahoma" w:hAnsi="Tahoma"/>
+          <w:rFonts w:ascii="Tahoma" w:hAnsi="Tahoma" w:cs="Tahoma"/>
           <w:b/>
           <w:bCs/>
           <w:color w:val="000000"/>
@@ -1397,7 +1397,7 @@
         <w:ind w:left="142" w:right="187"/>
         <w:rPr>
           <w:rStyle w:val="MSGENFONTSTYLENAMETEMPLATEROLENUMBERMSGENFONTSTYLENAMEBYROLETEXT3"/>
-          <w:rFonts w:ascii="Tahoma" w:hAnsi="Tahoma"/>
+          <w:rFonts w:ascii="Tahoma" w:hAnsi="Tahoma" w:cs="Tahoma"/>
           <w:b/>
           <w:bCs/>
           <w:i/>
@@ -1417,7 +1417,7 @@
         <w:ind w:left="142" w:right="187"/>
         <w:rPr>
           <w:rStyle w:val="MSGENFONTSTYLENAMETEMPLATEROLENUMBERMSGENFONTSTYLENAMEBYROLETEXT3"/>
-          <w:rFonts w:ascii="Tahoma" w:hAnsi="Tahoma"/>
+          <w:rFonts w:ascii="Tahoma" w:hAnsi="Tahoma" w:cs="Tahoma"/>
           <w:b/>
           <w:bCs/>
           <w:i/>
@@ -1431,7 +1431,7 @@
       <w:r>
         <w:rPr>
           <w:rStyle w:val="MSGENFONTSTYLENAMETEMPLATEROLENUMBERMSGENFONTSTYLENAMEBYROLETEXT3"/>
-          <w:rFonts w:ascii="Tahoma" w:hAnsi="Tahoma"/>
+          <w:rFonts w:ascii="Tahoma" w:hAnsi="Tahoma" w:cs="Tahoma"/>
           <w:b/>
           <w:bCs/>
           <w:i/>
@@ -1446,7 +1446,7 @@
       <w:r>
         <w:rPr>
           <w:rStyle w:val="MSGENFONTSTYLENAMETEMPLATEROLENUMBERMSGENFONTSTYLENAMEBYROLETEXT3"/>
-          <w:rFonts w:ascii="Tahoma" w:hAnsi="Tahoma"/>
+          <w:rFonts w:ascii="Tahoma" w:hAnsi="Tahoma" w:cs="Tahoma"/>
           <w:b/>
           <w:bCs/>
           <w:i/>
@@ -1460,7 +1460,7 @@
       <w:r>
         <w:rPr>
           <w:rStyle w:val="MSGENFONTSTYLENAMETEMPLATEROLENUMBERMSGENFONTSTYLENAMEBYROLETEXT3"/>
-          <w:rFonts w:ascii="Tahoma" w:hAnsi="Tahoma"/>
+          <w:rFonts w:ascii="Tahoma" w:hAnsi="Tahoma" w:cs="Tahoma"/>
           <w:b/>
           <w:bCs/>
           <w:i/>
@@ -1475,7 +1475,7 @@
       <w:r>
         <w:rPr>
           <w:rStyle w:val="MSGENFONTSTYLENAMETEMPLATEROLENUMBERMSGENFONTSTYLENAMEBYROLETEXT3"/>
-          <w:rFonts w:ascii="Tahoma" w:hAnsi="Tahoma"/>
+          <w:rFonts w:ascii="Tahoma" w:hAnsi="Tahoma" w:cs="Tahoma"/>
           <w:b/>
           <w:bCs/>
           <w:i/>
@@ -1489,7 +1489,7 @@
       <w:r>
         <w:rPr>
           <w:rStyle w:val="MSGENFONTSTYLENAMETEMPLATEROLENUMBERMSGENFONTSTYLENAMEBYROLETEXT3"/>
-          <w:rFonts w:ascii="Tahoma" w:hAnsi="Tahoma"/>
+          <w:rFonts w:ascii="Tahoma" w:hAnsi="Tahoma" w:cs="Tahoma"/>
           <w:b/>
           <w:bCs/>
           <w:i/>
@@ -1504,7 +1504,7 @@
       <w:r>
         <w:rPr>
           <w:rStyle w:val="MSGENFONTSTYLENAMETEMPLATEROLENUMBERMSGENFONTSTYLENAMEBYROLETEXT3"/>
-          <w:rFonts w:ascii="Tahoma" w:hAnsi="Tahoma"/>
+          <w:rFonts w:ascii="Tahoma" w:hAnsi="Tahoma" w:cs="Tahoma"/>
           <w:b/>
           <w:bCs/>
           <w:i/>
@@ -1523,7 +1523,7 @@
         <w:spacing w:before="0" w:after="0" w:line="240" w:lineRule="auto"/>
         <w:ind w:left="142" w:right="187"/>
         <w:rPr>
-          <w:rFonts w:ascii="Tahoma" w:hAnsi="Tahoma"/>
+          <w:rFonts w:ascii="Tahoma" w:hAnsi="Tahoma" w:cs="Tahoma"/>
           <w:sz w:val="16"/>
           <w:szCs w:val="16"/>
           <w:lang w:val="en-US"/>
@@ -1538,7 +1538,7 @@
         <w:ind w:left="142" w:right="187"/>
         <w:rPr>
           <w:rStyle w:val="MSGENFONTSTYLENAMETEMPLATEROLENUMBERMSGENFONTSTYLENAMEBYROLETEXT3"/>
-          <w:rFonts w:ascii="Tahoma" w:hAnsi="Tahoma"/>
+          <w:rFonts w:ascii="Tahoma" w:hAnsi="Tahoma" w:cs="Tahoma"/>
           <w:b/>
           <w:bCs/>
           <w:i/>
@@ -1552,7 +1552,7 @@
       <w:r>
         <w:rPr>
           <w:rStyle w:val="MSGENFONTSTYLENAMETEMPLATEROLENUMBERMSGENFONTSTYLENAMEBYROLETEXT3"/>
-          <w:rFonts w:ascii="Tahoma" w:hAnsi="Tahoma"/>
+          <w:rFonts w:ascii="Tahoma" w:hAnsi="Tahoma" w:cs="Tahoma"/>
           <w:b/>
           <w:bCs/>
           <w:i/>
@@ -1566,7 +1566,7 @@
       <w:r>
         <w:rPr>
           <w:rStyle w:val="MSGENFONTSTYLENAMETEMPLATEROLENUMBERMSGENFONTSTYLENAMEBYROLETEXT3"/>
-          <w:rFonts w:ascii="Tahoma" w:hAnsi="Tahoma"/>
+          <w:rFonts w:ascii="Tahoma" w:hAnsi="Tahoma" w:cs="Tahoma"/>
           <w:b/>
           <w:bCs/>
           <w:i/>
@@ -1581,7 +1581,7 @@
       <w:r>
         <w:rPr>
           <w:rStyle w:val="MSGENFONTSTYLENAMETEMPLATEROLENUMBERMSGENFONTSTYLENAMEBYROLETEXT3"/>
-          <w:rFonts w:ascii="Tahoma" w:hAnsi="Tahoma"/>
+          <w:rFonts w:ascii="Tahoma" w:hAnsi="Tahoma" w:cs="Tahoma"/>
           <w:b/>
           <w:bCs/>
           <w:i/>
@@ -1595,7 +1595,7 @@
       <w:r>
         <w:rPr>
           <w:rStyle w:val="MSGENFONTSTYLENAMETEMPLATEROLENUMBERMSGENFONTSTYLENAMEBYROLETEXT3"/>
-          <w:rFonts w:ascii="Tahoma" w:hAnsi="Tahoma"/>
+          <w:rFonts w:ascii="Tahoma" w:hAnsi="Tahoma" w:cs="Tahoma"/>
           <w:b/>
           <w:bCs/>
           <w:i/>
@@ -1610,7 +1610,7 @@
       <w:r>
         <w:rPr>
           <w:rStyle w:val="MSGENFONTSTYLENAMETEMPLATEROLENUMBERMSGENFONTSTYLENAMEBYROLETEXT3"/>
-          <w:rFonts w:ascii="Tahoma" w:hAnsi="Tahoma"/>
+          <w:rFonts w:ascii="Tahoma" w:hAnsi="Tahoma" w:cs="Tahoma"/>
           <w:b/>
           <w:bCs/>
           <w:i/>
@@ -1624,7 +1624,7 @@
       <w:r>
         <w:rPr>
           <w:rStyle w:val="MSGENFONTSTYLENAMETEMPLATEROLENUMBERMSGENFONTSTYLENAMEBYROLETEXT3"/>
-          <w:rFonts w:ascii="Tahoma" w:hAnsi="Tahoma"/>
+          <w:rFonts w:ascii="Tahoma" w:hAnsi="Tahoma" w:cs="Tahoma"/>
           <w:b/>
           <w:bCs/>
           <w:i/>
@@ -1639,7 +1639,7 @@
       <w:r>
         <w:rPr>
           <w:rStyle w:val="MSGENFONTSTYLENAMETEMPLATEROLENUMBERMSGENFONTSTYLENAMEBYROLETEXT3"/>
-          <w:rFonts w:ascii="Tahoma" w:hAnsi="Tahoma"/>
+          <w:rFonts w:ascii="Tahoma" w:hAnsi="Tahoma" w:cs="Tahoma"/>
           <w:b/>
           <w:bCs/>
           <w:i/>
@@ -1653,7 +1653,7 @@
       <w:r>
         <w:rPr>
           <w:rStyle w:val="MSGENFONTSTYLENAMETEMPLATEROLENUMBERMSGENFONTSTYLENAMEBYROLETEXT3"/>
-          <w:rFonts w:ascii="Tahoma" w:hAnsi="Tahoma"/>
+          <w:rFonts w:ascii="Tahoma" w:hAnsi="Tahoma" w:cs="Tahoma"/>
           <w:b/>
           <w:bCs/>
           <w:i/>
@@ -1668,7 +1668,7 @@
       <w:r>
         <w:rPr>
           <w:rStyle w:val="MSGENFONTSTYLENAMETEMPLATEROLENUMBERMSGENFONTSTYLENAMEBYROLETEXT3"/>
-          <w:rFonts w:ascii="Tahoma" w:hAnsi="Tahoma"/>
+          <w:rFonts w:ascii="Tahoma" w:hAnsi="Tahoma" w:cs="Tahoma"/>
           <w:b/>
           <w:bCs/>
           <w:i/>
@@ -1687,7 +1687,7 @@
         <w:spacing w:before="0" w:after="0" w:line="240" w:lineRule="auto"/>
         <w:ind w:left="142" w:right="187"/>
         <w:rPr>
-          <w:rFonts w:ascii="Tahoma" w:hAnsi="Tahoma"/>
+          <w:rFonts w:ascii="Tahoma" w:hAnsi="Tahoma" w:cs="Tahoma"/>
           <w:sz w:val="16"/>
           <w:szCs w:val="16"/>
           <w:lang w:val="en-US"/>
@@ -1702,7 +1702,7 @@
         <w:ind w:left="142" w:right="187"/>
         <w:rPr>
           <w:rStyle w:val="MSGENFONTSTYLENAMETEMPLATEROLENUMBERMSGENFONTSTYLENAMEBYROLETEXT3"/>
-          <w:rFonts w:ascii="Tahoma" w:hAnsi="Tahoma"/>
+          <w:rFonts w:ascii="Tahoma" w:hAnsi="Tahoma" w:cs="Tahoma"/>
           <w:b/>
           <w:bCs/>
           <w:i/>
@@ -1716,7 +1716,7 @@
       <w:r>
         <w:rPr>
           <w:rStyle w:val="MSGENFONTSTYLENAMETEMPLATEROLENUMBERMSGENFONTSTYLENAMEBYROLETEXT3"/>
-          <w:rFonts w:ascii="Tahoma" w:hAnsi="Tahoma"/>
+          <w:rFonts w:ascii="Tahoma" w:hAnsi="Tahoma" w:cs="Tahoma"/>
           <w:b/>
           <w:bCs/>
           <w:i/>
@@ -1730,7 +1730,7 @@
       <w:r>
         <w:rPr>
           <w:rStyle w:val="MSGENFONTSTYLENAMETEMPLATEROLENUMBERMSGENFONTSTYLENAMEBYROLETEXT3"/>
-          <w:rFonts w:ascii="Tahoma" w:hAnsi="Tahoma"/>
+          <w:rFonts w:ascii="Tahoma" w:hAnsi="Tahoma" w:cs="Tahoma"/>
           <w:b/>
           <w:bCs/>
           <w:i/>
@@ -1745,7 +1745,7 @@
       <w:r>
         <w:rPr>
           <w:rStyle w:val="MSGENFONTSTYLENAMETEMPLATEROLENUMBERMSGENFONTSTYLENAMEBYROLETEXT3"/>
-          <w:rFonts w:ascii="Tahoma" w:hAnsi="Tahoma"/>
+          <w:rFonts w:ascii="Tahoma" w:hAnsi="Tahoma" w:cs="Tahoma"/>
           <w:b/>
           <w:bCs/>
           <w:i/>
@@ -1759,7 +1759,7 @@
       <w:r>
         <w:rPr>
           <w:rStyle w:val="MSGENFONTSTYLENAMETEMPLATEROLENUMBERMSGENFONTSTYLENAMEBYROLETEXT3"/>
-          <w:rFonts w:ascii="Tahoma" w:hAnsi="Tahoma"/>
+          <w:rFonts w:ascii="Tahoma" w:hAnsi="Tahoma" w:cs="Tahoma"/>
           <w:b/>
           <w:bCs/>
           <w:i/>
@@ -1774,7 +1774,7 @@
       <w:r>
         <w:rPr>
           <w:rStyle w:val="MSGENFONTSTYLENAMETEMPLATEROLENUMBERMSGENFONTSTYLENAMEBYROLETEXT3"/>
-          <w:rFonts w:ascii="Tahoma" w:hAnsi="Tahoma"/>
+          <w:rFonts w:ascii="Tahoma" w:hAnsi="Tahoma" w:cs="Tahoma"/>
           <w:b/>
           <w:bCs/>
           <w:i/>
@@ -1788,7 +1788,7 @@
       <w:r>
         <w:rPr>
           <w:rStyle w:val="MSGENFONTSTYLENAMETEMPLATEROLENUMBERMSGENFONTSTYLENAMEBYROLETEXT3"/>
-          <w:rFonts w:ascii="Tahoma" w:hAnsi="Tahoma"/>
+          <w:rFonts w:ascii="Tahoma" w:hAnsi="Tahoma" w:cs="Tahoma"/>
           <w:b/>
           <w:bCs/>
           <w:i/>
@@ -1803,7 +1803,7 @@
       <w:r>
         <w:rPr>
           <w:rStyle w:val="MSGENFONTSTYLENAMETEMPLATEROLENUMBERMSGENFONTSTYLENAMEBYROLETEXT3"/>
-          <w:rFonts w:ascii="Tahoma" w:hAnsi="Tahoma"/>
+          <w:rFonts w:ascii="Tahoma" w:hAnsi="Tahoma" w:cs="Tahoma"/>
           <w:b/>
           <w:bCs/>
           <w:i/>
@@ -1822,7 +1822,7 @@
         <w:spacing w:before="0" w:after="0" w:line="240" w:lineRule="auto"/>
         <w:ind w:left="142" w:right="187"/>
         <w:rPr>
-          <w:rFonts w:ascii="Tahoma" w:hAnsi="Tahoma"/>
+          <w:rFonts w:ascii="Tahoma" w:hAnsi="Tahoma" w:cs="Tahoma"/>
           <w:sz w:val="16"/>
           <w:szCs w:val="16"/>
           <w:lang w:val="en-US"/>
@@ -1837,7 +1837,7 @@
         <w:ind w:left="142" w:right="187"/>
         <w:rPr>
           <w:rStyle w:val="MSGENFONTSTYLENAMETEMPLATEROLENUMBERMSGENFONTSTYLENAMEBYROLETEXT3"/>
-          <w:rFonts w:ascii="Tahoma" w:hAnsi="Tahoma"/>
+          <w:rFonts w:ascii="Tahoma" w:hAnsi="Tahoma" w:cs="Tahoma"/>
           <w:b/>
           <w:bCs/>
           <w:i/>
@@ -1851,7 +1851,7 @@
       <w:r>
         <w:rPr>
           <w:rStyle w:val="MSGENFONTSTYLENAMETEMPLATEROLENUMBERMSGENFONTSTYLENAMEBYROLETEXT3"/>
-          <w:rFonts w:ascii="Tahoma" w:hAnsi="Tahoma"/>
+          <w:rFonts w:ascii="Tahoma" w:hAnsi="Tahoma" w:cs="Tahoma"/>
           <w:b/>
           <w:bCs/>
           <w:i/>
@@ -1870,7 +1870,7 @@
         <w:spacing w:before="0" w:after="0" w:line="240" w:lineRule="auto"/>
         <w:ind w:left="142" w:right="187"/>
         <w:rPr>
-          <w:rFonts w:ascii="Tahoma" w:hAnsi="Tahoma"/>
+          <w:rFonts w:ascii="Tahoma" w:hAnsi="Tahoma" w:cs="Tahoma"/>
           <w:sz w:val="16"/>
           <w:szCs w:val="16"/>
           <w:lang w:val="en-US"/>
@@ -1885,7 +1885,7 @@
         <w:ind w:left="142" w:right="187"/>
         <w:rPr>
           <w:rStyle w:val="MSGENFONTSTYLENAMETEMPLATEROLENUMBERMSGENFONTSTYLENAMEBYROLETEXT3"/>
-          <w:rFonts w:ascii="Tahoma" w:hAnsi="Tahoma"/>
+          <w:rFonts w:ascii="Tahoma" w:hAnsi="Tahoma" w:cs="Tahoma"/>
           <w:b/>
           <w:bCs/>
           <w:i/>
@@ -1899,7 +1899,7 @@
       <w:r>
         <w:rPr>
           <w:rStyle w:val="MSGENFONTSTYLENAMETEMPLATEROLENUMBERMSGENFONTSTYLENAMEBYROLETEXT3"/>
-          <w:rFonts w:ascii="Tahoma" w:hAnsi="Tahoma"/>
+          <w:rFonts w:ascii="Tahoma" w:hAnsi="Tahoma" w:cs="Tahoma"/>
           <w:b/>
           <w:bCs/>
           <w:i/>
@@ -1913,7 +1913,7 @@
       <w:r>
         <w:rPr>
           <w:rStyle w:val="MSGENFONTSTYLENAMETEMPLATEROLENUMBERMSGENFONTSTYLENAMEBYROLETEXT3"/>
-          <w:rFonts w:ascii="Tahoma" w:hAnsi="Tahoma"/>
+          <w:rFonts w:ascii="Tahoma" w:hAnsi="Tahoma" w:cs="Tahoma"/>
           <w:b/>
           <w:bCs/>
           <w:i/>
@@ -1927,7 +1927,7 @@
       </w:r>
       <w:r>
         <w:rPr>
-          <w:rFonts w:ascii="Tahoma" w:hAnsi="Tahoma"/>
+          <w:rFonts w:ascii="Tahoma" w:hAnsi="Tahoma" w:cs="Tahoma"/>
           <w:noProof/>
           <w:sz w:val="22"/>
           <w:szCs w:val="22"/>
@@ -1937,7 +1937,7 @@
       </w:r>
       <w:r>
         <w:rPr>
-          <w:rFonts w:ascii="Tahoma" w:hAnsi="Tahoma"/>
+          <w:rFonts w:ascii="Tahoma" w:hAnsi="Tahoma" w:cs="Tahoma"/>
           <w:noProof/>
           <w:sz w:val="22"/>
           <w:szCs w:val="22"/>
@@ -1948,7 +1948,7 @@
       </w:r>
       <w:r>
         <w:rPr>
-          <w:rFonts w:ascii="Tahoma" w:hAnsi="Tahoma"/>
+          <w:rFonts w:ascii="Tahoma" w:hAnsi="Tahoma" w:cs="Tahoma"/>
           <w:noProof/>
           <w:sz w:val="22"/>
           <w:szCs w:val="22"/>
@@ -1958,7 +1958,7 @@
       </w:r>
       <w:r>
         <w:rPr>
-          <w:rFonts w:ascii="Tahoma" w:hAnsi="Tahoma"/>
+          <w:rFonts w:ascii="Tahoma" w:hAnsi="Tahoma" w:cs="Tahoma"/>
           <w:noProof/>
           <w:sz w:val="22"/>
           <w:szCs w:val="22"/>
@@ -1969,7 +1969,7 @@
       </w:r>
       <w:r>
         <w:rPr>
-          <w:rFonts w:ascii="Tahoma" w:hAnsi="Tahoma"/>
+          <w:rFonts w:ascii="Tahoma" w:hAnsi="Tahoma" w:cs="Tahoma"/>
           <w:noProof/>
           <w:sz w:val="22"/>
           <w:szCs w:val="22"/>
@@ -1986,7 +1986,7 @@
         <w:ind w:left="142" w:right="187"/>
         <w:rPr>
           <w:rStyle w:val="MSGENFONTSTYLENAMETEMPLATEROLEMSGENFONTSTYLENAMEBYROLEPICTURECAPTION"/>
-          <w:rFonts w:ascii="Tahoma" w:hAnsi="Tahoma"/>
+          <w:rFonts w:ascii="Tahoma" w:hAnsi="Tahoma" w:cs="Tahoma"/>
           <w:color w:val="000000"/>
           <w:sz w:val="16"/>
           <w:szCs w:val="16"/>
@@ -2004,7 +2004,7 @@
         <w:jc w:val="both"/>
         <w:rPr>
           <w:rStyle w:val="MSGENFONTSTYLENAMETEMPLATEROLEMSGENFONTSTYLENAMEBYROLEPICTURECAPTION"/>
-          <w:rFonts w:ascii="Tahoma" w:hAnsi="Tahoma"/>
+          <w:rFonts w:ascii="Tahoma" w:hAnsi="Tahoma" w:cs="Tahoma"/>
           <w:color w:val="000000"/>
           <w:sz w:val="22"/>
           <w:szCs w:val="22"/>
@@ -2013,7 +2013,7 @@
       <w:r>
         <w:rPr>
           <w:rStyle w:val="MSGENFONTSTYLENAMETEMPLATEROLEMSGENFONTSTYLENAMEBYROLEPICTURECAPTION"/>
-          <w:rFonts w:ascii="Tahoma" w:hAnsi="Tahoma"/>
+          <w:rFonts w:ascii="Tahoma" w:hAnsi="Tahoma" w:cs="Tahoma"/>
           <w:color w:val="000000"/>
           <w:sz w:val="22"/>
           <w:szCs w:val="22"/>
@@ -2046,7 +2046,7 @@
             <w:pPr>
               <w:jc w:val="center"/>
               <w:rPr>
-                <w:rFonts w:ascii="Tahoma" w:hAnsi="Tahoma"/>
+                <w:rFonts w:ascii="Tahoma" w:hAnsi="Tahoma" w:cs="Tahoma"/>
                 <w:sz w:val="22"/>
                 <w:szCs w:val="22"/>
                 <w:lang w:val="id-ID"/>
@@ -2054,7 +2054,7 @@
             </w:pPr>
             <w:r>
               <w:rPr>
-                <w:rFonts w:ascii="Tahoma" w:hAnsi="Tahoma"/>
+                <w:rFonts w:ascii="Tahoma" w:hAnsi="Tahoma" w:cs="Tahoma"/>
                 <w:noProof/>
                 <w:sz w:val="22"/>
                 <w:szCs w:val="22"/>
@@ -2139,7 +2139,7 @@
             <w:pPr>
               <w:jc w:val="center"/>
               <w:rPr>
-                <w:rFonts w:ascii="Tahoma" w:hAnsi="Tahoma"/>
+                <w:rFonts w:ascii="Tahoma" w:hAnsi="Tahoma" w:cs="Tahoma"/>
                 <w:sz w:val="22"/>
                 <w:szCs w:val="22"/>
                 <w:lang w:val="id-ID"/>
@@ -2147,7 +2147,7 @@
             </w:pPr>
             <w:r>
               <w:rPr>
-                <w:rFonts w:ascii="Tahoma" w:hAnsi="Tahoma"/>
+                <w:rFonts w:ascii="Tahoma" w:hAnsi="Tahoma" w:cs="Tahoma"/>
                 <w:sz w:val="22"/>
                 <w:szCs w:val="22"/>
                 <w:lang w:val="id-ID"/>
@@ -2159,7 +2159,7 @@
             <w:pPr>
               <w:jc w:val="center"/>
               <w:rPr>
-                <w:rFonts w:ascii="Tahoma" w:hAnsi="Tahoma"/>
+                <w:rFonts w:ascii="Tahoma" w:hAnsi="Tahoma" w:cs="Tahoma"/>
                 <w:sz w:val="22"/>
                 <w:szCs w:val="22"/>
                 <w:lang w:val="en-AU"/>
@@ -2167,7 +2167,7 @@
             </w:pPr>
             <w:r>
               <w:rPr>
-                <w:rFonts w:ascii="Tahoma" w:hAnsi="Tahoma"/>
+                <w:rFonts w:ascii="Tahoma" w:hAnsi="Tahoma" w:cs="Tahoma"/>
                 <w:sz w:val="22"/>
                 <w:szCs w:val="22"/>
                 <w:lang w:val="id-ID"/>
@@ -2176,7 +2176,7 @@
             </w:r>
             <w:r>
               <w:rPr>
-                <w:rFonts w:ascii="Tahoma" w:hAnsi="Tahoma"/>
+                <w:rFonts w:ascii="Tahoma" w:hAnsi="Tahoma" w:cs="Tahoma"/>
                 <w:sz w:val="22"/>
                 <w:szCs w:val="22"/>
                 <w:lang w:val="en-AU"/>
@@ -2188,25 +2188,25 @@
             <w:pPr>
               <w:jc w:val="center"/>
               <w:rPr>
-                <w:rFonts w:ascii="Tahoma" w:hAnsi="Tahoma"/>
-                <w:sz w:val="22"/>
-                <w:szCs w:val="22"/>
-              </w:rPr>
-            </w:pPr>
-          </w:p>
-          <w:p>
-            <w:pPr>
-              <w:rPr>
-                <w:rFonts w:ascii="Tahoma" w:hAnsi="Tahoma"/>
-                <w:sz w:val="22"/>
-                <w:szCs w:val="22"/>
-              </w:rPr>
-            </w:pPr>
-          </w:p>
-          <w:p>
-            <w:pPr>
-              <w:rPr>
-                <w:rFonts w:ascii="Tahoma" w:hAnsi="Tahoma"/>
+                <w:rFonts w:ascii="Tahoma" w:hAnsi="Tahoma" w:cs="Tahoma"/>
+                <w:sz w:val="22"/>
+                <w:szCs w:val="22"/>
+              </w:rPr>
+            </w:pPr>
+          </w:p>
+          <w:p>
+            <w:pPr>
+              <w:rPr>
+                <w:rFonts w:ascii="Tahoma" w:hAnsi="Tahoma" w:cs="Tahoma"/>
+                <w:sz w:val="22"/>
+                <w:szCs w:val="22"/>
+              </w:rPr>
+            </w:pPr>
+          </w:p>
+          <w:p>
+            <w:pPr>
+              <w:rPr>
+                <w:rFonts w:ascii="Tahoma" w:hAnsi="Tahoma" w:cs="Tahoma"/>
                 <w:sz w:val="40"/>
                 <w:szCs w:val="40"/>
               </w:rPr>
@@ -2216,7 +2216,7 @@
             <w:pPr>
               <w:jc w:val="center"/>
               <w:rPr>
-                <w:rFonts w:ascii="Tahoma" w:hAnsi="Tahoma"/>
+                <w:rFonts w:ascii="Tahoma" w:hAnsi="Tahoma" w:cs="Tahoma"/>
                 <w:sz w:val="22"/>
                 <w:szCs w:val="22"/>
                 <w:u w:val="single"/>
@@ -2225,7 +2225,7 @@
             </w:pPr>
             <w:r>
               <w:rPr>
-                <w:rFonts w:ascii="Tahoma" w:hAnsi="Tahoma"/>
+                <w:rFonts w:ascii="Tahoma" w:hAnsi="Tahoma" w:cs="Tahoma"/>
                 <w:sz w:val="22"/>
                 <w:szCs w:val="22"/>
                 <w:u w:val="single"/>
@@ -2235,7 +2235,7 @@
             </w:r>
             <w:r>
               <w:rPr>
-                <w:rFonts w:ascii="Tahoma" w:hAnsi="Tahoma"/>
+                <w:rFonts w:ascii="Tahoma" w:hAnsi="Tahoma" w:cs="Tahoma"/>
                 <w:sz w:val="22"/>
                 <w:szCs w:val="22"/>
                 <w:u w:val="single"/>
@@ -2248,14 +2248,14 @@
             <w:pPr>
               <w:jc w:val="center"/>
               <w:rPr>
-                <w:rFonts w:ascii="Tahoma" w:hAnsi="Tahoma"/>
-                <w:sz w:val="22"/>
-                <w:szCs w:val="22"/>
-              </w:rPr>
-            </w:pPr>
-            <w:r>
-              <w:rPr>
-                <w:rFonts w:ascii="Tahoma" w:hAnsi="Tahoma"/>
+                <w:rFonts w:ascii="Tahoma" w:hAnsi="Tahoma" w:cs="Tahoma"/>
+                <w:sz w:val="22"/>
+                <w:szCs w:val="22"/>
+              </w:rPr>
+            </w:pPr>
+            <w:r>
+              <w:rPr>
+                <w:rFonts w:ascii="Tahoma" w:hAnsi="Tahoma" w:cs="Tahoma"/>
                 <w:sz w:val="22"/>
                 <w:szCs w:val="22"/>
                 <w:lang w:val="id-ID"/>
@@ -2264,7 +2264,7 @@
             </w:r>
             <w:r>
               <w:rPr>
-                <w:rFonts w:ascii="Tahoma" w:hAnsi="Tahoma"/>
+                <w:rFonts w:ascii="Tahoma" w:hAnsi="Tahoma" w:cs="Tahoma"/>
                 <w:sz w:val="22"/>
                 <w:szCs w:val="22"/>
               </w:rPr>
@@ -2272,7 +2272,7 @@
             </w:r>
             <w:r>
               <w:rPr>
-                <w:rFonts w:ascii="Tahoma" w:hAnsi="Tahoma"/>
+                <w:rFonts w:ascii="Tahoma" w:hAnsi="Tahoma" w:cs="Tahoma"/>
                 <w:sz w:val="22"/>
                 <w:szCs w:val="22"/>
                 <w:lang w:val="id-ID"/>
@@ -2281,7 +2281,7 @@
             </w:r>
             <w:r>
               <w:rPr>
-                <w:rFonts w:ascii="Tahoma" w:hAnsi="Tahoma"/>
+                <w:rFonts w:ascii="Tahoma" w:hAnsi="Tahoma" w:cs="Tahoma"/>
                 <w:sz w:val="22"/>
                 <w:szCs w:val="22"/>
               </w:rPr>
@@ -2289,7 +2289,7 @@
             </w:r>
             <w:r>
               <w:rPr>
-                <w:rFonts w:ascii="Tahoma" w:hAnsi="Tahoma"/>
+                <w:rFonts w:ascii="Tahoma" w:hAnsi="Tahoma" w:cs="Tahoma"/>
                 <w:sz w:val="22"/>
                 <w:szCs w:val="22"/>
                 <w:shd w:val="clear" w:color="auto" w:fill="FFFFFF"/>
@@ -2306,7 +2306,7 @@
             <w:pPr>
               <w:jc w:val="center"/>
               <w:rPr>
-                <w:rFonts w:ascii="Tahoma" w:hAnsi="Tahoma"/>
+                <w:rFonts w:ascii="Tahoma" w:hAnsi="Tahoma" w:cs="Tahoma"/>
                 <w:sz w:val="22"/>
                 <w:szCs w:val="22"/>
                 <w:lang w:val="id-ID"/>
@@ -2314,7 +2314,7 @@
             </w:pPr>
             <w:r>
               <w:rPr>
-                <w:rFonts w:ascii="Tahoma" w:hAnsi="Tahoma"/>
+                <w:rFonts w:ascii="Tahoma" w:hAnsi="Tahoma" w:cs="Tahoma"/>
                 <w:b/>
                 <w:noProof/>
                 <w:sz w:val="44"/>
@@ -2385,7 +2385,7 @@
             </w:r>
             <w:r>
               <w:rPr>
-                <w:rFonts w:ascii="Tahoma" w:hAnsi="Tahoma"/>
+                <w:rFonts w:ascii="Tahoma" w:hAnsi="Tahoma" w:cs="Tahoma"/>
                 <w:sz w:val="22"/>
                 <w:szCs w:val="22"/>
                 <w:lang w:val="id-ID"/>
@@ -2397,7 +2397,7 @@
             <w:pPr>
               <w:jc w:val="center"/>
               <w:rPr>
-                <w:rFonts w:ascii="Tahoma" w:hAnsi="Tahoma"/>
+                <w:rFonts w:ascii="Tahoma" w:hAnsi="Tahoma" w:cs="Tahoma"/>
                 <w:sz w:val="22"/>
                 <w:szCs w:val="22"/>
                 <w:lang w:val="en-AU"/>
@@ -2405,7 +2405,7 @@
             </w:pPr>
             <w:r>
               <w:rPr>
-                <w:rFonts w:ascii="Tahoma" w:hAnsi="Tahoma"/>
+                <w:rFonts w:ascii="Tahoma" w:hAnsi="Tahoma" w:cs="Tahoma"/>
                 <w:sz w:val="22"/>
                 <w:szCs w:val="22"/>
                 <w:lang w:val="id-ID"/>
@@ -2414,7 +2414,7 @@
             </w:r>
             <w:r>
               <w:rPr>
-                <w:rFonts w:ascii="Tahoma" w:hAnsi="Tahoma"/>
+                <w:rFonts w:ascii="Tahoma" w:hAnsi="Tahoma" w:cs="Tahoma"/>
                 <w:sz w:val="22"/>
                 <w:szCs w:val="22"/>
                 <w:lang w:val="en-AU"/>
@@ -2426,7 +2426,7 @@
             <w:pPr>
               <w:jc w:val="center"/>
               <w:rPr>
-                <w:rFonts w:ascii="Tahoma" w:hAnsi="Tahoma"/>
+                <w:rFonts w:ascii="Tahoma" w:hAnsi="Tahoma" w:cs="Tahoma"/>
                 <w:sz w:val="22"/>
                 <w:szCs w:val="22"/>
                 <w:lang w:val="en-AU"/>
@@ -2434,7 +2434,7 @@
             </w:pPr>
             <w:r>
               <w:rPr>
-                <w:rFonts w:ascii="Tahoma" w:hAnsi="Tahoma"/>
+                <w:rFonts w:ascii="Tahoma" w:hAnsi="Tahoma" w:cs="Tahoma"/>
                 <w:sz w:val="22"/>
                 <w:szCs w:val="22"/>
                 <w:lang w:val="en-AU"/>
@@ -2446,7 +2446,7 @@
             <w:pPr>
               <w:jc w:val="center"/>
               <w:rPr>
-                <w:rFonts w:ascii="Tahoma" w:hAnsi="Tahoma"/>
+                <w:rFonts w:ascii="Tahoma" w:hAnsi="Tahoma" w:cs="Tahoma"/>
                 <w:noProof/>
                 <w:sz w:val="22"/>
                 <w:szCs w:val="22"/>
@@ -2454,7 +2454,7 @@
             </w:pPr>
             <w:r>
               <w:rPr>
-                <w:rFonts w:ascii="Tahoma" w:hAnsi="Tahoma"/>
+                <w:rFonts w:ascii="Tahoma" w:hAnsi="Tahoma" w:cs="Tahoma"/>
                 <w:sz w:val="22"/>
                 <w:szCs w:val="22"/>
                 <w:lang w:val="en-AU"/>
@@ -2507,7 +2507,7 @@
               <w:jc w:val="center"/>
               <w:rPr>
                 <w:rStyle w:val="MSGENFONTSTYLENAMETEMPLATEROLENUMBERMSGENFONTSTYLENAMEBYROLETEXT2"/>
-                <w:rFonts w:ascii="Tahoma" w:hAnsi="Tahoma"/>
+                <w:rFonts w:ascii="Tahoma" w:hAnsi="Tahoma" w:cs="Tahoma"/>
                 <w:sz w:val="22"/>
                 <w:szCs w:val="22"/>
                 <w:u w:val="single"/>
@@ -2516,7 +2516,7 @@
             <w:r>
               <w:rPr>
                 <w:rStyle w:val="MSGENFONTSTYLENAMETEMPLATEROLENUMBERMSGENFONTSTYLENAMEBYROLETEXT2"/>
-                <w:rFonts w:ascii="Tahoma" w:hAnsi="Tahoma"/>
+                <w:rFonts w:ascii="Tahoma" w:hAnsi="Tahoma" w:cs="Tahoma"/>
                 <w:sz w:val="22"/>
                 <w:szCs w:val="22"/>
                 <w:u w:val="single"/>
@@ -2528,7 +2528,7 @@
             <w:pPr>
               <w:jc w:val="center"/>
               <w:rPr>
-                <w:rFonts w:ascii="Tahoma" w:hAnsi="Tahoma"/>
+                <w:rFonts w:ascii="Tahoma" w:hAnsi="Tahoma" w:cs="Tahoma"/>
                 <w:sz w:val="22"/>
                 <w:szCs w:val="22"/>
                 <w:lang w:val="id-ID"/>
@@ -2536,7 +2536,7 @@
             </w:pPr>
             <w:r>
               <w:rPr>
-                <w:rFonts w:ascii="Tahoma" w:hAnsi="Tahoma"/>
+                <w:rFonts w:ascii="Tahoma" w:hAnsi="Tahoma" w:cs="Tahoma"/>
                 <w:sz w:val="22"/>
                 <w:szCs w:val="22"/>
                 <w:lang w:val="id-ID"/>
@@ -2554,7 +2554,7 @@
             </w:r>
             <w:r>
               <w:rPr>
-                <w:rFonts w:ascii="Tahoma" w:hAnsi="Tahoma"/>
+                <w:rFonts w:ascii="Tahoma" w:hAnsi="Tahoma" w:cs="Tahoma"/>
                 <w:sz w:val="22"/>
                 <w:szCs w:val="22"/>
               </w:rPr>
@@ -2570,7 +2570,7 @@
             <w:pPr>
               <w:jc w:val="center"/>
               <w:rPr>
-                <w:rFonts w:ascii="Tahoma" w:hAnsi="Tahoma"/>
+                <w:rFonts w:ascii="Tahoma" w:hAnsi="Tahoma" w:cs="Tahoma"/>
                 <w:sz w:val="22"/>
                 <w:szCs w:val="22"/>
                 <w:lang w:val="id-ID"/>
@@ -2578,7 +2578,7 @@
             </w:pPr>
             <w:r>
               <w:rPr>
-                <w:rFonts w:ascii="Tahoma" w:hAnsi="Tahoma"/>
+                <w:rFonts w:ascii="Tahoma" w:hAnsi="Tahoma" w:cs="Tahoma"/>
                 <w:sz w:val="22"/>
                 <w:szCs w:val="22"/>
                 <w:lang w:val="id-ID"/>
@@ -2590,7 +2590,7 @@
             <w:pPr>
               <w:jc w:val="center"/>
               <w:rPr>
-                <w:rFonts w:ascii="Tahoma" w:hAnsi="Tahoma"/>
+                <w:rFonts w:ascii="Tahoma" w:hAnsi="Tahoma" w:cs="Tahoma"/>
                 <w:sz w:val="22"/>
                 <w:szCs w:val="22"/>
                 <w:lang w:val="en-AU"/>
@@ -2598,7 +2598,7 @@
             </w:pPr>
             <w:r>
               <w:rPr>
-                <w:rFonts w:ascii="Tahoma" w:hAnsi="Tahoma"/>
+                <w:rFonts w:ascii="Tahoma" w:hAnsi="Tahoma" w:cs="Tahoma"/>
                 <w:sz w:val="22"/>
                 <w:szCs w:val="22"/>
                 <w:lang w:val="id-ID"/>
@@ -2607,7 +2607,7 @@
             </w:r>
             <w:r>
               <w:rPr>
-                <w:rFonts w:ascii="Tahoma" w:hAnsi="Tahoma"/>
+                <w:rFonts w:ascii="Tahoma" w:hAnsi="Tahoma" w:cs="Tahoma"/>
                 <w:sz w:val="22"/>
                 <w:szCs w:val="22"/>
                 <w:lang w:val="en-AU"/>
@@ -2619,7 +2619,7 @@
             <w:pPr>
               <w:jc w:val="center"/>
               <w:rPr>
-                <w:rFonts w:ascii="Tahoma" w:hAnsi="Tahoma"/>
+                <w:rFonts w:ascii="Tahoma" w:hAnsi="Tahoma" w:cs="Tahoma"/>
                 <w:sz w:val="22"/>
                 <w:szCs w:val="22"/>
                 <w:lang w:val="en-AU"/>
@@ -2627,7 +2627,7 @@
             </w:pPr>
             <w:r>
               <w:rPr>
-                <w:rFonts w:ascii="Tahoma" w:hAnsi="Tahoma"/>
+                <w:rFonts w:ascii="Tahoma" w:hAnsi="Tahoma" w:cs="Tahoma"/>
                 <w:sz w:val="22"/>
                 <w:szCs w:val="22"/>
                 <w:lang w:val="en-AU"/>
@@ -2659,7 +2659,7 @@
             <w:pPr>
               <w:jc w:val="center"/>
               <w:rPr>
-                <w:rFonts w:ascii="Tahoma" w:hAnsi="Tahoma"/>
+                <w:rFonts w:ascii="Tahoma" w:hAnsi="Tahoma" w:cs="Tahoma"/>
                 <w:sz w:val="22"/>
                 <w:szCs w:val="22"/>
               </w:rPr>
@@ -2669,7 +2669,7 @@
             <w:pPr>
               <w:jc w:val="center"/>
               <w:rPr>
-                <w:rFonts w:ascii="Tahoma" w:hAnsi="Tahoma"/>
+                <w:rFonts w:ascii="Tahoma" w:hAnsi="Tahoma" w:cs="Tahoma"/>
                 <w:sz w:val="22"/>
                 <w:szCs w:val="22"/>
                 <w:u w:val="single"/>
@@ -2677,7 +2677,7 @@
             </w:pPr>
             <w:r>
               <w:rPr>
-                <w:rFonts w:ascii="Tahoma" w:hAnsi="Tahoma"/>
+                <w:rFonts w:ascii="Tahoma" w:hAnsi="Tahoma" w:cs="Tahoma"/>
                 <w:sz w:val="22"/>
                 <w:szCs w:val="22"/>
                 <w:u w:val="single"/>
@@ -2689,14 +2689,14 @@
             <w:pPr>
               <w:jc w:val="center"/>
               <w:rPr>
-                <w:rFonts w:ascii="Tahoma" w:hAnsi="Tahoma"/>
-                <w:sz w:val="22"/>
-                <w:szCs w:val="22"/>
-              </w:rPr>
-            </w:pPr>
-            <w:r>
-              <w:rPr>
-                <w:rFonts w:ascii="Tahoma" w:hAnsi="Tahoma"/>
+                <w:rFonts w:ascii="Tahoma" w:hAnsi="Tahoma" w:cs="Tahoma"/>
+                <w:sz w:val="22"/>
+                <w:szCs w:val="22"/>
+              </w:rPr>
+            </w:pPr>
+            <w:r>
+              <w:rPr>
+                <w:rFonts w:ascii="Tahoma" w:hAnsi="Tahoma" w:cs="Tahoma"/>
                 <w:sz w:val="22"/>
                 <w:szCs w:val="22"/>
               </w:rPr>
@@ -2718,14 +2718,14 @@
                 <w:tab w:val="left" w:pos="8265"/>
               </w:tabs>
               <w:rPr>
-                <w:rFonts w:ascii="Tahoma" w:hAnsi="Tahoma"/>
-                <w:sz w:val="22"/>
-                <w:szCs w:val="22"/>
-              </w:rPr>
-            </w:pPr>
-            <w:r>
-              <w:rPr>
-                <w:rFonts w:ascii="Tahoma" w:hAnsi="Tahoma"/>
+                <w:rFonts w:ascii="Tahoma" w:hAnsi="Tahoma" w:cs="Tahoma"/>
+                <w:sz w:val="22"/>
+                <w:szCs w:val="22"/>
+              </w:rPr>
+            </w:pPr>
+            <w:r>
+              <w:rPr>
+                <w:rFonts w:ascii="Tahoma" w:hAnsi="Tahoma" w:cs="Tahoma"/>
                 <w:noProof/>
                 <w:sz w:val="22"/>
                 <w:szCs w:val="22"/>
@@ -2806,7 +2806,7 @@
             </w:r>
             <w:r>
               <w:rPr>
-                <w:rFonts w:ascii="Tahoma" w:hAnsi="Tahoma"/>
+                <w:rFonts w:ascii="Tahoma" w:hAnsi="Tahoma" w:cs="Tahoma"/>
                 <w:sz w:val="22"/>
                 <w:szCs w:val="22"/>
               </w:rPr>
@@ -2827,14 +2827,14 @@
                 <w:tab w:val="left" w:pos="8265"/>
               </w:tabs>
               <w:rPr>
-                <w:rFonts w:ascii="Tahoma" w:hAnsi="Tahoma"/>
-                <w:sz w:val="22"/>
-                <w:szCs w:val="22"/>
-              </w:rPr>
-            </w:pPr>
-            <w:r>
-              <w:rPr>
-                <w:rFonts w:ascii="Tahoma" w:hAnsi="Tahoma"/>
+                <w:rFonts w:ascii="Tahoma" w:hAnsi="Tahoma" w:cs="Tahoma"/>
+                <w:sz w:val="22"/>
+                <w:szCs w:val="22"/>
+              </w:rPr>
+            </w:pPr>
+            <w:r>
+              <w:rPr>
+                <w:rFonts w:ascii="Tahoma" w:hAnsi="Tahoma" w:cs="Tahoma"/>
                 <w:sz w:val="22"/>
                 <w:szCs w:val="22"/>
               </w:rPr>
@@ -2906,7 +2906,7 @@
             <w:pPr>
               <w:jc w:val="center"/>
               <w:rPr>
-                <w:rFonts w:ascii="Tahoma" w:hAnsi="Tahoma"/>
+                <w:rFonts w:ascii="Tahoma" w:hAnsi="Tahoma" w:cs="Tahoma"/>
                 <w:sz w:val="22"/>
                 <w:szCs w:val="22"/>
                 <w:lang w:val="id-ID"/>
@@ -2914,7 +2914,7 @@
             </w:pPr>
             <w:r>
               <w:rPr>
-                <w:rFonts w:ascii="Tahoma" w:hAnsi="Tahoma"/>
+                <w:rFonts w:ascii="Tahoma" w:hAnsi="Tahoma" w:cs="Tahoma"/>
                 <w:noProof/>
                 <w:sz w:val="22"/>
                 <w:szCs w:val="22"/>
@@ -2925,7 +2925,7 @@
             </w:r>
             <w:r>
               <w:rPr>
-                <w:rFonts w:ascii="Tahoma" w:hAnsi="Tahoma"/>
+                <w:rFonts w:ascii="Tahoma" w:hAnsi="Tahoma" w:cs="Tahoma"/>
                 <w:sz w:val="22"/>
                 <w:szCs w:val="22"/>
                 <w:lang w:val="id-ID"/>
@@ -2937,7 +2937,7 @@
             <w:pPr>
               <w:jc w:val="center"/>
               <w:rPr>
-                <w:rFonts w:ascii="Tahoma" w:hAnsi="Tahoma"/>
+                <w:rFonts w:ascii="Tahoma" w:hAnsi="Tahoma" w:cs="Tahoma"/>
                 <w:sz w:val="22"/>
                 <w:szCs w:val="22"/>
                 <w:lang w:val="en-GB"/>
@@ -2945,7 +2945,7 @@
             </w:pPr>
             <w:r>
               <w:rPr>
-                <w:rFonts w:ascii="Tahoma" w:hAnsi="Tahoma"/>
+                <w:rFonts w:ascii="Tahoma" w:hAnsi="Tahoma" w:cs="Tahoma"/>
                 <w:sz w:val="22"/>
                 <w:szCs w:val="22"/>
                 <w:lang w:val="id-ID"/>
@@ -2954,7 +2954,7 @@
             </w:r>
             <w:r>
               <w:rPr>
-                <w:rFonts w:ascii="Tahoma" w:hAnsi="Tahoma"/>
+                <w:rFonts w:ascii="Tahoma" w:hAnsi="Tahoma" w:cs="Tahoma"/>
                 <w:sz w:val="22"/>
                 <w:szCs w:val="22"/>
               </w:rPr>
@@ -2962,7 +2962,7 @@
             </w:r>
             <w:r>
               <w:rPr>
-                <w:rFonts w:ascii="Tahoma" w:hAnsi="Tahoma"/>
+                <w:rFonts w:ascii="Tahoma" w:hAnsi="Tahoma" w:cs="Tahoma"/>
                 <w:sz w:val="22"/>
                 <w:szCs w:val="22"/>
                 <w:lang w:val="id-ID"/>
@@ -2971,7 +2971,7 @@
             </w:r>
             <w:r>
               <w:rPr>
-                <w:rFonts w:ascii="Tahoma" w:hAnsi="Tahoma"/>
+                <w:rFonts w:ascii="Tahoma" w:hAnsi="Tahoma" w:cs="Tahoma"/>
                 <w:noProof/>
                 <w:sz w:val="22"/>
                 <w:szCs w:val="22"/>
@@ -3035,7 +3035,7 @@
             <w:pPr>
               <w:jc w:val="center"/>
               <w:rPr>
-                <w:rFonts w:ascii="Tahoma" w:hAnsi="Tahoma"/>
+                <w:rFonts w:ascii="Tahoma" w:hAnsi="Tahoma" w:cs="Tahoma"/>
                 <w:noProof/>
                 <w:sz w:val="22"/>
                 <w:szCs w:val="22"/>
@@ -3045,7 +3045,7 @@
             </w:pPr>
             <w:r>
               <w:rPr>
-                <w:rFonts w:ascii="Tahoma" w:hAnsi="Tahoma"/>
+                <w:rFonts w:ascii="Tahoma" w:hAnsi="Tahoma" w:cs="Tahoma"/>
                 <w:sz w:val="22"/>
                 <w:szCs w:val="22"/>
                 <w:u w:val="single"/>
@@ -3064,7 +3064,7 @@
             </w:pPr>
             <w:r>
               <w:rPr>
-                <w:rFonts w:ascii="Tahoma" w:hAnsi="Tahoma"/>
+                <w:rFonts w:ascii="Tahoma" w:hAnsi="Tahoma" w:cs="Tahoma"/>
                 <w:sz w:val="22"/>
                 <w:szCs w:val="22"/>
                 <w:lang w:val="id-ID"/>
@@ -3073,7 +3073,7 @@
             </w:r>
             <w:r>
               <w:rPr>
-                <w:rFonts w:ascii="Tahoma" w:hAnsi="Tahoma"/>
+                <w:rFonts w:ascii="Tahoma" w:hAnsi="Tahoma" w:cs="Tahoma"/>
                 <w:sz w:val="22"/>
                 <w:szCs w:val="22"/>
               </w:rPr>
@@ -3081,7 +3081,7 @@
             </w:r>
             <w:r>
               <w:rPr>
-                <w:rFonts w:ascii="Tahoma" w:hAnsi="Tahoma"/>
+                <w:rFonts w:ascii="Tahoma" w:hAnsi="Tahoma" w:cs="Tahoma"/>
                 <w:sz w:val="22"/>
                 <w:szCs w:val="22"/>
                 <w:lang w:val="id-ID"/>
@@ -3090,7 +3090,7 @@
             </w:r>
             <w:r>
               <w:rPr>
-                <w:rFonts w:ascii="Tahoma" w:hAnsi="Tahoma"/>
+                <w:rFonts w:ascii="Tahoma" w:hAnsi="Tahoma" w:cs="Tahoma"/>
                 <w:sz w:val="22"/>
                 <w:szCs w:val="22"/>
                 <w:shd w:val="clear" w:color="auto" w:fill="FFFFFF"/>
@@ -3137,7 +3137,7 @@
             <w:pPr>
               <w:jc w:val="center"/>
               <w:rPr>
-                <w:rFonts w:ascii="Tahoma" w:hAnsi="Tahoma"/>
+                <w:rFonts w:ascii="Tahoma" w:hAnsi="Tahoma" w:cs="Tahoma"/>
                 <w:sz w:val="22"/>
                 <w:szCs w:val="22"/>
               </w:rPr>
@@ -3147,7 +3147,7 @@
             <w:pPr>
               <w:jc w:val="center"/>
               <w:rPr>
-                <w:rFonts w:ascii="Tahoma" w:hAnsi="Tahoma"/>
+                <w:rFonts w:ascii="Tahoma" w:hAnsi="Tahoma" w:cs="Tahoma"/>
                 <w:sz w:val="22"/>
                 <w:szCs w:val="22"/>
                 <w:u w:val="single"/>
@@ -3155,7 +3155,7 @@
             </w:pPr>
             <w:r>
               <w:rPr>
-                <w:rFonts w:ascii="Tahoma" w:hAnsi="Tahoma"/>
+                <w:rFonts w:ascii="Tahoma" w:hAnsi="Tahoma" w:cs="Tahoma"/>
                 <w:noProof/>
                 <w:sz w:val="22"/>
                 <w:szCs w:val="22"/>
@@ -3165,7 +3165,7 @@
             </w:r>
             <w:r>
               <w:rPr>
-                <w:rFonts w:ascii="Tahoma" w:hAnsi="Tahoma"/>
+                <w:rFonts w:ascii="Tahoma" w:hAnsi="Tahoma" w:cs="Tahoma"/>
                 <w:noProof/>
                 <w:sz w:val="22"/>
                 <w:szCs w:val="22"/>
@@ -3176,7 +3176,7 @@
             </w:r>
             <w:r>
               <w:rPr>
-                <w:rFonts w:ascii="Tahoma" w:hAnsi="Tahoma"/>
+                <w:rFonts w:ascii="Tahoma" w:hAnsi="Tahoma" w:cs="Tahoma"/>
                 <w:noProof/>
                 <w:sz w:val="22"/>
                 <w:szCs w:val="22"/>
@@ -3189,14 +3189,14 @@
             <w:pPr>
               <w:jc w:val="center"/>
               <w:rPr>
-                <w:rFonts w:ascii="Tahoma" w:hAnsi="Tahoma"/>
-                <w:sz w:val="22"/>
-                <w:szCs w:val="22"/>
-              </w:rPr>
-            </w:pPr>
-            <w:r>
-              <w:rPr>
-                <w:rFonts w:ascii="Tahoma" w:hAnsi="Tahoma"/>
+                <w:rFonts w:ascii="Tahoma" w:hAnsi="Tahoma" w:cs="Tahoma"/>
+                <w:sz w:val="22"/>
+                <w:szCs w:val="22"/>
+              </w:rPr>
+            </w:pPr>
+            <w:r>
+              <w:rPr>
+                <w:rFonts w:ascii="Tahoma" w:hAnsi="Tahoma" w:cs="Tahoma"/>
                 <w:sz w:val="22"/>
                 <w:szCs w:val="22"/>
                 <w:lang w:val="id-ID"/>
@@ -3205,7 +3205,7 @@
             </w:r>
             <w:r>
               <w:rPr>
-                <w:rFonts w:ascii="Tahoma" w:hAnsi="Tahoma"/>
+                <w:rFonts w:ascii="Tahoma" w:hAnsi="Tahoma" w:cs="Tahoma"/>
                 <w:sz w:val="22"/>
                 <w:szCs w:val="22"/>
               </w:rPr>
@@ -3213,7 +3213,7 @@
             </w:r>
             <w:r>
               <w:rPr>
-                <w:rFonts w:ascii="Tahoma" w:hAnsi="Tahoma"/>
+                <w:rFonts w:ascii="Tahoma" w:hAnsi="Tahoma" w:cs="Tahoma"/>
                 <w:sz w:val="22"/>
                 <w:szCs w:val="22"/>
                 <w:lang w:val="id-ID"/>
@@ -3222,7 +3222,7 @@
             </w:r>
             <w:r>
               <w:rPr>
-                <w:rFonts w:ascii="Tahoma" w:hAnsi="Tahoma"/>
+                <w:rFonts w:ascii="Tahoma" w:hAnsi="Tahoma" w:cs="Tahoma"/>
                 <w:noProof/>
                 <w:sz w:val="22"/>
                 <w:szCs w:val="22"/>
@@ -3232,7 +3232,7 @@
             </w:r>
             <w:r>
               <w:rPr>
-                <w:rFonts w:ascii="Tahoma" w:hAnsi="Tahoma"/>
+                <w:rFonts w:ascii="Tahoma" w:hAnsi="Tahoma" w:cs="Tahoma"/>
                 <w:noProof/>
                 <w:sz w:val="22"/>
                 <w:szCs w:val="22"/>
@@ -3473,7 +3473,7 @@
   <w:docDefaults>
     <w:rPrDefault>
       <w:rPr>
-        <w:rFonts w:ascii="Tahoma" w:hAnsi="Tahoma"/>
+        <w:rFonts w:asciiTheme="minorHAnsi" w:eastAsiaTheme="minorHAnsi" w:hAnsiTheme="minorHAnsi" w:cstheme="minorBidi"/>
         <w:sz w:val="22"/>
         <w:szCs w:val="22"/>
         <w:lang w:val="en-ID" w:eastAsia="en-US" w:bidi="ar-SA"/>
@@ -3872,7 +3872,7 @@
       <w:spacing w:after="0" w:line="240" w:lineRule="auto"/>
     </w:pPr>
     <w:rPr>
-      <w:rFonts w:ascii="Tahoma" w:hAnsi="Tahoma"/>
+      <w:rFonts w:ascii="Times New Roman" w:eastAsia="Times New Roman" w:hAnsi="Times New Roman" w:cs="Times New Roman"/>
       <w:color w:val="000000"/>
       <w:sz w:val="24"/>
       <w:szCs w:val="24"/>
@@ -3912,7 +3912,7 @@
     <w:uiPriority w:val="99"/>
     <w:rsid w:val="00356902"/>
     <w:rPr>
-      <w:rFonts w:ascii="Tahoma" w:hAnsi="Tahoma"/>
+      <w:rFonts w:ascii="Arial" w:hAnsi="Arial" w:cs="Arial"/>
       <w:sz w:val="21"/>
       <w:szCs w:val="21"/>
       <w:shd w:val="clear" w:color="auto" w:fill="FFFFFF"/>
@@ -3924,7 +3924,7 @@
     <w:uiPriority w:val="99"/>
     <w:rsid w:val="00356902"/>
     <w:rPr>
-      <w:rFonts w:ascii="Tahoma" w:hAnsi="Tahoma"/>
+      <w:rFonts w:ascii="Arial" w:hAnsi="Arial" w:cs="Arial"/>
       <w:b/>
       <w:bCs/>
       <w:i/>
@@ -3940,7 +3940,7 @@
     <w:uiPriority w:val="99"/>
     <w:rsid w:val="00356902"/>
     <w:rPr>
-      <w:rFonts w:ascii="Tahoma" w:hAnsi="Tahoma"/>
+      <w:rFonts w:ascii="Arial" w:hAnsi="Arial" w:cs="Arial"/>
       <w:sz w:val="21"/>
       <w:szCs w:val="21"/>
       <w:shd w:val="clear" w:color="auto" w:fill="FFFFFF"/>
@@ -3958,7 +3958,7 @@
       <w:jc w:val="center"/>
     </w:pPr>
     <w:rPr>
-      <w:rFonts w:ascii="Tahoma" w:hAnsi="Tahoma"/>
+      <w:rFonts w:ascii="Arial" w:eastAsiaTheme="minorHAnsi" w:hAnsi="Arial" w:cs="Arial"/>
       <w:color w:val="auto"/>
       <w:sz w:val="21"/>
       <w:szCs w:val="21"/>
@@ -3977,7 +3977,7 @@
       <w:jc w:val="both"/>
     </w:pPr>
     <w:rPr>
-      <w:rFonts w:ascii="Tahoma" w:hAnsi="Tahoma"/>
+      <w:rFonts w:ascii="Arial" w:eastAsiaTheme="minorHAnsi" w:hAnsi="Arial" w:cs="Arial"/>
       <w:b/>
       <w:bCs/>
       <w:i/>
@@ -3999,7 +3999,7 @@
       <w:spacing w:line="278" w:lineRule="exact"/>
     </w:pPr>
     <w:rPr>
-      <w:rFonts w:ascii="Tahoma" w:hAnsi="Tahoma"/>
+      <w:rFonts w:ascii="Arial" w:eastAsiaTheme="minorHAnsi" w:hAnsi="Arial" w:cs="Arial"/>
       <w:color w:val="auto"/>
       <w:sz w:val="21"/>
       <w:szCs w:val="21"/>

--- a/templates/CEK/Kristen.docx
+++ b/templates/CEK/Kristen.docx
@@ -10,7 +10,7 @@
         <w:ind w:left="60"/>
         <w:rPr>
           <w:rStyle w:val="MSGENFONTSTYLENAMETEMPLATEROLENUMBERMSGENFONTSTYLENAMEBYROLETEXT2"/>
-          <w:rFonts w:ascii="Tahoma" w:hAnsi="Tahoma" w:cs="Tahoma"/>
+          <w:rFonts w:ascii="Tahoma" w:hAnsi="Tahoma" w:cs="Tahoma" w:eastAsia="Tahoma"/>
           <w:b/>
           <w:color w:val="000000"/>
           <w:sz w:val="44"/>
@@ -21,7 +21,7 @@
       <w:bookmarkStart w:id="0" w:name="_Hlk105767445"/>
       <w:r>
         <w:rPr>
-          <w:rFonts w:ascii="Tahoma" w:hAnsi="Tahoma" w:cs="Tahoma"/>
+          <w:rFonts w:ascii="Tahoma" w:hAnsi="Tahoma" w:cs="Tahoma" w:eastAsia="Tahoma"/>
           <w:b/>
           <w:noProof/>
           <w:color w:val="000000"/>
@@ -101,7 +101,7 @@
         <w:ind w:left="-284"/>
         <w:rPr>
           <w:rStyle w:val="MSGENFONTSTYLENAMETEMPLATEROLENUMBERMSGENFONTSTYLENAMEBYROLETEXT2"/>
-          <w:rFonts w:ascii="Tahoma" w:hAnsi="Tahoma" w:cs="Tahoma"/>
+          <w:rFonts w:ascii="Tahoma" w:hAnsi="Tahoma" w:cs="Tahoma" w:eastAsia="Tahoma"/>
           <w:b/>
           <w:color w:val="000000"/>
           <w:sz w:val="18"/>
@@ -117,14 +117,14 @@
         <w:spacing w:before="0" w:line="360" w:lineRule="auto"/>
         <w:ind w:left="142"/>
         <w:rPr>
-          <w:rFonts w:ascii="Tahoma" w:hAnsi="Tahoma" w:cs="Tahoma"/>
+          <w:rFonts w:ascii="Tahoma" w:hAnsi="Tahoma" w:cs="Tahoma" w:eastAsia="Tahoma"/>
           <w:b/>
         </w:rPr>
       </w:pPr>
       <w:r>
         <w:rPr>
           <w:rStyle w:val="MSGENFONTSTYLENAMETEMPLATEROLENUMBERMSGENFONTSTYLENAMEBYROLETEXT2"/>
-          <w:rFonts w:ascii="Tahoma" w:hAnsi="Tahoma" w:cs="Tahoma"/>
+          <w:rFonts w:ascii="Tahoma" w:hAnsi="Tahoma" w:cs="Tahoma" w:eastAsia="Tahoma"/>
           <w:b/>
           <w:color w:val="000000"/>
           <w:lang w:val="en-US"/>
@@ -134,7 +134,7 @@
       <w:r>
         <w:rPr>
           <w:rStyle w:val="MSGENFONTSTYLENAMETEMPLATEROLENUMBERMSGENFONTSTYLENAMEBYROLETEXT2"/>
-          <w:rFonts w:ascii="Tahoma" w:hAnsi="Tahoma" w:cs="Tahoma"/>
+          <w:rFonts w:ascii="Tahoma" w:hAnsi="Tahoma" w:cs="Tahoma" w:eastAsia="Tahoma"/>
           <w:b/>
           <w:color w:val="000000"/>
         </w:rPr>
@@ -149,7 +149,7 @@
         <w:ind w:left="142"/>
         <w:rPr>
           <w:rStyle w:val="MSGENFONTSTYLENAMETEMPLATEROLENUMBERMSGENFONTSTYLENAMEBYROLETEXT2"/>
-          <w:rFonts w:ascii="Tahoma" w:hAnsi="Tahoma" w:cs="Tahoma"/>
+          <w:rFonts w:ascii="Tahoma" w:hAnsi="Tahoma" w:cs="Tahoma" w:eastAsia="Tahoma"/>
           <w:color w:val="000000"/>
           <w:lang w:val="en-US"/>
         </w:rPr>
@@ -157,7 +157,7 @@
       <w:r>
         <w:rPr>
           <w:rStyle w:val="MSGENFONTSTYLENAMETEMPLATEROLENUMBERMSGENFONTSTYLENAMEBYROLETEXT2"/>
-          <w:rFonts w:ascii="Tahoma" w:hAnsi="Tahoma" w:cs="Tahoma"/>
+          <w:rFonts w:ascii="Tahoma" w:hAnsi="Tahoma" w:cs="Tahoma" w:eastAsia="Tahoma"/>
           <w:b/>
           <w:color w:val="000000"/>
         </w:rPr>
@@ -166,7 +166,7 @@
       <w:r>
         <w:rPr>
           <w:rStyle w:val="MSGENFONTSTYLENAMETEMPLATEROLENUMBERMSGENFONTSTYLENAMEBYROLETEXT2"/>
-          <w:rFonts w:ascii="Tahoma" w:hAnsi="Tahoma" w:cs="Tahoma"/>
+          <w:rFonts w:ascii="Tahoma" w:hAnsi="Tahoma" w:cs="Tahoma" w:eastAsia="Tahoma"/>
           <w:color w:val="000000"/>
         </w:rPr>
         <w:br/>
@@ -175,7 +175,7 @@
       <w:r>
         <w:rPr>
           <w:rStyle w:val="MSGENFONTSTYLENAMETEMPLATEROLENUMBERMSGENFONTSTYLENAMEBYROLETEXT2"/>
-          <w:rFonts w:ascii="Tahoma" w:hAnsi="Tahoma" w:cs="Tahoma"/>
+          <w:rFonts w:ascii="Tahoma" w:hAnsi="Tahoma" w:cs="Tahoma" w:eastAsia="Tahoma"/>
           <w:color w:val="000000"/>
           <w:lang w:val="en-US"/>
         </w:rPr>
@@ -184,7 +184,7 @@
       <w:r>
         <w:rPr>
           <w:rStyle w:val="MSGENFONTSTYLENAMETEMPLATEROLENUMBERMSGENFONTSTYLENAMEBYROLETEXT2"/>
-          <w:rFonts w:ascii="Tahoma" w:hAnsi="Tahoma" w:cs="Tahoma"/>
+          <w:rFonts w:ascii="Tahoma" w:hAnsi="Tahoma" w:cs="Tahoma" w:eastAsia="Tahoma"/>
           <w:color w:val="000000"/>
         </w:rPr>
         <w:t xml:space="preserve">/         /204.3/202</w:t>
@@ -192,7 +192,7 @@
       <w:r>
         <w:rPr>
           <w:rStyle w:val="MSGENFONTSTYLENAMETEMPLATEROLENUMBERMSGENFONTSTYLENAMEBYROLETEXT2"/>
-          <w:rFonts w:ascii="Tahoma" w:hAnsi="Tahoma" w:cs="Tahoma"/>
+          <w:rFonts w:ascii="Tahoma" w:hAnsi="Tahoma" w:cs="Tahoma" w:eastAsia="Tahoma"/>
           <w:color w:val="000000"/>
           <w:lang w:val="en-US"/>
         </w:rPr>
@@ -206,7 +206,7 @@
         <w:spacing w:before="0" w:line="360" w:lineRule="auto"/>
         <w:ind w:left="60" w:right="187"/>
         <w:rPr>
-          <w:rFonts w:ascii="Tahoma" w:hAnsi="Tahoma" w:cs="Tahoma"/>
+          <w:rFonts w:ascii="Tahoma" w:hAnsi="Tahoma" w:cs="Tahoma" w:eastAsia="Tahoma"/>
           <w:color w:val="000000"/>
           <w:sz w:val="12"/>
           <w:szCs w:val="12"/>
@@ -226,7 +226,7 @@
         <w:jc w:val="both"/>
         <w:rPr>
           <w:rStyle w:val="MSGENFONTSTYLENAMETEMPLATEROLENUMBERMSGENFONTSTYLENAMEBYROLETEXT2"/>
-          <w:rFonts w:ascii="Tahoma" w:hAnsi="Tahoma" w:cs="Tahoma"/>
+          <w:rFonts w:ascii="Tahoma" w:hAnsi="Tahoma" w:cs="Tahoma" w:eastAsia="Tahoma"/>
           <w:color w:val="000000"/>
           <w:sz w:val="22"/>
           <w:szCs w:val="22"/>
@@ -237,7 +237,7 @@
       <w:r>
         <w:rPr>
           <w:rStyle w:val="MSGENFONTSTYLENAMETEMPLATEROLENUMBERMSGENFONTSTYLENAMEBYROLETEXT2"/>
-          <w:rFonts w:ascii="Tahoma" w:hAnsi="Tahoma" w:cs="Tahoma"/>
+          <w:rFonts w:ascii="Tahoma" w:hAnsi="Tahoma" w:cs="Tahoma" w:eastAsia="Tahoma"/>
           <w:color w:val="000000"/>
           <w:sz w:val="22"/>
           <w:szCs w:val="22"/>
@@ -247,7 +247,7 @@
       <w:r>
         <w:rPr>
           <w:rStyle w:val="MSGENFONTSTYLENAMETEMPLATEROLENUMBERMSGENFONTSTYLENAMEBYROLETEXT2"/>
-          <w:rFonts w:ascii="Tahoma" w:hAnsi="Tahoma" w:cs="Tahoma"/>
+          <w:rFonts w:ascii="Tahoma" w:hAnsi="Tahoma" w:cs="Tahoma" w:eastAsia="Tahoma"/>
           <w:color w:val="000000"/>
           <w:sz w:val="22"/>
           <w:szCs w:val="22"/>
@@ -258,7 +258,7 @@
       <w:r>
         <w:rPr>
           <w:rStyle w:val="MSGENFONTSTYLENAMETEMPLATEROLENUMBERMSGENFONTSTYLENAMEBYROLETEXT2"/>
-          <w:rFonts w:ascii="Tahoma" w:hAnsi="Tahoma" w:cs="Tahoma"/>
+          <w:rFonts w:ascii="Tahoma" w:hAnsi="Tahoma" w:cs="Tahoma" w:eastAsia="Tahoma"/>
           <w:color w:val="000000"/>
           <w:sz w:val="22"/>
           <w:szCs w:val="22"/>
@@ -268,7 +268,7 @@
       <w:r>
         <w:rPr>
           <w:rStyle w:val="MSGENFONTSTYLENAMETEMPLATEROLENUMBERMSGENFONTSTYLENAMEBYROLETEXT2"/>
-          <w:rFonts w:ascii="Tahoma" w:hAnsi="Tahoma" w:cs="Tahoma"/>
+          <w:rFonts w:ascii="Tahoma" w:hAnsi="Tahoma" w:cs="Tahoma" w:eastAsia="Tahoma"/>
           <w:color w:val="000000"/>
           <w:sz w:val="22"/>
           <w:szCs w:val="22"/>
@@ -279,7 +279,7 @@
       <w:r>
         <w:rPr>
           <w:rStyle w:val="MSGENFONTSTYLENAMETEMPLATEROLENUMBERMSGENFONTSTYLENAMEBYROLETEXT2"/>
-          <w:rFonts w:ascii="Tahoma" w:hAnsi="Tahoma" w:cs="Tahoma"/>
+          <w:rFonts w:ascii="Tahoma" w:hAnsi="Tahoma" w:cs="Tahoma" w:eastAsia="Tahoma"/>
           <w:color w:val="000000"/>
           <w:sz w:val="22"/>
           <w:szCs w:val="22"/>
@@ -289,7 +289,7 @@
       <w:r>
         <w:rPr>
           <w:rStyle w:val="MSGENFONTSTYLENAMETEMPLATEROLENUMBERMSGENFONTSTYLENAMEBYROLETEXT2"/>
-          <w:rFonts w:ascii="Tahoma" w:hAnsi="Tahoma" w:cs="Tahoma"/>
+          <w:rFonts w:ascii="Tahoma" w:hAnsi="Tahoma" w:cs="Tahoma" w:eastAsia="Tahoma"/>
           <w:color w:val="000000"/>
           <w:sz w:val="22"/>
           <w:szCs w:val="22"/>
@@ -300,7 +300,7 @@
       <w:r>
         <w:rPr>
           <w:rStyle w:val="MSGENFONTSTYLENAMETEMPLATEROLENUMBERMSGENFONTSTYLENAMEBYROLETEXT2"/>
-          <w:rFonts w:ascii="Tahoma" w:hAnsi="Tahoma" w:cs="Tahoma"/>
+          <w:rFonts w:ascii="Tahoma" w:hAnsi="Tahoma" w:cs="Tahoma" w:eastAsia="Tahoma"/>
           <w:color w:val="000000"/>
           <w:sz w:val="22"/>
           <w:szCs w:val="22"/>
@@ -310,7 +310,7 @@
       <w:r>
         <w:rPr>
           <w:rStyle w:val="MSGENFONTSTYLENAMETEMPLATEROLENUMBERMSGENFONTSTYLENAMEBYROLETEXT2"/>
-          <w:rFonts w:ascii="Tahoma" w:hAnsi="Tahoma" w:cs="Tahoma"/>
+          <w:rFonts w:ascii="Tahoma" w:hAnsi="Tahoma" w:cs="Tahoma" w:eastAsia="Tahoma"/>
           <w:color w:val="000000"/>
           <w:sz w:val="22"/>
           <w:szCs w:val="22"/>
@@ -321,7 +321,7 @@
       <w:r>
         <w:rPr>
           <w:rStyle w:val="MSGENFONTSTYLENAMETEMPLATEROLENUMBERMSGENFONTSTYLENAMEBYROLETEXT2"/>
-          <w:rFonts w:ascii="Tahoma" w:hAnsi="Tahoma" w:cs="Tahoma"/>
+          <w:rFonts w:ascii="Tahoma" w:hAnsi="Tahoma" w:cs="Tahoma" w:eastAsia="Tahoma"/>
           <w:color w:val="000000"/>
           <w:sz w:val="22"/>
           <w:szCs w:val="22"/>
@@ -331,7 +331,7 @@
       <w:r>
         <w:rPr>
           <w:rStyle w:val="MSGENFONTSTYLENAMETEMPLATEROLENUMBERMSGENFONTSTYLENAMEBYROLETEXT2"/>
-          <w:rFonts w:ascii="Tahoma" w:hAnsi="Tahoma" w:cs="Tahoma"/>
+          <w:rFonts w:ascii="Tahoma" w:hAnsi="Tahoma" w:cs="Tahoma" w:eastAsia="Tahoma"/>
           <w:color w:val="000000"/>
           <w:sz w:val="22"/>
           <w:szCs w:val="22"/>
@@ -342,7 +342,7 @@
       <w:r>
         <w:rPr>
           <w:rStyle w:val="MSGENFONTSTYLENAMETEMPLATEROLENUMBERMSGENFONTSTYLENAMEBYROLETEXT2"/>
-          <w:rFonts w:ascii="Tahoma" w:hAnsi="Tahoma" w:cs="Tahoma"/>
+          <w:rFonts w:ascii="Tahoma" w:hAnsi="Tahoma" w:cs="Tahoma" w:eastAsia="Tahoma"/>
           <w:color w:val="000000"/>
           <w:sz w:val="22"/>
           <w:szCs w:val="22"/>
@@ -352,7 +352,7 @@
       <w:r>
         <w:rPr>
           <w:rStyle w:val="MSGENFONTSTYLENAMETEMPLATEROLENUMBERMSGENFONTSTYLENAMEBYROLETEXT2"/>
-          <w:rFonts w:ascii="Tahoma" w:hAnsi="Tahoma" w:cs="Tahoma"/>
+          <w:rFonts w:ascii="Tahoma" w:hAnsi="Tahoma" w:cs="Tahoma" w:eastAsia="Tahoma"/>
           <w:color w:val="000000"/>
           <w:sz w:val="22"/>
           <w:szCs w:val="22"/>
@@ -362,7 +362,7 @@
       </w:r>
       <w:r>
         <w:rPr>
-          <w:rFonts w:ascii="Tahoma" w:hAnsi="Tahoma" w:cs="Tahoma"/>
+          <w:rFonts w:ascii="Tahoma" w:hAnsi="Tahoma" w:cs="Tahoma" w:eastAsia="Tahoma"/>
           <w:sz w:val="22"/>
           <w:szCs w:val="22"/>
         </w:rPr>
@@ -371,7 +371,7 @@
       <w:r>
         <w:rPr>
           <w:rStyle w:val="MSGENFONTSTYLENAMETEMPLATEROLENUMBERMSGENFONTSTYLENAMEBYROLETEXT2"/>
-          <w:rFonts w:ascii="Tahoma" w:hAnsi="Tahoma" w:cs="Tahoma"/>
+          <w:rFonts w:ascii="Tahoma" w:hAnsi="Tahoma" w:cs="Tahoma" w:eastAsia="Tahoma"/>
           <w:color w:val="000000"/>
           <w:sz w:val="22"/>
           <w:szCs w:val="22"/>
@@ -381,7 +381,7 @@
       <w:r>
         <w:rPr>
           <w:rStyle w:val="MSGENFONTSTYLENAMETEMPLATEROLENUMBERMSGENFONTSTYLENAMEBYROLETEXT2"/>
-          <w:rFonts w:ascii="Tahoma" w:hAnsi="Tahoma" w:cs="Tahoma"/>
+          <w:rFonts w:ascii="Tahoma" w:hAnsi="Tahoma" w:cs="Tahoma" w:eastAsia="Tahoma"/>
           <w:color w:val="000000"/>
           <w:sz w:val="22"/>
           <w:szCs w:val="22"/>
@@ -391,7 +391,7 @@
       </w:r>
       <w:r>
         <w:rPr>
-          <w:rFonts w:ascii="Tahoma" w:hAnsi="Tahoma" w:cs="Tahoma"/>
+          <w:rFonts w:ascii="Tahoma" w:hAnsi="Tahoma" w:cs="Tahoma" w:eastAsia="Tahoma"/>
           <w:noProof/>
           <w:sz w:val="22"/>
           <w:szCs w:val="22"/>
@@ -402,7 +402,7 @@
       </w:r>
       <w:r>
         <w:rPr>
-          <w:rFonts w:ascii="Tahoma" w:hAnsi="Tahoma" w:cs="Tahoma"/>
+          <w:rFonts w:ascii="Tahoma" w:hAnsi="Tahoma" w:cs="Tahoma" w:eastAsia="Tahoma"/>
           <w:noProof/>
           <w:sz w:val="22"/>
           <w:szCs w:val="22"/>
@@ -412,7 +412,7 @@
       </w:r>
       <w:r>
         <w:rPr>
-          <w:rFonts w:ascii="Tahoma" w:hAnsi="Tahoma" w:cs="Tahoma"/>
+          <w:rFonts w:ascii="Tahoma" w:hAnsi="Tahoma" w:cs="Tahoma" w:eastAsia="Tahoma"/>
           <w:noProof/>
           <w:sz w:val="22"/>
           <w:szCs w:val="22"/>
@@ -423,7 +423,7 @@
       </w:r>
       <w:r>
         <w:rPr>
-          <w:rFonts w:ascii="Tahoma" w:hAnsi="Tahoma" w:cs="Tahoma"/>
+          <w:rFonts w:ascii="Tahoma" w:hAnsi="Tahoma" w:cs="Tahoma" w:eastAsia="Tahoma"/>
           <w:noProof/>
           <w:sz w:val="22"/>
           <w:szCs w:val="22"/>
@@ -433,7 +433,7 @@
       </w:r>
       <w:r>
         <w:rPr>
-          <w:rFonts w:ascii="Tahoma" w:hAnsi="Tahoma" w:cs="Tahoma"/>
+          <w:rFonts w:ascii="Tahoma" w:hAnsi="Tahoma" w:cs="Tahoma" w:eastAsia="Tahoma"/>
           <w:noProof/>
           <w:sz w:val="22"/>
           <w:szCs w:val="22"/>
@@ -446,7 +446,7 @@
       <w:r>
         <w:rPr>
           <w:rStyle w:val="MSGENFONTSTYLENAMETEMPLATEROLENUMBERMSGENFONTSTYLENAMEBYROLETEXT2"/>
-          <w:rFonts w:ascii="Tahoma" w:hAnsi="Tahoma" w:cs="Tahoma"/>
+          <w:rFonts w:ascii="Tahoma" w:hAnsi="Tahoma" w:cs="Tahoma" w:eastAsia="Tahoma"/>
           <w:color w:val="000000"/>
           <w:sz w:val="22"/>
           <w:szCs w:val="22"/>
@@ -456,7 +456,7 @@
       <w:r>
         <w:rPr>
           <w:rStyle w:val="MSGENFONTSTYLENAMETEMPLATEROLENUMBERMSGENFONTSTYLENAMEBYROLETEXT2"/>
-          <w:rFonts w:ascii="Tahoma" w:hAnsi="Tahoma" w:cs="Tahoma"/>
+          <w:rFonts w:ascii="Tahoma" w:hAnsi="Tahoma" w:cs="Tahoma" w:eastAsia="Tahoma"/>
           <w:color w:val="000000"/>
           <w:sz w:val="22"/>
           <w:szCs w:val="22"/>
@@ -467,7 +467,7 @@
       <w:r>
         <w:rPr>
           <w:rStyle w:val="MSGENFONTSTYLENAMETEMPLATEROLENUMBERMSGENFONTSTYLENAMEBYROLETEXT2"/>
-          <w:rFonts w:ascii="Tahoma" w:hAnsi="Tahoma" w:cs="Tahoma"/>
+          <w:rFonts w:ascii="Tahoma" w:hAnsi="Tahoma" w:cs="Tahoma" w:eastAsia="Tahoma"/>
           <w:color w:val="000000"/>
           <w:sz w:val="22"/>
           <w:szCs w:val="22"/>
@@ -477,7 +477,7 @@
       <w:r>
         <w:rPr>
           <w:rStyle w:val="MSGENFONTSTYLENAMETEMPLATEROLENUMBERMSGENFONTSTYLENAMEBYROLETEXT2"/>
-          <w:rFonts w:ascii="Tahoma" w:hAnsi="Tahoma" w:cs="Tahoma"/>
+          <w:rFonts w:ascii="Tahoma" w:hAnsi="Tahoma" w:cs="Tahoma" w:eastAsia="Tahoma"/>
           <w:color w:val="000000"/>
           <w:sz w:val="22"/>
           <w:szCs w:val="22"/>
@@ -488,7 +488,7 @@
       <w:r>
         <w:rPr>
           <w:rStyle w:val="MSGENFONTSTYLENAMETEMPLATEROLENUMBERMSGENFONTSTYLENAMEBYROLETEXT2"/>
-          <w:rFonts w:ascii="Tahoma" w:hAnsi="Tahoma" w:cs="Tahoma"/>
+          <w:rFonts w:ascii="Tahoma" w:hAnsi="Tahoma" w:cs="Tahoma" w:eastAsia="Tahoma"/>
           <w:color w:val="000000"/>
           <w:sz w:val="22"/>
           <w:szCs w:val="22"/>
@@ -498,7 +498,7 @@
       <w:r>
         <w:rPr>
           <w:rStyle w:val="MSGENFONTSTYLENAMETEMPLATEROLENUMBERMSGENFONTSTYLENAMEBYROLETEXT2"/>
-          <w:rFonts w:ascii="Tahoma" w:hAnsi="Tahoma" w:cs="Tahoma"/>
+          <w:rFonts w:ascii="Tahoma" w:hAnsi="Tahoma" w:cs="Tahoma" w:eastAsia="Tahoma"/>
           <w:color w:val="000000"/>
           <w:sz w:val="22"/>
           <w:szCs w:val="22"/>
@@ -509,7 +509,7 @@
       <w:r>
         <w:rPr>
           <w:rStyle w:val="MSGENFONTSTYLENAMETEMPLATEROLENUMBERMSGENFONTSTYLENAMEBYROLETEXT2"/>
-          <w:rFonts w:ascii="Tahoma" w:hAnsi="Tahoma" w:cs="Tahoma"/>
+          <w:rFonts w:ascii="Tahoma" w:hAnsi="Tahoma" w:cs="Tahoma" w:eastAsia="Tahoma"/>
           <w:color w:val="000000"/>
           <w:sz w:val="22"/>
           <w:szCs w:val="22"/>
@@ -519,7 +519,7 @@
       <w:r>
         <w:rPr>
           <w:rStyle w:val="MSGENFONTSTYLENAMETEMPLATEROLENUMBERMSGENFONTSTYLENAMEBYROLETEXT2"/>
-          <w:rFonts w:ascii="Tahoma" w:hAnsi="Tahoma" w:cs="Tahoma"/>
+          <w:rFonts w:ascii="Tahoma" w:hAnsi="Tahoma" w:cs="Tahoma" w:eastAsia="Tahoma"/>
           <w:color w:val="000000"/>
           <w:sz w:val="22"/>
           <w:szCs w:val="22"/>
@@ -530,7 +530,7 @@
       <w:r>
         <w:rPr>
           <w:rStyle w:val="MSGENFONTSTYLENAMETEMPLATEROLENUMBERMSGENFONTSTYLENAMEBYROLETEXT2"/>
-          <w:rFonts w:ascii="Tahoma" w:hAnsi="Tahoma" w:cs="Tahoma"/>
+          <w:rFonts w:ascii="Tahoma" w:hAnsi="Tahoma" w:cs="Tahoma" w:eastAsia="Tahoma"/>
           <w:color w:val="000000"/>
           <w:sz w:val="22"/>
           <w:szCs w:val="22"/>
@@ -552,14 +552,14 @@
         <w:ind w:left="142" w:right="46"/>
         <w:jc w:val="both"/>
         <w:rPr>
-          <w:rFonts w:ascii="Tahoma" w:hAnsi="Tahoma" w:cs="Tahoma"/>
+          <w:rFonts w:ascii="Tahoma" w:hAnsi="Tahoma" w:cs="Tahoma" w:eastAsia="Tahoma"/>
           <w:sz w:val="22"/>
           <w:szCs w:val="22"/>
         </w:rPr>
       </w:pPr>
       <w:r>
         <w:rPr>
-          <w:rFonts w:ascii="Tahoma" w:hAnsi="Tahoma" w:cs="Tahoma"/>
+          <w:rFonts w:ascii="Tahoma" w:hAnsi="Tahoma" w:cs="Tahoma" w:eastAsia="Tahoma"/>
           <w:sz w:val="22"/>
           <w:szCs w:val="22"/>
           <w:lang w:val="en-US"/>
@@ -568,7 +568,7 @@
       </w:r>
       <w:r>
         <w:rPr>
-          <w:rFonts w:ascii="Tahoma" w:hAnsi="Tahoma" w:cs="Tahoma"/>
+          <w:rFonts w:ascii="Tahoma" w:hAnsi="Tahoma" w:cs="Tahoma" w:eastAsia="Tahoma"/>
           <w:noProof/>
           <w:sz w:val="22"/>
           <w:szCs w:val="22"/>
@@ -580,7 +580,7 @@
       <w:r>
         <w:rPr>
           <w:rStyle w:val="MSGENFONTSTYLENAMETEMPLATEROLENUMBERMSGENFONTSTYLENAMEBYROLETEXT2"/>
-          <w:rFonts w:ascii="Tahoma" w:hAnsi="Tahoma" w:cs="Tahoma"/>
+          <w:rFonts w:ascii="Tahoma" w:hAnsi="Tahoma" w:cs="Tahoma" w:eastAsia="Tahoma"/>
           <w:color w:val="000000"/>
           <w:sz w:val="22"/>
           <w:szCs w:val="22"/>
@@ -590,7 +590,7 @@
       <w:r>
         <w:rPr>
           <w:rStyle w:val="MSGENFONTSTYLENAMETEMPLATEROLENUMBERMSGENFONTSTYLENAMEBYROLETEXT2"/>
-          <w:rFonts w:ascii="Tahoma" w:hAnsi="Tahoma" w:cs="Tahoma"/>
+          <w:rFonts w:ascii="Tahoma" w:hAnsi="Tahoma" w:cs="Tahoma" w:eastAsia="Tahoma"/>
           <w:color w:val="000000"/>
           <w:sz w:val="22"/>
           <w:szCs w:val="22"/>
@@ -600,7 +600,7 @@
       </w:r>
       <w:r>
         <w:rPr>
-          <w:rFonts w:ascii="Tahoma" w:hAnsi="Tahoma" w:cs="Tahoma"/>
+          <w:rFonts w:ascii="Tahoma" w:hAnsi="Tahoma" w:cs="Tahoma" w:eastAsia="Tahoma"/>
           <w:noProof/>
           <w:sz w:val="22"/>
           <w:szCs w:val="22"/>
@@ -610,7 +610,7 @@
       </w:r>
       <w:r>
         <w:rPr>
-          <w:rFonts w:ascii="Tahoma" w:hAnsi="Tahoma" w:cs="Tahoma"/>
+          <w:rFonts w:ascii="Tahoma" w:hAnsi="Tahoma" w:cs="Tahoma" w:eastAsia="Tahoma"/>
           <w:noProof/>
           <w:sz w:val="22"/>
           <w:szCs w:val="22"/>
@@ -621,7 +621,7 @@
       </w:r>
       <w:r>
         <w:rPr>
-          <w:rFonts w:ascii="Tahoma" w:hAnsi="Tahoma" w:cs="Tahoma"/>
+          <w:rFonts w:ascii="Tahoma" w:hAnsi="Tahoma" w:cs="Tahoma" w:eastAsia="Tahoma"/>
           <w:noProof/>
           <w:sz w:val="22"/>
           <w:szCs w:val="22"/>
@@ -631,7 +631,7 @@
       </w:r>
       <w:r>
         <w:rPr>
-          <w:rFonts w:ascii="Tahoma" w:hAnsi="Tahoma" w:cs="Tahoma"/>
+          <w:rFonts w:ascii="Tahoma" w:hAnsi="Tahoma" w:cs="Tahoma" w:eastAsia="Tahoma"/>
           <w:noProof/>
           <w:sz w:val="22"/>
           <w:szCs w:val="22"/>
@@ -644,7 +644,7 @@
       <w:r>
         <w:rPr>
           <w:rStyle w:val="MSGENFONTSTYLENAMETEMPLATEROLENUMBERMSGENFONTSTYLENAMEBYROLETEXT2"/>
-          <w:rFonts w:ascii="Tahoma" w:hAnsi="Tahoma" w:cs="Tahoma"/>
+          <w:rFonts w:ascii="Tahoma" w:hAnsi="Tahoma" w:cs="Tahoma" w:eastAsia="Tahoma"/>
           <w:color w:val="000000"/>
           <w:sz w:val="22"/>
           <w:szCs w:val="22"/>
@@ -654,7 +654,7 @@
       <w:r>
         <w:rPr>
           <w:rStyle w:val="MSGENFONTSTYLENAMETEMPLATEROLENUMBERMSGENFONTSTYLENAMEBYROLETEXT2"/>
-          <w:rFonts w:ascii="Tahoma" w:hAnsi="Tahoma" w:cs="Tahoma"/>
+          <w:rFonts w:ascii="Tahoma" w:hAnsi="Tahoma" w:cs="Tahoma" w:eastAsia="Tahoma"/>
           <w:color w:val="000000"/>
           <w:sz w:val="22"/>
           <w:szCs w:val="22"/>
@@ -665,7 +665,7 @@
       <w:r>
         <w:rPr>
           <w:rStyle w:val="MSGENFONTSTYLENAMETEMPLATEROLENUMBERMSGENFONTSTYLENAMEBYROLETEXT2"/>
-          <w:rFonts w:ascii="Tahoma" w:hAnsi="Tahoma" w:cs="Tahoma"/>
+          <w:rFonts w:ascii="Tahoma" w:hAnsi="Tahoma" w:cs="Tahoma" w:eastAsia="Tahoma"/>
           <w:color w:val="000000"/>
           <w:sz w:val="22"/>
           <w:szCs w:val="22"/>
@@ -674,7 +674,7 @@
       </w:r>
       <w:r>
         <w:rPr>
-          <w:rFonts w:ascii="Tahoma" w:hAnsi="Tahoma" w:cs="Tahoma"/>
+          <w:rFonts w:ascii="Tahoma" w:hAnsi="Tahoma" w:cs="Tahoma" w:eastAsia="Tahoma"/>
           <w:noProof/>
           <w:sz w:val="22"/>
           <w:szCs w:val="22"/>
@@ -698,7 +698,7 @@
         <w:ind w:left="142" w:right="45"/>
         <w:jc w:val="both"/>
         <w:rPr>
-          <w:rFonts w:ascii="Tahoma" w:hAnsi="Tahoma" w:cs="Tahoma"/>
+          <w:rFonts w:ascii="Tahoma" w:hAnsi="Tahoma" w:cs="Tahoma" w:eastAsia="Tahoma"/>
           <w:sz w:val="22"/>
           <w:szCs w:val="22"/>
           <w:lang w:val="en-US"/>
@@ -706,7 +706,7 @@
       </w:pPr>
       <w:r>
         <w:rPr>
-          <w:rFonts w:ascii="Tahoma" w:hAnsi="Tahoma" w:cs="Tahoma"/>
+          <w:rFonts w:ascii="Tahoma" w:hAnsi="Tahoma" w:cs="Tahoma" w:eastAsia="Tahoma"/>
           <w:sz w:val="22"/>
           <w:szCs w:val="22"/>
           <w:lang w:val="en-US"/>
@@ -715,7 +715,7 @@
       </w:r>
       <w:r>
         <w:rPr>
-          <w:rFonts w:ascii="Tahoma" w:hAnsi="Tahoma" w:cs="Tahoma"/>
+          <w:rFonts w:ascii="Tahoma" w:hAnsi="Tahoma" w:cs="Tahoma" w:eastAsia="Tahoma"/>
           <w:sz w:val="22"/>
           <w:szCs w:val="22"/>
         </w:rPr>
@@ -724,7 +724,7 @@
       <w:r>
         <w:rPr>
           <w:rStyle w:val="MSGENFONTSTYLENAMETEMPLATEROLENUMBERMSGENFONTSTYLENAMEBYROLETEXT2"/>
-          <w:rFonts w:ascii="Tahoma" w:hAnsi="Tahoma" w:cs="Tahoma"/>
+          <w:rFonts w:ascii="Tahoma" w:hAnsi="Tahoma" w:cs="Tahoma" w:eastAsia="Tahoma"/>
           <w:color w:val="000000"/>
           <w:sz w:val="22"/>
           <w:szCs w:val="22"/>
@@ -735,7 +735,7 @@
       <w:r>
         <w:rPr>
           <w:rStyle w:val="MSGENFONTSTYLENAMETEMPLATEROLENUMBERMSGENFONTSTYLENAMEBYROLETEXT2"/>
-          <w:rFonts w:ascii="Tahoma" w:hAnsi="Tahoma" w:cs="Tahoma"/>
+          <w:rFonts w:ascii="Tahoma" w:hAnsi="Tahoma" w:cs="Tahoma" w:eastAsia="Tahoma"/>
           <w:color w:val="000000"/>
           <w:sz w:val="22"/>
           <w:szCs w:val="22"/>
@@ -745,7 +745,7 @@
       <w:r>
         <w:rPr>
           <w:rStyle w:val="MSGENFONTSTYLENAMETEMPLATEROLENUMBERMSGENFONTSTYLENAMEBYROLETEXT2"/>
-          <w:rFonts w:ascii="Tahoma" w:hAnsi="Tahoma" w:cs="Tahoma"/>
+          <w:rFonts w:ascii="Tahoma" w:hAnsi="Tahoma" w:cs="Tahoma" w:eastAsia="Tahoma"/>
           <w:color w:val="000000"/>
           <w:sz w:val="22"/>
           <w:szCs w:val="22"/>
@@ -755,7 +755,7 @@
       </w:r>
       <w:r>
         <w:rPr>
-          <w:rFonts w:ascii="Tahoma" w:hAnsi="Tahoma" w:cs="Tahoma"/>
+          <w:rFonts w:ascii="Tahoma" w:hAnsi="Tahoma" w:cs="Tahoma" w:eastAsia="Tahoma"/>
           <w:noProof/>
           <w:sz w:val="22"/>
           <w:szCs w:val="22"/>
@@ -765,7 +765,7 @@
       </w:r>
       <w:r>
         <w:rPr>
-          <w:rFonts w:ascii="Tahoma" w:hAnsi="Tahoma" w:cs="Tahoma"/>
+          <w:rFonts w:ascii="Tahoma" w:hAnsi="Tahoma" w:cs="Tahoma" w:eastAsia="Tahoma"/>
           <w:noProof/>
           <w:sz w:val="22"/>
           <w:szCs w:val="22"/>
@@ -777,7 +777,7 @@
       <w:r>
         <w:rPr>
           <w:rStyle w:val="MSGENFONTSTYLENAMETEMPLATEROLENUMBERMSGENFONTSTYLENAMEBYROLETEXT2"/>
-          <w:rFonts w:ascii="Tahoma" w:hAnsi="Tahoma" w:cs="Tahoma"/>
+          <w:rFonts w:ascii="Tahoma" w:hAnsi="Tahoma" w:cs="Tahoma" w:eastAsia="Tahoma"/>
           <w:color w:val="000000"/>
           <w:sz w:val="22"/>
           <w:szCs w:val="22"/>
@@ -789,7 +789,7 @@
       <w:r>
         <w:rPr>
           <w:rStyle w:val="MSGENFONTSTYLENAMETEMPLATEROLENUMBERMSGENFONTSTYLENAMEBYROLETEXT2"/>
-          <w:rFonts w:ascii="Tahoma" w:hAnsi="Tahoma" w:cs="Tahoma"/>
+          <w:rFonts w:ascii="Tahoma" w:hAnsi="Tahoma" w:cs="Tahoma" w:eastAsia="Tahoma"/>
           <w:color w:val="000000"/>
           <w:sz w:val="22"/>
           <w:szCs w:val="22"/>
@@ -799,7 +799,7 @@
       <w:r>
         <w:rPr>
           <w:rStyle w:val="MSGENFONTSTYLENAMETEMPLATEROLENUMBERMSGENFONTSTYLENAMEBYROLETEXT2"/>
-          <w:rFonts w:ascii="Tahoma" w:hAnsi="Tahoma" w:cs="Tahoma"/>
+          <w:rFonts w:ascii="Tahoma" w:hAnsi="Tahoma" w:cs="Tahoma" w:eastAsia="Tahoma"/>
           <w:color w:val="000000"/>
           <w:sz w:val="22"/>
           <w:szCs w:val="22"/>
@@ -810,7 +810,7 @@
       <w:r>
         <w:rPr>
           <w:rStyle w:val="MSGENFONTSTYLENAMETEMPLATEROLENUMBERMSGENFONTSTYLENAMEBYROLETEXT2"/>
-          <w:rFonts w:ascii="Tahoma" w:hAnsi="Tahoma" w:cs="Tahoma"/>
+          <w:rFonts w:ascii="Tahoma" w:hAnsi="Tahoma" w:cs="Tahoma" w:eastAsia="Tahoma"/>
           <w:color w:val="000000"/>
           <w:sz w:val="22"/>
           <w:szCs w:val="22"/>
@@ -819,7 +819,7 @@
       </w:r>
       <w:r>
         <w:rPr>
-          <w:rFonts w:ascii="Tahoma" w:hAnsi="Tahoma" w:cs="Tahoma"/>
+          <w:rFonts w:ascii="Tahoma" w:hAnsi="Tahoma" w:cs="Tahoma" w:eastAsia="Tahoma"/>
           <w:color w:val="000000"/>
           <w:sz w:val="22"/>
           <w:szCs w:val="22"/>
@@ -829,7 +829,7 @@
       </w:r>
       <w:r>
         <w:rPr>
-          <w:rFonts w:ascii="Tahoma" w:hAnsi="Tahoma" w:cs="Tahoma"/>
+          <w:rFonts w:ascii="Tahoma" w:hAnsi="Tahoma" w:cs="Tahoma" w:eastAsia="Tahoma"/>
           <w:color w:val="000000"/>
           <w:sz w:val="22"/>
           <w:szCs w:val="22"/>
@@ -840,7 +840,7 @@
       </w:r>
       <w:r>
         <w:rPr>
-          <w:rFonts w:ascii="Tahoma" w:hAnsi="Tahoma" w:cs="Tahoma"/>
+          <w:rFonts w:ascii="Tahoma" w:hAnsi="Tahoma" w:cs="Tahoma" w:eastAsia="Tahoma"/>
           <w:color w:val="000000"/>
           <w:sz w:val="22"/>
           <w:szCs w:val="22"/>
@@ -850,7 +850,7 @@
       </w:r>
       <w:r>
         <w:rPr>
-          <w:rFonts w:ascii="Tahoma" w:hAnsi="Tahoma" w:cs="Tahoma"/>
+          <w:rFonts w:ascii="Tahoma" w:hAnsi="Tahoma" w:cs="Tahoma" w:eastAsia="Tahoma"/>
           <w:color w:val="000000"/>
           <w:sz w:val="22"/>
           <w:szCs w:val="22"/>
@@ -861,7 +861,7 @@
       </w:r>
       <w:r>
         <w:rPr>
-          <w:rFonts w:ascii="Tahoma" w:hAnsi="Tahoma" w:cs="Tahoma"/>
+          <w:rFonts w:ascii="Tahoma" w:hAnsi="Tahoma" w:cs="Tahoma" w:eastAsia="Tahoma"/>
           <w:color w:val="000000"/>
           <w:sz w:val="22"/>
           <w:szCs w:val="22"/>
@@ -871,7 +871,7 @@
       </w:r>
       <w:r>
         <w:rPr>
-          <w:rFonts w:ascii="Tahoma" w:hAnsi="Tahoma" w:cs="Tahoma"/>
+          <w:rFonts w:ascii="Tahoma" w:hAnsi="Tahoma" w:cs="Tahoma" w:eastAsia="Tahoma"/>
           <w:color w:val="000000"/>
           <w:sz w:val="22"/>
           <w:szCs w:val="22"/>
@@ -882,7 +882,7 @@
       </w:r>
       <w:r>
         <w:rPr>
-          <w:rFonts w:ascii="Tahoma" w:hAnsi="Tahoma" w:cs="Tahoma"/>
+          <w:rFonts w:ascii="Tahoma" w:hAnsi="Tahoma" w:cs="Tahoma" w:eastAsia="Tahoma"/>
           <w:color w:val="000000"/>
           <w:sz w:val="22"/>
           <w:szCs w:val="22"/>
@@ -904,7 +904,7 @@
         <w:ind w:left="142" w:right="46"/>
         <w:jc w:val="both"/>
         <w:rPr>
-          <w:rFonts w:ascii="Tahoma" w:hAnsi="Tahoma" w:cs="Tahoma"/>
+          <w:rFonts w:ascii="Tahoma" w:hAnsi="Tahoma" w:cs="Tahoma" w:eastAsia="Tahoma"/>
           <w:noProof/>
           <w:sz w:val="22"/>
           <w:szCs w:val="22"/>
@@ -915,7 +915,7 @@
       <w:r>
         <w:rPr>
           <w:rStyle w:val="MSGENFONTSTYLENAMETEMPLATEROLENUMBERMSGENFONTSTYLENAMEBYROLETEXT2"/>
-          <w:rFonts w:ascii="Tahoma" w:hAnsi="Tahoma" w:cs="Tahoma"/>
+          <w:rFonts w:ascii="Tahoma" w:hAnsi="Tahoma" w:cs="Tahoma" w:eastAsia="Tahoma"/>
           <w:color w:val="000000"/>
           <w:sz w:val="22"/>
           <w:szCs w:val="22"/>
@@ -926,7 +926,7 @@
       <w:r>
         <w:rPr>
           <w:rStyle w:val="MSGENFONTSTYLENAMETEMPLATEROLENUMBERMSGENFONTSTYLENAMEBYROLETEXT2"/>
-          <w:rFonts w:ascii="Tahoma" w:hAnsi="Tahoma" w:cs="Tahoma"/>
+          <w:rFonts w:ascii="Tahoma" w:hAnsi="Tahoma" w:cs="Tahoma" w:eastAsia="Tahoma"/>
           <w:color w:val="000000"/>
           <w:sz w:val="22"/>
           <w:szCs w:val="22"/>
@@ -936,7 +936,7 @@
       <w:r>
         <w:rPr>
           <w:rStyle w:val="MSGENFONTSTYLENAMETEMPLATEROLENUMBERMSGENFONTSTYLENAMEBYROLETEXT2"/>
-          <w:rFonts w:ascii="Tahoma" w:hAnsi="Tahoma" w:cs="Tahoma"/>
+          <w:rFonts w:ascii="Tahoma" w:hAnsi="Tahoma" w:cs="Tahoma" w:eastAsia="Tahoma"/>
           <w:color w:val="000000"/>
           <w:sz w:val="22"/>
           <w:szCs w:val="22"/>
@@ -947,7 +947,7 @@
       <w:r>
         <w:rPr>
           <w:rStyle w:val="MSGENFONTSTYLENAMETEMPLATEROLENUMBERMSGENFONTSTYLENAMEBYROLETEXT2"/>
-          <w:rFonts w:ascii="Tahoma" w:hAnsi="Tahoma" w:cs="Tahoma"/>
+          <w:rFonts w:ascii="Tahoma" w:hAnsi="Tahoma" w:cs="Tahoma" w:eastAsia="Tahoma"/>
           <w:color w:val="000000"/>
           <w:sz w:val="22"/>
           <w:szCs w:val="22"/>
@@ -957,7 +957,7 @@
       <w:r>
         <w:rPr>
           <w:rStyle w:val="MSGENFONTSTYLENAMETEMPLATEROLENUMBERMSGENFONTSTYLENAMEBYROLETEXT2"/>
-          <w:rFonts w:ascii="Tahoma" w:hAnsi="Tahoma" w:cs="Tahoma"/>
+          <w:rFonts w:ascii="Tahoma" w:hAnsi="Tahoma" w:cs="Tahoma" w:eastAsia="Tahoma"/>
           <w:color w:val="000000"/>
           <w:sz w:val="22"/>
           <w:szCs w:val="22"/>
@@ -968,7 +968,7 @@
       <w:r>
         <w:rPr>
           <w:rStyle w:val="MSGENFONTSTYLENAMETEMPLATEROLENUMBERMSGENFONTSTYLENAMEBYROLETEXT2"/>
-          <w:rFonts w:ascii="Tahoma" w:hAnsi="Tahoma" w:cs="Tahoma"/>
+          <w:rFonts w:ascii="Tahoma" w:hAnsi="Tahoma" w:cs="Tahoma" w:eastAsia="Tahoma"/>
           <w:color w:val="000000"/>
           <w:sz w:val="22"/>
           <w:szCs w:val="22"/>
@@ -978,7 +978,7 @@
       <w:r>
         <w:rPr>
           <w:rStyle w:val="MSGENFONTSTYLENAMETEMPLATEROLENUMBERMSGENFONTSTYLENAMEBYROLETEXT2"/>
-          <w:rFonts w:ascii="Tahoma" w:hAnsi="Tahoma" w:cs="Tahoma"/>
+          <w:rFonts w:ascii="Tahoma" w:hAnsi="Tahoma" w:cs="Tahoma" w:eastAsia="Tahoma"/>
           <w:color w:val="000000"/>
           <w:sz w:val="22"/>
           <w:szCs w:val="22"/>
@@ -989,7 +989,7 @@
       <w:r>
         <w:rPr>
           <w:rStyle w:val="MSGENFONTSTYLENAMETEMPLATEROLENUMBERMSGENFONTSTYLENAMEBYROLETEXT2"/>
-          <w:rFonts w:ascii="Tahoma" w:hAnsi="Tahoma" w:cs="Tahoma"/>
+          <w:rFonts w:ascii="Tahoma" w:hAnsi="Tahoma" w:cs="Tahoma" w:eastAsia="Tahoma"/>
           <w:color w:val="000000"/>
           <w:sz w:val="22"/>
           <w:szCs w:val="22"/>
@@ -999,7 +999,7 @@
       <w:r>
         <w:rPr>
           <w:rStyle w:val="MSGENFONTSTYLENAMETEMPLATEROLENUMBERMSGENFONTSTYLENAMEBYROLETEXT2"/>
-          <w:rFonts w:ascii="Tahoma" w:hAnsi="Tahoma" w:cs="Tahoma"/>
+          <w:rFonts w:ascii="Tahoma" w:hAnsi="Tahoma" w:cs="Tahoma" w:eastAsia="Tahoma"/>
           <w:color w:val="000000"/>
           <w:sz w:val="22"/>
           <w:szCs w:val="22"/>
@@ -1010,7 +1010,7 @@
       <w:r>
         <w:rPr>
           <w:rStyle w:val="MSGENFONTSTYLENAMETEMPLATEROLENUMBERMSGENFONTSTYLENAMEBYROLETEXT2"/>
-          <w:rFonts w:ascii="Tahoma" w:hAnsi="Tahoma" w:cs="Tahoma"/>
+          <w:rFonts w:ascii="Tahoma" w:hAnsi="Tahoma" w:cs="Tahoma" w:eastAsia="Tahoma"/>
           <w:color w:val="000000"/>
           <w:sz w:val="22"/>
           <w:szCs w:val="22"/>
@@ -1020,7 +1020,7 @@
       <w:r>
         <w:rPr>
           <w:rStyle w:val="MSGENFONTSTYLENAMETEMPLATEROLENUMBERMSGENFONTSTYLENAMEBYROLETEXT2"/>
-          <w:rFonts w:ascii="Tahoma" w:hAnsi="Tahoma" w:cs="Tahoma"/>
+          <w:rFonts w:ascii="Tahoma" w:hAnsi="Tahoma" w:cs="Tahoma" w:eastAsia="Tahoma"/>
           <w:color w:val="000000"/>
           <w:sz w:val="22"/>
           <w:szCs w:val="22"/>
@@ -1031,7 +1031,7 @@
       <w:r>
         <w:rPr>
           <w:rStyle w:val="MSGENFONTSTYLENAMETEMPLATEROLENUMBERMSGENFONTSTYLENAMEBYROLETEXT2"/>
-          <w:rFonts w:ascii="Tahoma" w:hAnsi="Tahoma" w:cs="Tahoma"/>
+          <w:rFonts w:ascii="Tahoma" w:hAnsi="Tahoma" w:cs="Tahoma" w:eastAsia="Tahoma"/>
           <w:color w:val="000000"/>
           <w:sz w:val="22"/>
           <w:szCs w:val="22"/>
@@ -1041,7 +1041,7 @@
       <w:r>
         <w:rPr>
           <w:rStyle w:val="MSGENFONTSTYLENAMETEMPLATEROLENUMBERMSGENFONTSTYLENAMEBYROLETEXT2"/>
-          <w:rFonts w:ascii="Tahoma" w:hAnsi="Tahoma" w:cs="Tahoma"/>
+          <w:rFonts w:ascii="Tahoma" w:hAnsi="Tahoma" w:cs="Tahoma" w:eastAsia="Tahoma"/>
           <w:color w:val="000000"/>
           <w:sz w:val="22"/>
           <w:szCs w:val="22"/>
@@ -1051,7 +1051,7 @@
       </w:r>
       <w:r>
         <w:rPr>
-          <w:rFonts w:ascii="Tahoma" w:hAnsi="Tahoma" w:cs="Tahoma"/>
+          <w:rFonts w:ascii="Tahoma" w:hAnsi="Tahoma" w:cs="Tahoma" w:eastAsia="Tahoma"/>
           <w:color w:val="000000"/>
           <w:sz w:val="22"/>
           <w:szCs w:val="22"/>
@@ -1061,7 +1061,7 @@
       </w:r>
       <w:r>
         <w:rPr>
-          <w:rFonts w:ascii="Tahoma" w:hAnsi="Tahoma" w:cs="Tahoma"/>
+          <w:rFonts w:ascii="Tahoma" w:hAnsi="Tahoma" w:cs="Tahoma" w:eastAsia="Tahoma"/>
           <w:color w:val="000000"/>
           <w:sz w:val="22"/>
           <w:szCs w:val="22"/>
@@ -1072,7 +1072,7 @@
       <w:r>
         <w:rPr>
           <w:rStyle w:val="MSGENFONTSTYLENAMETEMPLATEROLENUMBERMSGENFONTSTYLENAMEBYROLETEXT2"/>
-          <w:rFonts w:ascii="Tahoma" w:hAnsi="Tahoma" w:cs="Tahoma"/>
+          <w:rFonts w:ascii="Tahoma" w:hAnsi="Tahoma" w:cs="Tahoma" w:eastAsia="Tahoma"/>
           <w:sz w:val="22"/>
           <w:szCs w:val="22"/>
         </w:rPr>
@@ -1081,7 +1081,7 @@
       <w:r>
         <w:rPr>
           <w:rStyle w:val="MSGENFONTSTYLENAMETEMPLATEROLENUMBERMSGENFONTSTYLENAMEBYROLETEXT2"/>
-          <w:rFonts w:ascii="Tahoma" w:hAnsi="Tahoma" w:cs="Tahoma"/>
+          <w:rFonts w:ascii="Tahoma" w:hAnsi="Tahoma" w:cs="Tahoma" w:eastAsia="Tahoma"/>
           <w:color w:val="000000"/>
           <w:sz w:val="22"/>
           <w:szCs w:val="22"/>
@@ -1091,7 +1091,7 @@
       <w:r>
         <w:rPr>
           <w:rStyle w:val="MSGENFONTSTYLENAMETEMPLATEROLENUMBERMSGENFONTSTYLENAMEBYROLETEXT2"/>
-          <w:rFonts w:ascii="Tahoma" w:hAnsi="Tahoma" w:cs="Tahoma"/>
+          <w:rFonts w:ascii="Tahoma" w:hAnsi="Tahoma" w:cs="Tahoma" w:eastAsia="Tahoma"/>
           <w:color w:val="000000"/>
           <w:sz w:val="22"/>
           <w:szCs w:val="22"/>
@@ -1101,7 +1101,7 @@
       </w:r>
       <w:r>
         <w:rPr>
-          <w:rFonts w:ascii="Tahoma" w:hAnsi="Tahoma" w:cs="Tahoma"/>
+          <w:rFonts w:ascii="Tahoma" w:hAnsi="Tahoma" w:cs="Tahoma" w:eastAsia="Tahoma"/>
           <w:color w:val="000000"/>
           <w:sz w:val="22"/>
           <w:szCs w:val="22"/>
@@ -1112,7 +1112,7 @@
       <w:r>
         <w:rPr>
           <w:rStyle w:val="MSGENFONTSTYLENAMETEMPLATEROLENUMBERMSGENFONTSTYLENAMEBYROLETEXT2"/>
-          <w:rFonts w:ascii="Tahoma" w:hAnsi="Tahoma" w:cs="Tahoma"/>
+          <w:rFonts w:ascii="Tahoma" w:hAnsi="Tahoma" w:cs="Tahoma" w:eastAsia="Tahoma"/>
           <w:color w:val="000000"/>
           <w:sz w:val="22"/>
           <w:szCs w:val="22"/>
@@ -1122,7 +1122,7 @@
       <w:r>
         <w:rPr>
           <w:rStyle w:val="MSGENFONTSTYLENAMETEMPLATEROLENUMBERMSGENFONTSTYLENAMEBYROLETEXT2"/>
-          <w:rFonts w:ascii="Tahoma" w:hAnsi="Tahoma" w:cs="Tahoma"/>
+          <w:rFonts w:ascii="Tahoma" w:hAnsi="Tahoma" w:cs="Tahoma" w:eastAsia="Tahoma"/>
           <w:color w:val="000000"/>
           <w:sz w:val="22"/>
           <w:szCs w:val="22"/>
@@ -1133,7 +1133,7 @@
       <w:r>
         <w:rPr>
           <w:rStyle w:val="MSGENFONTSTYLENAMETEMPLATEROLENUMBERMSGENFONTSTYLENAMEBYROLETEXT2"/>
-          <w:rFonts w:ascii="Tahoma" w:hAnsi="Tahoma" w:cs="Tahoma"/>
+          <w:rFonts w:ascii="Tahoma" w:hAnsi="Tahoma" w:cs="Tahoma" w:eastAsia="Tahoma"/>
           <w:color w:val="000000"/>
           <w:sz w:val="22"/>
           <w:szCs w:val="22"/>
@@ -1143,7 +1143,7 @@
       <w:r>
         <w:rPr>
           <w:rStyle w:val="MSGENFONTSTYLENAMETEMPLATEROLENUMBERMSGENFONTSTYLENAMEBYROLETEXT2"/>
-          <w:rFonts w:ascii="Tahoma" w:hAnsi="Tahoma" w:cs="Tahoma"/>
+          <w:rFonts w:ascii="Tahoma" w:hAnsi="Tahoma" w:cs="Tahoma" w:eastAsia="Tahoma"/>
           <w:color w:val="000000"/>
           <w:sz w:val="22"/>
           <w:szCs w:val="22"/>
@@ -1153,7 +1153,7 @@
       </w:r>
       <w:r>
         <w:rPr>
-          <w:rFonts w:ascii="Tahoma" w:hAnsi="Tahoma" w:cs="Tahoma"/>
+          <w:rFonts w:ascii="Tahoma" w:hAnsi="Tahoma" w:cs="Tahoma" w:eastAsia="Tahoma"/>
           <w:color w:val="000000"/>
           <w:sz w:val="22"/>
           <w:szCs w:val="22"/>
@@ -1174,7 +1174,7 @@
         <w:ind w:left="142" w:right="10"/>
         <w:jc w:val="both"/>
         <w:rPr>
-          <w:rFonts w:ascii="Tahoma" w:hAnsi="Tahoma" w:cs="Tahoma"/>
+          <w:rFonts w:ascii="Tahoma" w:hAnsi="Tahoma" w:cs="Tahoma" w:eastAsia="Tahoma"/>
           <w:color w:val="000000"/>
           <w:sz w:val="22"/>
           <w:szCs w:val="22"/>
@@ -1185,7 +1185,7 @@
       <w:r>
         <w:rPr>
           <w:rStyle w:val="MSGENFONTSTYLENAMETEMPLATEROLENUMBERMSGENFONTSTYLENAMEBYROLETEXT2"/>
-          <w:rFonts w:ascii="Tahoma" w:hAnsi="Tahoma" w:cs="Tahoma"/>
+          <w:rFonts w:ascii="Tahoma" w:hAnsi="Tahoma" w:cs="Tahoma" w:eastAsia="Tahoma"/>
           <w:color w:val="000000"/>
           <w:sz w:val="22"/>
           <w:szCs w:val="22"/>
@@ -1195,7 +1195,7 @@
       <w:r>
         <w:rPr>
           <w:rStyle w:val="MSGENFONTSTYLENAMETEMPLATEROLENUMBERMSGENFONTSTYLENAMEBYROLETEXT2"/>
-          <w:rFonts w:ascii="Tahoma" w:hAnsi="Tahoma" w:cs="Tahoma"/>
+          <w:rFonts w:ascii="Tahoma" w:hAnsi="Tahoma" w:cs="Tahoma" w:eastAsia="Tahoma"/>
           <w:color w:val="000000"/>
           <w:sz w:val="22"/>
           <w:szCs w:val="22"/>
@@ -1206,7 +1206,7 @@
       <w:r>
         <w:rPr>
           <w:rStyle w:val="MSGENFONTSTYLENAMETEMPLATEROLENUMBERMSGENFONTSTYLENAMEBYROLETEXT2"/>
-          <w:rFonts w:ascii="Tahoma" w:hAnsi="Tahoma" w:cs="Tahoma"/>
+          <w:rFonts w:ascii="Tahoma" w:hAnsi="Tahoma" w:cs="Tahoma" w:eastAsia="Tahoma"/>
           <w:color w:val="000000"/>
           <w:sz w:val="22"/>
           <w:szCs w:val="22"/>
@@ -1216,7 +1216,7 @@
       <w:r>
         <w:rPr>
           <w:rStyle w:val="MSGENFONTSTYLENAMETEMPLATEROLENUMBERMSGENFONTSTYLENAMEBYROLETEXT2"/>
-          <w:rFonts w:ascii="Tahoma" w:hAnsi="Tahoma" w:cs="Tahoma"/>
+          <w:rFonts w:ascii="Tahoma" w:hAnsi="Tahoma" w:cs="Tahoma" w:eastAsia="Tahoma"/>
           <w:color w:val="000000"/>
           <w:sz w:val="22"/>
           <w:szCs w:val="22"/>
@@ -1227,7 +1227,7 @@
       <w:r>
         <w:rPr>
           <w:rStyle w:val="MSGENFONTSTYLENAMETEMPLATEROLENUMBERMSGENFONTSTYLENAMEBYROLETEXT2"/>
-          <w:rFonts w:ascii="Tahoma" w:hAnsi="Tahoma" w:cs="Tahoma"/>
+          <w:rFonts w:ascii="Tahoma" w:hAnsi="Tahoma" w:cs="Tahoma" w:eastAsia="Tahoma"/>
           <w:color w:val="000000"/>
           <w:sz w:val="22"/>
           <w:szCs w:val="22"/>
@@ -1236,7 +1236,7 @@
       </w:r>
       <w:r>
         <w:rPr>
-          <w:rFonts w:ascii="Tahoma" w:hAnsi="Tahoma" w:cs="Tahoma"/>
+          <w:rFonts w:ascii="Tahoma" w:hAnsi="Tahoma" w:cs="Tahoma" w:eastAsia="Tahoma"/>
           <w:color w:val="000000"/>
           <w:sz w:val="22"/>
           <w:szCs w:val="22"/>
@@ -1247,7 +1247,7 @@
       </w:r>
       <w:r>
         <w:rPr>
-          <w:rFonts w:ascii="Tahoma" w:hAnsi="Tahoma" w:cs="Tahoma"/>
+          <w:rFonts w:ascii="Tahoma" w:hAnsi="Tahoma" w:cs="Tahoma" w:eastAsia="Tahoma"/>
           <w:noProof/>
           <w:sz w:val="22"/>
           <w:szCs w:val="22"/>
@@ -1266,7 +1266,7 @@
         <w:jc w:val="both"/>
         <w:rPr>
           <w:rStyle w:val="MSGENFONTSTYLENAMETEMPLATEROLENUMBERMSGENFONTSTYLENAMEBYROLETEXT2"/>
-          <w:rFonts w:ascii="Tahoma" w:hAnsi="Tahoma" w:cs="Tahoma"/>
+          <w:rFonts w:ascii="Tahoma" w:hAnsi="Tahoma" w:cs="Tahoma" w:eastAsia="Tahoma"/>
           <w:color w:val="000000"/>
           <w:sz w:val="22"/>
           <w:szCs w:val="22"/>
@@ -1276,7 +1276,7 @@
       <w:r>
         <w:rPr>
           <w:rStyle w:val="MSGENFONTSTYLENAMETEMPLATEROLENUMBERMSGENFONTSTYLENAMEBYROLETEXT2"/>
-          <w:rFonts w:ascii="Tahoma" w:hAnsi="Tahoma" w:cs="Tahoma"/>
+          <w:rFonts w:ascii="Tahoma" w:hAnsi="Tahoma" w:cs="Tahoma" w:eastAsia="Tahoma"/>
           <w:color w:val="000000"/>
           <w:sz w:val="22"/>
           <w:szCs w:val="22"/>
@@ -1292,7 +1292,7 @@
         <w:ind w:left="142" w:right="187"/>
         <w:jc w:val="both"/>
         <w:rPr>
-          <w:rFonts w:ascii="Tahoma" w:hAnsi="Tahoma" w:cs="Tahoma"/>
+          <w:rFonts w:ascii="Tahoma" w:hAnsi="Tahoma" w:cs="Tahoma" w:eastAsia="Tahoma"/>
           <w:sz w:val="22"/>
           <w:szCs w:val="22"/>
           <w:lang w:val="en-US"/>
@@ -1307,7 +1307,7 @@
         <w:ind w:left="142" w:right="187"/>
         <w:rPr>
           <w:rStyle w:val="MSGENFONTSTYLENAMETEMPLATEROLENUMBERMSGENFONTSTYLENAMEBYROLETEXT3"/>
-          <w:rFonts w:ascii="Tahoma" w:hAnsi="Tahoma" w:cs="Tahoma"/>
+          <w:rFonts w:ascii="Tahoma" w:hAnsi="Tahoma" w:cs="Tahoma" w:eastAsia="Tahoma"/>
           <w:b/>
           <w:bCs/>
           <w:i/>
@@ -1323,7 +1323,7 @@
       <w:r>
         <w:rPr>
           <w:rStyle w:val="MSGENFONTSTYLENAMETEMPLATEROLENUMBERMSGENFONTSTYLENAMEBYROLETEXT3"/>
-          <w:rFonts w:ascii="Tahoma" w:hAnsi="Tahoma" w:cs="Tahoma"/>
+          <w:rFonts w:ascii="Tahoma" w:hAnsi="Tahoma" w:cs="Tahoma" w:eastAsia="Tahoma"/>
           <w:b/>
           <w:bCs/>
           <w:i/>
@@ -1337,7 +1337,7 @@
       </w:r>
       <w:r>
         <w:rPr>
-          <w:rFonts w:ascii="Tahoma" w:hAnsi="Tahoma" w:cs="Tahoma"/>
+          <w:rFonts w:ascii="Tahoma" w:hAnsi="Tahoma" w:cs="Tahoma" w:eastAsia="Tahoma"/>
           <w:sz w:val="22"/>
           <w:szCs w:val="22"/>
           <w:lang w:val="sv-SE"/>
@@ -1347,7 +1347,7 @@
       <w:r>
         <w:rPr>
           <w:rStyle w:val="MSGENFONTSTYLENAMETEMPLATEROLENUMBERMSGENFONTSTYLENAMEBYROLETEXT3"/>
-          <w:rFonts w:ascii="Tahoma" w:hAnsi="Tahoma" w:cs="Tahoma"/>
+          <w:rFonts w:ascii="Tahoma" w:hAnsi="Tahoma" w:cs="Tahoma" w:eastAsia="Tahoma"/>
           <w:b/>
           <w:bCs/>
           <w:i/>
@@ -1363,7 +1363,7 @@
       <w:r>
         <w:rPr>
           <w:rStyle w:val="MSGENFONTSTYLENAMETEMPLATEROLENUMBERMSGENFONTSTYLENAMEBYROLETEXT3"/>
-          <w:rFonts w:ascii="Tahoma" w:hAnsi="Tahoma" w:cs="Tahoma"/>
+          <w:rFonts w:ascii="Tahoma" w:hAnsi="Tahoma" w:cs="Tahoma" w:eastAsia="Tahoma"/>
           <w:b/>
           <w:bCs/>
           <w:i/>
@@ -1378,7 +1378,7 @@
       <w:r>
         <w:rPr>
           <w:rStyle w:val="MSGENFONTSTYLENAMETEMPLATEROLENUMBERMSGENFONTSTYLENAMEBYROLETEXT3"/>
-          <w:rFonts w:ascii="Tahoma" w:hAnsi="Tahoma" w:cs="Tahoma"/>
+          <w:rFonts w:ascii="Tahoma" w:hAnsi="Tahoma" w:cs="Tahoma" w:eastAsia="Tahoma"/>
           <w:b/>
           <w:bCs/>
           <w:color w:val="000000"/>
@@ -1397,7 +1397,7 @@
         <w:ind w:left="142" w:right="187"/>
         <w:rPr>
           <w:rStyle w:val="MSGENFONTSTYLENAMETEMPLATEROLENUMBERMSGENFONTSTYLENAMEBYROLETEXT3"/>
-          <w:rFonts w:ascii="Tahoma" w:hAnsi="Tahoma" w:cs="Tahoma"/>
+          <w:rFonts w:ascii="Tahoma" w:hAnsi="Tahoma" w:cs="Tahoma" w:eastAsia="Tahoma"/>
           <w:b/>
           <w:bCs/>
           <w:i/>
@@ -1417,7 +1417,7 @@
         <w:ind w:left="142" w:right="187"/>
         <w:rPr>
           <w:rStyle w:val="MSGENFONTSTYLENAMETEMPLATEROLENUMBERMSGENFONTSTYLENAMEBYROLETEXT3"/>
-          <w:rFonts w:ascii="Tahoma" w:hAnsi="Tahoma" w:cs="Tahoma"/>
+          <w:rFonts w:ascii="Tahoma" w:hAnsi="Tahoma" w:cs="Tahoma" w:eastAsia="Tahoma"/>
           <w:b/>
           <w:bCs/>
           <w:i/>
@@ -1431,7 +1431,7 @@
       <w:r>
         <w:rPr>
           <w:rStyle w:val="MSGENFONTSTYLENAMETEMPLATEROLENUMBERMSGENFONTSTYLENAMEBYROLETEXT3"/>
-          <w:rFonts w:ascii="Tahoma" w:hAnsi="Tahoma" w:cs="Tahoma"/>
+          <w:rFonts w:ascii="Tahoma" w:hAnsi="Tahoma" w:cs="Tahoma" w:eastAsia="Tahoma"/>
           <w:b/>
           <w:bCs/>
           <w:i/>
@@ -1446,7 +1446,7 @@
       <w:r>
         <w:rPr>
           <w:rStyle w:val="MSGENFONTSTYLENAMETEMPLATEROLENUMBERMSGENFONTSTYLENAMEBYROLETEXT3"/>
-          <w:rFonts w:ascii="Tahoma" w:hAnsi="Tahoma" w:cs="Tahoma"/>
+          <w:rFonts w:ascii="Tahoma" w:hAnsi="Tahoma" w:cs="Tahoma" w:eastAsia="Tahoma"/>
           <w:b/>
           <w:bCs/>
           <w:i/>
@@ -1460,7 +1460,7 @@
       <w:r>
         <w:rPr>
           <w:rStyle w:val="MSGENFONTSTYLENAMETEMPLATEROLENUMBERMSGENFONTSTYLENAMEBYROLETEXT3"/>
-          <w:rFonts w:ascii="Tahoma" w:hAnsi="Tahoma" w:cs="Tahoma"/>
+          <w:rFonts w:ascii="Tahoma" w:hAnsi="Tahoma" w:cs="Tahoma" w:eastAsia="Tahoma"/>
           <w:b/>
           <w:bCs/>
           <w:i/>
@@ -1475,7 +1475,7 @@
       <w:r>
         <w:rPr>
           <w:rStyle w:val="MSGENFONTSTYLENAMETEMPLATEROLENUMBERMSGENFONTSTYLENAMEBYROLETEXT3"/>
-          <w:rFonts w:ascii="Tahoma" w:hAnsi="Tahoma" w:cs="Tahoma"/>
+          <w:rFonts w:ascii="Tahoma" w:hAnsi="Tahoma" w:cs="Tahoma" w:eastAsia="Tahoma"/>
           <w:b/>
           <w:bCs/>
           <w:i/>
@@ -1489,7 +1489,7 @@
       <w:r>
         <w:rPr>
           <w:rStyle w:val="MSGENFONTSTYLENAMETEMPLATEROLENUMBERMSGENFONTSTYLENAMEBYROLETEXT3"/>
-          <w:rFonts w:ascii="Tahoma" w:hAnsi="Tahoma" w:cs="Tahoma"/>
+          <w:rFonts w:ascii="Tahoma" w:hAnsi="Tahoma" w:cs="Tahoma" w:eastAsia="Tahoma"/>
           <w:b/>
           <w:bCs/>
           <w:i/>
@@ -1504,7 +1504,7 @@
       <w:r>
         <w:rPr>
           <w:rStyle w:val="MSGENFONTSTYLENAMETEMPLATEROLENUMBERMSGENFONTSTYLENAMEBYROLETEXT3"/>
-          <w:rFonts w:ascii="Tahoma" w:hAnsi="Tahoma" w:cs="Tahoma"/>
+          <w:rFonts w:ascii="Tahoma" w:hAnsi="Tahoma" w:cs="Tahoma" w:eastAsia="Tahoma"/>
           <w:b/>
           <w:bCs/>
           <w:i/>
@@ -1523,7 +1523,7 @@
         <w:spacing w:before="0" w:after="0" w:line="240" w:lineRule="auto"/>
         <w:ind w:left="142" w:right="187"/>
         <w:rPr>
-          <w:rFonts w:ascii="Tahoma" w:hAnsi="Tahoma" w:cs="Tahoma"/>
+          <w:rFonts w:ascii="Tahoma" w:hAnsi="Tahoma" w:cs="Tahoma" w:eastAsia="Tahoma"/>
           <w:sz w:val="16"/>
           <w:szCs w:val="16"/>
           <w:lang w:val="en-US"/>
@@ -1538,7 +1538,7 @@
         <w:ind w:left="142" w:right="187"/>
         <w:rPr>
           <w:rStyle w:val="MSGENFONTSTYLENAMETEMPLATEROLENUMBERMSGENFONTSTYLENAMEBYROLETEXT3"/>
-          <w:rFonts w:ascii="Tahoma" w:hAnsi="Tahoma" w:cs="Tahoma"/>
+          <w:rFonts w:ascii="Tahoma" w:hAnsi="Tahoma" w:cs="Tahoma" w:eastAsia="Tahoma"/>
           <w:b/>
           <w:bCs/>
           <w:i/>
@@ -1552,7 +1552,7 @@
       <w:r>
         <w:rPr>
           <w:rStyle w:val="MSGENFONTSTYLENAMETEMPLATEROLENUMBERMSGENFONTSTYLENAMEBYROLETEXT3"/>
-          <w:rFonts w:ascii="Tahoma" w:hAnsi="Tahoma" w:cs="Tahoma"/>
+          <w:rFonts w:ascii="Tahoma" w:hAnsi="Tahoma" w:cs="Tahoma" w:eastAsia="Tahoma"/>
           <w:b/>
           <w:bCs/>
           <w:i/>
@@ -1566,7 +1566,7 @@
       <w:r>
         <w:rPr>
           <w:rStyle w:val="MSGENFONTSTYLENAMETEMPLATEROLENUMBERMSGENFONTSTYLENAMEBYROLETEXT3"/>
-          <w:rFonts w:ascii="Tahoma" w:hAnsi="Tahoma" w:cs="Tahoma"/>
+          <w:rFonts w:ascii="Tahoma" w:hAnsi="Tahoma" w:cs="Tahoma" w:eastAsia="Tahoma"/>
           <w:b/>
           <w:bCs/>
           <w:i/>
@@ -1581,7 +1581,7 @@
       <w:r>
         <w:rPr>
           <w:rStyle w:val="MSGENFONTSTYLENAMETEMPLATEROLENUMBERMSGENFONTSTYLENAMEBYROLETEXT3"/>
-          <w:rFonts w:ascii="Tahoma" w:hAnsi="Tahoma" w:cs="Tahoma"/>
+          <w:rFonts w:ascii="Tahoma" w:hAnsi="Tahoma" w:cs="Tahoma" w:eastAsia="Tahoma"/>
           <w:b/>
           <w:bCs/>
           <w:i/>
@@ -1595,7 +1595,7 @@
       <w:r>
         <w:rPr>
           <w:rStyle w:val="MSGENFONTSTYLENAMETEMPLATEROLENUMBERMSGENFONTSTYLENAMEBYROLETEXT3"/>
-          <w:rFonts w:ascii="Tahoma" w:hAnsi="Tahoma" w:cs="Tahoma"/>
+          <w:rFonts w:ascii="Tahoma" w:hAnsi="Tahoma" w:cs="Tahoma" w:eastAsia="Tahoma"/>
           <w:b/>
           <w:bCs/>
           <w:i/>
@@ -1610,7 +1610,7 @@
       <w:r>
         <w:rPr>
           <w:rStyle w:val="MSGENFONTSTYLENAMETEMPLATEROLENUMBERMSGENFONTSTYLENAMEBYROLETEXT3"/>
-          <w:rFonts w:ascii="Tahoma" w:hAnsi="Tahoma" w:cs="Tahoma"/>
+          <w:rFonts w:ascii="Tahoma" w:hAnsi="Tahoma" w:cs="Tahoma" w:eastAsia="Tahoma"/>
           <w:b/>
           <w:bCs/>
           <w:i/>
@@ -1624,7 +1624,7 @@
       <w:r>
         <w:rPr>
           <w:rStyle w:val="MSGENFONTSTYLENAMETEMPLATEROLENUMBERMSGENFONTSTYLENAMEBYROLETEXT3"/>
-          <w:rFonts w:ascii="Tahoma" w:hAnsi="Tahoma" w:cs="Tahoma"/>
+          <w:rFonts w:ascii="Tahoma" w:hAnsi="Tahoma" w:cs="Tahoma" w:eastAsia="Tahoma"/>
           <w:b/>
           <w:bCs/>
           <w:i/>
@@ -1639,7 +1639,7 @@
       <w:r>
         <w:rPr>
           <w:rStyle w:val="MSGENFONTSTYLENAMETEMPLATEROLENUMBERMSGENFONTSTYLENAMEBYROLETEXT3"/>
-          <w:rFonts w:ascii="Tahoma" w:hAnsi="Tahoma" w:cs="Tahoma"/>
+          <w:rFonts w:ascii="Tahoma" w:hAnsi="Tahoma" w:cs="Tahoma" w:eastAsia="Tahoma"/>
           <w:b/>
           <w:bCs/>
           <w:i/>
@@ -1653,7 +1653,7 @@
       <w:r>
         <w:rPr>
           <w:rStyle w:val="MSGENFONTSTYLENAMETEMPLATEROLENUMBERMSGENFONTSTYLENAMEBYROLETEXT3"/>
-          <w:rFonts w:ascii="Tahoma" w:hAnsi="Tahoma" w:cs="Tahoma"/>
+          <w:rFonts w:ascii="Tahoma" w:hAnsi="Tahoma" w:cs="Tahoma" w:eastAsia="Tahoma"/>
           <w:b/>
           <w:bCs/>
           <w:i/>
@@ -1668,7 +1668,7 @@
       <w:r>
         <w:rPr>
           <w:rStyle w:val="MSGENFONTSTYLENAMETEMPLATEROLENUMBERMSGENFONTSTYLENAMEBYROLETEXT3"/>
-          <w:rFonts w:ascii="Tahoma" w:hAnsi="Tahoma" w:cs="Tahoma"/>
+          <w:rFonts w:ascii="Tahoma" w:hAnsi="Tahoma" w:cs="Tahoma" w:eastAsia="Tahoma"/>
           <w:b/>
           <w:bCs/>
           <w:i/>
@@ -1687,7 +1687,7 @@
         <w:spacing w:before="0" w:after="0" w:line="240" w:lineRule="auto"/>
         <w:ind w:left="142" w:right="187"/>
         <w:rPr>
-          <w:rFonts w:ascii="Tahoma" w:hAnsi="Tahoma" w:cs="Tahoma"/>
+          <w:rFonts w:ascii="Tahoma" w:hAnsi="Tahoma" w:cs="Tahoma" w:eastAsia="Tahoma"/>
           <w:sz w:val="16"/>
           <w:szCs w:val="16"/>
           <w:lang w:val="en-US"/>
@@ -1702,7 +1702,7 @@
         <w:ind w:left="142" w:right="187"/>
         <w:rPr>
           <w:rStyle w:val="MSGENFONTSTYLENAMETEMPLATEROLENUMBERMSGENFONTSTYLENAMEBYROLETEXT3"/>
-          <w:rFonts w:ascii="Tahoma" w:hAnsi="Tahoma" w:cs="Tahoma"/>
+          <w:rFonts w:ascii="Tahoma" w:hAnsi="Tahoma" w:cs="Tahoma" w:eastAsia="Tahoma"/>
           <w:b/>
           <w:bCs/>
           <w:i/>
@@ -1716,7 +1716,7 @@
       <w:r>
         <w:rPr>
           <w:rStyle w:val="MSGENFONTSTYLENAMETEMPLATEROLENUMBERMSGENFONTSTYLENAMEBYROLETEXT3"/>
-          <w:rFonts w:ascii="Tahoma" w:hAnsi="Tahoma" w:cs="Tahoma"/>
+          <w:rFonts w:ascii="Tahoma" w:hAnsi="Tahoma" w:cs="Tahoma" w:eastAsia="Tahoma"/>
           <w:b/>
           <w:bCs/>
           <w:i/>
@@ -1730,7 +1730,7 @@
       <w:r>
         <w:rPr>
           <w:rStyle w:val="MSGENFONTSTYLENAMETEMPLATEROLENUMBERMSGENFONTSTYLENAMEBYROLETEXT3"/>
-          <w:rFonts w:ascii="Tahoma" w:hAnsi="Tahoma" w:cs="Tahoma"/>
+          <w:rFonts w:ascii="Tahoma" w:hAnsi="Tahoma" w:cs="Tahoma" w:eastAsia="Tahoma"/>
           <w:b/>
           <w:bCs/>
           <w:i/>
@@ -1745,7 +1745,7 @@
       <w:r>
         <w:rPr>
           <w:rStyle w:val="MSGENFONTSTYLENAMETEMPLATEROLENUMBERMSGENFONTSTYLENAMEBYROLETEXT3"/>
-          <w:rFonts w:ascii="Tahoma" w:hAnsi="Tahoma" w:cs="Tahoma"/>
+          <w:rFonts w:ascii="Tahoma" w:hAnsi="Tahoma" w:cs="Tahoma" w:eastAsia="Tahoma"/>
           <w:b/>
           <w:bCs/>
           <w:i/>
@@ -1759,7 +1759,7 @@
       <w:r>
         <w:rPr>
           <w:rStyle w:val="MSGENFONTSTYLENAMETEMPLATEROLENUMBERMSGENFONTSTYLENAMEBYROLETEXT3"/>
-          <w:rFonts w:ascii="Tahoma" w:hAnsi="Tahoma" w:cs="Tahoma"/>
+          <w:rFonts w:ascii="Tahoma" w:hAnsi="Tahoma" w:cs="Tahoma" w:eastAsia="Tahoma"/>
           <w:b/>
           <w:bCs/>
           <w:i/>
@@ -1774,7 +1774,7 @@
       <w:r>
         <w:rPr>
           <w:rStyle w:val="MSGENFONTSTYLENAMETEMPLATEROLENUMBERMSGENFONTSTYLENAMEBYROLETEXT3"/>
-          <w:rFonts w:ascii="Tahoma" w:hAnsi="Tahoma" w:cs="Tahoma"/>
+          <w:rFonts w:ascii="Tahoma" w:hAnsi="Tahoma" w:cs="Tahoma" w:eastAsia="Tahoma"/>
           <w:b/>
           <w:bCs/>
           <w:i/>
@@ -1788,7 +1788,7 @@
       <w:r>
         <w:rPr>
           <w:rStyle w:val="MSGENFONTSTYLENAMETEMPLATEROLENUMBERMSGENFONTSTYLENAMEBYROLETEXT3"/>
-          <w:rFonts w:ascii="Tahoma" w:hAnsi="Tahoma" w:cs="Tahoma"/>
+          <w:rFonts w:ascii="Tahoma" w:hAnsi="Tahoma" w:cs="Tahoma" w:eastAsia="Tahoma"/>
           <w:b/>
           <w:bCs/>
           <w:i/>
@@ -1803,7 +1803,7 @@
       <w:r>
         <w:rPr>
           <w:rStyle w:val="MSGENFONTSTYLENAMETEMPLATEROLENUMBERMSGENFONTSTYLENAMEBYROLETEXT3"/>
-          <w:rFonts w:ascii="Tahoma" w:hAnsi="Tahoma" w:cs="Tahoma"/>
+          <w:rFonts w:ascii="Tahoma" w:hAnsi="Tahoma" w:cs="Tahoma" w:eastAsia="Tahoma"/>
           <w:b/>
           <w:bCs/>
           <w:i/>
@@ -1822,7 +1822,7 @@
         <w:spacing w:before="0" w:after="0" w:line="240" w:lineRule="auto"/>
         <w:ind w:left="142" w:right="187"/>
         <w:rPr>
-          <w:rFonts w:ascii="Tahoma" w:hAnsi="Tahoma" w:cs="Tahoma"/>
+          <w:rFonts w:ascii="Tahoma" w:hAnsi="Tahoma" w:cs="Tahoma" w:eastAsia="Tahoma"/>
           <w:sz w:val="16"/>
           <w:szCs w:val="16"/>
           <w:lang w:val="en-US"/>
@@ -1837,7 +1837,7 @@
         <w:ind w:left="142" w:right="187"/>
         <w:rPr>
           <w:rStyle w:val="MSGENFONTSTYLENAMETEMPLATEROLENUMBERMSGENFONTSTYLENAMEBYROLETEXT3"/>
-          <w:rFonts w:ascii="Tahoma" w:hAnsi="Tahoma" w:cs="Tahoma"/>
+          <w:rFonts w:ascii="Tahoma" w:hAnsi="Tahoma" w:cs="Tahoma" w:eastAsia="Tahoma"/>
           <w:b/>
           <w:bCs/>
           <w:i/>
@@ -1851,7 +1851,7 @@
       <w:r>
         <w:rPr>
           <w:rStyle w:val="MSGENFONTSTYLENAMETEMPLATEROLENUMBERMSGENFONTSTYLENAMEBYROLETEXT3"/>
-          <w:rFonts w:ascii="Tahoma" w:hAnsi="Tahoma" w:cs="Tahoma"/>
+          <w:rFonts w:ascii="Tahoma" w:hAnsi="Tahoma" w:cs="Tahoma" w:eastAsia="Tahoma"/>
           <w:b/>
           <w:bCs/>
           <w:i/>
@@ -1870,7 +1870,7 @@
         <w:spacing w:before="0" w:after="0" w:line="240" w:lineRule="auto"/>
         <w:ind w:left="142" w:right="187"/>
         <w:rPr>
-          <w:rFonts w:ascii="Tahoma" w:hAnsi="Tahoma" w:cs="Tahoma"/>
+          <w:rFonts w:ascii="Tahoma" w:hAnsi="Tahoma" w:cs="Tahoma" w:eastAsia="Tahoma"/>
           <w:sz w:val="16"/>
           <w:szCs w:val="16"/>
           <w:lang w:val="en-US"/>
@@ -1885,7 +1885,7 @@
         <w:ind w:left="142" w:right="187"/>
         <w:rPr>
           <w:rStyle w:val="MSGENFONTSTYLENAMETEMPLATEROLENUMBERMSGENFONTSTYLENAMEBYROLETEXT3"/>
-          <w:rFonts w:ascii="Tahoma" w:hAnsi="Tahoma" w:cs="Tahoma"/>
+          <w:rFonts w:ascii="Tahoma" w:hAnsi="Tahoma" w:cs="Tahoma" w:eastAsia="Tahoma"/>
           <w:b/>
           <w:bCs/>
           <w:i/>
@@ -1899,7 +1899,7 @@
       <w:r>
         <w:rPr>
           <w:rStyle w:val="MSGENFONTSTYLENAMETEMPLATEROLENUMBERMSGENFONTSTYLENAMEBYROLETEXT3"/>
-          <w:rFonts w:ascii="Tahoma" w:hAnsi="Tahoma" w:cs="Tahoma"/>
+          <w:rFonts w:ascii="Tahoma" w:hAnsi="Tahoma" w:cs="Tahoma" w:eastAsia="Tahoma"/>
           <w:b/>
           <w:bCs/>
           <w:i/>
@@ -1913,7 +1913,7 @@
       <w:r>
         <w:rPr>
           <w:rStyle w:val="MSGENFONTSTYLENAMETEMPLATEROLENUMBERMSGENFONTSTYLENAMEBYROLETEXT3"/>
-          <w:rFonts w:ascii="Tahoma" w:hAnsi="Tahoma" w:cs="Tahoma"/>
+          <w:rFonts w:ascii="Tahoma" w:hAnsi="Tahoma" w:cs="Tahoma" w:eastAsia="Tahoma"/>
           <w:b/>
           <w:bCs/>
           <w:i/>
@@ -1927,7 +1927,7 @@
       </w:r>
       <w:r>
         <w:rPr>
-          <w:rFonts w:ascii="Tahoma" w:hAnsi="Tahoma" w:cs="Tahoma"/>
+          <w:rFonts w:ascii="Tahoma" w:hAnsi="Tahoma" w:cs="Tahoma" w:eastAsia="Tahoma"/>
           <w:noProof/>
           <w:sz w:val="22"/>
           <w:szCs w:val="22"/>
@@ -1937,7 +1937,7 @@
       </w:r>
       <w:r>
         <w:rPr>
-          <w:rFonts w:ascii="Tahoma" w:hAnsi="Tahoma" w:cs="Tahoma"/>
+          <w:rFonts w:ascii="Tahoma" w:hAnsi="Tahoma" w:cs="Tahoma" w:eastAsia="Tahoma"/>
           <w:noProof/>
           <w:sz w:val="22"/>
           <w:szCs w:val="22"/>
@@ -1948,7 +1948,7 @@
       </w:r>
       <w:r>
         <w:rPr>
-          <w:rFonts w:ascii="Tahoma" w:hAnsi="Tahoma" w:cs="Tahoma"/>
+          <w:rFonts w:ascii="Tahoma" w:hAnsi="Tahoma" w:cs="Tahoma" w:eastAsia="Tahoma"/>
           <w:noProof/>
           <w:sz w:val="22"/>
           <w:szCs w:val="22"/>
@@ -1958,7 +1958,7 @@
       </w:r>
       <w:r>
         <w:rPr>
-          <w:rFonts w:ascii="Tahoma" w:hAnsi="Tahoma" w:cs="Tahoma"/>
+          <w:rFonts w:ascii="Tahoma" w:hAnsi="Tahoma" w:cs="Tahoma" w:eastAsia="Tahoma"/>
           <w:noProof/>
           <w:sz w:val="22"/>
           <w:szCs w:val="22"/>
@@ -1969,7 +1969,7 @@
       </w:r>
       <w:r>
         <w:rPr>
-          <w:rFonts w:ascii="Tahoma" w:hAnsi="Tahoma" w:cs="Tahoma"/>
+          <w:rFonts w:ascii="Tahoma" w:hAnsi="Tahoma" w:cs="Tahoma" w:eastAsia="Tahoma"/>
           <w:noProof/>
           <w:sz w:val="22"/>
           <w:szCs w:val="22"/>
@@ -1986,7 +1986,7 @@
         <w:ind w:left="142" w:right="187"/>
         <w:rPr>
           <w:rStyle w:val="MSGENFONTSTYLENAMETEMPLATEROLEMSGENFONTSTYLENAMEBYROLEPICTURECAPTION"/>
-          <w:rFonts w:ascii="Tahoma" w:hAnsi="Tahoma" w:cs="Tahoma"/>
+          <w:rFonts w:ascii="Tahoma" w:hAnsi="Tahoma" w:cs="Tahoma" w:eastAsia="Tahoma"/>
           <w:color w:val="000000"/>
           <w:sz w:val="16"/>
           <w:szCs w:val="16"/>
@@ -2004,7 +2004,7 @@
         <w:jc w:val="both"/>
         <w:rPr>
           <w:rStyle w:val="MSGENFONTSTYLENAMETEMPLATEROLEMSGENFONTSTYLENAMEBYROLEPICTURECAPTION"/>
-          <w:rFonts w:ascii="Tahoma" w:hAnsi="Tahoma" w:cs="Tahoma"/>
+          <w:rFonts w:ascii="Tahoma" w:hAnsi="Tahoma" w:cs="Tahoma" w:eastAsia="Tahoma"/>
           <w:color w:val="000000"/>
           <w:sz w:val="22"/>
           <w:szCs w:val="22"/>
@@ -2013,7 +2013,7 @@
       <w:r>
         <w:rPr>
           <w:rStyle w:val="MSGENFONTSTYLENAMETEMPLATEROLEMSGENFONTSTYLENAMEBYROLEPICTURECAPTION"/>
-          <w:rFonts w:ascii="Tahoma" w:hAnsi="Tahoma" w:cs="Tahoma"/>
+          <w:rFonts w:ascii="Tahoma" w:hAnsi="Tahoma" w:cs="Tahoma" w:eastAsia="Tahoma"/>
           <w:color w:val="000000"/>
           <w:sz w:val="22"/>
           <w:szCs w:val="22"/>
@@ -2046,7 +2046,7 @@
             <w:pPr>
               <w:jc w:val="center"/>
               <w:rPr>
-                <w:rFonts w:ascii="Tahoma" w:hAnsi="Tahoma" w:cs="Tahoma"/>
+                <w:rFonts w:ascii="Tahoma" w:hAnsi="Tahoma" w:cs="Tahoma" w:eastAsia="Tahoma"/>
                 <w:sz w:val="22"/>
                 <w:szCs w:val="22"/>
                 <w:lang w:val="id-ID"/>
@@ -2054,7 +2054,7 @@
             </w:pPr>
             <w:r>
               <w:rPr>
-                <w:rFonts w:ascii="Tahoma" w:hAnsi="Tahoma" w:cs="Tahoma"/>
+                <w:rFonts w:ascii="Tahoma" w:hAnsi="Tahoma" w:cs="Tahoma" w:eastAsia="Tahoma"/>
                 <w:noProof/>
                 <w:sz w:val="22"/>
                 <w:szCs w:val="22"/>
@@ -2139,7 +2139,7 @@
             <w:pPr>
               <w:jc w:val="center"/>
               <w:rPr>
-                <w:rFonts w:ascii="Tahoma" w:hAnsi="Tahoma" w:cs="Tahoma"/>
+                <w:rFonts w:ascii="Tahoma" w:hAnsi="Tahoma" w:cs="Tahoma" w:eastAsia="Tahoma"/>
                 <w:sz w:val="22"/>
                 <w:szCs w:val="22"/>
                 <w:lang w:val="id-ID"/>
@@ -2147,7 +2147,7 @@
             </w:pPr>
             <w:r>
               <w:rPr>
-                <w:rFonts w:ascii="Tahoma" w:hAnsi="Tahoma" w:cs="Tahoma"/>
+                <w:rFonts w:ascii="Tahoma" w:hAnsi="Tahoma" w:cs="Tahoma" w:eastAsia="Tahoma"/>
                 <w:sz w:val="22"/>
                 <w:szCs w:val="22"/>
                 <w:lang w:val="id-ID"/>
@@ -2159,7 +2159,7 @@
             <w:pPr>
               <w:jc w:val="center"/>
               <w:rPr>
-                <w:rFonts w:ascii="Tahoma" w:hAnsi="Tahoma" w:cs="Tahoma"/>
+                <w:rFonts w:ascii="Tahoma" w:hAnsi="Tahoma" w:cs="Tahoma" w:eastAsia="Tahoma"/>
                 <w:sz w:val="22"/>
                 <w:szCs w:val="22"/>
                 <w:lang w:val="en-AU"/>
@@ -2167,7 +2167,7 @@
             </w:pPr>
             <w:r>
               <w:rPr>
-                <w:rFonts w:ascii="Tahoma" w:hAnsi="Tahoma" w:cs="Tahoma"/>
+                <w:rFonts w:ascii="Tahoma" w:hAnsi="Tahoma" w:cs="Tahoma" w:eastAsia="Tahoma"/>
                 <w:sz w:val="22"/>
                 <w:szCs w:val="22"/>
                 <w:lang w:val="id-ID"/>
@@ -2176,7 +2176,7 @@
             </w:r>
             <w:r>
               <w:rPr>
-                <w:rFonts w:ascii="Tahoma" w:hAnsi="Tahoma" w:cs="Tahoma"/>
+                <w:rFonts w:ascii="Tahoma" w:hAnsi="Tahoma" w:cs="Tahoma" w:eastAsia="Tahoma"/>
                 <w:sz w:val="22"/>
                 <w:szCs w:val="22"/>
                 <w:lang w:val="en-AU"/>
@@ -2188,25 +2188,25 @@
             <w:pPr>
               <w:jc w:val="center"/>
               <w:rPr>
-                <w:rFonts w:ascii="Tahoma" w:hAnsi="Tahoma" w:cs="Tahoma"/>
-                <w:sz w:val="22"/>
-                <w:szCs w:val="22"/>
-              </w:rPr>
-            </w:pPr>
-          </w:p>
-          <w:p>
-            <w:pPr>
-              <w:rPr>
-                <w:rFonts w:ascii="Tahoma" w:hAnsi="Tahoma" w:cs="Tahoma"/>
-                <w:sz w:val="22"/>
-                <w:szCs w:val="22"/>
-              </w:rPr>
-            </w:pPr>
-          </w:p>
-          <w:p>
-            <w:pPr>
-              <w:rPr>
-                <w:rFonts w:ascii="Tahoma" w:hAnsi="Tahoma" w:cs="Tahoma"/>
+                <w:rFonts w:ascii="Tahoma" w:hAnsi="Tahoma" w:cs="Tahoma" w:eastAsia="Tahoma"/>
+                <w:sz w:val="22"/>
+                <w:szCs w:val="22"/>
+              </w:rPr>
+            </w:pPr>
+          </w:p>
+          <w:p>
+            <w:pPr>
+              <w:rPr>
+                <w:rFonts w:ascii="Tahoma" w:hAnsi="Tahoma" w:cs="Tahoma" w:eastAsia="Tahoma"/>
+                <w:sz w:val="22"/>
+                <w:szCs w:val="22"/>
+              </w:rPr>
+            </w:pPr>
+          </w:p>
+          <w:p>
+            <w:pPr>
+              <w:rPr>
+                <w:rFonts w:ascii="Tahoma" w:hAnsi="Tahoma" w:cs="Tahoma" w:eastAsia="Tahoma"/>
                 <w:sz w:val="40"/>
                 <w:szCs w:val="40"/>
               </w:rPr>
@@ -2216,7 +2216,7 @@
             <w:pPr>
               <w:jc w:val="center"/>
               <w:rPr>
-                <w:rFonts w:ascii="Tahoma" w:hAnsi="Tahoma" w:cs="Tahoma"/>
+                <w:rFonts w:ascii="Tahoma" w:hAnsi="Tahoma" w:cs="Tahoma" w:eastAsia="Tahoma"/>
                 <w:sz w:val="22"/>
                 <w:szCs w:val="22"/>
                 <w:u w:val="single"/>
@@ -2225,7 +2225,7 @@
             </w:pPr>
             <w:r>
               <w:rPr>
-                <w:rFonts w:ascii="Tahoma" w:hAnsi="Tahoma" w:cs="Tahoma"/>
+                <w:rFonts w:ascii="Tahoma" w:hAnsi="Tahoma" w:cs="Tahoma" w:eastAsia="Tahoma"/>
                 <w:sz w:val="22"/>
                 <w:szCs w:val="22"/>
                 <w:u w:val="single"/>
@@ -2235,7 +2235,7 @@
             </w:r>
             <w:r>
               <w:rPr>
-                <w:rFonts w:ascii="Tahoma" w:hAnsi="Tahoma" w:cs="Tahoma"/>
+                <w:rFonts w:ascii="Tahoma" w:hAnsi="Tahoma" w:cs="Tahoma" w:eastAsia="Tahoma"/>
                 <w:sz w:val="22"/>
                 <w:szCs w:val="22"/>
                 <w:u w:val="single"/>
@@ -2248,14 +2248,14 @@
             <w:pPr>
               <w:jc w:val="center"/>
               <w:rPr>
-                <w:rFonts w:ascii="Tahoma" w:hAnsi="Tahoma" w:cs="Tahoma"/>
-                <w:sz w:val="22"/>
-                <w:szCs w:val="22"/>
-              </w:rPr>
-            </w:pPr>
-            <w:r>
-              <w:rPr>
-                <w:rFonts w:ascii="Tahoma" w:hAnsi="Tahoma" w:cs="Tahoma"/>
+                <w:rFonts w:ascii="Tahoma" w:hAnsi="Tahoma" w:cs="Tahoma" w:eastAsia="Tahoma"/>
+                <w:sz w:val="22"/>
+                <w:szCs w:val="22"/>
+              </w:rPr>
+            </w:pPr>
+            <w:r>
+              <w:rPr>
+                <w:rFonts w:ascii="Tahoma" w:hAnsi="Tahoma" w:cs="Tahoma" w:eastAsia="Tahoma"/>
                 <w:sz w:val="22"/>
                 <w:szCs w:val="22"/>
                 <w:lang w:val="id-ID"/>
@@ -2264,7 +2264,7 @@
             </w:r>
             <w:r>
               <w:rPr>
-                <w:rFonts w:ascii="Tahoma" w:hAnsi="Tahoma" w:cs="Tahoma"/>
+                <w:rFonts w:ascii="Tahoma" w:hAnsi="Tahoma" w:cs="Tahoma" w:eastAsia="Tahoma"/>
                 <w:sz w:val="22"/>
                 <w:szCs w:val="22"/>
               </w:rPr>
@@ -2272,7 +2272,7 @@
             </w:r>
             <w:r>
               <w:rPr>
-                <w:rFonts w:ascii="Tahoma" w:hAnsi="Tahoma" w:cs="Tahoma"/>
+                <w:rFonts w:ascii="Tahoma" w:hAnsi="Tahoma" w:cs="Tahoma" w:eastAsia="Tahoma"/>
                 <w:sz w:val="22"/>
                 <w:szCs w:val="22"/>
                 <w:lang w:val="id-ID"/>
@@ -2281,7 +2281,7 @@
             </w:r>
             <w:r>
               <w:rPr>
-                <w:rFonts w:ascii="Tahoma" w:hAnsi="Tahoma" w:cs="Tahoma"/>
+                <w:rFonts w:ascii="Tahoma" w:hAnsi="Tahoma" w:cs="Tahoma" w:eastAsia="Tahoma"/>
                 <w:sz w:val="22"/>
                 <w:szCs w:val="22"/>
               </w:rPr>
@@ -2289,7 +2289,7 @@
             </w:r>
             <w:r>
               <w:rPr>
-                <w:rFonts w:ascii="Tahoma" w:hAnsi="Tahoma" w:cs="Tahoma"/>
+                <w:rFonts w:ascii="Tahoma" w:hAnsi="Tahoma" w:cs="Tahoma" w:eastAsia="Tahoma"/>
                 <w:sz w:val="22"/>
                 <w:szCs w:val="22"/>
                 <w:shd w:val="clear" w:color="auto" w:fill="FFFFFF"/>
@@ -2306,7 +2306,7 @@
             <w:pPr>
               <w:jc w:val="center"/>
               <w:rPr>
-                <w:rFonts w:ascii="Tahoma" w:hAnsi="Tahoma" w:cs="Tahoma"/>
+                <w:rFonts w:ascii="Tahoma" w:hAnsi="Tahoma" w:cs="Tahoma" w:eastAsia="Tahoma"/>
                 <w:sz w:val="22"/>
                 <w:szCs w:val="22"/>
                 <w:lang w:val="id-ID"/>
@@ -2314,7 +2314,7 @@
             </w:pPr>
             <w:r>
               <w:rPr>
-                <w:rFonts w:ascii="Tahoma" w:hAnsi="Tahoma" w:cs="Tahoma"/>
+                <w:rFonts w:ascii="Tahoma" w:hAnsi="Tahoma" w:cs="Tahoma" w:eastAsia="Tahoma"/>
                 <w:b/>
                 <w:noProof/>
                 <w:sz w:val="44"/>
@@ -2385,7 +2385,7 @@
             </w:r>
             <w:r>
               <w:rPr>
-                <w:rFonts w:ascii="Tahoma" w:hAnsi="Tahoma" w:cs="Tahoma"/>
+                <w:rFonts w:ascii="Tahoma" w:hAnsi="Tahoma" w:cs="Tahoma" w:eastAsia="Tahoma"/>
                 <w:sz w:val="22"/>
                 <w:szCs w:val="22"/>
                 <w:lang w:val="id-ID"/>
@@ -2397,7 +2397,7 @@
             <w:pPr>
               <w:jc w:val="center"/>
               <w:rPr>
-                <w:rFonts w:ascii="Tahoma" w:hAnsi="Tahoma" w:cs="Tahoma"/>
+                <w:rFonts w:ascii="Tahoma" w:hAnsi="Tahoma" w:cs="Tahoma" w:eastAsia="Tahoma"/>
                 <w:sz w:val="22"/>
                 <w:szCs w:val="22"/>
                 <w:lang w:val="en-AU"/>
@@ -2405,7 +2405,7 @@
             </w:pPr>
             <w:r>
               <w:rPr>
-                <w:rFonts w:ascii="Tahoma" w:hAnsi="Tahoma" w:cs="Tahoma"/>
+                <w:rFonts w:ascii="Tahoma" w:hAnsi="Tahoma" w:cs="Tahoma" w:eastAsia="Tahoma"/>
                 <w:sz w:val="22"/>
                 <w:szCs w:val="22"/>
                 <w:lang w:val="id-ID"/>
@@ -2414,7 +2414,7 @@
             </w:r>
             <w:r>
               <w:rPr>
-                <w:rFonts w:ascii="Tahoma" w:hAnsi="Tahoma" w:cs="Tahoma"/>
+                <w:rFonts w:ascii="Tahoma" w:hAnsi="Tahoma" w:cs="Tahoma" w:eastAsia="Tahoma"/>
                 <w:sz w:val="22"/>
                 <w:szCs w:val="22"/>
                 <w:lang w:val="en-AU"/>
@@ -2426,7 +2426,7 @@
             <w:pPr>
               <w:jc w:val="center"/>
               <w:rPr>
-                <w:rFonts w:ascii="Tahoma" w:hAnsi="Tahoma" w:cs="Tahoma"/>
+                <w:rFonts w:ascii="Tahoma" w:hAnsi="Tahoma" w:cs="Tahoma" w:eastAsia="Tahoma"/>
                 <w:sz w:val="22"/>
                 <w:szCs w:val="22"/>
                 <w:lang w:val="en-AU"/>
@@ -2434,7 +2434,7 @@
             </w:pPr>
             <w:r>
               <w:rPr>
-                <w:rFonts w:ascii="Tahoma" w:hAnsi="Tahoma" w:cs="Tahoma"/>
+                <w:rFonts w:ascii="Tahoma" w:hAnsi="Tahoma" w:cs="Tahoma" w:eastAsia="Tahoma"/>
                 <w:sz w:val="22"/>
                 <w:szCs w:val="22"/>
                 <w:lang w:val="en-AU"/>
@@ -2446,7 +2446,7 @@
             <w:pPr>
               <w:jc w:val="center"/>
               <w:rPr>
-                <w:rFonts w:ascii="Tahoma" w:hAnsi="Tahoma" w:cs="Tahoma"/>
+                <w:rFonts w:ascii="Tahoma" w:hAnsi="Tahoma" w:cs="Tahoma" w:eastAsia="Tahoma"/>
                 <w:noProof/>
                 <w:sz w:val="22"/>
                 <w:szCs w:val="22"/>
@@ -2454,7 +2454,7 @@
             </w:pPr>
             <w:r>
               <w:rPr>
-                <w:rFonts w:ascii="Tahoma" w:hAnsi="Tahoma" w:cs="Tahoma"/>
+                <w:rFonts w:ascii="Tahoma" w:hAnsi="Tahoma" w:cs="Tahoma" w:eastAsia="Tahoma"/>
                 <w:sz w:val="22"/>
                 <w:szCs w:val="22"/>
                 <w:lang w:val="en-AU"/>
@@ -2507,7 +2507,7 @@
               <w:jc w:val="center"/>
               <w:rPr>
                 <w:rStyle w:val="MSGENFONTSTYLENAMETEMPLATEROLENUMBERMSGENFONTSTYLENAMEBYROLETEXT2"/>
-                <w:rFonts w:ascii="Tahoma" w:hAnsi="Tahoma" w:cs="Tahoma"/>
+                <w:rFonts w:ascii="Tahoma" w:hAnsi="Tahoma" w:cs="Tahoma" w:eastAsia="Tahoma"/>
                 <w:sz w:val="22"/>
                 <w:szCs w:val="22"/>
                 <w:u w:val="single"/>
@@ -2516,7 +2516,7 @@
             <w:r>
               <w:rPr>
                 <w:rStyle w:val="MSGENFONTSTYLENAMETEMPLATEROLENUMBERMSGENFONTSTYLENAMEBYROLETEXT2"/>
-                <w:rFonts w:ascii="Tahoma" w:hAnsi="Tahoma" w:cs="Tahoma"/>
+                <w:rFonts w:ascii="Tahoma" w:hAnsi="Tahoma" w:cs="Tahoma" w:eastAsia="Tahoma"/>
                 <w:sz w:val="22"/>
                 <w:szCs w:val="22"/>
                 <w:u w:val="single"/>
@@ -2528,7 +2528,7 @@
             <w:pPr>
               <w:jc w:val="center"/>
               <w:rPr>
-                <w:rFonts w:ascii="Tahoma" w:hAnsi="Tahoma" w:cs="Tahoma"/>
+                <w:rFonts w:ascii="Tahoma" w:hAnsi="Tahoma" w:cs="Tahoma" w:eastAsia="Tahoma"/>
                 <w:sz w:val="22"/>
                 <w:szCs w:val="22"/>
                 <w:lang w:val="id-ID"/>
@@ -2536,7 +2536,7 @@
             </w:pPr>
             <w:r>
               <w:rPr>
-                <w:rFonts w:ascii="Tahoma" w:hAnsi="Tahoma" w:cs="Tahoma"/>
+                <w:rFonts w:ascii="Tahoma" w:hAnsi="Tahoma" w:cs="Tahoma" w:eastAsia="Tahoma"/>
                 <w:sz w:val="22"/>
                 <w:szCs w:val="22"/>
                 <w:lang w:val="id-ID"/>
@@ -2554,7 +2554,7 @@
             </w:r>
             <w:r>
               <w:rPr>
-                <w:rFonts w:ascii="Tahoma" w:hAnsi="Tahoma" w:cs="Tahoma"/>
+                <w:rFonts w:ascii="Tahoma" w:hAnsi="Tahoma" w:cs="Tahoma" w:eastAsia="Tahoma"/>
                 <w:sz w:val="22"/>
                 <w:szCs w:val="22"/>
               </w:rPr>
@@ -2570,7 +2570,7 @@
             <w:pPr>
               <w:jc w:val="center"/>
               <w:rPr>
-                <w:rFonts w:ascii="Tahoma" w:hAnsi="Tahoma" w:cs="Tahoma"/>
+                <w:rFonts w:ascii="Tahoma" w:hAnsi="Tahoma" w:cs="Tahoma" w:eastAsia="Tahoma"/>
                 <w:sz w:val="22"/>
                 <w:szCs w:val="22"/>
                 <w:lang w:val="id-ID"/>
@@ -2578,7 +2578,7 @@
             </w:pPr>
             <w:r>
               <w:rPr>
-                <w:rFonts w:ascii="Tahoma" w:hAnsi="Tahoma" w:cs="Tahoma"/>
+                <w:rFonts w:ascii="Tahoma" w:hAnsi="Tahoma" w:cs="Tahoma" w:eastAsia="Tahoma"/>
                 <w:sz w:val="22"/>
                 <w:szCs w:val="22"/>
                 <w:lang w:val="id-ID"/>
@@ -2590,7 +2590,7 @@
             <w:pPr>
               <w:jc w:val="center"/>
               <w:rPr>
-                <w:rFonts w:ascii="Tahoma" w:hAnsi="Tahoma" w:cs="Tahoma"/>
+                <w:rFonts w:ascii="Tahoma" w:hAnsi="Tahoma" w:cs="Tahoma" w:eastAsia="Tahoma"/>
                 <w:sz w:val="22"/>
                 <w:szCs w:val="22"/>
                 <w:lang w:val="en-AU"/>
@@ -2598,7 +2598,7 @@
             </w:pPr>
             <w:r>
               <w:rPr>
-                <w:rFonts w:ascii="Tahoma" w:hAnsi="Tahoma" w:cs="Tahoma"/>
+                <w:rFonts w:ascii="Tahoma" w:hAnsi="Tahoma" w:cs="Tahoma" w:eastAsia="Tahoma"/>
                 <w:sz w:val="22"/>
                 <w:szCs w:val="22"/>
                 <w:lang w:val="id-ID"/>
@@ -2607,7 +2607,7 @@
             </w:r>
             <w:r>
               <w:rPr>
-                <w:rFonts w:ascii="Tahoma" w:hAnsi="Tahoma" w:cs="Tahoma"/>
+                <w:rFonts w:ascii="Tahoma" w:hAnsi="Tahoma" w:cs="Tahoma" w:eastAsia="Tahoma"/>
                 <w:sz w:val="22"/>
                 <w:szCs w:val="22"/>
                 <w:lang w:val="en-AU"/>
@@ -2619,7 +2619,7 @@
             <w:pPr>
               <w:jc w:val="center"/>
               <w:rPr>
-                <w:rFonts w:ascii="Tahoma" w:hAnsi="Tahoma" w:cs="Tahoma"/>
+                <w:rFonts w:ascii="Tahoma" w:hAnsi="Tahoma" w:cs="Tahoma" w:eastAsia="Tahoma"/>
                 <w:sz w:val="22"/>
                 <w:szCs w:val="22"/>
                 <w:lang w:val="en-AU"/>
@@ -2627,7 +2627,7 @@
             </w:pPr>
             <w:r>
               <w:rPr>
-                <w:rFonts w:ascii="Tahoma" w:hAnsi="Tahoma" w:cs="Tahoma"/>
+                <w:rFonts w:ascii="Tahoma" w:hAnsi="Tahoma" w:cs="Tahoma" w:eastAsia="Tahoma"/>
                 <w:sz w:val="22"/>
                 <w:szCs w:val="22"/>
                 <w:lang w:val="en-AU"/>
@@ -2659,7 +2659,7 @@
             <w:pPr>
               <w:jc w:val="center"/>
               <w:rPr>
-                <w:rFonts w:ascii="Tahoma" w:hAnsi="Tahoma" w:cs="Tahoma"/>
+                <w:rFonts w:ascii="Tahoma" w:hAnsi="Tahoma" w:cs="Tahoma" w:eastAsia="Tahoma"/>
                 <w:sz w:val="22"/>
                 <w:szCs w:val="22"/>
               </w:rPr>
@@ -2669,7 +2669,7 @@
             <w:pPr>
               <w:jc w:val="center"/>
               <w:rPr>
-                <w:rFonts w:ascii="Tahoma" w:hAnsi="Tahoma" w:cs="Tahoma"/>
+                <w:rFonts w:ascii="Tahoma" w:hAnsi="Tahoma" w:cs="Tahoma" w:eastAsia="Tahoma"/>
                 <w:sz w:val="22"/>
                 <w:szCs w:val="22"/>
                 <w:u w:val="single"/>
@@ -2677,7 +2677,7 @@
             </w:pPr>
             <w:r>
               <w:rPr>
-                <w:rFonts w:ascii="Tahoma" w:hAnsi="Tahoma" w:cs="Tahoma"/>
+                <w:rFonts w:ascii="Tahoma" w:hAnsi="Tahoma" w:cs="Tahoma" w:eastAsia="Tahoma"/>
                 <w:sz w:val="22"/>
                 <w:szCs w:val="22"/>
                 <w:u w:val="single"/>
@@ -2689,14 +2689,14 @@
             <w:pPr>
               <w:jc w:val="center"/>
               <w:rPr>
-                <w:rFonts w:ascii="Tahoma" w:hAnsi="Tahoma" w:cs="Tahoma"/>
-                <w:sz w:val="22"/>
-                <w:szCs w:val="22"/>
-              </w:rPr>
-            </w:pPr>
-            <w:r>
-              <w:rPr>
-                <w:rFonts w:ascii="Tahoma" w:hAnsi="Tahoma" w:cs="Tahoma"/>
+                <w:rFonts w:ascii="Tahoma" w:hAnsi="Tahoma" w:cs="Tahoma" w:eastAsia="Tahoma"/>
+                <w:sz w:val="22"/>
+                <w:szCs w:val="22"/>
+              </w:rPr>
+            </w:pPr>
+            <w:r>
+              <w:rPr>
+                <w:rFonts w:ascii="Tahoma" w:hAnsi="Tahoma" w:cs="Tahoma" w:eastAsia="Tahoma"/>
                 <w:sz w:val="22"/>
                 <w:szCs w:val="22"/>
               </w:rPr>
@@ -2718,14 +2718,14 @@
                 <w:tab w:val="left" w:pos="8265"/>
               </w:tabs>
               <w:rPr>
-                <w:rFonts w:ascii="Tahoma" w:hAnsi="Tahoma" w:cs="Tahoma"/>
-                <w:sz w:val="22"/>
-                <w:szCs w:val="22"/>
-              </w:rPr>
-            </w:pPr>
-            <w:r>
-              <w:rPr>
-                <w:rFonts w:ascii="Tahoma" w:hAnsi="Tahoma" w:cs="Tahoma"/>
+                <w:rFonts w:ascii="Tahoma" w:hAnsi="Tahoma" w:cs="Tahoma" w:eastAsia="Tahoma"/>
+                <w:sz w:val="22"/>
+                <w:szCs w:val="22"/>
+              </w:rPr>
+            </w:pPr>
+            <w:r>
+              <w:rPr>
+                <w:rFonts w:ascii="Tahoma" w:hAnsi="Tahoma" w:cs="Tahoma" w:eastAsia="Tahoma"/>
                 <w:noProof/>
                 <w:sz w:val="22"/>
                 <w:szCs w:val="22"/>
@@ -2806,7 +2806,7 @@
             </w:r>
             <w:r>
               <w:rPr>
-                <w:rFonts w:ascii="Tahoma" w:hAnsi="Tahoma" w:cs="Tahoma"/>
+                <w:rFonts w:ascii="Tahoma" w:hAnsi="Tahoma" w:cs="Tahoma" w:eastAsia="Tahoma"/>
                 <w:sz w:val="22"/>
                 <w:szCs w:val="22"/>
               </w:rPr>
@@ -2827,14 +2827,14 @@
                 <w:tab w:val="left" w:pos="8265"/>
               </w:tabs>
               <w:rPr>
-                <w:rFonts w:ascii="Tahoma" w:hAnsi="Tahoma" w:cs="Tahoma"/>
-                <w:sz w:val="22"/>
-                <w:szCs w:val="22"/>
-              </w:rPr>
-            </w:pPr>
-            <w:r>
-              <w:rPr>
-                <w:rFonts w:ascii="Tahoma" w:hAnsi="Tahoma" w:cs="Tahoma"/>
+                <w:rFonts w:ascii="Tahoma" w:hAnsi="Tahoma" w:cs="Tahoma" w:eastAsia="Tahoma"/>
+                <w:sz w:val="22"/>
+                <w:szCs w:val="22"/>
+              </w:rPr>
+            </w:pPr>
+            <w:r>
+              <w:rPr>
+                <w:rFonts w:ascii="Tahoma" w:hAnsi="Tahoma" w:cs="Tahoma" w:eastAsia="Tahoma"/>
                 <w:sz w:val="22"/>
                 <w:szCs w:val="22"/>
               </w:rPr>
@@ -2906,7 +2906,7 @@
             <w:pPr>
               <w:jc w:val="center"/>
               <w:rPr>
-                <w:rFonts w:ascii="Tahoma" w:hAnsi="Tahoma" w:cs="Tahoma"/>
+                <w:rFonts w:ascii="Tahoma" w:hAnsi="Tahoma" w:cs="Tahoma" w:eastAsia="Tahoma"/>
                 <w:sz w:val="22"/>
                 <w:szCs w:val="22"/>
                 <w:lang w:val="id-ID"/>
@@ -2914,7 +2914,7 @@
             </w:pPr>
             <w:r>
               <w:rPr>
-                <w:rFonts w:ascii="Tahoma" w:hAnsi="Tahoma" w:cs="Tahoma"/>
+                <w:rFonts w:ascii="Tahoma" w:hAnsi="Tahoma" w:cs="Tahoma" w:eastAsia="Tahoma"/>
                 <w:noProof/>
                 <w:sz w:val="22"/>
                 <w:szCs w:val="22"/>
@@ -2925,7 +2925,7 @@
             </w:r>
             <w:r>
               <w:rPr>
-                <w:rFonts w:ascii="Tahoma" w:hAnsi="Tahoma" w:cs="Tahoma"/>
+                <w:rFonts w:ascii="Tahoma" w:hAnsi="Tahoma" w:cs="Tahoma" w:eastAsia="Tahoma"/>
                 <w:sz w:val="22"/>
                 <w:szCs w:val="22"/>
                 <w:lang w:val="id-ID"/>
@@ -2937,7 +2937,7 @@
             <w:pPr>
               <w:jc w:val="center"/>
               <w:rPr>
-                <w:rFonts w:ascii="Tahoma" w:hAnsi="Tahoma" w:cs="Tahoma"/>
+                <w:rFonts w:ascii="Tahoma" w:hAnsi="Tahoma" w:cs="Tahoma" w:eastAsia="Tahoma"/>
                 <w:sz w:val="22"/>
                 <w:szCs w:val="22"/>
                 <w:lang w:val="en-GB"/>
@@ -2945,7 +2945,7 @@
             </w:pPr>
             <w:r>
               <w:rPr>
-                <w:rFonts w:ascii="Tahoma" w:hAnsi="Tahoma" w:cs="Tahoma"/>
+                <w:rFonts w:ascii="Tahoma" w:hAnsi="Tahoma" w:cs="Tahoma" w:eastAsia="Tahoma"/>
                 <w:sz w:val="22"/>
                 <w:szCs w:val="22"/>
                 <w:lang w:val="id-ID"/>
@@ -2954,7 +2954,7 @@
             </w:r>
             <w:r>
               <w:rPr>
-                <w:rFonts w:ascii="Tahoma" w:hAnsi="Tahoma" w:cs="Tahoma"/>
+                <w:rFonts w:ascii="Tahoma" w:hAnsi="Tahoma" w:cs="Tahoma" w:eastAsia="Tahoma"/>
                 <w:sz w:val="22"/>
                 <w:szCs w:val="22"/>
               </w:rPr>
@@ -2962,7 +2962,7 @@
             </w:r>
             <w:r>
               <w:rPr>
-                <w:rFonts w:ascii="Tahoma" w:hAnsi="Tahoma" w:cs="Tahoma"/>
+                <w:rFonts w:ascii="Tahoma" w:hAnsi="Tahoma" w:cs="Tahoma" w:eastAsia="Tahoma"/>
                 <w:sz w:val="22"/>
                 <w:szCs w:val="22"/>
                 <w:lang w:val="id-ID"/>
@@ -2971,7 +2971,7 @@
             </w:r>
             <w:r>
               <w:rPr>
-                <w:rFonts w:ascii="Tahoma" w:hAnsi="Tahoma" w:cs="Tahoma"/>
+                <w:rFonts w:ascii="Tahoma" w:hAnsi="Tahoma" w:cs="Tahoma" w:eastAsia="Tahoma"/>
                 <w:noProof/>
                 <w:sz w:val="22"/>
                 <w:szCs w:val="22"/>
@@ -3035,7 +3035,7 @@
             <w:pPr>
               <w:jc w:val="center"/>
               <w:rPr>
-                <w:rFonts w:ascii="Tahoma" w:hAnsi="Tahoma" w:cs="Tahoma"/>
+                <w:rFonts w:ascii="Tahoma" w:hAnsi="Tahoma" w:cs="Tahoma" w:eastAsia="Tahoma"/>
                 <w:noProof/>
                 <w:sz w:val="22"/>
                 <w:szCs w:val="22"/>
@@ -3045,7 +3045,7 @@
             </w:pPr>
             <w:r>
               <w:rPr>
-                <w:rFonts w:ascii="Tahoma" w:hAnsi="Tahoma" w:cs="Tahoma"/>
+                <w:rFonts w:ascii="Tahoma" w:hAnsi="Tahoma" w:cs="Tahoma" w:eastAsia="Tahoma"/>
                 <w:sz w:val="22"/>
                 <w:szCs w:val="22"/>
                 <w:u w:val="single"/>
@@ -3064,7 +3064,7 @@
             </w:pPr>
             <w:r>
               <w:rPr>
-                <w:rFonts w:ascii="Tahoma" w:hAnsi="Tahoma" w:cs="Tahoma"/>
+                <w:rFonts w:ascii="Tahoma" w:hAnsi="Tahoma" w:cs="Tahoma" w:eastAsia="Tahoma"/>
                 <w:sz w:val="22"/>
                 <w:szCs w:val="22"/>
                 <w:lang w:val="id-ID"/>
@@ -3073,7 +3073,7 @@
             </w:r>
             <w:r>
               <w:rPr>
-                <w:rFonts w:ascii="Tahoma" w:hAnsi="Tahoma" w:cs="Tahoma"/>
+                <w:rFonts w:ascii="Tahoma" w:hAnsi="Tahoma" w:cs="Tahoma" w:eastAsia="Tahoma"/>
                 <w:sz w:val="22"/>
                 <w:szCs w:val="22"/>
               </w:rPr>
@@ -3081,7 +3081,7 @@
             </w:r>
             <w:r>
               <w:rPr>
-                <w:rFonts w:ascii="Tahoma" w:hAnsi="Tahoma" w:cs="Tahoma"/>
+                <w:rFonts w:ascii="Tahoma" w:hAnsi="Tahoma" w:cs="Tahoma" w:eastAsia="Tahoma"/>
                 <w:sz w:val="22"/>
                 <w:szCs w:val="22"/>
                 <w:lang w:val="id-ID"/>
@@ -3090,7 +3090,7 @@
             </w:r>
             <w:r>
               <w:rPr>
-                <w:rFonts w:ascii="Tahoma" w:hAnsi="Tahoma" w:cs="Tahoma"/>
+                <w:rFonts w:ascii="Tahoma" w:hAnsi="Tahoma" w:cs="Tahoma" w:eastAsia="Tahoma"/>
                 <w:sz w:val="22"/>
                 <w:szCs w:val="22"/>
                 <w:shd w:val="clear" w:color="auto" w:fill="FFFFFF"/>
@@ -3137,7 +3137,7 @@
             <w:pPr>
               <w:jc w:val="center"/>
               <w:rPr>
-                <w:rFonts w:ascii="Tahoma" w:hAnsi="Tahoma" w:cs="Tahoma"/>
+                <w:rFonts w:ascii="Tahoma" w:hAnsi="Tahoma" w:cs="Tahoma" w:eastAsia="Tahoma"/>
                 <w:sz w:val="22"/>
                 <w:szCs w:val="22"/>
               </w:rPr>
@@ -3147,7 +3147,7 @@
             <w:pPr>
               <w:jc w:val="center"/>
               <w:rPr>
-                <w:rFonts w:ascii="Tahoma" w:hAnsi="Tahoma" w:cs="Tahoma"/>
+                <w:rFonts w:ascii="Tahoma" w:hAnsi="Tahoma" w:cs="Tahoma" w:eastAsia="Tahoma"/>
                 <w:sz w:val="22"/>
                 <w:szCs w:val="22"/>
                 <w:u w:val="single"/>
@@ -3155,7 +3155,7 @@
             </w:pPr>
             <w:r>
               <w:rPr>
-                <w:rFonts w:ascii="Tahoma" w:hAnsi="Tahoma" w:cs="Tahoma"/>
+                <w:rFonts w:ascii="Tahoma" w:hAnsi="Tahoma" w:cs="Tahoma" w:eastAsia="Tahoma"/>
                 <w:noProof/>
                 <w:sz w:val="22"/>
                 <w:szCs w:val="22"/>
@@ -3165,7 +3165,7 @@
             </w:r>
             <w:r>
               <w:rPr>
-                <w:rFonts w:ascii="Tahoma" w:hAnsi="Tahoma" w:cs="Tahoma"/>
+                <w:rFonts w:ascii="Tahoma" w:hAnsi="Tahoma" w:cs="Tahoma" w:eastAsia="Tahoma"/>
                 <w:noProof/>
                 <w:sz w:val="22"/>
                 <w:szCs w:val="22"/>
@@ -3176,7 +3176,7 @@
             </w:r>
             <w:r>
               <w:rPr>
-                <w:rFonts w:ascii="Tahoma" w:hAnsi="Tahoma" w:cs="Tahoma"/>
+                <w:rFonts w:ascii="Tahoma" w:hAnsi="Tahoma" w:cs="Tahoma" w:eastAsia="Tahoma"/>
                 <w:noProof/>
                 <w:sz w:val="22"/>
                 <w:szCs w:val="22"/>
@@ -3189,14 +3189,14 @@
             <w:pPr>
               <w:jc w:val="center"/>
               <w:rPr>
-                <w:rFonts w:ascii="Tahoma" w:hAnsi="Tahoma" w:cs="Tahoma"/>
-                <w:sz w:val="22"/>
-                <w:szCs w:val="22"/>
-              </w:rPr>
-            </w:pPr>
-            <w:r>
-              <w:rPr>
-                <w:rFonts w:ascii="Tahoma" w:hAnsi="Tahoma" w:cs="Tahoma"/>
+                <w:rFonts w:ascii="Tahoma" w:hAnsi="Tahoma" w:cs="Tahoma" w:eastAsia="Tahoma"/>
+                <w:sz w:val="22"/>
+                <w:szCs w:val="22"/>
+              </w:rPr>
+            </w:pPr>
+            <w:r>
+              <w:rPr>
+                <w:rFonts w:ascii="Tahoma" w:hAnsi="Tahoma" w:cs="Tahoma" w:eastAsia="Tahoma"/>
                 <w:sz w:val="22"/>
                 <w:szCs w:val="22"/>
                 <w:lang w:val="id-ID"/>
@@ -3205,7 +3205,7 @@
             </w:r>
             <w:r>
               <w:rPr>
-                <w:rFonts w:ascii="Tahoma" w:hAnsi="Tahoma" w:cs="Tahoma"/>
+                <w:rFonts w:ascii="Tahoma" w:hAnsi="Tahoma" w:cs="Tahoma" w:eastAsia="Tahoma"/>
                 <w:sz w:val="22"/>
                 <w:szCs w:val="22"/>
               </w:rPr>
@@ -3213,7 +3213,7 @@
             </w:r>
             <w:r>
               <w:rPr>
-                <w:rFonts w:ascii="Tahoma" w:hAnsi="Tahoma" w:cs="Tahoma"/>
+                <w:rFonts w:ascii="Tahoma" w:hAnsi="Tahoma" w:cs="Tahoma" w:eastAsia="Tahoma"/>
                 <w:sz w:val="22"/>
                 <w:szCs w:val="22"/>
                 <w:lang w:val="id-ID"/>
@@ -3222,7 +3222,7 @@
             </w:r>
             <w:r>
               <w:rPr>
-                <w:rFonts w:ascii="Tahoma" w:hAnsi="Tahoma" w:cs="Tahoma"/>
+                <w:rFonts w:ascii="Tahoma" w:hAnsi="Tahoma" w:cs="Tahoma" w:eastAsia="Tahoma"/>
                 <w:noProof/>
                 <w:sz w:val="22"/>
                 <w:szCs w:val="22"/>
@@ -3232,7 +3232,7 @@
             </w:r>
             <w:r>
               <w:rPr>
-                <w:rFonts w:ascii="Tahoma" w:hAnsi="Tahoma" w:cs="Tahoma"/>
+                <w:rFonts w:ascii="Tahoma" w:hAnsi="Tahoma" w:cs="Tahoma" w:eastAsia="Tahoma"/>
                 <w:noProof/>
                 <w:sz w:val="22"/>
                 <w:szCs w:val="22"/>
@@ -3473,7 +3473,7 @@
   <w:docDefaults>
     <w:rPrDefault>
       <w:rPr>
-        <w:rFonts w:asciiTheme="minorHAnsi" w:eastAsiaTheme="minorHAnsi" w:hAnsiTheme="minorHAnsi" w:cstheme="minorBidi"/>
+        <w:rFonts w:ascii="Tahoma" w:hAnsi="Tahoma" w:cs="Tahoma" w:eastAsia="Tahoma"/>
         <w:sz w:val="22"/>
         <w:szCs w:val="22"/>
         <w:lang w:val="en-ID" w:eastAsia="en-US" w:bidi="ar-SA"/>
@@ -3872,7 +3872,7 @@
       <w:spacing w:after="0" w:line="240" w:lineRule="auto"/>
     </w:pPr>
     <w:rPr>
-      <w:rFonts w:ascii="Times New Roman" w:eastAsia="Times New Roman" w:hAnsi="Times New Roman" w:cs="Times New Roman"/>
+      <w:rFonts w:ascii="Tahoma" w:eastAsia="Tahoma" w:hAnsi="Tahoma" w:cs="Tahoma"/>
       <w:color w:val="000000"/>
       <w:sz w:val="24"/>
       <w:szCs w:val="24"/>
@@ -3912,7 +3912,7 @@
     <w:uiPriority w:val="99"/>
     <w:rsid w:val="00356902"/>
     <w:rPr>
-      <w:rFonts w:ascii="Arial" w:hAnsi="Arial" w:cs="Arial"/>
+      <w:rFonts w:ascii="Tahoma" w:hAnsi="Tahoma" w:cs="Tahoma" w:eastAsia="Tahoma"/>
       <w:sz w:val="21"/>
       <w:szCs w:val="21"/>
       <w:shd w:val="clear" w:color="auto" w:fill="FFFFFF"/>
@@ -3924,7 +3924,7 @@
     <w:uiPriority w:val="99"/>
     <w:rsid w:val="00356902"/>
     <w:rPr>
-      <w:rFonts w:ascii="Arial" w:hAnsi="Arial" w:cs="Arial"/>
+      <w:rFonts w:ascii="Tahoma" w:hAnsi="Tahoma" w:cs="Tahoma" w:eastAsia="Tahoma"/>
       <w:b/>
       <w:bCs/>
       <w:i/>
@@ -3940,7 +3940,7 @@
     <w:uiPriority w:val="99"/>
     <w:rsid w:val="00356902"/>
     <w:rPr>
-      <w:rFonts w:ascii="Arial" w:hAnsi="Arial" w:cs="Arial"/>
+      <w:rFonts w:ascii="Tahoma" w:hAnsi="Tahoma" w:cs="Tahoma" w:eastAsia="Tahoma"/>
       <w:sz w:val="21"/>
       <w:szCs w:val="21"/>
       <w:shd w:val="clear" w:color="auto" w:fill="FFFFFF"/>
@@ -3958,7 +3958,7 @@
       <w:jc w:val="center"/>
     </w:pPr>
     <w:rPr>
-      <w:rFonts w:ascii="Arial" w:eastAsiaTheme="minorHAnsi" w:hAnsi="Arial" w:cs="Arial"/>
+      <w:rFonts w:ascii="Tahoma" w:hAnsi="Tahoma" w:cs="Tahoma" w:eastAsia="Tahoma"/>
       <w:color w:val="auto"/>
       <w:sz w:val="21"/>
       <w:szCs w:val="21"/>
@@ -3977,7 +3977,7 @@
       <w:jc w:val="both"/>
     </w:pPr>
     <w:rPr>
-      <w:rFonts w:ascii="Arial" w:eastAsiaTheme="minorHAnsi" w:hAnsi="Arial" w:cs="Arial"/>
+      <w:rFonts w:ascii="Tahoma" w:hAnsi="Tahoma" w:cs="Tahoma" w:eastAsia="Tahoma"/>
       <w:b/>
       <w:bCs/>
       <w:i/>
@@ -3999,7 +3999,7 @@
       <w:spacing w:line="278" w:lineRule="exact"/>
     </w:pPr>
     <w:rPr>
-      <w:rFonts w:ascii="Arial" w:eastAsiaTheme="minorHAnsi" w:hAnsi="Arial" w:cs="Arial"/>
+      <w:rFonts w:ascii="Tahoma" w:hAnsi="Tahoma" w:cs="Tahoma" w:eastAsia="Tahoma"/>
       <w:color w:val="auto"/>
       <w:sz w:val="21"/>
       <w:szCs w:val="21"/>

--- a/templates/CEK/Kristen.docx
+++ b/templates/CEK/Kristen.docx
@@ -10,7 +10,6 @@
         <w:ind w:left="60"/>
         <w:rPr>
           <w:rStyle w:val="MSGENFONTSTYLENAMETEMPLATEROLENUMBERMSGENFONTSTYLENAMEBYROLETEXT2"/>
-          <w:rFonts w:ascii="Tahoma" w:hAnsi="Tahoma" w:cs="Tahoma" w:eastAsia="Tahoma"/>
           <w:b/>
           <w:color w:val="000000"/>
           <w:sz w:val="44"/>
@@ -21,76 +20,493 @@
       <w:bookmarkStart w:id="0" w:name="_Hlk105767445"/>
       <w:r>
         <w:rPr>
-          <w:rFonts w:ascii="Tahoma" w:hAnsi="Tahoma" w:cs="Tahoma" w:eastAsia="Tahoma"/>
           <w:b/>
           <w:noProof/>
           <w:color w:val="000000"/>
-          <w:sz w:val="56"/>
-          <w:szCs w:val="56"/>
-          <w:lang w:val="en-US"/>
-        </w:rPr>
-        <w:drawing>
-          <wp:anchor distT="0" distB="0" distL="114300" distR="114300" simplePos="0" relativeHeight="251666432" behindDoc="0" locked="0" layoutInCell="1" allowOverlap="1" wp14:anchorId="673EC399" wp14:editId="11A6EF2C">
-            <wp:simplePos x="0" y="0"/>
-            <wp:positionH relativeFrom="column">
-              <wp:posOffset>2870835</wp:posOffset>
-            </wp:positionH>
-            <wp:positionV relativeFrom="paragraph">
-              <wp:posOffset>-579755</wp:posOffset>
-            </wp:positionV>
-            <wp:extent cx="1117600" cy="1165225"/>
-            <wp:effectExtent l="0" t="0" r="6350" b="0"/>
-            <wp:wrapNone/>
-            <wp:docPr id="9" name="Picture 9"/>
-            <wp:cNvGraphicFramePr>
-              <a:graphicFrameLocks xmlns:a="http://schemas.openxmlformats.org/drawingml/2006/main" noChangeAspect="1"/>
-            </wp:cNvGraphicFramePr>
-            <a:graphic xmlns:a="http://schemas.openxmlformats.org/drawingml/2006/main">
-              <a:graphicData uri="http://schemas.openxmlformats.org/drawingml/2006/picture">
-                <pic:pic xmlns:pic="http://schemas.openxmlformats.org/drawingml/2006/picture">
-                  <pic:nvPicPr>
-                    <pic:cNvPr id="0" name="Picture 10"/>
-                    <pic:cNvPicPr>
-                      <a:picLocks noChangeAspect="1" noChangeArrowheads="1"/>
-                    </pic:cNvPicPr>
-                  </pic:nvPicPr>
-                  <pic:blipFill>
-                    <a:blip r:embed="rId5" cstate="print">
-                      <a:extLst>
-                        <a:ext uri="{28A0092B-C50C-407E-A947-70E740481C1C}">
-                          <a14:useLocalDpi xmlns:a14="http://schemas.microsoft.com/office/drawing/2010/main" val="0"/>
-                        </a:ext>
-                      </a:extLst>
-                    </a:blip>
-                    <a:srcRect/>
-                    <a:stretch>
-                      <a:fillRect/>
-                    </a:stretch>
-                  </pic:blipFill>
-                  <pic:spPr bwMode="auto">
-                    <a:xfrm>
-                      <a:off x="0" y="0"/>
-                      <a:ext cx="1117600" cy="1165225"/>
-                    </a:xfrm>
-                    <a:prstGeom prst="rect">
-                      <a:avLst/>
-                    </a:prstGeom>
-                    <a:noFill/>
-                    <a:ln>
-                      <a:noFill/>
-                    </a:ln>
-                  </pic:spPr>
-                </pic:pic>
-              </a:graphicData>
-            </a:graphic>
-            <wp14:sizeRelH relativeFrom="page">
-              <wp14:pctWidth>0</wp14:pctWidth>
-            </wp14:sizeRelH>
-            <wp14:sizeRelV relativeFrom="page">
-              <wp14:pctHeight>0</wp14:pctHeight>
-            </wp14:sizeRelV>
-          </wp:anchor>
-        </w:drawing>
+          <w:sz w:val="44"/>
+          <w:szCs w:val="44"/>
+          <w:lang w:val="en-US"/>
+        </w:rPr>
+        <mc:AlternateContent>
+          <mc:Choice Requires="wpg">
+            <w:drawing>
+              <wp:anchor distT="0" distB="0" distL="114300" distR="114300" simplePos="0" relativeHeight="251662336" behindDoc="0" locked="0" layoutInCell="1" allowOverlap="1" wp14:anchorId="7EC8BE71" wp14:editId="2A49A962">
+                <wp:simplePos x="0" y="0"/>
+                <wp:positionH relativeFrom="page">
+                  <wp:posOffset>569595</wp:posOffset>
+                </wp:positionH>
+                <wp:positionV relativeFrom="paragraph">
+                  <wp:posOffset>-628650</wp:posOffset>
+                </wp:positionV>
+                <wp:extent cx="6753225" cy="1155700"/>
+                <wp:effectExtent l="0" t="0" r="0" b="6350"/>
+                <wp:wrapNone/>
+                <wp:docPr id="67953242" name="Group 2"/>
+                <wp:cNvGraphicFramePr>
+                  <a:graphicFrameLocks xmlns:a="http://schemas.openxmlformats.org/drawingml/2006/main"/>
+                </wp:cNvGraphicFramePr>
+                <a:graphic xmlns:a="http://schemas.openxmlformats.org/drawingml/2006/main">
+                  <a:graphicData uri="http://schemas.microsoft.com/office/word/2010/wordprocessingGroup">
+                    <wpg:wgp>
+                      <wpg:cNvGrpSpPr>
+                        <a:grpSpLocks/>
+                      </wpg:cNvGrpSpPr>
+                      <wpg:grpSpPr bwMode="auto">
+                        <a:xfrm>
+                          <a:off x="0" y="0"/>
+                          <a:ext cx="6753225" cy="1155700"/>
+                          <a:chOff x="840" y="360"/>
+                          <a:chExt cx="10635" cy="1820"/>
+                        </a:xfrm>
+                      </wpg:grpSpPr>
+                      <wps:wsp>
+                        <wps:cNvPr id="16521338" name="Text Box 82"/>
+                        <wps:cNvSpPr txBox="1">
+                          <a:spLocks noChangeArrowheads="1"/>
+                        </wps:cNvSpPr>
+                        <wps:spPr bwMode="auto">
+                          <a:xfrm>
+                            <a:off x="1716" y="360"/>
+                            <a:ext cx="9759" cy="1820"/>
+                          </a:xfrm>
+                          <a:prstGeom prst="rect">
+                            <a:avLst/>
+                          </a:prstGeom>
+                          <a:noFill/>
+                          <a:ln>
+                            <a:noFill/>
+                          </a:ln>
+                          <a:extLst>
+                            <a:ext uri="{909E8E84-426E-40DD-AFC4-6F175D3DCCD1}">
+                              <a14:hiddenFill xmlns:a14="http://schemas.microsoft.com/office/drawing/2010/main">
+                                <a:solidFill>
+                                  <a:srgbClr val="FFFFFF"/>
+                                </a:solidFill>
+                              </a14:hiddenFill>
+                            </a:ext>
+                            <a:ext uri="{91240B29-F687-4F45-9708-019B960494DF}">
+                              <a14:hiddenLine xmlns:a14="http://schemas.microsoft.com/office/drawing/2010/main" w="9525">
+                                <a:solidFill>
+                                  <a:srgbClr val="000000"/>
+                                </a:solidFill>
+                                <a:miter lim="800000"/>
+                                <a:headEnd/>
+                                <a:tailEnd/>
+                              </a14:hiddenLine>
+                            </a:ext>
+                          </a:extLst>
+                        </wps:spPr>
+                        <wps:txbx>
+                          <w:txbxContent>
+                            <w:p>
+                              <w:pPr>
+                                <w:spacing w:line="276" w:lineRule="auto"/>
+                                <w:jc w:val="center"/>
+                                <w:rPr>
+                                  <w:rFonts w:ascii="Arial" w:hAnsi="Arial" w:cs="Arial"/>
+                                  <w:sz w:val="14"/>
+                                </w:rPr>
+                              </w:pPr>
+                            </w:p>
+                            <w:p>
+                              <w:pPr>
+                                <w:jc w:val="center"/>
+                                <w:rPr>
+                                  <w:rFonts w:ascii="Arial" w:hAnsi="Arial" w:cs="Arial"/>
+                                  <w:sz w:val="26"/>
+                                  <w:szCs w:val="26"/>
+                                </w:rPr>
+                              </w:pPr>
+                              <w:r>
+                                <w:rPr>
+                                  <w:rFonts w:ascii="Arial" w:hAnsi="Arial" w:cs="Arial"/>
+                                  <w:sz w:val="26"/>
+                                  <w:szCs w:val="26"/>
+                                </w:rPr>
+                                <w:t>PEMERINTAH PROVINSI JAWA TIMUR</w:t>
+                              </w:r>
+                            </w:p>
+                            <w:p>
+                              <w:pPr>
+                                <w:jc w:val="center"/>
+                                <w:rPr>
+                                  <w:rFonts w:ascii="Arial" w:hAnsi="Arial" w:cs="Arial"/>
+                                  <w:b/>
+                                  <w:sz w:val="28"/>
+                                  <w:szCs w:val="28"/>
+                                </w:rPr>
+                              </w:pPr>
+                              <w:r>
+                                <w:rPr>
+                                  <w:rFonts w:ascii="Arial" w:hAnsi="Arial" w:cs="Arial"/>
+                                  <w:b/>
+                                  <w:sz w:val="28"/>
+                                  <w:szCs w:val="28"/>
+                                </w:rPr>
+                                <w:t>SEKRETARIAT</w:t>
+                              </w:r>
+                              <w:r>
+                                <w:rPr>
+                                  <w:rFonts w:ascii="Arial" w:hAnsi="Arial" w:cs="Arial"/>
+                                  <w:b/>
+                                  <w:sz w:val="28"/>
+                                  <w:szCs w:val="28"/>
+                                </w:rPr>
+                                <w:t xml:space="preserve"> DAERAH</w:t>
+                              </w:r>
+                            </w:p>
+                            <w:p>
+                              <w:pPr>
+                                <w:jc w:val="center"/>
+                                <w:rPr>
+                                  <w:rFonts w:ascii="Arial" w:hAnsi="Arial" w:cs="Arial"/>
+                                </w:rPr>
+                              </w:pPr>
+                              <w:r>
+                                <w:rPr>
+                                  <w:rFonts w:ascii="Arial" w:hAnsi="Arial" w:cs="Arial"/>
+                                </w:rPr>
+                                <w:t xml:space="preserve">Jalan </w:t>
+                              </w:r>
+                              <w:proofErr w:type="spellStart"/>
+                              <w:r>
+                                <w:rPr>
+                                  <w:rFonts w:ascii="Arial" w:hAnsi="Arial" w:cs="Arial"/>
+                                </w:rPr>
+                                <w:t>Pahlawan</w:t>
+                              </w:r>
+                              <w:proofErr w:type="spellEnd"/>
+                              <w:r>
+                                <w:rPr>
+                                  <w:rFonts w:ascii="Arial" w:hAnsi="Arial" w:cs="Arial"/>
+                                </w:rPr>
+                                <w:t xml:space="preserve"> </w:t>
+                              </w:r>
+                              <w:proofErr w:type="spellStart"/>
+                              <w:r>
+                                <w:rPr>
+                                  <w:rFonts w:ascii="Arial" w:hAnsi="Arial" w:cs="Arial"/>
+                                </w:rPr>
+                                <w:t>Nomor</w:t>
+                              </w:r>
+                              <w:proofErr w:type="spellEnd"/>
+                              <w:r>
+                                <w:rPr>
+                                  <w:rFonts w:ascii="Arial" w:hAnsi="Arial" w:cs="Arial"/>
+                                </w:rPr>
+                                <w:t xml:space="preserve"> 110, Alun-Alun Contong, </w:t>
+                              </w:r>
+                              <w:proofErr w:type="spellStart"/>
+                              <w:r>
+                                <w:rPr>
+                                  <w:rFonts w:ascii="Arial" w:hAnsi="Arial" w:cs="Arial"/>
+                                </w:rPr>
+                                <w:t>Bubutan</w:t>
+                              </w:r>
+                              <w:proofErr w:type="spellEnd"/>
+                              <w:r>
+                                <w:rPr>
+                                  <w:rFonts w:ascii="Arial" w:hAnsi="Arial" w:cs="Arial"/>
+                                </w:rPr>
+                                <w:t>, Surabaya, Jawa Timur 60174</w:t>
+                              </w:r>
+                            </w:p>
+                            <w:p>
+                              <w:pPr>
+                                <w:jc w:val="center"/>
+                                <w:rPr>
+                                  <w:rFonts w:ascii="Arial" w:hAnsi="Arial" w:cs="Arial"/>
+                                  <w:b/>
+                                  <w:u w:val="single"/>
+                                </w:rPr>
+                              </w:pPr>
+                              <w:proofErr w:type="spellStart"/>
+                              <w:r>
+                                <w:rPr>
+                                  <w:rFonts w:ascii="Arial" w:hAnsi="Arial" w:cs="Arial"/>
+                                </w:rPr>
+                                <w:t>Telepon</w:t>
+                              </w:r>
+                              <w:proofErr w:type="spellEnd"/>
+                              <w:r>
+                                <w:rPr>
+                                  <w:rFonts w:ascii="Arial" w:hAnsi="Arial" w:cs="Arial"/>
+                                </w:rPr>
+                                <w:t xml:space="preserve"> (031) 3524001-3524011</w:t>
+                              </w:r>
+                            </w:p>
+                          </w:txbxContent>
+                        </wps:txbx>
+                        <wps:bodyPr rot="0" vert="horz" wrap="square" lIns="91440" tIns="45720" rIns="91440" bIns="45720" anchor="t" anchorCtr="0" upright="1">
+                          <a:noAutofit/>
+                        </wps:bodyPr>
+                      </wps:wsp>
+                      <pic:pic xmlns:pic="http://schemas.openxmlformats.org/drawingml/2006/picture">
+                        <pic:nvPicPr>
+                          <pic:cNvPr id="19090657" name="Picture 13"/>
+                          <pic:cNvPicPr>
+                            <a:picLocks noChangeAspect="1" noChangeArrowheads="1"/>
+                          </pic:cNvPicPr>
+                        </pic:nvPicPr>
+                        <pic:blipFill>
+                          <a:blip r:embed="rId7">
+                            <a:extLst>
+                              <a:ext uri="{28A0092B-C50C-407E-A947-70E740481C1C}">
+                                <a14:useLocalDpi xmlns:a14="http://schemas.microsoft.com/office/drawing/2010/main" val="0"/>
+                              </a:ext>
+                            </a:extLst>
+                          </a:blip>
+                          <a:srcRect/>
+                          <a:stretch>
+                            <a:fillRect/>
+                          </a:stretch>
+                        </pic:blipFill>
+                        <pic:spPr bwMode="auto">
+                          <a:xfrm>
+                            <a:off x="840" y="459"/>
+                            <a:ext cx="1043" cy="1408"/>
+                          </a:xfrm>
+                          <a:prstGeom prst="rect">
+                            <a:avLst/>
+                          </a:prstGeom>
+                          <a:noFill/>
+                          <a:extLst>
+                            <a:ext uri="{909E8E84-426E-40DD-AFC4-6F175D3DCCD1}">
+                              <a14:hiddenFill xmlns:a14="http://schemas.microsoft.com/office/drawing/2010/main">
+                                <a:solidFill>
+                                  <a:srgbClr val="FFFFFF"/>
+                                </a:solidFill>
+                              </a14:hiddenFill>
+                            </a:ext>
+                          </a:extLst>
+                        </pic:spPr>
+                      </pic:pic>
+                      <wps:wsp>
+                        <wps:cNvPr id="1033155405" name="AutoShape 14"/>
+                        <wps:cNvCnPr>
+                          <a:cxnSpLocks noChangeShapeType="1"/>
+                        </wps:cNvCnPr>
+                        <wps:spPr bwMode="auto">
+                          <a:xfrm flipV="1">
+                            <a:off x="1025" y="1996"/>
+                            <a:ext cx="10240" cy="1"/>
+                          </a:xfrm>
+                          <a:prstGeom prst="straightConnector1">
+                            <a:avLst/>
+                          </a:prstGeom>
+                          <a:noFill/>
+                          <a:ln w="19050">
+                            <a:solidFill>
+                              <a:srgbClr val="000000"/>
+                            </a:solidFill>
+                            <a:round/>
+                            <a:headEnd/>
+                            <a:tailEnd/>
+                          </a:ln>
+                          <a:extLst>
+                            <a:ext uri="{909E8E84-426E-40DD-AFC4-6F175D3DCCD1}">
+                              <a14:hiddenFill xmlns:a14="http://schemas.microsoft.com/office/drawing/2010/main">
+                                <a:noFill/>
+                              </a14:hiddenFill>
+                            </a:ext>
+                          </a:extLst>
+                        </wps:spPr>
+                        <wps:bodyPr/>
+                      </wps:wsp>
+                    </wpg:wgp>
+                  </a:graphicData>
+                </a:graphic>
+                <wp14:sizeRelH relativeFrom="page">
+                  <wp14:pctWidth>0</wp14:pctWidth>
+                </wp14:sizeRelH>
+                <wp14:sizeRelV relativeFrom="page">
+                  <wp14:pctHeight>0</wp14:pctHeight>
+                </wp14:sizeRelV>
+              </wp:anchor>
+            </w:drawing>
+          </mc:Choice>
+          <mc:Fallback>
+            <w:pict>
+              <v:group w14:anchorId="7EC8BE71" id="Group 2" o:spid="_x0000_s1026" style="position:absolute;left:0;text-align:left;margin-left:44.85pt;margin-top:-49.5pt;width:531.75pt;height:91pt;z-index:251662336;mso-position-horizontal-relative:page" coordorigin="840,360" coordsize="10635,1820" o:gfxdata="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">
+                <v:shapetype id="_x0000_t202" coordsize="21600,21600" o:spt="202" path="m,l,21600r21600,l21600,xe">
+                  <v:stroke joinstyle="miter"/>
+                  <v:path gradientshapeok="t" o:connecttype="rect"/>
+                </v:shapetype>
+                <v:shape id="Text Box 82" o:spid="_x0000_s1027" type="#_x0000_t202" style="position:absolute;left:1716;top:360;width:9759;height:1820;visibility:visible;mso-wrap-style:square;v-text-anchor:top" o:gfxdata="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" filled="f" stroked="f">
+                  <v:textbox>
+                    <w:txbxContent>
+                      <w:p>
+                        <w:pPr>
+                          <w:spacing w:line="276" w:lineRule="auto"/>
+                          <w:jc w:val="center"/>
+                          <w:rPr>
+                            <w:rFonts w:ascii="Arial" w:hAnsi="Arial" w:cs="Arial"/>
+                            <w:sz w:val="14"/>
+                          </w:rPr>
+                        </w:pPr>
+                      </w:p>
+                      <w:p>
+                        <w:pPr>
+                          <w:jc w:val="center"/>
+                          <w:rPr>
+                            <w:rFonts w:ascii="Arial" w:hAnsi="Arial" w:cs="Arial"/>
+                            <w:sz w:val="26"/>
+                            <w:szCs w:val="26"/>
+                          </w:rPr>
+                        </w:pPr>
+                        <w:r>
+                          <w:rPr>
+                            <w:rFonts w:ascii="Arial" w:hAnsi="Arial" w:cs="Arial"/>
+                            <w:sz w:val="26"/>
+                            <w:szCs w:val="26"/>
+                          </w:rPr>
+                          <w:t>PEMERINTAH PROVINSI JAWA TIMUR</w:t>
+                        </w:r>
+                      </w:p>
+                      <w:p>
+                        <w:pPr>
+                          <w:jc w:val="center"/>
+                          <w:rPr>
+                            <w:rFonts w:ascii="Arial" w:hAnsi="Arial" w:cs="Arial"/>
+                            <w:b/>
+                            <w:sz w:val="28"/>
+                            <w:szCs w:val="28"/>
+                          </w:rPr>
+                        </w:pPr>
+                        <w:r>
+                          <w:rPr>
+                            <w:rFonts w:ascii="Arial" w:hAnsi="Arial" w:cs="Arial"/>
+                            <w:b/>
+                            <w:sz w:val="28"/>
+                            <w:szCs w:val="28"/>
+                          </w:rPr>
+                          <w:t>SEKRETARIAT</w:t>
+                        </w:r>
+                        <w:r>
+                          <w:rPr>
+                            <w:rFonts w:ascii="Arial" w:hAnsi="Arial" w:cs="Arial"/>
+                            <w:b/>
+                            <w:sz w:val="28"/>
+                            <w:szCs w:val="28"/>
+                          </w:rPr>
+                          <w:t xml:space="preserve"> DAERAH</w:t>
+                        </w:r>
+                      </w:p>
+                      <w:p>
+                        <w:pPr>
+                          <w:jc w:val="center"/>
+                          <w:rPr>
+                            <w:rFonts w:ascii="Arial" w:hAnsi="Arial" w:cs="Arial"/>
+                          </w:rPr>
+                        </w:pPr>
+                        <w:r>
+                          <w:rPr>
+                            <w:rFonts w:ascii="Arial" w:hAnsi="Arial" w:cs="Arial"/>
+                          </w:rPr>
+                          <w:t xml:space="preserve">Jalan </w:t>
+                        </w:r>
+                        <w:proofErr w:type="spellStart"/>
+                        <w:r>
+                          <w:rPr>
+                            <w:rFonts w:ascii="Arial" w:hAnsi="Arial" w:cs="Arial"/>
+                          </w:rPr>
+                          <w:t>Pahlawan</w:t>
+                        </w:r>
+                        <w:proofErr w:type="spellEnd"/>
+                        <w:r>
+                          <w:rPr>
+                            <w:rFonts w:ascii="Arial" w:hAnsi="Arial" w:cs="Arial"/>
+                          </w:rPr>
+                          <w:t xml:space="preserve"> </w:t>
+                        </w:r>
+                        <w:proofErr w:type="spellStart"/>
+                        <w:r>
+                          <w:rPr>
+                            <w:rFonts w:ascii="Arial" w:hAnsi="Arial" w:cs="Arial"/>
+                          </w:rPr>
+                          <w:t>Nomor</w:t>
+                        </w:r>
+                        <w:proofErr w:type="spellEnd"/>
+                        <w:r>
+                          <w:rPr>
+                            <w:rFonts w:ascii="Arial" w:hAnsi="Arial" w:cs="Arial"/>
+                          </w:rPr>
+                          <w:t xml:space="preserve"> 110, Alun-Alun Contong, </w:t>
+                        </w:r>
+                        <w:proofErr w:type="spellStart"/>
+                        <w:r>
+                          <w:rPr>
+                            <w:rFonts w:ascii="Arial" w:hAnsi="Arial" w:cs="Arial"/>
+                          </w:rPr>
+                          <w:t>Bubutan</w:t>
+                        </w:r>
+                        <w:proofErr w:type="spellEnd"/>
+                        <w:r>
+                          <w:rPr>
+                            <w:rFonts w:ascii="Arial" w:hAnsi="Arial" w:cs="Arial"/>
+                          </w:rPr>
+                          <w:t>, Surabaya, Jawa Timur 60174</w:t>
+                        </w:r>
+                      </w:p>
+                      <w:p>
+                        <w:pPr>
+                          <w:jc w:val="center"/>
+                          <w:rPr>
+                            <w:rFonts w:ascii="Arial" w:hAnsi="Arial" w:cs="Arial"/>
+                            <w:b/>
+                            <w:u w:val="single"/>
+                          </w:rPr>
+                        </w:pPr>
+                        <w:proofErr w:type="spellStart"/>
+                        <w:r>
+                          <w:rPr>
+                            <w:rFonts w:ascii="Arial" w:hAnsi="Arial" w:cs="Arial"/>
+                          </w:rPr>
+                          <w:t>Telepon</w:t>
+                        </w:r>
+                        <w:proofErr w:type="spellEnd"/>
+                        <w:r>
+                          <w:rPr>
+                            <w:rFonts w:ascii="Arial" w:hAnsi="Arial" w:cs="Arial"/>
+                          </w:rPr>
+                          <w:t xml:space="preserve"> (031) 3524001-3524011</w:t>
+                        </w:r>
+                      </w:p>
+                    </w:txbxContent>
+                  </v:textbox>
+                </v:shape>
+                <v:shapetype id="_x0000_t75" coordsize="21600,21600" o:spt="75" o:preferrelative="t" path="m@4@5l@4@11@9@11@9@5xe" filled="f" stroked="f">
+                  <v:stroke joinstyle="miter"/>
+                  <v:formulas>
+                    <v:f eqn="if lineDrawn pixelLineWidth 0"/>
+                    <v:f eqn="sum @0 1 0"/>
+                    <v:f eqn="sum 0 0 @1"/>
+                    <v:f eqn="prod @2 1 2"/>
+                    <v:f eqn="prod @3 21600 pixelWidth"/>
+                    <v:f eqn="prod @3 21600 pixelHeight"/>
+                    <v:f eqn="sum @0 0 1"/>
+                    <v:f eqn="prod @6 1 2"/>
+                    <v:f eqn="prod @7 21600 pixelWidth"/>
+                    <v:f eqn="sum @8 21600 0"/>
+                    <v:f eqn="prod @7 21600 pixelHeight"/>
+                    <v:f eqn="sum @10 21600 0"/>
+                  </v:formulas>
+                  <v:path o:extrusionok="f" gradientshapeok="t" o:connecttype="rect"/>
+                  <o:lock v:ext="edit" aspectratio="t"/>
+                </v:shapetype>
+                <v:shape id="Picture 13" o:spid="_x0000_s1028" type="#_x0000_t75" style="position:absolute;left:840;top:459;width:1043;height:1408;visibility:visible;mso-wrap-style:square" o:gfxdata="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">
+                  <v:imagedata r:id="rId8" o:title=""/>
+                </v:shape>
+                <v:shapetype id="_x0000_t32" coordsize="21600,21600" o:spt="32" o:oned="t" path="m,l21600,21600e" filled="f">
+                  <v:path arrowok="t" fillok="f" o:connecttype="none"/>
+                  <o:lock v:ext="edit" shapetype="t"/>
+                </v:shapetype>
+                <v:shape id="AutoShape 14" o:spid="_x0000_s1029" type="#_x0000_t32" style="position:absolute;left:1025;top:1996;width:10240;height:1;flip:y;visibility:visible;mso-wrap-style:square" o:connectortype="straight" o:gfxdata="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" strokeweight="1.5pt"/>
+                <w10:wrap anchorx="page"/>
+              </v:group>
+            </w:pict>
+          </mc:Fallback>
+        </mc:AlternateContent>
       </w:r>
     </w:p>
     <w:p>
@@ -101,7 +517,6 @@
         <w:ind w:left="-284"/>
         <w:rPr>
           <w:rStyle w:val="MSGENFONTSTYLENAMETEMPLATEROLENUMBERMSGENFONTSTYLENAMEBYROLETEXT2"/>
-          <w:rFonts w:ascii="Tahoma" w:hAnsi="Tahoma" w:cs="Tahoma" w:eastAsia="Tahoma"/>
           <w:b/>
           <w:color w:val="000000"/>
           <w:sz w:val="18"/>
@@ -117,14 +532,14 @@
         <w:spacing w:before="0" w:line="360" w:lineRule="auto"/>
         <w:ind w:left="142"/>
         <w:rPr>
-          <w:rFonts w:ascii="Tahoma" w:hAnsi="Tahoma" w:cs="Tahoma" w:eastAsia="Tahoma"/>
+          <w:rFonts w:ascii="Arial" w:hAnsi="Arial" w:cs="Arial"/>
           <w:b/>
         </w:rPr>
       </w:pPr>
       <w:r>
         <w:rPr>
           <w:rStyle w:val="MSGENFONTSTYLENAMETEMPLATEROLENUMBERMSGENFONTSTYLENAMEBYROLETEXT2"/>
-          <w:rFonts w:ascii="Tahoma" w:hAnsi="Tahoma" w:cs="Tahoma" w:eastAsia="Tahoma"/>
+          <w:rFonts w:ascii="Arial" w:hAnsi="Arial" w:cs="Arial"/>
           <w:b/>
           <w:color w:val="000000"/>
           <w:lang w:val="en-US"/>
@@ -134,7 +549,7 @@
       <w:r>
         <w:rPr>
           <w:rStyle w:val="MSGENFONTSTYLENAMETEMPLATEROLENUMBERMSGENFONTSTYLENAMEBYROLETEXT2"/>
-          <w:rFonts w:ascii="Tahoma" w:hAnsi="Tahoma" w:cs="Tahoma" w:eastAsia="Tahoma"/>
+          <w:rFonts w:ascii="Arial" w:hAnsi="Arial" w:cs="Arial"/>
           <w:b/>
           <w:color w:val="000000"/>
         </w:rPr>
@@ -149,7 +564,7 @@
         <w:ind w:left="142"/>
         <w:rPr>
           <w:rStyle w:val="MSGENFONTSTYLENAMETEMPLATEROLENUMBERMSGENFONTSTYLENAMEBYROLETEXT2"/>
-          <w:rFonts w:ascii="Tahoma" w:hAnsi="Tahoma" w:cs="Tahoma" w:eastAsia="Tahoma"/>
+          <w:rFonts w:ascii="Arial" w:hAnsi="Arial" w:cs="Arial"/>
           <w:color w:val="000000"/>
           <w:lang w:val="en-US"/>
         </w:rPr>
@@ -157,7 +572,7 @@
       <w:r>
         <w:rPr>
           <w:rStyle w:val="MSGENFONTSTYLENAMETEMPLATEROLENUMBERMSGENFONTSTYLENAMEBYROLETEXT2"/>
-          <w:rFonts w:ascii="Tahoma" w:hAnsi="Tahoma" w:cs="Tahoma" w:eastAsia="Tahoma"/>
+          <w:rFonts w:ascii="Arial" w:hAnsi="Arial" w:cs="Arial"/>
           <w:b/>
           <w:color w:val="000000"/>
         </w:rPr>
@@ -166,33 +581,50 @@
       <w:r>
         <w:rPr>
           <w:rStyle w:val="MSGENFONTSTYLENAMETEMPLATEROLENUMBERMSGENFONTSTYLENAMEBYROLETEXT2"/>
-          <w:rFonts w:ascii="Tahoma" w:hAnsi="Tahoma" w:cs="Tahoma" w:eastAsia="Tahoma"/>
+          <w:rFonts w:ascii="Arial" w:hAnsi="Arial" w:cs="Arial"/>
           <w:color w:val="000000"/>
         </w:rPr>
         <w:br/>
-        <w:t xml:space="preserve">NOMOR : 8</w:t>
-      </w:r>
-      <w:r>
-        <w:rPr>
-          <w:rStyle w:val="MSGENFONTSTYLENAMETEMPLATEROLENUMBERMSGENFONTSTYLENAMEBYROLETEXT2"/>
-          <w:rFonts w:ascii="Tahoma" w:hAnsi="Tahoma" w:cs="Tahoma" w:eastAsia="Tahoma"/>
-          <w:color w:val="000000"/>
-          <w:lang w:val="en-US"/>
-        </w:rPr>
-        <w:t>77</w:t>
-      </w:r>
-      <w:r>
-        <w:rPr>
-          <w:rStyle w:val="MSGENFONTSTYLENAMETEMPLATEROLENUMBERMSGENFONTSTYLENAMEBYROLETEXT2"/>
-          <w:rFonts w:ascii="Tahoma" w:hAnsi="Tahoma" w:cs="Tahoma" w:eastAsia="Tahoma"/>
-          <w:color w:val="000000"/>
-        </w:rPr>
-        <w:t xml:space="preserve">/         /204.3/202</w:t>
-      </w:r>
-      <w:r>
-        <w:rPr>
-          <w:rStyle w:val="MSGENFONTSTYLENAMETEMPLATEROLENUMBERMSGENFONTSTYLENAMEBYROLETEXT2"/>
-          <w:rFonts w:ascii="Tahoma" w:hAnsi="Tahoma" w:cs="Tahoma" w:eastAsia="Tahoma"/>
+      </w:r>
+      <w:proofErr w:type="gramStart"/>
+      <w:r>
+        <w:rPr>
+          <w:rStyle w:val="MSGENFONTSTYLENAMETEMPLATEROLENUMBERMSGENFONTSTYLENAMEBYROLETEXT2"/>
+          <w:rFonts w:ascii="Arial" w:hAnsi="Arial" w:cs="Arial"/>
+          <w:color w:val="000000"/>
+        </w:rPr>
+        <w:t>NOMOR :</w:t>
+      </w:r>
+      <w:proofErr w:type="gramEnd"/>
+      <w:r>
+        <w:rPr>
+          <w:rStyle w:val="MSGENFONTSTYLENAMETEMPLATEROLENUMBERMSGENFONTSTYLENAMEBYROLETEXT2"/>
+          <w:rFonts w:ascii="Arial" w:hAnsi="Arial" w:cs="Arial"/>
+          <w:color w:val="000000"/>
+        </w:rPr>
+        <w:t xml:space="preserve"> 8</w:t>
+      </w:r>
+      <w:r>
+        <w:rPr>
+          <w:rStyle w:val="MSGENFONTSTYLENAMETEMPLATEROLENUMBERMSGENFONTSTYLENAMEBYROLETEXT2"/>
+          <w:rFonts w:ascii="Arial" w:hAnsi="Arial" w:cs="Arial"/>
+          <w:color w:val="000000"/>
+          <w:lang w:val="en-US"/>
+        </w:rPr>
+        <w:t>00</w:t>
+      </w:r>
+      <w:r>
+        <w:rPr>
+          <w:rStyle w:val="MSGENFONTSTYLENAMETEMPLATEROLENUMBERMSGENFONTSTYLENAMEBYROLETEXT2"/>
+          <w:rFonts w:ascii="Arial" w:hAnsi="Arial" w:cs="Arial"/>
+          <w:color w:val="000000"/>
+        </w:rPr>
+        <w:t>/         /204.3/202</w:t>
+      </w:r>
+      <w:r>
+        <w:rPr>
+          <w:rStyle w:val="MSGENFONTSTYLENAMETEMPLATEROLENUMBERMSGENFONTSTYLENAMEBYROLETEXT2"/>
+          <w:rFonts w:ascii="Arial" w:hAnsi="Arial" w:cs="Arial"/>
           <w:color w:val="000000"/>
           <w:lang w:val="en-US"/>
         </w:rPr>
@@ -206,7 +638,7 @@
         <w:spacing w:before="0" w:line="360" w:lineRule="auto"/>
         <w:ind w:left="60" w:right="187"/>
         <w:rPr>
-          <w:rFonts w:ascii="Tahoma" w:hAnsi="Tahoma" w:cs="Tahoma" w:eastAsia="Tahoma"/>
+          <w:rFonts w:ascii="Arial" w:hAnsi="Arial" w:cs="Arial"/>
           <w:color w:val="000000"/>
           <w:sz w:val="12"/>
           <w:szCs w:val="12"/>
@@ -226,7 +658,7 @@
         <w:jc w:val="both"/>
         <w:rPr>
           <w:rStyle w:val="MSGENFONTSTYLENAMETEMPLATEROLENUMBERMSGENFONTSTYLENAMEBYROLETEXT2"/>
-          <w:rFonts w:ascii="Tahoma" w:hAnsi="Tahoma" w:cs="Tahoma" w:eastAsia="Tahoma"/>
+          <w:rFonts w:ascii="Arial" w:hAnsi="Arial" w:cs="Arial"/>
           <w:color w:val="000000"/>
           <w:sz w:val="22"/>
           <w:szCs w:val="22"/>
@@ -237,7 +669,7 @@
       <w:r>
         <w:rPr>
           <w:rStyle w:val="MSGENFONTSTYLENAMETEMPLATEROLENUMBERMSGENFONTSTYLENAMEBYROLETEXT2"/>
-          <w:rFonts w:ascii="Tahoma" w:hAnsi="Tahoma" w:cs="Tahoma" w:eastAsia="Tahoma"/>
+          <w:rFonts w:ascii="Arial" w:hAnsi="Arial" w:cs="Arial"/>
           <w:color w:val="000000"/>
           <w:sz w:val="22"/>
           <w:szCs w:val="22"/>
@@ -247,7 +679,7 @@
       <w:r>
         <w:rPr>
           <w:rStyle w:val="MSGENFONTSTYLENAMETEMPLATEROLENUMBERMSGENFONTSTYLENAMEBYROLETEXT2"/>
-          <w:rFonts w:ascii="Tahoma" w:hAnsi="Tahoma" w:cs="Tahoma" w:eastAsia="Tahoma"/>
+          <w:rFonts w:ascii="Arial" w:hAnsi="Arial" w:cs="Arial"/>
           <w:color w:val="000000"/>
           <w:sz w:val="22"/>
           <w:szCs w:val="22"/>
@@ -258,7 +690,7 @@
       <w:r>
         <w:rPr>
           <w:rStyle w:val="MSGENFONTSTYLENAMETEMPLATEROLENUMBERMSGENFONTSTYLENAMEBYROLETEXT2"/>
-          <w:rFonts w:ascii="Tahoma" w:hAnsi="Tahoma" w:cs="Tahoma" w:eastAsia="Tahoma"/>
+          <w:rFonts w:ascii="Arial" w:hAnsi="Arial" w:cs="Arial"/>
           <w:color w:val="000000"/>
           <w:sz w:val="22"/>
           <w:szCs w:val="22"/>
@@ -268,7 +700,7 @@
       <w:r>
         <w:rPr>
           <w:rStyle w:val="MSGENFONTSTYLENAMETEMPLATEROLENUMBERMSGENFONTSTYLENAMEBYROLETEXT2"/>
-          <w:rFonts w:ascii="Tahoma" w:hAnsi="Tahoma" w:cs="Tahoma" w:eastAsia="Tahoma"/>
+          <w:rFonts w:ascii="Arial" w:hAnsi="Arial" w:cs="Arial"/>
           <w:color w:val="000000"/>
           <w:sz w:val="22"/>
           <w:szCs w:val="22"/>
@@ -279,7 +711,7 @@
       <w:r>
         <w:rPr>
           <w:rStyle w:val="MSGENFONTSTYLENAMETEMPLATEROLENUMBERMSGENFONTSTYLENAMEBYROLETEXT2"/>
-          <w:rFonts w:ascii="Tahoma" w:hAnsi="Tahoma" w:cs="Tahoma" w:eastAsia="Tahoma"/>
+          <w:rFonts w:ascii="Arial" w:hAnsi="Arial" w:cs="Arial"/>
           <w:color w:val="000000"/>
           <w:sz w:val="22"/>
           <w:szCs w:val="22"/>
@@ -289,7 +721,7 @@
       <w:r>
         <w:rPr>
           <w:rStyle w:val="MSGENFONTSTYLENAMETEMPLATEROLENUMBERMSGENFONTSTYLENAMEBYROLETEXT2"/>
-          <w:rFonts w:ascii="Tahoma" w:hAnsi="Tahoma" w:cs="Tahoma" w:eastAsia="Tahoma"/>
+          <w:rFonts w:ascii="Arial" w:hAnsi="Arial" w:cs="Arial"/>
           <w:color w:val="000000"/>
           <w:sz w:val="22"/>
           <w:szCs w:val="22"/>
@@ -300,7 +732,7 @@
       <w:r>
         <w:rPr>
           <w:rStyle w:val="MSGENFONTSTYLENAMETEMPLATEROLENUMBERMSGENFONTSTYLENAMEBYROLETEXT2"/>
-          <w:rFonts w:ascii="Tahoma" w:hAnsi="Tahoma" w:cs="Tahoma" w:eastAsia="Tahoma"/>
+          <w:rFonts w:ascii="Arial" w:hAnsi="Arial" w:cs="Arial"/>
           <w:color w:val="000000"/>
           <w:sz w:val="22"/>
           <w:szCs w:val="22"/>
@@ -310,7 +742,7 @@
       <w:r>
         <w:rPr>
           <w:rStyle w:val="MSGENFONTSTYLENAMETEMPLATEROLENUMBERMSGENFONTSTYLENAMEBYROLETEXT2"/>
-          <w:rFonts w:ascii="Tahoma" w:hAnsi="Tahoma" w:cs="Tahoma" w:eastAsia="Tahoma"/>
+          <w:rFonts w:ascii="Arial" w:hAnsi="Arial" w:cs="Arial"/>
           <w:color w:val="000000"/>
           <w:sz w:val="22"/>
           <w:szCs w:val="22"/>
@@ -321,7 +753,7 @@
       <w:r>
         <w:rPr>
           <w:rStyle w:val="MSGENFONTSTYLENAMETEMPLATEROLENUMBERMSGENFONTSTYLENAMEBYROLETEXT2"/>
-          <w:rFonts w:ascii="Tahoma" w:hAnsi="Tahoma" w:cs="Tahoma" w:eastAsia="Tahoma"/>
+          <w:rFonts w:ascii="Arial" w:hAnsi="Arial" w:cs="Arial"/>
           <w:color w:val="000000"/>
           <w:sz w:val="22"/>
           <w:szCs w:val="22"/>
@@ -331,18 +763,18 @@
       <w:r>
         <w:rPr>
           <w:rStyle w:val="MSGENFONTSTYLENAMETEMPLATEROLENUMBERMSGENFONTSTYLENAMEBYROLETEXT2"/>
-          <w:rFonts w:ascii="Tahoma" w:hAnsi="Tahoma" w:cs="Tahoma" w:eastAsia="Tahoma"/>
-          <w:color w:val="000000"/>
-          <w:sz w:val="22"/>
-          <w:szCs w:val="22"/>
-          <w:lang w:val="en-US"/>
-        </w:rPr>
-        <w:t xml:space="preserve">Kantor Badan Kepegawaian Daerah Provinsi Jawa Timur di</w:t>
-      </w:r>
-      <w:r>
-        <w:rPr>
-          <w:rStyle w:val="MSGENFONTSTYLENAMETEMPLATEROLENUMBERMSGENFONTSTYLENAMEBYROLETEXT2"/>
-          <w:rFonts w:ascii="Tahoma" w:hAnsi="Tahoma" w:cs="Tahoma" w:eastAsia="Tahoma"/>
+          <w:rFonts w:ascii="Arial" w:hAnsi="Arial" w:cs="Arial"/>
+          <w:color w:val="000000"/>
+          <w:sz w:val="22"/>
+          <w:szCs w:val="22"/>
+          <w:lang w:val="en-US"/>
+        </w:rPr>
+        <w:t>Kantor Badan Kepegawaian Daerah Provinsi Jawa Timur di</w:t>
+      </w:r>
+      <w:r>
+        <w:rPr>
+          <w:rStyle w:val="MSGENFONTSTYLENAMETEMPLATEROLENUMBERMSGENFONTSTYLENAMEBYROLETEXT2"/>
+          <w:rFonts w:ascii="Arial" w:hAnsi="Arial" w:cs="Arial"/>
           <w:color w:val="000000"/>
           <w:sz w:val="22"/>
           <w:szCs w:val="22"/>
@@ -352,7 +784,7 @@
       <w:r>
         <w:rPr>
           <w:rStyle w:val="MSGENFONTSTYLENAMETEMPLATEROLENUMBERMSGENFONTSTYLENAMEBYROLETEXT2"/>
-          <w:rFonts w:ascii="Tahoma" w:hAnsi="Tahoma" w:cs="Tahoma" w:eastAsia="Tahoma"/>
+          <w:rFonts w:ascii="Arial" w:hAnsi="Arial" w:cs="Arial"/>
           <w:color w:val="000000"/>
           <w:sz w:val="22"/>
           <w:szCs w:val="22"/>
@@ -362,16 +794,16 @@
       </w:r>
       <w:r>
         <w:rPr>
-          <w:rFonts w:ascii="Tahoma" w:hAnsi="Tahoma" w:cs="Tahoma" w:eastAsia="Tahoma"/>
-          <w:sz w:val="22"/>
-          <w:szCs w:val="22"/>
-        </w:rPr>
-        <w:t xml:space="preserve">R. HERU WAHONO SANTOSO S.Sos, MM</w:t>
-      </w:r>
-      <w:r>
-        <w:rPr>
-          <w:rStyle w:val="MSGENFONTSTYLENAMETEMPLATEROLENUMBERMSGENFONTSTYLENAMEBYROLETEXT2"/>
-          <w:rFonts w:ascii="Tahoma" w:hAnsi="Tahoma" w:cs="Tahoma" w:eastAsia="Tahoma"/>
+          <w:rFonts w:ascii="Arial" w:hAnsi="Arial" w:cs="Arial"/>
+          <w:sz w:val="22"/>
+          <w:szCs w:val="22"/>
+        </w:rPr>
+        <w:t>R. HERU WAHONO SANTOSO S.Sos, MM</w:t>
+      </w:r>
+      <w:r>
+        <w:rPr>
+          <w:rStyle w:val="MSGENFONTSTYLENAMETEMPLATEROLENUMBERMSGENFONTSTYLENAMEBYROLETEXT2"/>
+          <w:rFonts w:ascii="Arial" w:hAnsi="Arial" w:cs="Arial"/>
           <w:color w:val="000000"/>
           <w:sz w:val="22"/>
           <w:szCs w:val="22"/>
@@ -381,7 +813,7 @@
       <w:r>
         <w:rPr>
           <w:rStyle w:val="MSGENFONTSTYLENAMETEMPLATEROLENUMBERMSGENFONTSTYLENAMEBYROLETEXT2"/>
-          <w:rFonts w:ascii="Tahoma" w:hAnsi="Tahoma" w:cs="Tahoma" w:eastAsia="Tahoma"/>
+          <w:rFonts w:ascii="Arial" w:hAnsi="Arial" w:cs="Arial"/>
           <w:color w:val="000000"/>
           <w:sz w:val="22"/>
           <w:szCs w:val="22"/>
@@ -391,7 +823,7 @@
       </w:r>
       <w:r>
         <w:rPr>
-          <w:rFonts w:ascii="Tahoma" w:hAnsi="Tahoma" w:cs="Tahoma" w:eastAsia="Tahoma"/>
+          <w:rFonts w:ascii="Arial" w:hAnsi="Arial" w:cs="Arial"/>
           <w:noProof/>
           <w:sz w:val="22"/>
           <w:szCs w:val="22"/>
@@ -402,7 +834,7 @@
       </w:r>
       <w:r>
         <w:rPr>
-          <w:rFonts w:ascii="Tahoma" w:hAnsi="Tahoma" w:cs="Tahoma" w:eastAsia="Tahoma"/>
+          <w:rFonts w:ascii="Arial" w:hAnsi="Arial" w:cs="Arial"/>
           <w:noProof/>
           <w:sz w:val="22"/>
           <w:szCs w:val="22"/>
@@ -412,7 +844,7 @@
       </w:r>
       <w:r>
         <w:rPr>
-          <w:rFonts w:ascii="Tahoma" w:hAnsi="Tahoma" w:cs="Tahoma" w:eastAsia="Tahoma"/>
+          <w:rFonts w:ascii="Arial" w:hAnsi="Arial" w:cs="Arial"/>
           <w:noProof/>
           <w:sz w:val="22"/>
           <w:szCs w:val="22"/>
@@ -423,7 +855,7 @@
       </w:r>
       <w:r>
         <w:rPr>
-          <w:rFonts w:ascii="Tahoma" w:hAnsi="Tahoma" w:cs="Tahoma" w:eastAsia="Tahoma"/>
+          <w:rFonts w:ascii="Arial" w:hAnsi="Arial" w:cs="Arial"/>
           <w:noProof/>
           <w:sz w:val="22"/>
           <w:szCs w:val="22"/>
@@ -433,7 +865,7 @@
       </w:r>
       <w:r>
         <w:rPr>
-          <w:rFonts w:ascii="Tahoma" w:hAnsi="Tahoma" w:cs="Tahoma" w:eastAsia="Tahoma"/>
+          <w:rFonts w:ascii="Arial" w:hAnsi="Arial" w:cs="Arial"/>
           <w:noProof/>
           <w:sz w:val="22"/>
           <w:szCs w:val="22"/>
@@ -446,7 +878,7 @@
       <w:r>
         <w:rPr>
           <w:rStyle w:val="MSGENFONTSTYLENAMETEMPLATEROLENUMBERMSGENFONTSTYLENAMEBYROLETEXT2"/>
-          <w:rFonts w:ascii="Tahoma" w:hAnsi="Tahoma" w:cs="Tahoma" w:eastAsia="Tahoma"/>
+          <w:rFonts w:ascii="Arial" w:hAnsi="Arial" w:cs="Arial"/>
           <w:color w:val="000000"/>
           <w:sz w:val="22"/>
           <w:szCs w:val="22"/>
@@ -456,7 +888,7 @@
       <w:r>
         <w:rPr>
           <w:rStyle w:val="MSGENFONTSTYLENAMETEMPLATEROLENUMBERMSGENFONTSTYLENAMEBYROLETEXT2"/>
-          <w:rFonts w:ascii="Tahoma" w:hAnsi="Tahoma" w:cs="Tahoma" w:eastAsia="Tahoma"/>
+          <w:rFonts w:ascii="Arial" w:hAnsi="Arial" w:cs="Arial"/>
           <w:color w:val="000000"/>
           <w:sz w:val="22"/>
           <w:szCs w:val="22"/>
@@ -467,7 +899,7 @@
       <w:r>
         <w:rPr>
           <w:rStyle w:val="MSGENFONTSTYLENAMETEMPLATEROLENUMBERMSGENFONTSTYLENAMEBYROLETEXT2"/>
-          <w:rFonts w:ascii="Tahoma" w:hAnsi="Tahoma" w:cs="Tahoma" w:eastAsia="Tahoma"/>
+          <w:rFonts w:ascii="Arial" w:hAnsi="Arial" w:cs="Arial"/>
           <w:color w:val="000000"/>
           <w:sz w:val="22"/>
           <w:szCs w:val="22"/>
@@ -477,7 +909,7 @@
       <w:r>
         <w:rPr>
           <w:rStyle w:val="MSGENFONTSTYLENAMETEMPLATEROLENUMBERMSGENFONTSTYLENAMEBYROLETEXT2"/>
-          <w:rFonts w:ascii="Tahoma" w:hAnsi="Tahoma" w:cs="Tahoma" w:eastAsia="Tahoma"/>
+          <w:rFonts w:ascii="Arial" w:hAnsi="Arial" w:cs="Arial"/>
           <w:color w:val="000000"/>
           <w:sz w:val="22"/>
           <w:szCs w:val="22"/>
@@ -488,17 +920,17 @@
       <w:r>
         <w:rPr>
           <w:rStyle w:val="MSGENFONTSTYLENAMETEMPLATEROLENUMBERMSGENFONTSTYLENAMEBYROLETEXT2"/>
-          <w:rFonts w:ascii="Tahoma" w:hAnsi="Tahoma" w:cs="Tahoma" w:eastAsia="Tahoma"/>
-          <w:color w:val="000000"/>
-          <w:sz w:val="22"/>
-          <w:szCs w:val="22"/>
-        </w:rPr>
-        <w:t xml:space="preserve">, dengan disaksikan oleh 2 (dua) orang saksi masing</w:t>
-      </w:r>
-      <w:r>
-        <w:rPr>
-          <w:rStyle w:val="MSGENFONTSTYLENAMETEMPLATEROLENUMBERMSGENFONTSTYLENAMEBYROLETEXT2"/>
-          <w:rFonts w:ascii="Tahoma" w:hAnsi="Tahoma" w:cs="Tahoma" w:eastAsia="Tahoma"/>
+          <w:rFonts w:ascii="Arial" w:hAnsi="Arial" w:cs="Arial"/>
+          <w:color w:val="000000"/>
+          <w:sz w:val="22"/>
+          <w:szCs w:val="22"/>
+        </w:rPr>
+        <w:t>, dengan disaksikan oleh 2 (dua) orang saksi masing</w:t>
+      </w:r>
+      <w:r>
+        <w:rPr>
+          <w:rStyle w:val="MSGENFONTSTYLENAMETEMPLATEROLENUMBERMSGENFONTSTYLENAMEBYROLETEXT2"/>
+          <w:rFonts w:ascii="Arial" w:hAnsi="Arial" w:cs="Arial"/>
           <w:color w:val="000000"/>
           <w:sz w:val="22"/>
           <w:szCs w:val="22"/>
@@ -509,7 +941,7 @@
       <w:r>
         <w:rPr>
           <w:rStyle w:val="MSGENFONTSTYLENAMETEMPLATEROLENUMBERMSGENFONTSTYLENAMEBYROLETEXT2"/>
-          <w:rFonts w:ascii="Tahoma" w:hAnsi="Tahoma" w:cs="Tahoma" w:eastAsia="Tahoma"/>
+          <w:rFonts w:ascii="Arial" w:hAnsi="Arial" w:cs="Arial"/>
           <w:color w:val="000000"/>
           <w:sz w:val="22"/>
           <w:szCs w:val="22"/>
@@ -519,7 +951,7 @@
       <w:r>
         <w:rPr>
           <w:rStyle w:val="MSGENFONTSTYLENAMETEMPLATEROLENUMBERMSGENFONTSTYLENAMEBYROLETEXT2"/>
-          <w:rFonts w:ascii="Tahoma" w:hAnsi="Tahoma" w:cs="Tahoma" w:eastAsia="Tahoma"/>
+          <w:rFonts w:ascii="Arial" w:hAnsi="Arial" w:cs="Arial"/>
           <w:color w:val="000000"/>
           <w:sz w:val="22"/>
           <w:szCs w:val="22"/>
@@ -530,7 +962,7 @@
       <w:r>
         <w:rPr>
           <w:rStyle w:val="MSGENFONTSTYLENAMETEMPLATEROLENUMBERMSGENFONTSTYLENAMEBYROLETEXT2"/>
-          <w:rFonts w:ascii="Tahoma" w:hAnsi="Tahoma" w:cs="Tahoma" w:eastAsia="Tahoma"/>
+          <w:rFonts w:ascii="Arial" w:hAnsi="Arial" w:cs="Arial"/>
           <w:color w:val="000000"/>
           <w:sz w:val="22"/>
           <w:szCs w:val="22"/>
@@ -552,14 +984,14 @@
         <w:ind w:left="142" w:right="46"/>
         <w:jc w:val="both"/>
         <w:rPr>
-          <w:rFonts w:ascii="Tahoma" w:hAnsi="Tahoma" w:cs="Tahoma" w:eastAsia="Tahoma"/>
+          <w:rFonts w:ascii="Arial" w:hAnsi="Arial" w:cs="Arial"/>
           <w:sz w:val="22"/>
           <w:szCs w:val="22"/>
         </w:rPr>
       </w:pPr>
       <w:r>
         <w:rPr>
-          <w:rFonts w:ascii="Tahoma" w:hAnsi="Tahoma" w:cs="Tahoma" w:eastAsia="Tahoma"/>
+          <w:rFonts w:ascii="Arial" w:hAnsi="Arial" w:cs="Arial"/>
           <w:sz w:val="22"/>
           <w:szCs w:val="22"/>
           <w:lang w:val="en-US"/>
@@ -568,7 +1000,7 @@
       </w:r>
       <w:r>
         <w:rPr>
-          <w:rFonts w:ascii="Tahoma" w:hAnsi="Tahoma" w:cs="Tahoma" w:eastAsia="Tahoma"/>
+          <w:rFonts w:ascii="Arial" w:hAnsi="Arial" w:cs="Arial"/>
           <w:noProof/>
           <w:sz w:val="22"/>
           <w:szCs w:val="22"/>
@@ -580,7 +1012,7 @@
       <w:r>
         <w:rPr>
           <w:rStyle w:val="MSGENFONTSTYLENAMETEMPLATEROLENUMBERMSGENFONTSTYLENAMEBYROLETEXT2"/>
-          <w:rFonts w:ascii="Tahoma" w:hAnsi="Tahoma" w:cs="Tahoma" w:eastAsia="Tahoma"/>
+          <w:rFonts w:ascii="Arial" w:hAnsi="Arial" w:cs="Arial"/>
           <w:color w:val="000000"/>
           <w:sz w:val="22"/>
           <w:szCs w:val="22"/>
@@ -590,7 +1022,7 @@
       <w:r>
         <w:rPr>
           <w:rStyle w:val="MSGENFONTSTYLENAMETEMPLATEROLENUMBERMSGENFONTSTYLENAMEBYROLETEXT2"/>
-          <w:rFonts w:ascii="Tahoma" w:hAnsi="Tahoma" w:cs="Tahoma" w:eastAsia="Tahoma"/>
+          <w:rFonts w:ascii="Arial" w:hAnsi="Arial" w:cs="Arial"/>
           <w:color w:val="000000"/>
           <w:sz w:val="22"/>
           <w:szCs w:val="22"/>
@@ -600,7 +1032,7 @@
       </w:r>
       <w:r>
         <w:rPr>
-          <w:rFonts w:ascii="Tahoma" w:hAnsi="Tahoma" w:cs="Tahoma" w:eastAsia="Tahoma"/>
+          <w:rFonts w:ascii="Arial" w:hAnsi="Arial" w:cs="Arial"/>
           <w:noProof/>
           <w:sz w:val="22"/>
           <w:szCs w:val="22"/>
@@ -610,7 +1042,7 @@
       </w:r>
       <w:r>
         <w:rPr>
-          <w:rFonts w:ascii="Tahoma" w:hAnsi="Tahoma" w:cs="Tahoma" w:eastAsia="Tahoma"/>
+          <w:rFonts w:ascii="Arial" w:hAnsi="Arial" w:cs="Arial"/>
           <w:noProof/>
           <w:sz w:val="22"/>
           <w:szCs w:val="22"/>
@@ -621,7 +1053,7 @@
       </w:r>
       <w:r>
         <w:rPr>
-          <w:rFonts w:ascii="Tahoma" w:hAnsi="Tahoma" w:cs="Tahoma" w:eastAsia="Tahoma"/>
+          <w:rFonts w:ascii="Arial" w:hAnsi="Arial" w:cs="Arial"/>
           <w:noProof/>
           <w:sz w:val="22"/>
           <w:szCs w:val="22"/>
@@ -631,7 +1063,7 @@
       </w:r>
       <w:r>
         <w:rPr>
-          <w:rFonts w:ascii="Tahoma" w:hAnsi="Tahoma" w:cs="Tahoma" w:eastAsia="Tahoma"/>
+          <w:rFonts w:ascii="Arial" w:hAnsi="Arial" w:cs="Arial"/>
           <w:noProof/>
           <w:sz w:val="22"/>
           <w:szCs w:val="22"/>
@@ -639,12 +1071,22 @@
           <w:lang w:val="en-US"/>
         </w:rPr>
         <w:t xml:space="preserve"> Madya </w:t>
+      </w:r>
+      <w:r>
+        <w:rPr>
+          <w:rFonts w:ascii="Arial" w:hAnsi="Arial" w:cs="Arial"/>
+          <w:noProof/>
+          <w:sz w:val="22"/>
+          <w:szCs w:val="22"/>
+          <w:shd w:val="clear" w:color="auto" w:fill="FFFFFF"/>
+          <w:lang w:val="en-US"/>
+        </w:rPr>
         <w:tab/>
       </w:r>
       <w:r>
         <w:rPr>
           <w:rStyle w:val="MSGENFONTSTYLENAMETEMPLATEROLENUMBERMSGENFONTSTYLENAMEBYROLETEXT2"/>
-          <w:rFonts w:ascii="Tahoma" w:hAnsi="Tahoma" w:cs="Tahoma" w:eastAsia="Tahoma"/>
+          <w:rFonts w:ascii="Arial" w:hAnsi="Arial" w:cs="Arial"/>
           <w:color w:val="000000"/>
           <w:sz w:val="22"/>
           <w:szCs w:val="22"/>
@@ -654,7 +1096,7 @@
       <w:r>
         <w:rPr>
           <w:rStyle w:val="MSGENFONTSTYLENAMETEMPLATEROLENUMBERMSGENFONTSTYLENAMEBYROLETEXT2"/>
-          <w:rFonts w:ascii="Tahoma" w:hAnsi="Tahoma" w:cs="Tahoma" w:eastAsia="Tahoma"/>
+          <w:rFonts w:ascii="Arial" w:hAnsi="Arial" w:cs="Arial"/>
           <w:color w:val="000000"/>
           <w:sz w:val="22"/>
           <w:szCs w:val="22"/>
@@ -665,7 +1107,7 @@
       <w:r>
         <w:rPr>
           <w:rStyle w:val="MSGENFONTSTYLENAMETEMPLATEROLENUMBERMSGENFONTSTYLENAMEBYROLETEXT2"/>
-          <w:rFonts w:ascii="Tahoma" w:hAnsi="Tahoma" w:cs="Tahoma" w:eastAsia="Tahoma"/>
+          <w:rFonts w:ascii="Arial" w:hAnsi="Arial" w:cs="Arial"/>
           <w:color w:val="000000"/>
           <w:sz w:val="22"/>
           <w:szCs w:val="22"/>
@@ -674,7 +1116,7 @@
       </w:r>
       <w:r>
         <w:rPr>
-          <w:rFonts w:ascii="Tahoma" w:hAnsi="Tahoma" w:cs="Tahoma" w:eastAsia="Tahoma"/>
+          <w:rFonts w:ascii="Arial" w:hAnsi="Arial" w:cs="Arial"/>
           <w:noProof/>
           <w:sz w:val="22"/>
           <w:szCs w:val="22"/>
@@ -698,7 +1140,7 @@
         <w:ind w:left="142" w:right="45"/>
         <w:jc w:val="both"/>
         <w:rPr>
-          <w:rFonts w:ascii="Tahoma" w:hAnsi="Tahoma" w:cs="Tahoma" w:eastAsia="Tahoma"/>
+          <w:rFonts w:ascii="Arial" w:hAnsi="Arial" w:cs="Arial"/>
           <w:sz w:val="22"/>
           <w:szCs w:val="22"/>
           <w:lang w:val="en-US"/>
@@ -706,7 +1148,7 @@
       </w:pPr>
       <w:r>
         <w:rPr>
-          <w:rFonts w:ascii="Tahoma" w:hAnsi="Tahoma" w:cs="Tahoma" w:eastAsia="Tahoma"/>
+          <w:rFonts w:ascii="Arial" w:hAnsi="Arial" w:cs="Arial"/>
           <w:sz w:val="22"/>
           <w:szCs w:val="22"/>
           <w:lang w:val="en-US"/>
@@ -715,16 +1157,16 @@
       </w:r>
       <w:r>
         <w:rPr>
-          <w:rFonts w:ascii="Tahoma" w:hAnsi="Tahoma" w:cs="Tahoma" w:eastAsia="Tahoma"/>
-          <w:sz w:val="22"/>
-          <w:szCs w:val="22"/>
-        </w:rPr>
-        <w:t xml:space="preserve">ADINA FIBRIANI S.E,M.Ak.</w:t>
-      </w:r>
-      <w:r>
-        <w:rPr>
-          <w:rStyle w:val="MSGENFONTSTYLENAMETEMPLATEROLENUMBERMSGENFONTSTYLENAMEBYROLETEXT2"/>
-          <w:rFonts w:ascii="Tahoma" w:hAnsi="Tahoma" w:cs="Tahoma" w:eastAsia="Tahoma"/>
+          <w:rFonts w:ascii="Arial" w:hAnsi="Arial" w:cs="Arial"/>
+          <w:sz w:val="22"/>
+          <w:szCs w:val="22"/>
+        </w:rPr>
+        <w:t>ADINA FIBRIANI S.E,M.Ak.</w:t>
+      </w:r>
+      <w:r>
+        <w:rPr>
+          <w:rStyle w:val="MSGENFONTSTYLENAMETEMPLATEROLENUMBERMSGENFONTSTYLENAMEBYROLETEXT2"/>
+          <w:rFonts w:ascii="Arial" w:hAnsi="Arial" w:cs="Arial"/>
           <w:color w:val="000000"/>
           <w:sz w:val="22"/>
           <w:szCs w:val="22"/>
@@ -735,7 +1177,7 @@
       <w:r>
         <w:rPr>
           <w:rStyle w:val="MSGENFONTSTYLENAMETEMPLATEROLENUMBERMSGENFONTSTYLENAMEBYROLETEXT2"/>
-          <w:rFonts w:ascii="Tahoma" w:hAnsi="Tahoma" w:cs="Tahoma" w:eastAsia="Tahoma"/>
+          <w:rFonts w:ascii="Arial" w:hAnsi="Arial" w:cs="Arial"/>
           <w:color w:val="000000"/>
           <w:sz w:val="22"/>
           <w:szCs w:val="22"/>
@@ -745,7 +1187,7 @@
       <w:r>
         <w:rPr>
           <w:rStyle w:val="MSGENFONTSTYLENAMETEMPLATEROLENUMBERMSGENFONTSTYLENAMEBYROLETEXT2"/>
-          <w:rFonts w:ascii="Tahoma" w:hAnsi="Tahoma" w:cs="Tahoma" w:eastAsia="Tahoma"/>
+          <w:rFonts w:ascii="Arial" w:hAnsi="Arial" w:cs="Arial"/>
           <w:color w:val="000000"/>
           <w:sz w:val="22"/>
           <w:szCs w:val="22"/>
@@ -755,7 +1197,7 @@
       </w:r>
       <w:r>
         <w:rPr>
-          <w:rFonts w:ascii="Tahoma" w:hAnsi="Tahoma" w:cs="Tahoma" w:eastAsia="Tahoma"/>
+          <w:rFonts w:ascii="Arial" w:hAnsi="Arial" w:cs="Arial"/>
           <w:noProof/>
           <w:sz w:val="22"/>
           <w:szCs w:val="22"/>
@@ -765,7 +1207,7 @@
       </w:r>
       <w:r>
         <w:rPr>
-          <w:rFonts w:ascii="Tahoma" w:hAnsi="Tahoma" w:cs="Tahoma" w:eastAsia="Tahoma"/>
+          <w:rFonts w:ascii="Arial" w:hAnsi="Arial" w:cs="Arial"/>
           <w:noProof/>
           <w:sz w:val="22"/>
           <w:szCs w:val="22"/>
@@ -777,19 +1219,29 @@
       <w:r>
         <w:rPr>
           <w:rStyle w:val="MSGENFONTSTYLENAMETEMPLATEROLENUMBERMSGENFONTSTYLENAMEBYROLETEXT2"/>
-          <w:rFonts w:ascii="Tahoma" w:hAnsi="Tahoma" w:cs="Tahoma" w:eastAsia="Tahoma"/>
+          <w:rFonts w:ascii="Arial" w:hAnsi="Arial" w:cs="Arial"/>
           <w:color w:val="000000"/>
           <w:sz w:val="22"/>
           <w:szCs w:val="22"/>
           <w:lang w:val="en-US"/>
         </w:rPr>
         <w:t xml:space="preserve"> </w:t>
+      </w:r>
+      <w:r>
+        <w:rPr>
+          <w:rStyle w:val="MSGENFONTSTYLENAMETEMPLATEROLENUMBERMSGENFONTSTYLENAMEBYROLETEXT2"/>
+          <w:rFonts w:ascii="Arial" w:hAnsi="Arial" w:cs="Arial"/>
+          <w:color w:val="000000"/>
+          <w:sz w:val="22"/>
+          <w:szCs w:val="22"/>
+          <w:lang w:val="en-US"/>
+        </w:rPr>
         <w:tab/>
       </w:r>
       <w:r>
         <w:rPr>
           <w:rStyle w:val="MSGENFONTSTYLENAMETEMPLATEROLENUMBERMSGENFONTSTYLENAMEBYROLETEXT2"/>
-          <w:rFonts w:ascii="Tahoma" w:hAnsi="Tahoma" w:cs="Tahoma" w:eastAsia="Tahoma"/>
+          <w:rFonts w:ascii="Arial" w:hAnsi="Arial" w:cs="Arial"/>
           <w:color w:val="000000"/>
           <w:sz w:val="22"/>
           <w:szCs w:val="22"/>
@@ -799,7 +1251,7 @@
       <w:r>
         <w:rPr>
           <w:rStyle w:val="MSGENFONTSTYLENAMETEMPLATEROLENUMBERMSGENFONTSTYLENAMEBYROLETEXT2"/>
-          <w:rFonts w:ascii="Tahoma" w:hAnsi="Tahoma" w:cs="Tahoma" w:eastAsia="Tahoma"/>
+          <w:rFonts w:ascii="Arial" w:hAnsi="Arial" w:cs="Arial"/>
           <w:color w:val="000000"/>
           <w:sz w:val="22"/>
           <w:szCs w:val="22"/>
@@ -810,7 +1262,7 @@
       <w:r>
         <w:rPr>
           <w:rStyle w:val="MSGENFONTSTYLENAMETEMPLATEROLENUMBERMSGENFONTSTYLENAMEBYROLETEXT2"/>
-          <w:rFonts w:ascii="Tahoma" w:hAnsi="Tahoma" w:cs="Tahoma" w:eastAsia="Tahoma"/>
+          <w:rFonts w:ascii="Arial" w:hAnsi="Arial" w:cs="Arial"/>
           <w:color w:val="000000"/>
           <w:sz w:val="22"/>
           <w:szCs w:val="22"/>
@@ -819,7 +1271,7 @@
       </w:r>
       <w:r>
         <w:rPr>
-          <w:rFonts w:ascii="Tahoma" w:hAnsi="Tahoma" w:cs="Tahoma" w:eastAsia="Tahoma"/>
+          <w:rFonts w:ascii="Arial" w:hAnsi="Arial" w:cs="Arial"/>
           <w:color w:val="000000"/>
           <w:sz w:val="22"/>
           <w:szCs w:val="22"/>
@@ -829,7 +1281,7 @@
       </w:r>
       <w:r>
         <w:rPr>
-          <w:rFonts w:ascii="Tahoma" w:hAnsi="Tahoma" w:cs="Tahoma" w:eastAsia="Tahoma"/>
+          <w:rFonts w:ascii="Arial" w:hAnsi="Arial" w:cs="Arial"/>
           <w:color w:val="000000"/>
           <w:sz w:val="22"/>
           <w:szCs w:val="22"/>
@@ -840,7 +1292,7 @@
       </w:r>
       <w:r>
         <w:rPr>
-          <w:rFonts w:ascii="Tahoma" w:hAnsi="Tahoma" w:cs="Tahoma" w:eastAsia="Tahoma"/>
+          <w:rFonts w:ascii="Arial" w:hAnsi="Arial" w:cs="Arial"/>
           <w:color w:val="000000"/>
           <w:sz w:val="22"/>
           <w:szCs w:val="22"/>
@@ -850,7 +1302,7 @@
       </w:r>
       <w:r>
         <w:rPr>
-          <w:rFonts w:ascii="Tahoma" w:hAnsi="Tahoma" w:cs="Tahoma" w:eastAsia="Tahoma"/>
+          <w:rFonts w:ascii="Arial" w:hAnsi="Arial" w:cs="Arial"/>
           <w:color w:val="000000"/>
           <w:sz w:val="22"/>
           <w:szCs w:val="22"/>
@@ -861,7 +1313,7 @@
       </w:r>
       <w:r>
         <w:rPr>
-          <w:rFonts w:ascii="Tahoma" w:hAnsi="Tahoma" w:cs="Tahoma" w:eastAsia="Tahoma"/>
+          <w:rFonts w:ascii="Arial" w:hAnsi="Arial" w:cs="Arial"/>
           <w:color w:val="000000"/>
           <w:sz w:val="22"/>
           <w:szCs w:val="22"/>
@@ -871,7 +1323,7 @@
       </w:r>
       <w:r>
         <w:rPr>
-          <w:rFonts w:ascii="Tahoma" w:hAnsi="Tahoma" w:cs="Tahoma" w:eastAsia="Tahoma"/>
+          <w:rFonts w:ascii="Arial" w:hAnsi="Arial" w:cs="Arial"/>
           <w:color w:val="000000"/>
           <w:sz w:val="22"/>
           <w:szCs w:val="22"/>
@@ -882,7 +1334,7 @@
       </w:r>
       <w:r>
         <w:rPr>
-          <w:rFonts w:ascii="Tahoma" w:hAnsi="Tahoma" w:cs="Tahoma" w:eastAsia="Tahoma"/>
+          <w:rFonts w:ascii="Arial" w:hAnsi="Arial" w:cs="Arial"/>
           <w:color w:val="000000"/>
           <w:sz w:val="22"/>
           <w:szCs w:val="22"/>
@@ -904,7 +1356,7 @@
         <w:ind w:left="142" w:right="46"/>
         <w:jc w:val="both"/>
         <w:rPr>
-          <w:rFonts w:ascii="Tahoma" w:hAnsi="Tahoma" w:cs="Tahoma" w:eastAsia="Tahoma"/>
+          <w:rFonts w:ascii="Arial" w:hAnsi="Arial" w:cs="Arial"/>
           <w:noProof/>
           <w:sz w:val="22"/>
           <w:szCs w:val="22"/>
@@ -915,7 +1367,7 @@
       <w:r>
         <w:rPr>
           <w:rStyle w:val="MSGENFONTSTYLENAMETEMPLATEROLENUMBERMSGENFONTSTYLENAMEBYROLETEXT2"/>
-          <w:rFonts w:ascii="Tahoma" w:hAnsi="Tahoma" w:cs="Tahoma" w:eastAsia="Tahoma"/>
+          <w:rFonts w:ascii="Arial" w:hAnsi="Arial" w:cs="Arial"/>
           <w:color w:val="000000"/>
           <w:sz w:val="22"/>
           <w:szCs w:val="22"/>
@@ -926,7 +1378,7 @@
       <w:r>
         <w:rPr>
           <w:rStyle w:val="MSGENFONTSTYLENAMETEMPLATEROLENUMBERMSGENFONTSTYLENAMEBYROLETEXT2"/>
-          <w:rFonts w:ascii="Tahoma" w:hAnsi="Tahoma" w:cs="Tahoma" w:eastAsia="Tahoma"/>
+          <w:rFonts w:ascii="Arial" w:hAnsi="Arial" w:cs="Arial"/>
           <w:color w:val="000000"/>
           <w:sz w:val="22"/>
           <w:szCs w:val="22"/>
@@ -936,7 +1388,7 @@
       <w:r>
         <w:rPr>
           <w:rStyle w:val="MSGENFONTSTYLENAMETEMPLATEROLENUMBERMSGENFONTSTYLENAMEBYROLETEXT2"/>
-          <w:rFonts w:ascii="Tahoma" w:hAnsi="Tahoma" w:cs="Tahoma" w:eastAsia="Tahoma"/>
+          <w:rFonts w:ascii="Arial" w:hAnsi="Arial" w:cs="Arial"/>
           <w:color w:val="000000"/>
           <w:sz w:val="22"/>
           <w:szCs w:val="22"/>
@@ -947,7 +1399,7 @@
       <w:r>
         <w:rPr>
           <w:rStyle w:val="MSGENFONTSTYLENAMETEMPLATEROLENUMBERMSGENFONTSTYLENAMEBYROLETEXT2"/>
-          <w:rFonts w:ascii="Tahoma" w:hAnsi="Tahoma" w:cs="Tahoma" w:eastAsia="Tahoma"/>
+          <w:rFonts w:ascii="Arial" w:hAnsi="Arial" w:cs="Arial"/>
           <w:color w:val="000000"/>
           <w:sz w:val="22"/>
           <w:szCs w:val="22"/>
@@ -957,7 +1409,7 @@
       <w:r>
         <w:rPr>
           <w:rStyle w:val="MSGENFONTSTYLENAMETEMPLATEROLENUMBERMSGENFONTSTYLENAMEBYROLETEXT2"/>
-          <w:rFonts w:ascii="Tahoma" w:hAnsi="Tahoma" w:cs="Tahoma" w:eastAsia="Tahoma"/>
+          <w:rFonts w:ascii="Arial" w:hAnsi="Arial" w:cs="Arial"/>
           <w:color w:val="000000"/>
           <w:sz w:val="22"/>
           <w:szCs w:val="22"/>
@@ -968,7 +1420,7 @@
       <w:r>
         <w:rPr>
           <w:rStyle w:val="MSGENFONTSTYLENAMETEMPLATEROLENUMBERMSGENFONTSTYLENAMEBYROLETEXT2"/>
-          <w:rFonts w:ascii="Tahoma" w:hAnsi="Tahoma" w:cs="Tahoma" w:eastAsia="Tahoma"/>
+          <w:rFonts w:ascii="Arial" w:hAnsi="Arial" w:cs="Arial"/>
           <w:color w:val="000000"/>
           <w:sz w:val="22"/>
           <w:szCs w:val="22"/>
@@ -978,7 +1430,7 @@
       <w:r>
         <w:rPr>
           <w:rStyle w:val="MSGENFONTSTYLENAMETEMPLATEROLENUMBERMSGENFONTSTYLENAMEBYROLETEXT2"/>
-          <w:rFonts w:ascii="Tahoma" w:hAnsi="Tahoma" w:cs="Tahoma" w:eastAsia="Tahoma"/>
+          <w:rFonts w:ascii="Arial" w:hAnsi="Arial" w:cs="Arial"/>
           <w:color w:val="000000"/>
           <w:sz w:val="22"/>
           <w:szCs w:val="22"/>
@@ -989,7 +1441,7 @@
       <w:r>
         <w:rPr>
           <w:rStyle w:val="MSGENFONTSTYLENAMETEMPLATEROLENUMBERMSGENFONTSTYLENAMEBYROLETEXT2"/>
-          <w:rFonts w:ascii="Tahoma" w:hAnsi="Tahoma" w:cs="Tahoma" w:eastAsia="Tahoma"/>
+          <w:rFonts w:ascii="Arial" w:hAnsi="Arial" w:cs="Arial"/>
           <w:color w:val="000000"/>
           <w:sz w:val="22"/>
           <w:szCs w:val="22"/>
@@ -999,7 +1451,7 @@
       <w:r>
         <w:rPr>
           <w:rStyle w:val="MSGENFONTSTYLENAMETEMPLATEROLENUMBERMSGENFONTSTYLENAMEBYROLETEXT2"/>
-          <w:rFonts w:ascii="Tahoma" w:hAnsi="Tahoma" w:cs="Tahoma" w:eastAsia="Tahoma"/>
+          <w:rFonts w:ascii="Arial" w:hAnsi="Arial" w:cs="Arial"/>
           <w:color w:val="000000"/>
           <w:sz w:val="22"/>
           <w:szCs w:val="22"/>
@@ -1010,7 +1462,7 @@
       <w:r>
         <w:rPr>
           <w:rStyle w:val="MSGENFONTSTYLENAMETEMPLATEROLENUMBERMSGENFONTSTYLENAMEBYROLETEXT2"/>
-          <w:rFonts w:ascii="Tahoma" w:hAnsi="Tahoma" w:cs="Tahoma" w:eastAsia="Tahoma"/>
+          <w:rFonts w:ascii="Arial" w:hAnsi="Arial" w:cs="Arial"/>
           <w:color w:val="000000"/>
           <w:sz w:val="22"/>
           <w:szCs w:val="22"/>
@@ -1020,7 +1472,7 @@
       <w:r>
         <w:rPr>
           <w:rStyle w:val="MSGENFONTSTYLENAMETEMPLATEROLENUMBERMSGENFONTSTYLENAMEBYROLETEXT2"/>
-          <w:rFonts w:ascii="Tahoma" w:hAnsi="Tahoma" w:cs="Tahoma" w:eastAsia="Tahoma"/>
+          <w:rFonts w:ascii="Arial" w:hAnsi="Arial" w:cs="Arial"/>
           <w:color w:val="000000"/>
           <w:sz w:val="22"/>
           <w:szCs w:val="22"/>
@@ -1031,7 +1483,7 @@
       <w:r>
         <w:rPr>
           <w:rStyle w:val="MSGENFONTSTYLENAMETEMPLATEROLENUMBERMSGENFONTSTYLENAMEBYROLETEXT2"/>
-          <w:rFonts w:ascii="Tahoma" w:hAnsi="Tahoma" w:cs="Tahoma" w:eastAsia="Tahoma"/>
+          <w:rFonts w:ascii="Arial" w:hAnsi="Arial" w:cs="Arial"/>
           <w:color w:val="000000"/>
           <w:sz w:val="22"/>
           <w:szCs w:val="22"/>
@@ -1041,7 +1493,7 @@
       <w:r>
         <w:rPr>
           <w:rStyle w:val="MSGENFONTSTYLENAMETEMPLATEROLENUMBERMSGENFONTSTYLENAMEBYROLETEXT2"/>
-          <w:rFonts w:ascii="Tahoma" w:hAnsi="Tahoma" w:cs="Tahoma" w:eastAsia="Tahoma"/>
+          <w:rFonts w:ascii="Arial" w:hAnsi="Arial" w:cs="Arial"/>
           <w:color w:val="000000"/>
           <w:sz w:val="22"/>
           <w:szCs w:val="22"/>
@@ -1051,7 +1503,7 @@
       </w:r>
       <w:r>
         <w:rPr>
-          <w:rFonts w:ascii="Tahoma" w:hAnsi="Tahoma" w:cs="Tahoma" w:eastAsia="Tahoma"/>
+          <w:rFonts w:ascii="Arial" w:hAnsi="Arial" w:cs="Arial"/>
           <w:color w:val="000000"/>
           <w:sz w:val="22"/>
           <w:szCs w:val="22"/>
@@ -1061,7 +1513,7 @@
       </w:r>
       <w:r>
         <w:rPr>
-          <w:rFonts w:ascii="Tahoma" w:hAnsi="Tahoma" w:cs="Tahoma" w:eastAsia="Tahoma"/>
+          <w:rFonts w:ascii="Arial" w:hAnsi="Arial" w:cs="Arial"/>
           <w:color w:val="000000"/>
           <w:sz w:val="22"/>
           <w:szCs w:val="22"/>
@@ -1072,7 +1524,7 @@
       <w:r>
         <w:rPr>
           <w:rStyle w:val="MSGENFONTSTYLENAMETEMPLATEROLENUMBERMSGENFONTSTYLENAMEBYROLETEXT2"/>
-          <w:rFonts w:ascii="Tahoma" w:hAnsi="Tahoma" w:cs="Tahoma" w:eastAsia="Tahoma"/>
+          <w:rFonts w:ascii="Arial" w:hAnsi="Arial" w:cs="Arial"/>
           <w:sz w:val="22"/>
           <w:szCs w:val="22"/>
         </w:rPr>
@@ -1081,7 +1533,7 @@
       <w:r>
         <w:rPr>
           <w:rStyle w:val="MSGENFONTSTYLENAMETEMPLATEROLENUMBERMSGENFONTSTYLENAMEBYROLETEXT2"/>
-          <w:rFonts w:ascii="Tahoma" w:hAnsi="Tahoma" w:cs="Tahoma" w:eastAsia="Tahoma"/>
+          <w:rFonts w:ascii="Arial" w:hAnsi="Arial" w:cs="Arial"/>
           <w:color w:val="000000"/>
           <w:sz w:val="22"/>
           <w:szCs w:val="22"/>
@@ -1091,7 +1543,7 @@
       <w:r>
         <w:rPr>
           <w:rStyle w:val="MSGENFONTSTYLENAMETEMPLATEROLENUMBERMSGENFONTSTYLENAMEBYROLETEXT2"/>
-          <w:rFonts w:ascii="Tahoma" w:hAnsi="Tahoma" w:cs="Tahoma" w:eastAsia="Tahoma"/>
+          <w:rFonts w:ascii="Arial" w:hAnsi="Arial" w:cs="Arial"/>
           <w:color w:val="000000"/>
           <w:sz w:val="22"/>
           <w:szCs w:val="22"/>
@@ -1101,7 +1553,7 @@
       </w:r>
       <w:r>
         <w:rPr>
-          <w:rFonts w:ascii="Tahoma" w:hAnsi="Tahoma" w:cs="Tahoma" w:eastAsia="Tahoma"/>
+          <w:rFonts w:ascii="Arial" w:hAnsi="Arial" w:cs="Arial"/>
           <w:color w:val="000000"/>
           <w:sz w:val="22"/>
           <w:szCs w:val="22"/>
@@ -1112,7 +1564,7 @@
       <w:r>
         <w:rPr>
           <w:rStyle w:val="MSGENFONTSTYLENAMETEMPLATEROLENUMBERMSGENFONTSTYLENAMEBYROLETEXT2"/>
-          <w:rFonts w:ascii="Tahoma" w:hAnsi="Tahoma" w:cs="Tahoma" w:eastAsia="Tahoma"/>
+          <w:rFonts w:ascii="Arial" w:hAnsi="Arial" w:cs="Arial"/>
           <w:color w:val="000000"/>
           <w:sz w:val="22"/>
           <w:szCs w:val="22"/>
@@ -1122,7 +1574,7 @@
       <w:r>
         <w:rPr>
           <w:rStyle w:val="MSGENFONTSTYLENAMETEMPLATEROLENUMBERMSGENFONTSTYLENAMEBYROLETEXT2"/>
-          <w:rFonts w:ascii="Tahoma" w:hAnsi="Tahoma" w:cs="Tahoma" w:eastAsia="Tahoma"/>
+          <w:rFonts w:ascii="Arial" w:hAnsi="Arial" w:cs="Arial"/>
           <w:color w:val="000000"/>
           <w:sz w:val="22"/>
           <w:szCs w:val="22"/>
@@ -1133,7 +1585,7 @@
       <w:r>
         <w:rPr>
           <w:rStyle w:val="MSGENFONTSTYLENAMETEMPLATEROLENUMBERMSGENFONTSTYLENAMEBYROLETEXT2"/>
-          <w:rFonts w:ascii="Tahoma" w:hAnsi="Tahoma" w:cs="Tahoma" w:eastAsia="Tahoma"/>
+          <w:rFonts w:ascii="Arial" w:hAnsi="Arial" w:cs="Arial"/>
           <w:color w:val="000000"/>
           <w:sz w:val="22"/>
           <w:szCs w:val="22"/>
@@ -1143,7 +1595,7 @@
       <w:r>
         <w:rPr>
           <w:rStyle w:val="MSGENFONTSTYLENAMETEMPLATEROLENUMBERMSGENFONTSTYLENAMEBYROLETEXT2"/>
-          <w:rFonts w:ascii="Tahoma" w:hAnsi="Tahoma" w:cs="Tahoma" w:eastAsia="Tahoma"/>
+          <w:rFonts w:ascii="Arial" w:hAnsi="Arial" w:cs="Arial"/>
           <w:color w:val="000000"/>
           <w:sz w:val="22"/>
           <w:szCs w:val="22"/>
@@ -1153,7 +1605,7 @@
       </w:r>
       <w:r>
         <w:rPr>
-          <w:rFonts w:ascii="Tahoma" w:hAnsi="Tahoma" w:cs="Tahoma" w:eastAsia="Tahoma"/>
+          <w:rFonts w:ascii="Arial" w:hAnsi="Arial" w:cs="Arial"/>
           <w:color w:val="000000"/>
           <w:sz w:val="22"/>
           <w:szCs w:val="22"/>
@@ -1174,7 +1626,7 @@
         <w:ind w:left="142" w:right="10"/>
         <w:jc w:val="both"/>
         <w:rPr>
-          <w:rFonts w:ascii="Tahoma" w:hAnsi="Tahoma" w:cs="Tahoma" w:eastAsia="Tahoma"/>
+          <w:rFonts w:ascii="Arial" w:hAnsi="Arial" w:cs="Arial"/>
           <w:color w:val="000000"/>
           <w:sz w:val="22"/>
           <w:szCs w:val="22"/>
@@ -1185,17 +1637,17 @@
       <w:r>
         <w:rPr>
           <w:rStyle w:val="MSGENFONTSTYLENAMETEMPLATEROLENUMBERMSGENFONTSTYLENAMEBYROLETEXT2"/>
-          <w:rFonts w:ascii="Tahoma" w:hAnsi="Tahoma" w:cs="Tahoma" w:eastAsia="Tahoma"/>
-          <w:color w:val="000000"/>
-          <w:sz w:val="22"/>
-          <w:szCs w:val="22"/>
-        </w:rPr>
-        <w:t xml:space="preserve">Pegawai Negeri Sipil yang mengangkat sumpah tersebut didampingi oleh</w:t>
-      </w:r>
-      <w:r>
-        <w:rPr>
-          <w:rStyle w:val="MSGENFONTSTYLENAMETEMPLATEROLENUMBERMSGENFONTSTYLENAMEBYROLETEXT2"/>
-          <w:rFonts w:ascii="Tahoma" w:hAnsi="Tahoma" w:cs="Tahoma" w:eastAsia="Tahoma"/>
+          <w:rFonts w:ascii="Arial" w:hAnsi="Arial" w:cs="Arial"/>
+          <w:color w:val="000000"/>
+          <w:sz w:val="22"/>
+          <w:szCs w:val="22"/>
+        </w:rPr>
+        <w:t>Pegawai Negeri Sipil yang mengangkat sumpah tersebut didampingi oleh</w:t>
+      </w:r>
+      <w:r>
+        <w:rPr>
+          <w:rStyle w:val="MSGENFONTSTYLENAMETEMPLATEROLENUMBERMSGENFONTSTYLENAMEBYROLETEXT2"/>
+          <w:rFonts w:ascii="Arial" w:hAnsi="Arial" w:cs="Arial"/>
           <w:color w:val="000000"/>
           <w:sz w:val="22"/>
           <w:szCs w:val="22"/>
@@ -1206,7 +1658,7 @@
       <w:r>
         <w:rPr>
           <w:rStyle w:val="MSGENFONTSTYLENAMETEMPLATEROLENUMBERMSGENFONTSTYLENAMEBYROLETEXT2"/>
-          <w:rFonts w:ascii="Tahoma" w:hAnsi="Tahoma" w:cs="Tahoma" w:eastAsia="Tahoma"/>
+          <w:rFonts w:ascii="Arial" w:hAnsi="Arial" w:cs="Arial"/>
           <w:color w:val="000000"/>
           <w:sz w:val="22"/>
           <w:szCs w:val="22"/>
@@ -1216,7 +1668,7 @@
       <w:r>
         <w:rPr>
           <w:rStyle w:val="MSGENFONTSTYLENAMETEMPLATEROLENUMBERMSGENFONTSTYLENAMEBYROLETEXT2"/>
-          <w:rFonts w:ascii="Tahoma" w:hAnsi="Tahoma" w:cs="Tahoma" w:eastAsia="Tahoma"/>
+          <w:rFonts w:ascii="Arial" w:hAnsi="Arial" w:cs="Arial"/>
           <w:color w:val="000000"/>
           <w:sz w:val="22"/>
           <w:szCs w:val="22"/>
@@ -1227,7 +1679,7 @@
       <w:r>
         <w:rPr>
           <w:rStyle w:val="MSGENFONTSTYLENAMETEMPLATEROLENUMBERMSGENFONTSTYLENAMEBYROLETEXT2"/>
-          <w:rFonts w:ascii="Tahoma" w:hAnsi="Tahoma" w:cs="Tahoma" w:eastAsia="Tahoma"/>
+          <w:rFonts w:ascii="Arial" w:hAnsi="Arial" w:cs="Arial"/>
           <w:color w:val="000000"/>
           <w:sz w:val="22"/>
           <w:szCs w:val="22"/>
@@ -1236,7 +1688,7 @@
       </w:r>
       <w:r>
         <w:rPr>
-          <w:rFonts w:ascii="Tahoma" w:hAnsi="Tahoma" w:cs="Tahoma" w:eastAsia="Tahoma"/>
+          <w:rFonts w:ascii="Arial" w:hAnsi="Arial" w:cs="Arial"/>
           <w:color w:val="000000"/>
           <w:sz w:val="22"/>
           <w:szCs w:val="22"/>
@@ -1247,14 +1699,14 @@
       </w:r>
       <w:r>
         <w:rPr>
-          <w:rFonts w:ascii="Tahoma" w:hAnsi="Tahoma" w:cs="Tahoma" w:eastAsia="Tahoma"/>
+          <w:rFonts w:ascii="Arial" w:hAnsi="Arial" w:cs="Arial"/>
           <w:noProof/>
           <w:sz w:val="22"/>
           <w:szCs w:val="22"/>
           <w:shd w:val="clear" w:color="auto" w:fill="FFFFFF"/>
           <w:lang w:val="en-AU"/>
         </w:rPr>
-        <w:t xml:space="preserve">Dr. LUKI KRISPRIYANTO, S. Th, MMPd Pangkat Pembina Tingkat I NIP. 19770331 200501 1 004</w:t>
+        <w:t>Dr. LUKI KRISPRIYANTO, S. Th, MMPd Pangkat Pembina Tingkat I NIP. 19770331 200501 1 004</w:t>
       </w:r>
     </w:p>
     <w:p>
@@ -1266,7 +1718,7 @@
         <w:jc w:val="both"/>
         <w:rPr>
           <w:rStyle w:val="MSGENFONTSTYLENAMETEMPLATEROLENUMBERMSGENFONTSTYLENAMEBYROLETEXT2"/>
-          <w:rFonts w:ascii="Tahoma" w:hAnsi="Tahoma" w:cs="Tahoma" w:eastAsia="Tahoma"/>
+          <w:rFonts w:ascii="Arial" w:hAnsi="Arial" w:cs="Arial"/>
           <w:color w:val="000000"/>
           <w:sz w:val="22"/>
           <w:szCs w:val="22"/>
@@ -1276,12 +1728,12 @@
       <w:r>
         <w:rPr>
           <w:rStyle w:val="MSGENFONTSTYLENAMETEMPLATEROLENUMBERMSGENFONTSTYLENAMEBYROLETEXT2"/>
-          <w:rFonts w:ascii="Tahoma" w:hAnsi="Tahoma" w:cs="Tahoma" w:eastAsia="Tahoma"/>
-          <w:color w:val="000000"/>
-          <w:sz w:val="22"/>
-          <w:szCs w:val="22"/>
-        </w:rPr>
-        <w:t xml:space="preserve">Pegawai Negeri Sipil yang mengangkat sumpah tersebut mengucapkan Sumpah Pegawai Negeri Sipil sebagai berikut:</w:t>
+          <w:rFonts w:ascii="Arial" w:hAnsi="Arial" w:cs="Arial"/>
+          <w:color w:val="000000"/>
+          <w:sz w:val="22"/>
+          <w:szCs w:val="22"/>
+        </w:rPr>
+        <w:t>Pegawai Negeri Sipil yang mengangkat sumpah tersebut mengucapkan Sumpah Pegawai Negeri Sipil sebagai berikut:</w:t>
       </w:r>
     </w:p>
     <w:p>
@@ -1292,7 +1744,7 @@
         <w:ind w:left="142" w:right="187"/>
         <w:jc w:val="both"/>
         <w:rPr>
-          <w:rFonts w:ascii="Tahoma" w:hAnsi="Tahoma" w:cs="Tahoma" w:eastAsia="Tahoma"/>
+          <w:rFonts w:ascii="Arial" w:hAnsi="Arial" w:cs="Arial"/>
           <w:sz w:val="22"/>
           <w:szCs w:val="22"/>
           <w:lang w:val="en-US"/>
@@ -1307,7 +1759,7 @@
         <w:ind w:left="142" w:right="187"/>
         <w:rPr>
           <w:rStyle w:val="MSGENFONTSTYLENAMETEMPLATEROLENUMBERMSGENFONTSTYLENAMEBYROLETEXT3"/>
-          <w:rFonts w:ascii="Tahoma" w:hAnsi="Tahoma" w:cs="Tahoma" w:eastAsia="Tahoma"/>
+          <w:rFonts w:ascii="Arial" w:hAnsi="Arial" w:cs="Arial"/>
           <w:b/>
           <w:bCs/>
           <w:i/>
@@ -1323,7 +1775,7 @@
       <w:r>
         <w:rPr>
           <w:rStyle w:val="MSGENFONTSTYLENAMETEMPLATEROLENUMBERMSGENFONTSTYLENAMEBYROLETEXT3"/>
-          <w:rFonts w:ascii="Tahoma" w:hAnsi="Tahoma" w:cs="Tahoma" w:eastAsia="Tahoma"/>
+          <w:rFonts w:ascii="Arial" w:hAnsi="Arial" w:cs="Arial"/>
           <w:b/>
           <w:bCs/>
           <w:i/>
@@ -1337,17 +1789,17 @@
       </w:r>
       <w:r>
         <w:rPr>
-          <w:rFonts w:ascii="Tahoma" w:hAnsi="Tahoma" w:cs="Tahoma" w:eastAsia="Tahoma"/>
+          <w:rFonts w:ascii="Arial" w:hAnsi="Arial" w:cs="Arial"/>
           <w:sz w:val="22"/>
           <w:szCs w:val="22"/>
           <w:lang w:val="sv-SE"/>
         </w:rPr>
-        <w:t xml:space="preserve">Demi Tuhan Yang Maha Esa Saya Menyatakan Dan Berjanji Dengan Sungguh – Sungguh”</w:t>
+        <w:t>Demi Tuhan Yang Maha Esa Saya Menyatakan Dan Berjanji Dengan Sungguh – Sungguh”</w:t>
       </w:r>
       <w:r>
         <w:rPr>
           <w:rStyle w:val="MSGENFONTSTYLENAMETEMPLATEROLENUMBERMSGENFONTSTYLENAMEBYROLETEXT3"/>
-          <w:rFonts w:ascii="Tahoma" w:hAnsi="Tahoma" w:cs="Tahoma" w:eastAsia="Tahoma"/>
+          <w:rFonts w:ascii="Arial" w:hAnsi="Arial" w:cs="Arial"/>
           <w:b/>
           <w:bCs/>
           <w:i/>
@@ -1363,7 +1815,7 @@
       <w:r>
         <w:rPr>
           <w:rStyle w:val="MSGENFONTSTYLENAMETEMPLATEROLENUMBERMSGENFONTSTYLENAMEBYROLETEXT3"/>
-          <w:rFonts w:ascii="Tahoma" w:hAnsi="Tahoma" w:cs="Tahoma" w:eastAsia="Tahoma"/>
+          <w:rFonts w:ascii="Arial" w:hAnsi="Arial" w:cs="Arial"/>
           <w:b/>
           <w:bCs/>
           <w:i/>
@@ -1378,7 +1830,7 @@
       <w:r>
         <w:rPr>
           <w:rStyle w:val="MSGENFONTSTYLENAMETEMPLATEROLENUMBERMSGENFONTSTYLENAMEBYROLETEXT3"/>
-          <w:rFonts w:ascii="Tahoma" w:hAnsi="Tahoma" w:cs="Tahoma" w:eastAsia="Tahoma"/>
+          <w:rFonts w:ascii="Arial" w:hAnsi="Arial" w:cs="Arial"/>
           <w:b/>
           <w:bCs/>
           <w:color w:val="000000"/>
@@ -1397,7 +1849,7 @@
         <w:ind w:left="142" w:right="187"/>
         <w:rPr>
           <w:rStyle w:val="MSGENFONTSTYLENAMETEMPLATEROLENUMBERMSGENFONTSTYLENAMEBYROLETEXT3"/>
-          <w:rFonts w:ascii="Tahoma" w:hAnsi="Tahoma" w:cs="Tahoma" w:eastAsia="Tahoma"/>
+          <w:rFonts w:ascii="Arial" w:hAnsi="Arial" w:cs="Arial"/>
           <w:b/>
           <w:bCs/>
           <w:i/>
@@ -1417,7 +1869,7 @@
         <w:ind w:left="142" w:right="187"/>
         <w:rPr>
           <w:rStyle w:val="MSGENFONTSTYLENAMETEMPLATEROLENUMBERMSGENFONTSTYLENAMEBYROLETEXT3"/>
-          <w:rFonts w:ascii="Tahoma" w:hAnsi="Tahoma" w:cs="Tahoma" w:eastAsia="Tahoma"/>
+          <w:rFonts w:ascii="Arial" w:hAnsi="Arial" w:cs="Arial"/>
           <w:b/>
           <w:bCs/>
           <w:i/>
@@ -1431,7 +1883,7 @@
       <w:r>
         <w:rPr>
           <w:rStyle w:val="MSGENFONTSTYLENAMETEMPLATEROLENUMBERMSGENFONTSTYLENAMEBYROLETEXT3"/>
-          <w:rFonts w:ascii="Tahoma" w:hAnsi="Tahoma" w:cs="Tahoma" w:eastAsia="Tahoma"/>
+          <w:rFonts w:ascii="Arial" w:hAnsi="Arial" w:cs="Arial"/>
           <w:b/>
           <w:bCs/>
           <w:i/>
@@ -1446,7 +1898,7 @@
       <w:r>
         <w:rPr>
           <w:rStyle w:val="MSGENFONTSTYLENAMETEMPLATEROLENUMBERMSGENFONTSTYLENAMEBYROLETEXT3"/>
-          <w:rFonts w:ascii="Tahoma" w:hAnsi="Tahoma" w:cs="Tahoma" w:eastAsia="Tahoma"/>
+          <w:rFonts w:ascii="Arial" w:hAnsi="Arial" w:cs="Arial"/>
           <w:b/>
           <w:bCs/>
           <w:i/>
@@ -1460,7 +1912,7 @@
       <w:r>
         <w:rPr>
           <w:rStyle w:val="MSGENFONTSTYLENAMETEMPLATEROLENUMBERMSGENFONTSTYLENAMEBYROLETEXT3"/>
-          <w:rFonts w:ascii="Tahoma" w:hAnsi="Tahoma" w:cs="Tahoma" w:eastAsia="Tahoma"/>
+          <w:rFonts w:ascii="Arial" w:hAnsi="Arial" w:cs="Arial"/>
           <w:b/>
           <w:bCs/>
           <w:i/>
@@ -1475,7 +1927,7 @@
       <w:r>
         <w:rPr>
           <w:rStyle w:val="MSGENFONTSTYLENAMETEMPLATEROLENUMBERMSGENFONTSTYLENAMEBYROLETEXT3"/>
-          <w:rFonts w:ascii="Tahoma" w:hAnsi="Tahoma" w:cs="Tahoma" w:eastAsia="Tahoma"/>
+          <w:rFonts w:ascii="Arial" w:hAnsi="Arial" w:cs="Arial"/>
           <w:b/>
           <w:bCs/>
           <w:i/>
@@ -1484,12 +1936,12 @@
           <w:sz w:val="22"/>
           <w:szCs w:val="22"/>
         </w:rPr>
-        <w:t xml:space="preserve">egawai Negeri Sipil akan setia dan taat sepenuhnya kepada Pancasi</w:t>
+        <w:t>egawai Negeri Sipil akan setia dan taat sepenuhnya kepada Pancasi</w:t>
       </w:r>
       <w:r>
         <w:rPr>
           <w:rStyle w:val="MSGENFONTSTYLENAMETEMPLATEROLENUMBERMSGENFONTSTYLENAMEBYROLETEXT3"/>
-          <w:rFonts w:ascii="Tahoma" w:hAnsi="Tahoma" w:cs="Tahoma" w:eastAsia="Tahoma"/>
+          <w:rFonts w:ascii="Arial" w:hAnsi="Arial" w:cs="Arial"/>
           <w:b/>
           <w:bCs/>
           <w:i/>
@@ -1504,7 +1956,7 @@
       <w:r>
         <w:rPr>
           <w:rStyle w:val="MSGENFONTSTYLENAMETEMPLATEROLENUMBERMSGENFONTSTYLENAMEBYROLETEXT3"/>
-          <w:rFonts w:ascii="Tahoma" w:hAnsi="Tahoma" w:cs="Tahoma" w:eastAsia="Tahoma"/>
+          <w:rFonts w:ascii="Arial" w:hAnsi="Arial" w:cs="Arial"/>
           <w:b/>
           <w:bCs/>
           <w:i/>
@@ -1513,7 +1965,7 @@
           <w:sz w:val="22"/>
           <w:szCs w:val="22"/>
         </w:rPr>
-        <w:t xml:space="preserve">a, Undang-undang Dasar 1945, Negara dan Pemerintah;</w:t>
+        <w:t>a, Undang-undang Dasar 1945, Negara dan Pemerintah;</w:t>
       </w:r>
     </w:p>
     <w:p>
@@ -1523,7 +1975,7 @@
         <w:spacing w:before="0" w:after="0" w:line="240" w:lineRule="auto"/>
         <w:ind w:left="142" w:right="187"/>
         <w:rPr>
-          <w:rFonts w:ascii="Tahoma" w:hAnsi="Tahoma" w:cs="Tahoma" w:eastAsia="Tahoma"/>
+          <w:rFonts w:ascii="Arial" w:hAnsi="Arial" w:cs="Arial"/>
           <w:sz w:val="16"/>
           <w:szCs w:val="16"/>
           <w:lang w:val="en-US"/>
@@ -1538,7 +1990,7 @@
         <w:ind w:left="142" w:right="187"/>
         <w:rPr>
           <w:rStyle w:val="MSGENFONTSTYLENAMETEMPLATEROLENUMBERMSGENFONTSTYLENAMEBYROLETEXT3"/>
-          <w:rFonts w:ascii="Tahoma" w:hAnsi="Tahoma" w:cs="Tahoma" w:eastAsia="Tahoma"/>
+          <w:rFonts w:ascii="Arial" w:hAnsi="Arial" w:cs="Arial"/>
           <w:b/>
           <w:bCs/>
           <w:i/>
@@ -1552,7 +2004,7 @@
       <w:r>
         <w:rPr>
           <w:rStyle w:val="MSGENFONTSTYLENAMETEMPLATEROLENUMBERMSGENFONTSTYLENAMEBYROLETEXT3"/>
-          <w:rFonts w:ascii="Tahoma" w:hAnsi="Tahoma" w:cs="Tahoma" w:eastAsia="Tahoma"/>
+          <w:rFonts w:ascii="Arial" w:hAnsi="Arial" w:cs="Arial"/>
           <w:b/>
           <w:bCs/>
           <w:i/>
@@ -1561,12 +2013,12 @@
           <w:sz w:val="22"/>
           <w:szCs w:val="22"/>
         </w:rPr>
-        <w:t xml:space="preserve">bahwa saya, akan mentaati sega</w:t>
+        <w:t>bahwa saya, akan mentaati sega</w:t>
       </w:r>
       <w:r>
         <w:rPr>
           <w:rStyle w:val="MSGENFONTSTYLENAMETEMPLATEROLENUMBERMSGENFONTSTYLENAMEBYROLETEXT3"/>
-          <w:rFonts w:ascii="Tahoma" w:hAnsi="Tahoma" w:cs="Tahoma" w:eastAsia="Tahoma"/>
+          <w:rFonts w:ascii="Arial" w:hAnsi="Arial" w:cs="Arial"/>
           <w:b/>
           <w:bCs/>
           <w:i/>
@@ -1581,7 +2033,7 @@
       <w:r>
         <w:rPr>
           <w:rStyle w:val="MSGENFONTSTYLENAMETEMPLATEROLENUMBERMSGENFONTSTYLENAMEBYROLETEXT3"/>
-          <w:rFonts w:ascii="Tahoma" w:hAnsi="Tahoma" w:cs="Tahoma" w:eastAsia="Tahoma"/>
+          <w:rFonts w:ascii="Arial" w:hAnsi="Arial" w:cs="Arial"/>
           <w:b/>
           <w:bCs/>
           <w:i/>
@@ -1590,12 +2042,12 @@
           <w:sz w:val="22"/>
           <w:szCs w:val="22"/>
         </w:rPr>
-        <w:t xml:space="preserve">a peraturan perundang-undangan yang ber</w:t>
+        <w:t>a peraturan perundang-undangan yang ber</w:t>
       </w:r>
       <w:r>
         <w:rPr>
           <w:rStyle w:val="MSGENFONTSTYLENAMETEMPLATEROLENUMBERMSGENFONTSTYLENAMEBYROLETEXT3"/>
-          <w:rFonts w:ascii="Tahoma" w:hAnsi="Tahoma" w:cs="Tahoma" w:eastAsia="Tahoma"/>
+          <w:rFonts w:ascii="Arial" w:hAnsi="Arial" w:cs="Arial"/>
           <w:b/>
           <w:bCs/>
           <w:i/>
@@ -1610,7 +2062,7 @@
       <w:r>
         <w:rPr>
           <w:rStyle w:val="MSGENFONTSTYLENAMETEMPLATEROLENUMBERMSGENFONTSTYLENAMEBYROLETEXT3"/>
-          <w:rFonts w:ascii="Tahoma" w:hAnsi="Tahoma" w:cs="Tahoma" w:eastAsia="Tahoma"/>
+          <w:rFonts w:ascii="Arial" w:hAnsi="Arial" w:cs="Arial"/>
           <w:b/>
           <w:bCs/>
           <w:i/>
@@ -1619,12 +2071,12 @@
           <w:sz w:val="22"/>
           <w:szCs w:val="22"/>
         </w:rPr>
-        <w:t xml:space="preserve">aku dan me</w:t>
+        <w:t>aku dan me</w:t>
       </w:r>
       <w:r>
         <w:rPr>
           <w:rStyle w:val="MSGENFONTSTYLENAMETEMPLATEROLENUMBERMSGENFONTSTYLENAMEBYROLETEXT3"/>
-          <w:rFonts w:ascii="Tahoma" w:hAnsi="Tahoma" w:cs="Tahoma" w:eastAsia="Tahoma"/>
+          <w:rFonts w:ascii="Arial" w:hAnsi="Arial" w:cs="Arial"/>
           <w:b/>
           <w:bCs/>
           <w:i/>
@@ -1639,7 +2091,7 @@
       <w:r>
         <w:rPr>
           <w:rStyle w:val="MSGENFONTSTYLENAMETEMPLATEROLENUMBERMSGENFONTSTYLENAMEBYROLETEXT3"/>
-          <w:rFonts w:ascii="Tahoma" w:hAnsi="Tahoma" w:cs="Tahoma" w:eastAsia="Tahoma"/>
+          <w:rFonts w:ascii="Arial" w:hAnsi="Arial" w:cs="Arial"/>
           <w:b/>
           <w:bCs/>
           <w:i/>
@@ -1648,12 +2100,12 @@
           <w:sz w:val="22"/>
           <w:szCs w:val="22"/>
         </w:rPr>
-        <w:t xml:space="preserve">aksanakan tugas kedinasan yang dipercayakan kepada saya dengan penuh pengabdian, kesadaran, dan tanggung</w:t>
+        <w:t>aksanakan tugas kedinasan yang dipercayakan kepada saya dengan penuh pengabdian, kesadaran, dan tanggung</w:t>
       </w:r>
       <w:r>
         <w:rPr>
           <w:rStyle w:val="MSGENFONTSTYLENAMETEMPLATEROLENUMBERMSGENFONTSTYLENAMEBYROLETEXT3"/>
-          <w:rFonts w:ascii="Tahoma" w:hAnsi="Tahoma" w:cs="Tahoma" w:eastAsia="Tahoma"/>
+          <w:rFonts w:ascii="Arial" w:hAnsi="Arial" w:cs="Arial"/>
           <w:b/>
           <w:bCs/>
           <w:i/>
@@ -1668,7 +2120,7 @@
       <w:r>
         <w:rPr>
           <w:rStyle w:val="MSGENFONTSTYLENAMETEMPLATEROLENUMBERMSGENFONTSTYLENAMEBYROLETEXT3"/>
-          <w:rFonts w:ascii="Tahoma" w:hAnsi="Tahoma" w:cs="Tahoma" w:eastAsia="Tahoma"/>
+          <w:rFonts w:ascii="Arial" w:hAnsi="Arial" w:cs="Arial"/>
           <w:b/>
           <w:bCs/>
           <w:i/>
@@ -1687,7 +2139,7 @@
         <w:spacing w:before="0" w:after="0" w:line="240" w:lineRule="auto"/>
         <w:ind w:left="142" w:right="187"/>
         <w:rPr>
-          <w:rFonts w:ascii="Tahoma" w:hAnsi="Tahoma" w:cs="Tahoma" w:eastAsia="Tahoma"/>
+          <w:rFonts w:ascii="Arial" w:hAnsi="Arial" w:cs="Arial"/>
           <w:sz w:val="16"/>
           <w:szCs w:val="16"/>
           <w:lang w:val="en-US"/>
@@ -1702,7 +2154,7 @@
         <w:ind w:left="142" w:right="187"/>
         <w:rPr>
           <w:rStyle w:val="MSGENFONTSTYLENAMETEMPLATEROLENUMBERMSGENFONTSTYLENAMEBYROLETEXT3"/>
-          <w:rFonts w:ascii="Tahoma" w:hAnsi="Tahoma" w:cs="Tahoma" w:eastAsia="Tahoma"/>
+          <w:rFonts w:ascii="Arial" w:hAnsi="Arial" w:cs="Arial"/>
           <w:b/>
           <w:bCs/>
           <w:i/>
@@ -1716,7 +2168,7 @@
       <w:r>
         <w:rPr>
           <w:rStyle w:val="MSGENFONTSTYLENAMETEMPLATEROLENUMBERMSGENFONTSTYLENAMEBYROLETEXT3"/>
-          <w:rFonts w:ascii="Tahoma" w:hAnsi="Tahoma" w:cs="Tahoma" w:eastAsia="Tahoma"/>
+          <w:rFonts w:ascii="Arial" w:hAnsi="Arial" w:cs="Arial"/>
           <w:b/>
           <w:bCs/>
           <w:i/>
@@ -1725,12 +2177,12 @@
           <w:sz w:val="22"/>
           <w:szCs w:val="22"/>
         </w:rPr>
-        <w:t xml:space="preserve">bahwa saya, akan senantiasa menjunjung tinggi kehormatan Negara, Pemerintah</w:t>
+        <w:t>bahwa saya, akan senantiasa menjunjung tinggi kehormatan Negara, Pemerintah</w:t>
       </w:r>
       <w:r>
         <w:rPr>
           <w:rStyle w:val="MSGENFONTSTYLENAMETEMPLATEROLENUMBERMSGENFONTSTYLENAMEBYROLETEXT3"/>
-          <w:rFonts w:ascii="Tahoma" w:hAnsi="Tahoma" w:cs="Tahoma" w:eastAsia="Tahoma"/>
+          <w:rFonts w:ascii="Arial" w:hAnsi="Arial" w:cs="Arial"/>
           <w:b/>
           <w:bCs/>
           <w:i/>
@@ -1745,7 +2197,7 @@
       <w:r>
         <w:rPr>
           <w:rStyle w:val="MSGENFONTSTYLENAMETEMPLATEROLENUMBERMSGENFONTSTYLENAMEBYROLETEXT3"/>
-          <w:rFonts w:ascii="Tahoma" w:hAnsi="Tahoma" w:cs="Tahoma" w:eastAsia="Tahoma"/>
+          <w:rFonts w:ascii="Arial" w:hAnsi="Arial" w:cs="Arial"/>
           <w:b/>
           <w:bCs/>
           <w:i/>
@@ -1759,7 +2211,7 @@
       <w:r>
         <w:rPr>
           <w:rStyle w:val="MSGENFONTSTYLENAMETEMPLATEROLENUMBERMSGENFONTSTYLENAMEBYROLETEXT3"/>
-          <w:rFonts w:ascii="Tahoma" w:hAnsi="Tahoma" w:cs="Tahoma" w:eastAsia="Tahoma"/>
+          <w:rFonts w:ascii="Arial" w:hAnsi="Arial" w:cs="Arial"/>
           <w:b/>
           <w:bCs/>
           <w:i/>
@@ -1774,7 +2226,7 @@
       <w:r>
         <w:rPr>
           <w:rStyle w:val="MSGENFONTSTYLENAMETEMPLATEROLENUMBERMSGENFONTSTYLENAMEBYROLETEXT3"/>
-          <w:rFonts w:ascii="Tahoma" w:hAnsi="Tahoma" w:cs="Tahoma" w:eastAsia="Tahoma"/>
+          <w:rFonts w:ascii="Arial" w:hAnsi="Arial" w:cs="Arial"/>
           <w:b/>
           <w:bCs/>
           <w:i/>
@@ -1788,7 +2240,7 @@
       <w:r>
         <w:rPr>
           <w:rStyle w:val="MSGENFONTSTYLENAMETEMPLATEROLENUMBERMSGENFONTSTYLENAMEBYROLETEXT3"/>
-          <w:rFonts w:ascii="Tahoma" w:hAnsi="Tahoma" w:cs="Tahoma" w:eastAsia="Tahoma"/>
+          <w:rFonts w:ascii="Arial" w:hAnsi="Arial" w:cs="Arial"/>
           <w:b/>
           <w:bCs/>
           <w:i/>
@@ -1803,7 +2255,7 @@
       <w:r>
         <w:rPr>
           <w:rStyle w:val="MSGENFONTSTYLENAMETEMPLATEROLENUMBERMSGENFONTSTYLENAMEBYROLETEXT3"/>
-          <w:rFonts w:ascii="Tahoma" w:hAnsi="Tahoma" w:cs="Tahoma" w:eastAsia="Tahoma"/>
+          <w:rFonts w:ascii="Arial" w:hAnsi="Arial" w:cs="Arial"/>
           <w:b/>
           <w:bCs/>
           <w:i/>
@@ -1822,7 +2274,7 @@
         <w:spacing w:before="0" w:after="0" w:line="240" w:lineRule="auto"/>
         <w:ind w:left="142" w:right="187"/>
         <w:rPr>
-          <w:rFonts w:ascii="Tahoma" w:hAnsi="Tahoma" w:cs="Tahoma" w:eastAsia="Tahoma"/>
+          <w:rFonts w:ascii="Arial" w:hAnsi="Arial" w:cs="Arial"/>
           <w:sz w:val="16"/>
           <w:szCs w:val="16"/>
           <w:lang w:val="en-US"/>
@@ -1837,7 +2289,7 @@
         <w:ind w:left="142" w:right="187"/>
         <w:rPr>
           <w:rStyle w:val="MSGENFONTSTYLENAMETEMPLATEROLENUMBERMSGENFONTSTYLENAMEBYROLETEXT3"/>
-          <w:rFonts w:ascii="Tahoma" w:hAnsi="Tahoma" w:cs="Tahoma" w:eastAsia="Tahoma"/>
+          <w:rFonts w:ascii="Arial" w:hAnsi="Arial" w:cs="Arial"/>
           <w:b/>
           <w:bCs/>
           <w:i/>
@@ -1851,7 +2303,7 @@
       <w:r>
         <w:rPr>
           <w:rStyle w:val="MSGENFONTSTYLENAMETEMPLATEROLENUMBERMSGENFONTSTYLENAMEBYROLETEXT3"/>
-          <w:rFonts w:ascii="Tahoma" w:hAnsi="Tahoma" w:cs="Tahoma" w:eastAsia="Tahoma"/>
+          <w:rFonts w:ascii="Arial" w:hAnsi="Arial" w:cs="Arial"/>
           <w:b/>
           <w:bCs/>
           <w:i/>
@@ -1860,7 +2312,7 @@
           <w:sz w:val="22"/>
           <w:szCs w:val="22"/>
         </w:rPr>
-        <w:t xml:space="preserve">bahwa saya, akan memegang rahasia sesuatu yang menurut sifatnya atau menurut perintah harus saya rahasiakan;</w:t>
+        <w:t>bahwa saya, akan memegang rahasia sesuatu yang menurut sifatnya atau menurut perintah harus saya rahasiakan;</w:t>
       </w:r>
     </w:p>
     <w:p>
@@ -1870,7 +2322,7 @@
         <w:spacing w:before="0" w:after="0" w:line="240" w:lineRule="auto"/>
         <w:ind w:left="142" w:right="187"/>
         <w:rPr>
-          <w:rFonts w:ascii="Tahoma" w:hAnsi="Tahoma" w:cs="Tahoma" w:eastAsia="Tahoma"/>
+          <w:rFonts w:ascii="Arial" w:hAnsi="Arial" w:cs="Arial"/>
           <w:sz w:val="16"/>
           <w:szCs w:val="16"/>
           <w:lang w:val="en-US"/>
@@ -1885,7 +2337,7 @@
         <w:ind w:left="142" w:right="187"/>
         <w:rPr>
           <w:rStyle w:val="MSGENFONTSTYLENAMETEMPLATEROLENUMBERMSGENFONTSTYLENAMEBYROLETEXT3"/>
-          <w:rFonts w:ascii="Tahoma" w:hAnsi="Tahoma" w:cs="Tahoma" w:eastAsia="Tahoma"/>
+          <w:rFonts w:ascii="Arial" w:hAnsi="Arial" w:cs="Arial"/>
           <w:b/>
           <w:bCs/>
           <w:i/>
@@ -1899,7 +2351,7 @@
       <w:r>
         <w:rPr>
           <w:rStyle w:val="MSGENFONTSTYLENAMETEMPLATEROLENUMBERMSGENFONTSTYLENAMEBYROLETEXT3"/>
-          <w:rFonts w:ascii="Tahoma" w:hAnsi="Tahoma" w:cs="Tahoma" w:eastAsia="Tahoma"/>
+          <w:rFonts w:ascii="Arial" w:hAnsi="Arial" w:cs="Arial"/>
           <w:b/>
           <w:bCs/>
           <w:i/>
@@ -1913,7 +2365,7 @@
       <w:r>
         <w:rPr>
           <w:rStyle w:val="MSGENFONTSTYLENAMETEMPLATEROLENUMBERMSGENFONTSTYLENAMEBYROLETEXT3"/>
-          <w:rFonts w:ascii="Tahoma" w:hAnsi="Tahoma" w:cs="Tahoma" w:eastAsia="Tahoma"/>
+          <w:rFonts w:ascii="Arial" w:hAnsi="Arial" w:cs="Arial"/>
           <w:b/>
           <w:bCs/>
           <w:i/>
@@ -1927,7 +2379,7 @@
       </w:r>
       <w:r>
         <w:rPr>
-          <w:rFonts w:ascii="Tahoma" w:hAnsi="Tahoma" w:cs="Tahoma" w:eastAsia="Tahoma"/>
+          <w:rFonts w:ascii="Arial" w:hAnsi="Arial" w:cs="Arial"/>
           <w:noProof/>
           <w:sz w:val="22"/>
           <w:szCs w:val="22"/>
@@ -1937,7 +2389,7 @@
       </w:r>
       <w:r>
         <w:rPr>
-          <w:rFonts w:ascii="Tahoma" w:hAnsi="Tahoma" w:cs="Tahoma" w:eastAsia="Tahoma"/>
+          <w:rFonts w:ascii="Arial" w:hAnsi="Arial" w:cs="Arial"/>
           <w:noProof/>
           <w:sz w:val="22"/>
           <w:szCs w:val="22"/>
@@ -1948,7 +2400,7 @@
       </w:r>
       <w:r>
         <w:rPr>
-          <w:rFonts w:ascii="Tahoma" w:hAnsi="Tahoma" w:cs="Tahoma" w:eastAsia="Tahoma"/>
+          <w:rFonts w:ascii="Arial" w:hAnsi="Arial" w:cs="Arial"/>
           <w:noProof/>
           <w:sz w:val="22"/>
           <w:szCs w:val="22"/>
@@ -1958,7 +2410,7 @@
       </w:r>
       <w:r>
         <w:rPr>
-          <w:rFonts w:ascii="Tahoma" w:hAnsi="Tahoma" w:cs="Tahoma" w:eastAsia="Tahoma"/>
+          <w:rFonts w:ascii="Arial" w:hAnsi="Arial" w:cs="Arial"/>
           <w:noProof/>
           <w:sz w:val="22"/>
           <w:szCs w:val="22"/>
@@ -1969,7 +2421,7 @@
       </w:r>
       <w:r>
         <w:rPr>
-          <w:rFonts w:ascii="Tahoma" w:hAnsi="Tahoma" w:cs="Tahoma" w:eastAsia="Tahoma"/>
+          <w:rFonts w:ascii="Arial" w:hAnsi="Arial" w:cs="Arial"/>
           <w:noProof/>
           <w:sz w:val="22"/>
           <w:szCs w:val="22"/>
@@ -1986,7 +2438,7 @@
         <w:ind w:left="142" w:right="187"/>
         <w:rPr>
           <w:rStyle w:val="MSGENFONTSTYLENAMETEMPLATEROLEMSGENFONTSTYLENAMEBYROLEPICTURECAPTION"/>
-          <w:rFonts w:ascii="Tahoma" w:hAnsi="Tahoma" w:cs="Tahoma" w:eastAsia="Tahoma"/>
+          <w:rFonts w:ascii="Arial" w:hAnsi="Arial" w:cs="Arial"/>
           <w:color w:val="000000"/>
           <w:sz w:val="16"/>
           <w:szCs w:val="16"/>
@@ -2004,7 +2456,7 @@
         <w:jc w:val="both"/>
         <w:rPr>
           <w:rStyle w:val="MSGENFONTSTYLENAMETEMPLATEROLEMSGENFONTSTYLENAMEBYROLEPICTURECAPTION"/>
-          <w:rFonts w:ascii="Tahoma" w:hAnsi="Tahoma" w:cs="Tahoma" w:eastAsia="Tahoma"/>
+          <w:rFonts w:ascii="Arial" w:hAnsi="Arial" w:cs="Arial"/>
           <w:color w:val="000000"/>
           <w:sz w:val="22"/>
           <w:szCs w:val="22"/>
@@ -2013,12 +2465,12 @@
       <w:r>
         <w:rPr>
           <w:rStyle w:val="MSGENFONTSTYLENAMETEMPLATEROLEMSGENFONTSTYLENAMEBYROLEPICTURECAPTION"/>
-          <w:rFonts w:ascii="Tahoma" w:hAnsi="Tahoma" w:cs="Tahoma" w:eastAsia="Tahoma"/>
-          <w:color w:val="000000"/>
-          <w:sz w:val="22"/>
-          <w:szCs w:val="22"/>
-        </w:rPr>
-        <w:t xml:space="preserve">Demikianlah berita acara pengambilan sumpah ini dibuat dengan sebenarnya untuk dapat digunakan sebagaimana mestinya.</w:t>
+          <w:rFonts w:ascii="Arial" w:hAnsi="Arial" w:cs="Arial"/>
+          <w:color w:val="000000"/>
+          <w:sz w:val="22"/>
+          <w:szCs w:val="22"/>
+        </w:rPr>
+        <w:t>Demikianlah berita acara pengambilan sumpah ini dibuat dengan sebenarnya untuk dapat digunakan sebagaimana mestinya.</w:t>
       </w:r>
     </w:p>
     <w:tbl>
@@ -2046,7 +2498,7 @@
             <w:pPr>
               <w:jc w:val="center"/>
               <w:rPr>
-                <w:rFonts w:ascii="Tahoma" w:hAnsi="Tahoma" w:cs="Tahoma" w:eastAsia="Tahoma"/>
+                <w:rFonts w:ascii="Arial" w:hAnsi="Arial" w:cs="Arial"/>
                 <w:sz w:val="22"/>
                 <w:szCs w:val="22"/>
                 <w:lang w:val="id-ID"/>
@@ -2054,14 +2506,14 @@
             </w:pPr>
             <w:r>
               <w:rPr>
-                <w:rFonts w:ascii="Tahoma" w:hAnsi="Tahoma" w:cs="Tahoma" w:eastAsia="Tahoma"/>
+                <w:rFonts w:ascii="Arial" w:hAnsi="Arial" w:cs="Arial"/>
                 <w:noProof/>
                 <w:sz w:val="22"/>
                 <w:szCs w:val="22"/>
                 <w:lang w:val="id-ID"/>
               </w:rPr>
               <w:drawing>
-                <wp:anchor distT="0" distB="0" distL="114300" distR="114300" simplePos="0" relativeHeight="251658240" behindDoc="0" locked="0" layoutInCell="1" allowOverlap="1" wp14:anchorId="08CE9484" wp14:editId="1B47196B">
+                <wp:anchor distT="0" distB="0" distL="114300" distR="114300" simplePos="0" relativeHeight="251658240" behindDoc="0" locked="0" layoutInCell="1" allowOverlap="1" wp14:anchorId="08CE9484" wp14:editId="604A6962">
                   <wp:simplePos x="0" y="0"/>
                   <wp:positionH relativeFrom="column">
                     <wp:posOffset>4972685</wp:posOffset>
@@ -2086,7 +2538,7 @@
                           </pic:cNvPicPr>
                         </pic:nvPicPr>
                         <pic:blipFill>
-                          <a:blip r:embed="rId6" cstate="print">
+                          <a:blip r:embed="rId9" cstate="print">
                             <a:clrChange>
                               <a:clrFrom>
                                 <a:srgbClr val="FFFFFF"/>
@@ -2139,7 +2591,7 @@
             <w:pPr>
               <w:jc w:val="center"/>
               <w:rPr>
-                <w:rFonts w:ascii="Tahoma" w:hAnsi="Tahoma" w:cs="Tahoma" w:eastAsia="Tahoma"/>
+                <w:rFonts w:ascii="Arial" w:hAnsi="Arial" w:cs="Arial"/>
                 <w:sz w:val="22"/>
                 <w:szCs w:val="22"/>
                 <w:lang w:val="id-ID"/>
@@ -2147,7 +2599,7 @@
             </w:pPr>
             <w:r>
               <w:rPr>
-                <w:rFonts w:ascii="Tahoma" w:hAnsi="Tahoma" w:cs="Tahoma" w:eastAsia="Tahoma"/>
+                <w:rFonts w:ascii="Arial" w:hAnsi="Arial" w:cs="Arial"/>
                 <w:sz w:val="22"/>
                 <w:szCs w:val="22"/>
                 <w:lang w:val="id-ID"/>
@@ -2159,7 +2611,7 @@
             <w:pPr>
               <w:jc w:val="center"/>
               <w:rPr>
-                <w:rFonts w:ascii="Tahoma" w:hAnsi="Tahoma" w:cs="Tahoma" w:eastAsia="Tahoma"/>
+                <w:rFonts w:ascii="Arial" w:hAnsi="Arial" w:cs="Arial"/>
                 <w:sz w:val="22"/>
                 <w:szCs w:val="22"/>
                 <w:lang w:val="en-AU"/>
@@ -2167,7 +2619,7 @@
             </w:pPr>
             <w:r>
               <w:rPr>
-                <w:rFonts w:ascii="Tahoma" w:hAnsi="Tahoma" w:cs="Tahoma" w:eastAsia="Tahoma"/>
+                <w:rFonts w:ascii="Arial" w:hAnsi="Arial" w:cs="Arial"/>
                 <w:sz w:val="22"/>
                 <w:szCs w:val="22"/>
                 <w:lang w:val="id-ID"/>
@@ -2176,7 +2628,7 @@
             </w:r>
             <w:r>
               <w:rPr>
-                <w:rFonts w:ascii="Tahoma" w:hAnsi="Tahoma" w:cs="Tahoma" w:eastAsia="Tahoma"/>
+                <w:rFonts w:ascii="Arial" w:hAnsi="Arial" w:cs="Arial"/>
                 <w:sz w:val="22"/>
                 <w:szCs w:val="22"/>
                 <w:lang w:val="en-AU"/>
@@ -2188,7 +2640,7 @@
             <w:pPr>
               <w:jc w:val="center"/>
               <w:rPr>
-                <w:rFonts w:ascii="Tahoma" w:hAnsi="Tahoma" w:cs="Tahoma" w:eastAsia="Tahoma"/>
+                <w:rFonts w:ascii="Arial" w:hAnsi="Arial" w:cs="Arial"/>
                 <w:sz w:val="22"/>
                 <w:szCs w:val="22"/>
               </w:rPr>
@@ -2197,7 +2649,7 @@
           <w:p>
             <w:pPr>
               <w:rPr>
-                <w:rFonts w:ascii="Tahoma" w:hAnsi="Tahoma" w:cs="Tahoma" w:eastAsia="Tahoma"/>
+                <w:rFonts w:ascii="Arial" w:hAnsi="Arial" w:cs="Arial"/>
                 <w:sz w:val="22"/>
                 <w:szCs w:val="22"/>
               </w:rPr>
@@ -2206,7 +2658,7 @@
           <w:p>
             <w:pPr>
               <w:rPr>
-                <w:rFonts w:ascii="Tahoma" w:hAnsi="Tahoma" w:cs="Tahoma" w:eastAsia="Tahoma"/>
+                <w:rFonts w:ascii="Arial" w:hAnsi="Arial" w:cs="Arial"/>
                 <w:sz w:val="40"/>
                 <w:szCs w:val="40"/>
               </w:rPr>
@@ -2216,7 +2668,7 @@
             <w:pPr>
               <w:jc w:val="center"/>
               <w:rPr>
-                <w:rFonts w:ascii="Tahoma" w:hAnsi="Tahoma" w:cs="Tahoma" w:eastAsia="Tahoma"/>
+                <w:rFonts w:ascii="Arial" w:hAnsi="Arial" w:cs="Arial"/>
                 <w:sz w:val="22"/>
                 <w:szCs w:val="22"/>
                 <w:u w:val="single"/>
@@ -2225,7 +2677,7 @@
             </w:pPr>
             <w:r>
               <w:rPr>
-                <w:rFonts w:ascii="Tahoma" w:hAnsi="Tahoma" w:cs="Tahoma" w:eastAsia="Tahoma"/>
+                <w:rFonts w:ascii="Arial" w:hAnsi="Arial" w:cs="Arial"/>
                 <w:sz w:val="22"/>
                 <w:szCs w:val="22"/>
                 <w:u w:val="single"/>
@@ -2235,7 +2687,7 @@
             </w:r>
             <w:r>
               <w:rPr>
-                <w:rFonts w:ascii="Tahoma" w:hAnsi="Tahoma" w:cs="Tahoma" w:eastAsia="Tahoma"/>
+                <w:rFonts w:ascii="Arial" w:hAnsi="Arial" w:cs="Arial"/>
                 <w:sz w:val="22"/>
                 <w:szCs w:val="22"/>
                 <w:u w:val="single"/>
@@ -2248,14 +2700,14 @@
             <w:pPr>
               <w:jc w:val="center"/>
               <w:rPr>
-                <w:rFonts w:ascii="Tahoma" w:hAnsi="Tahoma" w:cs="Tahoma" w:eastAsia="Tahoma"/>
+                <w:rFonts w:ascii="Arial" w:hAnsi="Arial" w:cs="Arial"/>
                 <w:sz w:val="22"/>
                 <w:szCs w:val="22"/>
               </w:rPr>
             </w:pPr>
             <w:r>
               <w:rPr>
-                <w:rFonts w:ascii="Tahoma" w:hAnsi="Tahoma" w:cs="Tahoma" w:eastAsia="Tahoma"/>
+                <w:rFonts w:ascii="Arial" w:hAnsi="Arial" w:cs="Arial"/>
                 <w:sz w:val="22"/>
                 <w:szCs w:val="22"/>
                 <w:lang w:val="id-ID"/>
@@ -2264,7 +2716,7 @@
             </w:r>
             <w:r>
               <w:rPr>
-                <w:rFonts w:ascii="Tahoma" w:hAnsi="Tahoma" w:cs="Tahoma" w:eastAsia="Tahoma"/>
+                <w:rFonts w:ascii="Arial" w:hAnsi="Arial" w:cs="Arial"/>
                 <w:sz w:val="22"/>
                 <w:szCs w:val="22"/>
               </w:rPr>
@@ -2272,7 +2724,7 @@
             </w:r>
             <w:r>
               <w:rPr>
-                <w:rFonts w:ascii="Tahoma" w:hAnsi="Tahoma" w:cs="Tahoma" w:eastAsia="Tahoma"/>
+                <w:rFonts w:ascii="Arial" w:hAnsi="Arial" w:cs="Arial"/>
                 <w:sz w:val="22"/>
                 <w:szCs w:val="22"/>
                 <w:lang w:val="id-ID"/>
@@ -2281,7 +2733,7 @@
             </w:r>
             <w:r>
               <w:rPr>
-                <w:rFonts w:ascii="Tahoma" w:hAnsi="Tahoma" w:cs="Tahoma" w:eastAsia="Tahoma"/>
+                <w:rFonts w:ascii="Arial" w:hAnsi="Arial" w:cs="Arial"/>
                 <w:sz w:val="22"/>
                 <w:szCs w:val="22"/>
               </w:rPr>
@@ -2289,7 +2741,7 @@
             </w:r>
             <w:r>
               <w:rPr>
-                <w:rFonts w:ascii="Tahoma" w:hAnsi="Tahoma" w:cs="Tahoma" w:eastAsia="Tahoma"/>
+                <w:rFonts w:ascii="Arial" w:hAnsi="Arial" w:cs="Arial"/>
                 <w:sz w:val="22"/>
                 <w:szCs w:val="22"/>
                 <w:shd w:val="clear" w:color="auto" w:fill="FFFFFF"/>
@@ -2306,7 +2758,7 @@
             <w:pPr>
               <w:jc w:val="center"/>
               <w:rPr>
-                <w:rFonts w:ascii="Tahoma" w:hAnsi="Tahoma" w:cs="Tahoma" w:eastAsia="Tahoma"/>
+                <w:rFonts w:ascii="Arial" w:hAnsi="Arial" w:cs="Arial"/>
                 <w:sz w:val="22"/>
                 <w:szCs w:val="22"/>
                 <w:lang w:val="id-ID"/>
@@ -2314,7 +2766,7 @@
             </w:pPr>
             <w:r>
               <w:rPr>
-                <w:rFonts w:ascii="Tahoma" w:hAnsi="Tahoma" w:cs="Tahoma" w:eastAsia="Tahoma"/>
+                <w:rFonts w:ascii="Arial" w:hAnsi="Arial" w:cs="Arial"/>
                 <w:b/>
                 <w:noProof/>
                 <w:sz w:val="44"/>
@@ -2346,7 +2798,7 @@
                           </pic:cNvPicPr>
                         </pic:nvPicPr>
                         <pic:blipFill>
-                          <a:blip r:embed="rId7">
+                          <a:blip r:embed="rId10">
                             <a:extLst>
                               <a:ext uri="{28A0092B-C50C-407E-A947-70E740481C1C}">
                                 <a14:useLocalDpi xmlns:a14="http://schemas.microsoft.com/office/drawing/2010/main" val="0"/>
@@ -2385,7 +2837,7 @@
             </w:r>
             <w:r>
               <w:rPr>
-                <w:rFonts w:ascii="Tahoma" w:hAnsi="Tahoma" w:cs="Tahoma" w:eastAsia="Tahoma"/>
+                <w:rFonts w:ascii="Arial" w:hAnsi="Arial" w:cs="Arial"/>
                 <w:sz w:val="22"/>
                 <w:szCs w:val="22"/>
                 <w:lang w:val="id-ID"/>
@@ -2397,7 +2849,7 @@
             <w:pPr>
               <w:jc w:val="center"/>
               <w:rPr>
-                <w:rFonts w:ascii="Tahoma" w:hAnsi="Tahoma" w:cs="Tahoma" w:eastAsia="Tahoma"/>
+                <w:rFonts w:ascii="Arial" w:hAnsi="Arial" w:cs="Arial"/>
                 <w:sz w:val="22"/>
                 <w:szCs w:val="22"/>
                 <w:lang w:val="en-AU"/>
@@ -2405,7 +2857,7 @@
             </w:pPr>
             <w:r>
               <w:rPr>
-                <w:rFonts w:ascii="Tahoma" w:hAnsi="Tahoma" w:cs="Tahoma" w:eastAsia="Tahoma"/>
+                <w:rFonts w:ascii="Arial" w:hAnsi="Arial" w:cs="Arial"/>
                 <w:sz w:val="22"/>
                 <w:szCs w:val="22"/>
                 <w:lang w:val="id-ID"/>
@@ -2414,7 +2866,7 @@
             </w:r>
             <w:r>
               <w:rPr>
-                <w:rFonts w:ascii="Tahoma" w:hAnsi="Tahoma" w:cs="Tahoma" w:eastAsia="Tahoma"/>
+                <w:rFonts w:ascii="Arial" w:hAnsi="Arial" w:cs="Arial"/>
                 <w:sz w:val="22"/>
                 <w:szCs w:val="22"/>
                 <w:lang w:val="en-AU"/>
@@ -2426,7 +2878,7 @@
             <w:pPr>
               <w:jc w:val="center"/>
               <w:rPr>
-                <w:rFonts w:ascii="Tahoma" w:hAnsi="Tahoma" w:cs="Tahoma" w:eastAsia="Tahoma"/>
+                <w:rFonts w:ascii="Arial" w:hAnsi="Arial" w:cs="Arial"/>
                 <w:sz w:val="22"/>
                 <w:szCs w:val="22"/>
                 <w:lang w:val="en-AU"/>
@@ -2434,19 +2886,19 @@
             </w:pPr>
             <w:r>
               <w:rPr>
-                <w:rFonts w:ascii="Tahoma" w:hAnsi="Tahoma" w:cs="Tahoma" w:eastAsia="Tahoma"/>
+                <w:rFonts w:ascii="Arial" w:hAnsi="Arial" w:cs="Arial"/>
                 <w:sz w:val="22"/>
                 <w:szCs w:val="22"/>
                 <w:lang w:val="en-AU"/>
               </w:rPr>
-              <w:t xml:space="preserve">Asisten Administrasi Umum</w:t>
+              <w:t>Asisten Administrasi Umum</w:t>
             </w:r>
           </w:p>
           <w:p>
             <w:pPr>
               <w:jc w:val="center"/>
               <w:rPr>
-                <w:rFonts w:ascii="Tahoma" w:hAnsi="Tahoma" w:cs="Tahoma" w:eastAsia="Tahoma"/>
+                <w:rFonts w:ascii="Arial" w:hAnsi="Arial" w:cs="Arial"/>
                 <w:noProof/>
                 <w:sz w:val="22"/>
                 <w:szCs w:val="22"/>
@@ -2454,18 +2906,19 @@
             </w:pPr>
             <w:r>
               <w:rPr>
-                <w:rFonts w:ascii="Tahoma" w:hAnsi="Tahoma" w:cs="Tahoma" w:eastAsia="Tahoma"/>
+                <w:rFonts w:ascii="Arial" w:hAnsi="Arial" w:cs="Arial"/>
                 <w:sz w:val="22"/>
                 <w:szCs w:val="22"/>
                 <w:lang w:val="en-AU"/>
               </w:rPr>
-              <w:t xml:space="preserve">Sekretariat Daerah Provinsi Jawa Timur</w:t>
+              <w:t>Sekretariat Daerah Provinsi Jawa Timur</w:t>
             </w:r>
           </w:p>
           <w:p>
             <w:pPr>
               <w:jc w:val="center"/>
               <w:rPr>
+                <w:rFonts w:ascii="Arial" w:hAnsi="Arial" w:cs="Arial"/>
                 <w:noProof/>
                 <w:sz w:val="22"/>
                 <w:szCs w:val="22"/>
@@ -2476,6 +2929,7 @@
             <w:pPr>
               <w:jc w:val="center"/>
               <w:rPr>
+                <w:rFonts w:ascii="Arial" w:hAnsi="Arial" w:cs="Arial"/>
                 <w:noProof/>
                 <w:sz w:val="22"/>
                 <w:szCs w:val="22"/>
@@ -2486,6 +2940,7 @@
             <w:pPr>
               <w:jc w:val="center"/>
               <w:rPr>
+                <w:rFonts w:ascii="Arial" w:hAnsi="Arial" w:cs="Arial"/>
                 <w:noProof/>
                 <w:sz w:val="22"/>
                 <w:szCs w:val="22"/>
@@ -2496,6 +2951,7 @@
             <w:pPr>
               <w:jc w:val="center"/>
               <w:rPr>
+                <w:rFonts w:ascii="Arial" w:hAnsi="Arial" w:cs="Arial"/>
                 <w:noProof/>
                 <w:sz w:val="22"/>
                 <w:szCs w:val="22"/>
@@ -2507,7 +2963,7 @@
               <w:jc w:val="center"/>
               <w:rPr>
                 <w:rStyle w:val="MSGENFONTSTYLENAMETEMPLATEROLENUMBERMSGENFONTSTYLENAMEBYROLETEXT2"/>
-                <w:rFonts w:ascii="Tahoma" w:hAnsi="Tahoma" w:cs="Tahoma" w:eastAsia="Tahoma"/>
+                <w:rFonts w:ascii="Arial" w:hAnsi="Arial" w:cs="Arial"/>
                 <w:sz w:val="22"/>
                 <w:szCs w:val="22"/>
                 <w:u w:val="single"/>
@@ -2516,19 +2972,19 @@
             <w:r>
               <w:rPr>
                 <w:rStyle w:val="MSGENFONTSTYLENAMETEMPLATEROLENUMBERMSGENFONTSTYLENAMEBYROLETEXT2"/>
-                <w:rFonts w:ascii="Tahoma" w:hAnsi="Tahoma" w:cs="Tahoma" w:eastAsia="Tahoma"/>
+                <w:rFonts w:ascii="Arial" w:hAnsi="Arial" w:cs="Arial"/>
                 <w:sz w:val="22"/>
                 <w:szCs w:val="22"/>
                 <w:u w:val="single"/>
               </w:rPr>
-              <w:t xml:space="preserve">Dr. BOBBY SOEMIARSONO, S.H, M.Si.</w:t>
+              <w:t>Dr. BOBBY SOEMIARSONO, S.H, M.Si.</w:t>
             </w:r>
           </w:p>
           <w:p>
             <w:pPr>
               <w:jc w:val="center"/>
               <w:rPr>
-                <w:rFonts w:ascii="Tahoma" w:hAnsi="Tahoma" w:cs="Tahoma" w:eastAsia="Tahoma"/>
+                <w:rFonts w:ascii="Arial" w:hAnsi="Arial" w:cs="Arial"/>
                 <w:sz w:val="22"/>
                 <w:szCs w:val="22"/>
                 <w:lang w:val="id-ID"/>
@@ -2536,7 +2992,7 @@
             </w:pPr>
             <w:r>
               <w:rPr>
-                <w:rFonts w:ascii="Tahoma" w:hAnsi="Tahoma" w:cs="Tahoma" w:eastAsia="Tahoma"/>
+                <w:rFonts w:ascii="Arial" w:hAnsi="Arial" w:cs="Arial"/>
                 <w:sz w:val="22"/>
                 <w:szCs w:val="22"/>
                 <w:lang w:val="id-ID"/>
@@ -2545,16 +3001,20 @@
             </w:r>
             <w:r>
               <w:rPr>
+                <w:rFonts w:ascii="Arial" w:hAnsi="Arial" w:cs="Arial"/>
                 <w:lang w:val="id-ID"/>
               </w:rPr>
               <w:t>I</w:t>
             </w:r>
             <w:r>
+              <w:rPr>
+                <w:rFonts w:ascii="Arial" w:hAnsi="Arial" w:cs="Arial"/>
+              </w:rPr>
               <w:t>P</w:t>
             </w:r>
             <w:r>
               <w:rPr>
-                <w:rFonts w:ascii="Tahoma" w:hAnsi="Tahoma" w:cs="Tahoma" w:eastAsia="Tahoma"/>
+                <w:rFonts w:ascii="Arial" w:hAnsi="Arial" w:cs="Arial"/>
                 <w:sz w:val="22"/>
                 <w:szCs w:val="22"/>
               </w:rPr>
@@ -2570,7 +3030,7 @@
             <w:pPr>
               <w:jc w:val="center"/>
               <w:rPr>
-                <w:rFonts w:ascii="Tahoma" w:hAnsi="Tahoma" w:cs="Tahoma" w:eastAsia="Tahoma"/>
+                <w:rFonts w:ascii="Arial" w:hAnsi="Arial" w:cs="Arial"/>
                 <w:sz w:val="22"/>
                 <w:szCs w:val="22"/>
                 <w:lang w:val="id-ID"/>
@@ -2578,7 +3038,7 @@
             </w:pPr>
             <w:r>
               <w:rPr>
-                <w:rFonts w:ascii="Tahoma" w:hAnsi="Tahoma" w:cs="Tahoma" w:eastAsia="Tahoma"/>
+                <w:rFonts w:ascii="Arial" w:hAnsi="Arial" w:cs="Arial"/>
                 <w:sz w:val="22"/>
                 <w:szCs w:val="22"/>
                 <w:lang w:val="id-ID"/>
@@ -2590,7 +3050,7 @@
             <w:pPr>
               <w:jc w:val="center"/>
               <w:rPr>
-                <w:rFonts w:ascii="Tahoma" w:hAnsi="Tahoma" w:cs="Tahoma" w:eastAsia="Tahoma"/>
+                <w:rFonts w:ascii="Arial" w:hAnsi="Arial" w:cs="Arial"/>
                 <w:sz w:val="22"/>
                 <w:szCs w:val="22"/>
                 <w:lang w:val="en-AU"/>
@@ -2598,7 +3058,7 @@
             </w:pPr>
             <w:r>
               <w:rPr>
-                <w:rFonts w:ascii="Tahoma" w:hAnsi="Tahoma" w:cs="Tahoma" w:eastAsia="Tahoma"/>
+                <w:rFonts w:ascii="Arial" w:hAnsi="Arial" w:cs="Arial"/>
                 <w:sz w:val="22"/>
                 <w:szCs w:val="22"/>
                 <w:lang w:val="id-ID"/>
@@ -2607,7 +3067,7 @@
             </w:r>
             <w:r>
               <w:rPr>
-                <w:rFonts w:ascii="Tahoma" w:hAnsi="Tahoma" w:cs="Tahoma" w:eastAsia="Tahoma"/>
+                <w:rFonts w:ascii="Arial" w:hAnsi="Arial" w:cs="Arial"/>
                 <w:sz w:val="22"/>
                 <w:szCs w:val="22"/>
                 <w:lang w:val="en-AU"/>
@@ -2619,7 +3079,7 @@
             <w:pPr>
               <w:jc w:val="center"/>
               <w:rPr>
-                <w:rFonts w:ascii="Tahoma" w:hAnsi="Tahoma" w:cs="Tahoma" w:eastAsia="Tahoma"/>
+                <w:rFonts w:ascii="Arial" w:hAnsi="Arial" w:cs="Arial"/>
                 <w:sz w:val="22"/>
                 <w:szCs w:val="22"/>
                 <w:lang w:val="en-AU"/>
@@ -2627,18 +3087,19 @@
             </w:pPr>
             <w:r>
               <w:rPr>
-                <w:rFonts w:ascii="Tahoma" w:hAnsi="Tahoma" w:cs="Tahoma" w:eastAsia="Tahoma"/>
+                <w:rFonts w:ascii="Arial" w:hAnsi="Arial" w:cs="Arial"/>
                 <w:sz w:val="22"/>
                 <w:szCs w:val="22"/>
                 <w:lang w:val="en-AU"/>
               </w:rPr>
-              <w:t xml:space="preserve">Asisten Administrasi Umum</w:t>
+              <w:t>Asisten Administrasi Umum</w:t>
             </w:r>
           </w:p>
           <w:p>
             <w:pPr>
               <w:jc w:val="center"/>
               <w:rPr>
+                <w:rFonts w:ascii="Arial" w:hAnsi="Arial" w:cs="Arial"/>
                 <w:noProof/>
                 <w:sz w:val="22"/>
                 <w:szCs w:val="22"/>
@@ -2649,6 +3110,7 @@
             <w:pPr>
               <w:jc w:val="center"/>
               <w:rPr>
+                <w:rFonts w:ascii="Arial" w:hAnsi="Arial" w:cs="Arial"/>
                 <w:noProof/>
                 <w:sz w:val="22"/>
                 <w:szCs w:val="22"/>
@@ -2659,7 +3121,7 @@
             <w:pPr>
               <w:jc w:val="center"/>
               <w:rPr>
-                <w:rFonts w:ascii="Tahoma" w:hAnsi="Tahoma" w:cs="Tahoma" w:eastAsia="Tahoma"/>
+                <w:rFonts w:ascii="Arial" w:hAnsi="Arial" w:cs="Arial"/>
                 <w:sz w:val="22"/>
                 <w:szCs w:val="22"/>
               </w:rPr>
@@ -2669,7 +3131,7 @@
             <w:pPr>
               <w:jc w:val="center"/>
               <w:rPr>
-                <w:rFonts w:ascii="Tahoma" w:hAnsi="Tahoma" w:cs="Tahoma" w:eastAsia="Tahoma"/>
+                <w:rFonts w:ascii="Arial" w:hAnsi="Arial" w:cs="Arial"/>
                 <w:sz w:val="22"/>
                 <w:szCs w:val="22"/>
                 <w:u w:val="single"/>
@@ -2677,7 +3139,7 @@
             </w:pPr>
             <w:r>
               <w:rPr>
-                <w:rFonts w:ascii="Tahoma" w:hAnsi="Tahoma" w:cs="Tahoma" w:eastAsia="Tahoma"/>
+                <w:rFonts w:ascii="Arial" w:hAnsi="Arial" w:cs="Arial"/>
                 <w:sz w:val="22"/>
                 <w:szCs w:val="22"/>
                 <w:u w:val="single"/>
@@ -2689,14 +3151,14 @@
             <w:pPr>
               <w:jc w:val="center"/>
               <w:rPr>
-                <w:rFonts w:ascii="Tahoma" w:hAnsi="Tahoma" w:cs="Tahoma" w:eastAsia="Tahoma"/>
+                <w:rFonts w:ascii="Arial" w:hAnsi="Arial" w:cs="Arial"/>
                 <w:sz w:val="22"/>
                 <w:szCs w:val="22"/>
               </w:rPr>
             </w:pPr>
             <w:r>
               <w:rPr>
-                <w:rFonts w:ascii="Tahoma" w:hAnsi="Tahoma" w:cs="Tahoma" w:eastAsia="Tahoma"/>
+                <w:rFonts w:ascii="Arial" w:hAnsi="Arial" w:cs="Arial"/>
                 <w:sz w:val="22"/>
                 <w:szCs w:val="22"/>
               </w:rPr>
@@ -2718,20 +3180,20 @@
                 <w:tab w:val="left" w:pos="8265"/>
               </w:tabs>
               <w:rPr>
-                <w:rFonts w:ascii="Tahoma" w:hAnsi="Tahoma" w:cs="Tahoma" w:eastAsia="Tahoma"/>
+                <w:rFonts w:ascii="Arial" w:hAnsi="Arial" w:cs="Arial"/>
                 <w:sz w:val="22"/>
                 <w:szCs w:val="22"/>
               </w:rPr>
             </w:pPr>
             <w:r>
               <w:rPr>
-                <w:rFonts w:ascii="Tahoma" w:hAnsi="Tahoma" w:cs="Tahoma" w:eastAsia="Tahoma"/>
+                <w:rFonts w:ascii="Arial" w:hAnsi="Arial" w:cs="Arial"/>
                 <w:noProof/>
                 <w:sz w:val="22"/>
                 <w:szCs w:val="22"/>
               </w:rPr>
               <w:drawing>
-                <wp:anchor distT="0" distB="0" distL="114300" distR="114300" simplePos="0" relativeHeight="251659264" behindDoc="0" locked="0" layoutInCell="1" allowOverlap="1" wp14:anchorId="08CE9484" wp14:editId="2DE3E7F9">
+                <wp:anchor distT="0" distB="0" distL="114300" distR="114300" simplePos="0" relativeHeight="251659264" behindDoc="0" locked="0" layoutInCell="1" allowOverlap="1" wp14:anchorId="08CE9484" wp14:editId="690E2FBE">
                   <wp:simplePos x="0" y="0"/>
                   <wp:positionH relativeFrom="column">
                     <wp:posOffset>4972685</wp:posOffset>
@@ -2756,7 +3218,7 @@
                           </pic:cNvPicPr>
                         </pic:nvPicPr>
                         <pic:blipFill>
-                          <a:blip r:embed="rId6" cstate="print">
+                          <a:blip r:embed="rId9" cstate="print">
                             <a:clrChange>
                               <a:clrFrom>
                                 <a:srgbClr val="FFFFFF"/>
@@ -2806,12 +3268,12 @@
             </w:r>
             <w:r>
               <w:rPr>
-                <w:rFonts w:ascii="Tahoma" w:hAnsi="Tahoma" w:cs="Tahoma" w:eastAsia="Tahoma"/>
+                <w:rFonts w:ascii="Arial" w:hAnsi="Arial" w:cs="Arial"/>
                 <w:sz w:val="22"/>
                 <w:szCs w:val="22"/>
               </w:rPr>
               <w:tab/>
-              <w:t xml:space="preserve">Saksi – Saksi :</w:t>
+              <w:t>Saksi – Saksi :</w:t>
             </w:r>
           </w:p>
         </w:tc>
@@ -2827,19 +3289,26 @@
                 <w:tab w:val="left" w:pos="8265"/>
               </w:tabs>
               <w:rPr>
-                <w:rFonts w:ascii="Tahoma" w:hAnsi="Tahoma" w:cs="Tahoma" w:eastAsia="Tahoma"/>
+                <w:rFonts w:ascii="Arial" w:hAnsi="Arial" w:cs="Arial"/>
                 <w:sz w:val="22"/>
                 <w:szCs w:val="22"/>
               </w:rPr>
             </w:pPr>
             <w:r>
               <w:rPr>
-                <w:rFonts w:ascii="Tahoma" w:hAnsi="Tahoma" w:cs="Tahoma" w:eastAsia="Tahoma"/>
+                <w:rFonts w:ascii="Arial" w:hAnsi="Arial" w:cs="Arial"/>
                 <w:sz w:val="22"/>
                 <w:szCs w:val="22"/>
               </w:rPr>
               <w:tab/>
-              <w:t xml:space="preserve">Saksi – Saksi :</w:t>
+              <w:t>Saksi – Saksi :</w:t>
+            </w:r>
+            <w:r>
+              <w:rPr>
+                <w:rFonts w:ascii="Arial" w:hAnsi="Arial" w:cs="Arial"/>
+                <w:sz w:val="22"/>
+                <w:szCs w:val="22"/>
+              </w:rPr>
               <w:tab/>
             </w:r>
           </w:p>
@@ -2859,6 +3328,7 @@
             <w:pPr>
               <w:ind w:firstLine="993"/>
               <w:rPr>
+                <w:rFonts w:ascii="Arial" w:hAnsi="Arial" w:cs="Arial"/>
                 <w:noProof/>
                 <w:sz w:val="10"/>
                 <w:szCs w:val="10"/>
@@ -2869,6 +3339,7 @@
             <w:pPr>
               <w:ind w:left="567" w:firstLine="993"/>
               <w:rPr>
+                <w:rFonts w:ascii="Arial" w:hAnsi="Arial" w:cs="Arial"/>
                 <w:noProof/>
               </w:rPr>
             </w:pPr>
@@ -2877,6 +3348,7 @@
             <w:pPr>
               <w:ind w:left="567" w:firstLine="993"/>
               <w:rPr>
+                <w:rFonts w:ascii="Arial" w:hAnsi="Arial" w:cs="Arial"/>
                 <w:noProof/>
               </w:rPr>
             </w:pPr>
@@ -2885,6 +3357,7 @@
             <w:pPr>
               <w:ind w:left="567" w:firstLine="993"/>
               <w:rPr>
+                <w:rFonts w:ascii="Arial" w:hAnsi="Arial" w:cs="Arial"/>
                 <w:noProof/>
                 <w:sz w:val="14"/>
                 <w:szCs w:val="14"/>
@@ -2895,6 +3368,7 @@
             <w:pPr>
               <w:ind w:left="567" w:firstLine="993"/>
               <w:rPr>
+                <w:rFonts w:ascii="Arial" w:hAnsi="Arial" w:cs="Arial"/>
                 <w:noProof/>
                 <w:sz w:val="22"/>
                 <w:szCs w:val="22"/>
@@ -2906,7 +3380,7 @@
             <w:pPr>
               <w:jc w:val="center"/>
               <w:rPr>
-                <w:rFonts w:ascii="Tahoma" w:hAnsi="Tahoma" w:cs="Tahoma" w:eastAsia="Tahoma"/>
+                <w:rFonts w:ascii="Arial" w:hAnsi="Arial" w:cs="Arial"/>
                 <w:sz w:val="22"/>
                 <w:szCs w:val="22"/>
                 <w:lang w:val="id-ID"/>
@@ -2914,7 +3388,7 @@
             </w:pPr>
             <w:r>
               <w:rPr>
-                <w:rFonts w:ascii="Tahoma" w:hAnsi="Tahoma" w:cs="Tahoma" w:eastAsia="Tahoma"/>
+                <w:rFonts w:ascii="Arial" w:hAnsi="Arial" w:cs="Arial"/>
                 <w:noProof/>
                 <w:sz w:val="22"/>
                 <w:szCs w:val="22"/>
@@ -2925,7 +3399,7 @@
             </w:r>
             <w:r>
               <w:rPr>
-                <w:rFonts w:ascii="Tahoma" w:hAnsi="Tahoma" w:cs="Tahoma" w:eastAsia="Tahoma"/>
+                <w:rFonts w:ascii="Arial" w:hAnsi="Arial" w:cs="Arial"/>
                 <w:sz w:val="22"/>
                 <w:szCs w:val="22"/>
                 <w:lang w:val="id-ID"/>
@@ -2937,7 +3411,7 @@
             <w:pPr>
               <w:jc w:val="center"/>
               <w:rPr>
-                <w:rFonts w:ascii="Tahoma" w:hAnsi="Tahoma" w:cs="Tahoma" w:eastAsia="Tahoma"/>
+                <w:rFonts w:ascii="Arial" w:hAnsi="Arial" w:cs="Arial"/>
                 <w:sz w:val="22"/>
                 <w:szCs w:val="22"/>
                 <w:lang w:val="en-GB"/>
@@ -2945,7 +3419,7 @@
             </w:pPr>
             <w:r>
               <w:rPr>
-                <w:rFonts w:ascii="Tahoma" w:hAnsi="Tahoma" w:cs="Tahoma" w:eastAsia="Tahoma"/>
+                <w:rFonts w:ascii="Arial" w:hAnsi="Arial" w:cs="Arial"/>
                 <w:sz w:val="22"/>
                 <w:szCs w:val="22"/>
                 <w:lang w:val="id-ID"/>
@@ -2954,7 +3428,7 @@
             </w:r>
             <w:r>
               <w:rPr>
-                <w:rFonts w:ascii="Tahoma" w:hAnsi="Tahoma" w:cs="Tahoma" w:eastAsia="Tahoma"/>
+                <w:rFonts w:ascii="Arial" w:hAnsi="Arial" w:cs="Arial"/>
                 <w:sz w:val="22"/>
                 <w:szCs w:val="22"/>
               </w:rPr>
@@ -2962,7 +3436,7 @@
             </w:r>
             <w:r>
               <w:rPr>
-                <w:rFonts w:ascii="Tahoma" w:hAnsi="Tahoma" w:cs="Tahoma" w:eastAsia="Tahoma"/>
+                <w:rFonts w:ascii="Arial" w:hAnsi="Arial" w:cs="Arial"/>
                 <w:sz w:val="22"/>
                 <w:szCs w:val="22"/>
                 <w:lang w:val="id-ID"/>
@@ -2971,7 +3445,7 @@
             </w:r>
             <w:r>
               <w:rPr>
-                <w:rFonts w:ascii="Tahoma" w:hAnsi="Tahoma" w:cs="Tahoma" w:eastAsia="Tahoma"/>
+                <w:rFonts w:ascii="Arial" w:hAnsi="Arial" w:cs="Arial"/>
                 <w:noProof/>
                 <w:sz w:val="22"/>
                 <w:szCs w:val="22"/>
@@ -2989,6 +3463,7 @@
             <w:pPr>
               <w:jc w:val="center"/>
               <w:rPr>
+                <w:rFonts w:ascii="Arial" w:hAnsi="Arial" w:cs="Arial"/>
                 <w:noProof/>
               </w:rPr>
             </w:pPr>
@@ -2997,6 +3472,7 @@
             <w:pPr>
               <w:jc w:val="center"/>
               <w:rPr>
+                <w:rFonts w:ascii="Arial" w:hAnsi="Arial" w:cs="Arial"/>
                 <w:noProof/>
                 <w:sz w:val="14"/>
                 <w:szCs w:val="14"/>
@@ -3007,6 +3483,7 @@
             <w:pPr>
               <w:jc w:val="center"/>
               <w:rPr>
+                <w:rFonts w:ascii="Arial" w:hAnsi="Arial" w:cs="Arial"/>
                 <w:noProof/>
                 <w:sz w:val="10"/>
                 <w:szCs w:val="10"/>
@@ -3017,6 +3494,7 @@
             <w:pPr>
               <w:jc w:val="center"/>
               <w:rPr>
+                <w:rFonts w:ascii="Arial" w:hAnsi="Arial" w:cs="Arial"/>
                 <w:noProof/>
               </w:rPr>
             </w:pPr>
@@ -3025,6 +3503,7 @@
             <w:pPr>
               <w:jc w:val="center"/>
               <w:rPr>
+                <w:rFonts w:ascii="Arial" w:hAnsi="Arial" w:cs="Arial"/>
                 <w:noProof/>
                 <w:sz w:val="22"/>
                 <w:szCs w:val="22"/>
@@ -3035,7 +3514,7 @@
             <w:pPr>
               <w:jc w:val="center"/>
               <w:rPr>
-                <w:rFonts w:ascii="Tahoma" w:hAnsi="Tahoma" w:cs="Tahoma" w:eastAsia="Tahoma"/>
+                <w:rFonts w:ascii="Arial" w:hAnsi="Arial" w:cs="Arial"/>
                 <w:noProof/>
                 <w:sz w:val="22"/>
                 <w:szCs w:val="22"/>
@@ -3045,18 +3524,19 @@
             </w:pPr>
             <w:r>
               <w:rPr>
-                <w:rFonts w:ascii="Tahoma" w:hAnsi="Tahoma" w:cs="Tahoma" w:eastAsia="Tahoma"/>
+                <w:rFonts w:ascii="Arial" w:hAnsi="Arial" w:cs="Arial"/>
                 <w:sz w:val="22"/>
                 <w:szCs w:val="22"/>
                 <w:u w:val="single"/>
               </w:rPr>
-              <w:t xml:space="preserve">ADINA FIBRIANI S.E,M.Ak</w:t>
+              <w:t>ADINA FIBRIANI S.E,M.Ak</w:t>
             </w:r>
           </w:p>
           <w:p>
             <w:pPr>
               <w:jc w:val="center"/>
               <w:rPr>
+                <w:rFonts w:ascii="Arial" w:hAnsi="Arial" w:cs="Arial"/>
                 <w:noProof/>
                 <w:sz w:val="22"/>
                 <w:szCs w:val="22"/>
@@ -3064,7 +3544,7 @@
             </w:pPr>
             <w:r>
               <w:rPr>
-                <w:rFonts w:ascii="Tahoma" w:hAnsi="Tahoma" w:cs="Tahoma" w:eastAsia="Tahoma"/>
+                <w:rFonts w:ascii="Arial" w:hAnsi="Arial" w:cs="Arial"/>
                 <w:sz w:val="22"/>
                 <w:szCs w:val="22"/>
                 <w:lang w:val="id-ID"/>
@@ -3073,7 +3553,7 @@
             </w:r>
             <w:r>
               <w:rPr>
-                <w:rFonts w:ascii="Tahoma" w:hAnsi="Tahoma" w:cs="Tahoma" w:eastAsia="Tahoma"/>
+                <w:rFonts w:ascii="Arial" w:hAnsi="Arial" w:cs="Arial"/>
                 <w:sz w:val="22"/>
                 <w:szCs w:val="22"/>
               </w:rPr>
@@ -3081,7 +3561,7 @@
             </w:r>
             <w:r>
               <w:rPr>
-                <w:rFonts w:ascii="Tahoma" w:hAnsi="Tahoma" w:cs="Tahoma" w:eastAsia="Tahoma"/>
+                <w:rFonts w:ascii="Arial" w:hAnsi="Arial" w:cs="Arial"/>
                 <w:sz w:val="22"/>
                 <w:szCs w:val="22"/>
                 <w:lang w:val="id-ID"/>
@@ -3090,7 +3570,7 @@
             </w:r>
             <w:r>
               <w:rPr>
-                <w:rFonts w:ascii="Tahoma" w:hAnsi="Tahoma" w:cs="Tahoma" w:eastAsia="Tahoma"/>
+                <w:rFonts w:ascii="Arial" w:hAnsi="Arial" w:cs="Arial"/>
                 <w:sz w:val="22"/>
                 <w:szCs w:val="22"/>
                 <w:shd w:val="clear" w:color="auto" w:fill="FFFFFF"/>
@@ -3107,6 +3587,7 @@
             <w:pPr>
               <w:jc w:val="center"/>
               <w:rPr>
+                <w:rFonts w:ascii="Arial" w:hAnsi="Arial" w:cs="Arial"/>
                 <w:noProof/>
                 <w:sz w:val="22"/>
                 <w:szCs w:val="22"/>
@@ -3117,6 +3598,7 @@
             <w:pPr>
               <w:jc w:val="center"/>
               <w:rPr>
+                <w:rFonts w:ascii="Arial" w:hAnsi="Arial" w:cs="Arial"/>
                 <w:noProof/>
                 <w:sz w:val="22"/>
                 <w:szCs w:val="22"/>
@@ -3127,6 +3609,7 @@
             <w:pPr>
               <w:jc w:val="center"/>
               <w:rPr>
+                <w:rFonts w:ascii="Arial" w:hAnsi="Arial" w:cs="Arial"/>
                 <w:noProof/>
                 <w:sz w:val="22"/>
                 <w:szCs w:val="22"/>
@@ -3137,7 +3620,7 @@
             <w:pPr>
               <w:jc w:val="center"/>
               <w:rPr>
-                <w:rFonts w:ascii="Tahoma" w:hAnsi="Tahoma" w:cs="Tahoma" w:eastAsia="Tahoma"/>
+                <w:rFonts w:ascii="Arial" w:hAnsi="Arial" w:cs="Arial"/>
                 <w:sz w:val="22"/>
                 <w:szCs w:val="22"/>
               </w:rPr>
@@ -3147,7 +3630,7 @@
             <w:pPr>
               <w:jc w:val="center"/>
               <w:rPr>
-                <w:rFonts w:ascii="Tahoma" w:hAnsi="Tahoma" w:cs="Tahoma" w:eastAsia="Tahoma"/>
+                <w:rFonts w:ascii="Arial" w:hAnsi="Arial" w:cs="Arial"/>
                 <w:sz w:val="22"/>
                 <w:szCs w:val="22"/>
                 <w:u w:val="single"/>
@@ -3155,7 +3638,7 @@
             </w:pPr>
             <w:r>
               <w:rPr>
-                <w:rFonts w:ascii="Tahoma" w:hAnsi="Tahoma" w:cs="Tahoma" w:eastAsia="Tahoma"/>
+                <w:rFonts w:ascii="Arial" w:hAnsi="Arial" w:cs="Arial"/>
                 <w:noProof/>
                 <w:sz w:val="22"/>
                 <w:szCs w:val="22"/>
@@ -3165,7 +3648,7 @@
             </w:r>
             <w:r>
               <w:rPr>
-                <w:rFonts w:ascii="Tahoma" w:hAnsi="Tahoma" w:cs="Tahoma" w:eastAsia="Tahoma"/>
+                <w:rFonts w:ascii="Arial" w:hAnsi="Arial" w:cs="Arial"/>
                 <w:noProof/>
                 <w:sz w:val="22"/>
                 <w:szCs w:val="22"/>
@@ -3176,7 +3659,7 @@
             </w:r>
             <w:r>
               <w:rPr>
-                <w:rFonts w:ascii="Tahoma" w:hAnsi="Tahoma" w:cs="Tahoma" w:eastAsia="Tahoma"/>
+                <w:rFonts w:ascii="Arial" w:hAnsi="Arial" w:cs="Arial"/>
                 <w:noProof/>
                 <w:sz w:val="22"/>
                 <w:szCs w:val="22"/>
@@ -3189,14 +3672,14 @@
             <w:pPr>
               <w:jc w:val="center"/>
               <w:rPr>
-                <w:rFonts w:ascii="Tahoma" w:hAnsi="Tahoma" w:cs="Tahoma" w:eastAsia="Tahoma"/>
+                <w:rFonts w:ascii="Arial" w:hAnsi="Arial" w:cs="Arial"/>
                 <w:sz w:val="22"/>
                 <w:szCs w:val="22"/>
               </w:rPr>
             </w:pPr>
             <w:r>
               <w:rPr>
-                <w:rFonts w:ascii="Tahoma" w:hAnsi="Tahoma" w:cs="Tahoma" w:eastAsia="Tahoma"/>
+                <w:rFonts w:ascii="Arial" w:hAnsi="Arial" w:cs="Arial"/>
                 <w:sz w:val="22"/>
                 <w:szCs w:val="22"/>
                 <w:lang w:val="id-ID"/>
@@ -3205,7 +3688,7 @@
             </w:r>
             <w:r>
               <w:rPr>
-                <w:rFonts w:ascii="Tahoma" w:hAnsi="Tahoma" w:cs="Tahoma" w:eastAsia="Tahoma"/>
+                <w:rFonts w:ascii="Arial" w:hAnsi="Arial" w:cs="Arial"/>
                 <w:sz w:val="22"/>
                 <w:szCs w:val="22"/>
               </w:rPr>
@@ -3213,7 +3696,7 @@
             </w:r>
             <w:r>
               <w:rPr>
-                <w:rFonts w:ascii="Tahoma" w:hAnsi="Tahoma" w:cs="Tahoma" w:eastAsia="Tahoma"/>
+                <w:rFonts w:ascii="Arial" w:hAnsi="Arial" w:cs="Arial"/>
                 <w:sz w:val="22"/>
                 <w:szCs w:val="22"/>
                 <w:lang w:val="id-ID"/>
@@ -3222,7 +3705,7 @@
             </w:r>
             <w:r>
               <w:rPr>
-                <w:rFonts w:ascii="Tahoma" w:hAnsi="Tahoma" w:cs="Tahoma" w:eastAsia="Tahoma"/>
+                <w:rFonts w:ascii="Arial" w:hAnsi="Arial" w:cs="Arial"/>
                 <w:noProof/>
                 <w:sz w:val="22"/>
                 <w:szCs w:val="22"/>
@@ -3232,7 +3715,7 @@
             </w:r>
             <w:r>
               <w:rPr>
-                <w:rFonts w:ascii="Tahoma" w:hAnsi="Tahoma" w:cs="Tahoma" w:eastAsia="Tahoma"/>
+                <w:rFonts w:ascii="Arial" w:hAnsi="Arial" w:cs="Arial"/>
                 <w:noProof/>
                 <w:sz w:val="22"/>
                 <w:szCs w:val="22"/>
@@ -3255,6 +3738,44 @@
     </w:sectPr>
   </w:body>
 </w:document>
+</file>
+
+<file path=word/endnotes.xml><?xml version="1.0" encoding="utf-8"?>
+<w:endnotes xmlns:wpc="http://schemas.microsoft.com/office/word/2010/wordprocessingCanvas" xmlns:cx="http://schemas.microsoft.com/office/drawing/2014/chartex" xmlns:cx1="http://schemas.microsoft.com/office/drawing/2015/9/8/chartex" xmlns:cx2="http://schemas.microsoft.com/office/drawing/2015/10/21/chartex" xmlns:cx3="http://schemas.microsoft.com/office/drawing/2016/5/9/chartex" xmlns:cx4="http://schemas.microsoft.com/office/drawing/2016/5/10/chartex" xmlns:cx5="http://schemas.microsoft.com/office/drawing/2016/5/11/chartex" xmlns:cx6="http://schemas.microsoft.com/office/drawing/2016/5/12/chartex" xmlns:cx7="http://schemas.microsoft.com/office/drawing/2016/5/13/chartex" xmlns:cx8="http://schemas.microsoft.com/office/drawing/2016/5/14/chartex" xmlns:mc="http://schemas.openxmlformats.org/markup-compatibility/2006" xmlns:aink="http://schemas.microsoft.com/office/drawing/2016/ink" xmlns:am3d="http://schemas.microsoft.com/office/drawing/2017/model3d" xmlns:o="urn:schemas-microsoft-com:office:office" xmlns:oel="http://schemas.microsoft.com/office/2019/extlst" xmlns:r="http://schemas.openxmlformats.org/officeDocument/2006/relationships" xmlns:m="http://schemas.openxmlformats.org/officeDocument/2006/math" xmlns:v="urn:schemas-microsoft-com:vml" xmlns:wp14="http://schemas.microsoft.com/office/word/2010/wordprocessingDrawing" xmlns:wp="http://schemas.openxmlformats.org/drawingml/2006/wordprocessingDrawing" xmlns:w10="urn:schemas-microsoft-com:office:word" xmlns:w="http://schemas.openxmlformats.org/wordprocessingml/2006/main" xmlns:w14="http://schemas.microsoft.com/office/word/2010/wordml" xmlns:w15="http://schemas.microsoft.com/office/word/2012/wordml" xmlns:w16cex="http://schemas.microsoft.com/office/word/2018/wordml/cex" xmlns:w16cid="http://schemas.microsoft.com/office/word/2016/wordml/cid" xmlns:w16="http://schemas.microsoft.com/office/word/2018/wordml" xmlns:w16du="http://schemas.microsoft.com/office/word/2023/wordml/word16du" xmlns:w16sdtdh="http://schemas.microsoft.com/office/word/2020/wordml/sdtdatahash" xmlns:w16sdtfl="http://schemas.microsoft.com/office/word/2024/wordml/sdtformatlock" xmlns:w16se="http://schemas.microsoft.com/office/word/2015/wordml/symex" xmlns:wpg="http://schemas.microsoft.com/office/word/2010/wordprocessingGroup" xmlns:wpi="http://schemas.microsoft.com/office/word/2010/wordprocessingInk" xmlns:wne="http://schemas.microsoft.com/office/word/2006/wordml" xmlns:wps="http://schemas.microsoft.com/office/word/2010/wordprocessingShape" mc:Ignorable="w14 w15 w16se w16cid w16 w16cex w16sdtdh w16sdtfl w16du wp14">
+  <w:endnote w:type="separator" w:id="-1">
+    <w:p>
+      <w:r>
+        <w:separator/>
+      </w:r>
+    </w:p>
+  </w:endnote>
+  <w:endnote w:type="continuationSeparator" w:id="0">
+    <w:p>
+      <w:r>
+        <w:continuationSeparator/>
+      </w:r>
+    </w:p>
+  </w:endnote>
+</w:endnotes>
+</file>
+
+<file path=word/footnotes.xml><?xml version="1.0" encoding="utf-8"?>
+<w:footnotes xmlns:wpc="http://schemas.microsoft.com/office/word/2010/wordprocessingCanvas" xmlns:cx="http://schemas.microsoft.com/office/drawing/2014/chartex" xmlns:cx1="http://schemas.microsoft.com/office/drawing/2015/9/8/chartex" xmlns:cx2="http://schemas.microsoft.com/office/drawing/2015/10/21/chartex" xmlns:cx3="http://schemas.microsoft.com/office/drawing/2016/5/9/chartex" xmlns:cx4="http://schemas.microsoft.com/office/drawing/2016/5/10/chartex" xmlns:cx5="http://schemas.microsoft.com/office/drawing/2016/5/11/chartex" xmlns:cx6="http://schemas.microsoft.com/office/drawing/2016/5/12/chartex" xmlns:cx7="http://schemas.microsoft.com/office/drawing/2016/5/13/chartex" xmlns:cx8="http://schemas.microsoft.com/office/drawing/2016/5/14/chartex" xmlns:mc="http://schemas.openxmlformats.org/markup-compatibility/2006" xmlns:aink="http://schemas.microsoft.com/office/drawing/2016/ink" xmlns:am3d="http://schemas.microsoft.com/office/drawing/2017/model3d" xmlns:o="urn:schemas-microsoft-com:office:office" xmlns:oel="http://schemas.microsoft.com/office/2019/extlst" xmlns:r="http://schemas.openxmlformats.org/officeDocument/2006/relationships" xmlns:m="http://schemas.openxmlformats.org/officeDocument/2006/math" xmlns:v="urn:schemas-microsoft-com:vml" xmlns:wp14="http://schemas.microsoft.com/office/word/2010/wordprocessingDrawing" xmlns:wp="http://schemas.openxmlformats.org/drawingml/2006/wordprocessingDrawing" xmlns:w10="urn:schemas-microsoft-com:office:word" xmlns:w="http://schemas.openxmlformats.org/wordprocessingml/2006/main" xmlns:w14="http://schemas.microsoft.com/office/word/2010/wordml" xmlns:w15="http://schemas.microsoft.com/office/word/2012/wordml" xmlns:w16cex="http://schemas.microsoft.com/office/word/2018/wordml/cex" xmlns:w16cid="http://schemas.microsoft.com/office/word/2016/wordml/cid" xmlns:w16="http://schemas.microsoft.com/office/word/2018/wordml" xmlns:w16du="http://schemas.microsoft.com/office/word/2023/wordml/word16du" xmlns:w16sdtdh="http://schemas.microsoft.com/office/word/2020/wordml/sdtdatahash" xmlns:w16sdtfl="http://schemas.microsoft.com/office/word/2024/wordml/sdtformatlock" xmlns:w16se="http://schemas.microsoft.com/office/word/2015/wordml/symex" xmlns:wpg="http://schemas.microsoft.com/office/word/2010/wordprocessingGroup" xmlns:wpi="http://schemas.microsoft.com/office/word/2010/wordprocessingInk" xmlns:wne="http://schemas.microsoft.com/office/word/2006/wordml" xmlns:wps="http://schemas.microsoft.com/office/word/2010/wordprocessingShape" mc:Ignorable="w14 w15 w16se w16cid w16 w16cex w16sdtdh w16sdtfl w16du wp14">
+  <w:footnote w:type="separator" w:id="-1">
+    <w:p>
+      <w:r>
+        <w:separator/>
+      </w:r>
+    </w:p>
+  </w:footnote>
+  <w:footnote w:type="continuationSeparator" w:id="0">
+    <w:p>
+      <w:r>
+        <w:continuationSeparator/>
+      </w:r>
+    </w:p>
+  </w:footnote>
+</w:footnotes>
 </file>
 
 <file path=word/numbering.xml><?xml version="1.0" encoding="utf-8"?>
@@ -3473,7 +3994,7 @@
   <w:docDefaults>
     <w:rPrDefault>
       <w:rPr>
-        <w:rFonts w:ascii="Tahoma" w:hAnsi="Tahoma" w:cs="Tahoma" w:eastAsia="Tahoma"/>
+        <w:rFonts w:ascii="Tahoma" w:eastAsia="Tahoma" w:hAnsi="Tahoma" w:cs="Tahoma"/>
         <w:sz w:val="22"/>
         <w:szCs w:val="22"/>
         <w:lang w:val="en-ID" w:eastAsia="en-US" w:bidi="ar-SA"/>
@@ -3872,7 +4393,6 @@
       <w:spacing w:after="0" w:line="240" w:lineRule="auto"/>
     </w:pPr>
     <w:rPr>
-      <w:rFonts w:ascii="Tahoma" w:eastAsia="Tahoma" w:hAnsi="Tahoma" w:cs="Tahoma"/>
       <w:color w:val="000000"/>
       <w:sz w:val="24"/>
       <w:szCs w:val="24"/>
@@ -3912,7 +4432,7 @@
     <w:uiPriority w:val="99"/>
     <w:rsid w:val="00356902"/>
     <w:rPr>
-      <w:rFonts w:ascii="Tahoma" w:hAnsi="Tahoma" w:cs="Tahoma" w:eastAsia="Tahoma"/>
+      <w:rFonts w:ascii="Tahoma" w:eastAsia="Tahoma" w:hAnsi="Tahoma" w:cs="Tahoma"/>
       <w:sz w:val="21"/>
       <w:szCs w:val="21"/>
       <w:shd w:val="clear" w:color="auto" w:fill="FFFFFF"/>
@@ -3924,7 +4444,7 @@
     <w:uiPriority w:val="99"/>
     <w:rsid w:val="00356902"/>
     <w:rPr>
-      <w:rFonts w:ascii="Tahoma" w:hAnsi="Tahoma" w:cs="Tahoma" w:eastAsia="Tahoma"/>
+      <w:rFonts w:ascii="Tahoma" w:eastAsia="Tahoma" w:hAnsi="Tahoma" w:cs="Tahoma"/>
       <w:b/>
       <w:bCs/>
       <w:i/>
@@ -3940,7 +4460,7 @@
     <w:uiPriority w:val="99"/>
     <w:rsid w:val="00356902"/>
     <w:rPr>
-      <w:rFonts w:ascii="Tahoma" w:hAnsi="Tahoma" w:cs="Tahoma" w:eastAsia="Tahoma"/>
+      <w:rFonts w:ascii="Tahoma" w:eastAsia="Tahoma" w:hAnsi="Tahoma" w:cs="Tahoma"/>
       <w:sz w:val="21"/>
       <w:szCs w:val="21"/>
       <w:shd w:val="clear" w:color="auto" w:fill="FFFFFF"/>
@@ -3958,7 +4478,6 @@
       <w:jc w:val="center"/>
     </w:pPr>
     <w:rPr>
-      <w:rFonts w:ascii="Tahoma" w:hAnsi="Tahoma" w:cs="Tahoma" w:eastAsia="Tahoma"/>
       <w:color w:val="auto"/>
       <w:sz w:val="21"/>
       <w:szCs w:val="21"/>
@@ -3977,7 +4496,6 @@
       <w:jc w:val="both"/>
     </w:pPr>
     <w:rPr>
-      <w:rFonts w:ascii="Tahoma" w:hAnsi="Tahoma" w:cs="Tahoma" w:eastAsia="Tahoma"/>
       <w:b/>
       <w:bCs/>
       <w:i/>
@@ -3999,11 +4517,64 @@
       <w:spacing w:line="278" w:lineRule="exact"/>
     </w:pPr>
     <w:rPr>
-      <w:rFonts w:ascii="Tahoma" w:hAnsi="Tahoma" w:cs="Tahoma" w:eastAsia="Tahoma"/>
       <w:color w:val="auto"/>
       <w:sz w:val="21"/>
       <w:szCs w:val="21"/>
       <w:lang w:val="en-ID"/>
+    </w:rPr>
+  </w:style>
+  <w:style w:type="paragraph" w:styleId="Header">
+    <w:name w:val="header"/>
+    <w:basedOn w:val="Normal"/>
+    <w:link w:val="HeaderChar"/>
+    <w:uiPriority w:val="99"/>
+    <w:unhideWhenUsed/>
+    <w:rsid w:val="00EE6D76"/>
+    <w:pPr>
+      <w:tabs>
+        <w:tab w:val="center" w:pos="4680"/>
+        <w:tab w:val="right" w:pos="9360"/>
+      </w:tabs>
+    </w:pPr>
+  </w:style>
+  <w:style w:type="character" w:customStyle="1" w:styleId="HeaderChar">
+    <w:name w:val="Header Char"/>
+    <w:basedOn w:val="DefaultParagraphFont"/>
+    <w:link w:val="Header"/>
+    <w:uiPriority w:val="99"/>
+    <w:rsid w:val="00EE6D76"/>
+    <w:rPr>
+      <w:color w:val="000000"/>
+      <w:sz w:val="24"/>
+      <w:szCs w:val="24"/>
+      <w:lang w:val="en-US"/>
+    </w:rPr>
+  </w:style>
+  <w:style w:type="paragraph" w:styleId="Footer">
+    <w:name w:val="footer"/>
+    <w:basedOn w:val="Normal"/>
+    <w:link w:val="FooterChar"/>
+    <w:uiPriority w:val="99"/>
+    <w:unhideWhenUsed/>
+    <w:rsid w:val="00EE6D76"/>
+    <w:pPr>
+      <w:tabs>
+        <w:tab w:val="center" w:pos="4680"/>
+        <w:tab w:val="right" w:pos="9360"/>
+      </w:tabs>
+    </w:pPr>
+  </w:style>
+  <w:style w:type="character" w:customStyle="1" w:styleId="FooterChar">
+    <w:name w:val="Footer Char"/>
+    <w:basedOn w:val="DefaultParagraphFont"/>
+    <w:link w:val="Footer"/>
+    <w:uiPriority w:val="99"/>
+    <w:rsid w:val="00EE6D76"/>
+    <w:rPr>
+      <w:color w:val="000000"/>
+      <w:sz w:val="24"/>
+      <w:szCs w:val="24"/>
+      <w:lang w:val="en-US"/>
     </w:rPr>
   </w:style>
 </w:styles>

--- a/templates/CEK/Kristen.docx
+++ b/templates/CEK/Kristen.docx
@@ -619,7 +619,23 @@
           <w:rFonts w:ascii="Arial" w:hAnsi="Arial" w:cs="Arial"/>
           <w:color w:val="000000"/>
         </w:rPr>
-        <w:t>/         /204.3/202</w:t>
+        <w:t>/</w:t>
+      </w:r>
+      <w:r>
+        <w:rPr>
+          <w:rStyle w:val="MSGENFONTSTYLENAMETEMPLATEROLENUMBERMSGENFONTSTYLENAMEBYROLETEXT2"/>
+          <w:rFonts w:ascii="Arial" w:hAnsi="Arial" w:cs="Arial"/>
+          <w:color w:val="000000"/>
+        </w:rPr>
+        <w:t>5109</w:t>
+      </w:r>
+      <w:r>
+        <w:rPr>
+          <w:rStyle w:val="MSGENFONTSTYLENAMETEMPLATEROLENUMBERMSGENFONTSTYLENAMEBYROLETEXT2"/>
+          <w:rFonts w:ascii="Arial" w:hAnsi="Arial" w:cs="Arial"/>
+          <w:color w:val="000000"/>
+        </w:rPr>
+        <w:t>/204.3/202</w:t>
       </w:r>
       <w:r>
         <w:rPr>
@@ -2348,6 +2364,7 @@
           <w:lang w:val="en-US"/>
         </w:rPr>
       </w:pPr>
+      <w:proofErr w:type="spellStart"/>
       <w:r>
         <w:rPr>
           <w:rStyle w:val="MSGENFONTSTYLENAMETEMPLATEROLENUMBERMSGENFONTSTYLENAMEBYROLETEXT3"/>
@@ -2360,7 +2377,112 @@
           <w:sz w:val="22"/>
           <w:szCs w:val="22"/>
         </w:rPr>
-        <w:t xml:space="preserve">bahwa saya, akan bekerja dengan </w:t>
+        <w:t>bahwa</w:t>
+      </w:r>
+      <w:proofErr w:type="spellEnd"/>
+      <w:r>
+        <w:rPr>
+          <w:rStyle w:val="MSGENFONTSTYLENAMETEMPLATEROLENUMBERMSGENFONTSTYLENAMEBYROLETEXT3"/>
+          <w:rFonts w:ascii="Arial" w:hAnsi="Arial" w:cs="Arial"/>
+          <w:b/>
+          <w:bCs/>
+          <w:i/>
+          <w:iCs/>
+          <w:color w:val="000000"/>
+          <w:sz w:val="22"/>
+          <w:szCs w:val="22"/>
+        </w:rPr>
+        <w:t xml:space="preserve"> </w:t>
+      </w:r>
+      <w:proofErr w:type="spellStart"/>
+      <w:r>
+        <w:rPr>
+          <w:rStyle w:val="MSGENFONTSTYLENAMETEMPLATEROLENUMBERMSGENFONTSTYLENAMEBYROLETEXT3"/>
+          <w:rFonts w:ascii="Arial" w:hAnsi="Arial" w:cs="Arial"/>
+          <w:b/>
+          <w:bCs/>
+          <w:i/>
+          <w:iCs/>
+          <w:color w:val="000000"/>
+          <w:sz w:val="22"/>
+          <w:szCs w:val="22"/>
+        </w:rPr>
+        <w:t>saya</w:t>
+      </w:r>
+      <w:proofErr w:type="spellEnd"/>
+      <w:r>
+        <w:rPr>
+          <w:rStyle w:val="MSGENFONTSTYLENAMETEMPLATEROLENUMBERMSGENFONTSTYLENAMEBYROLETEXT3"/>
+          <w:rFonts w:ascii="Arial" w:hAnsi="Arial" w:cs="Arial"/>
+          <w:b/>
+          <w:bCs/>
+          <w:i/>
+          <w:iCs/>
+          <w:color w:val="000000"/>
+          <w:sz w:val="22"/>
+          <w:szCs w:val="22"/>
+        </w:rPr>
+        <w:t xml:space="preserve">, </w:t>
+      </w:r>
+      <w:proofErr w:type="spellStart"/>
+      <w:r>
+        <w:rPr>
+          <w:rStyle w:val="MSGENFONTSTYLENAMETEMPLATEROLENUMBERMSGENFONTSTYLENAMEBYROLETEXT3"/>
+          <w:rFonts w:ascii="Arial" w:hAnsi="Arial" w:cs="Arial"/>
+          <w:b/>
+          <w:bCs/>
+          <w:i/>
+          <w:iCs/>
+          <w:color w:val="000000"/>
+          <w:sz w:val="22"/>
+          <w:szCs w:val="22"/>
+        </w:rPr>
+        <w:t>akan</w:t>
+      </w:r>
+      <w:proofErr w:type="spellEnd"/>
+      <w:r>
+        <w:rPr>
+          <w:rStyle w:val="MSGENFONTSTYLENAMETEMPLATEROLENUMBERMSGENFONTSTYLENAMEBYROLETEXT3"/>
+          <w:rFonts w:ascii="Arial" w:hAnsi="Arial" w:cs="Arial"/>
+          <w:b/>
+          <w:bCs/>
+          <w:i/>
+          <w:iCs/>
+          <w:color w:val="000000"/>
+          <w:sz w:val="22"/>
+          <w:szCs w:val="22"/>
+        </w:rPr>
+        <w:t xml:space="preserve"> </w:t>
+      </w:r>
+      <w:proofErr w:type="spellStart"/>
+      <w:r>
+        <w:rPr>
+          <w:rStyle w:val="MSGENFONTSTYLENAMETEMPLATEROLENUMBERMSGENFONTSTYLENAMEBYROLETEXT3"/>
+          <w:rFonts w:ascii="Arial" w:hAnsi="Arial" w:cs="Arial"/>
+          <w:b/>
+          <w:bCs/>
+          <w:i/>
+          <w:iCs/>
+          <w:color w:val="000000"/>
+          <w:sz w:val="22"/>
+          <w:szCs w:val="22"/>
+        </w:rPr>
+        <w:t>bekerja</w:t>
+      </w:r>
+      <w:proofErr w:type="spellEnd"/>
+      <w:r>
+        <w:rPr>
+          <w:rStyle w:val="MSGENFONTSTYLENAMETEMPLATEROLENUMBERMSGENFONTSTYLENAMEBYROLETEXT3"/>
+          <w:rFonts w:ascii="Arial" w:hAnsi="Arial" w:cs="Arial"/>
+          <w:b/>
+          <w:bCs/>
+          <w:i/>
+          <w:iCs/>
+          <w:color w:val="000000"/>
+          <w:sz w:val="22"/>
+          <w:szCs w:val="22"/>
+        </w:rPr>
+        <w:t xml:space="preserve"> dengan </w:t>
       </w:r>
       <w:r>
         <w:rPr>
@@ -2470,32 +2592,149 @@
           <w:sz w:val="22"/>
           <w:szCs w:val="22"/>
         </w:rPr>
-        <w:t>Demikianlah berita acara pengambilan sumpah ini dibuat dengan sebenarnya untuk dapat digunakan sebagaimana mestinya.</w:t>
-      </w:r>
+        <w:t xml:space="preserve">Demikianlah berita acara pengambilan sumpah ini dibuat dengan sebenarnya untuk </w:t>
+      </w:r>
+      <w:proofErr w:type="spellStart"/>
+      <w:r>
+        <w:rPr>
+          <w:rStyle w:val="MSGENFONTSTYLENAMETEMPLATEROLEMSGENFONTSTYLENAMEBYROLEPICTURECAPTION"/>
+          <w:rFonts w:ascii="Arial" w:hAnsi="Arial" w:cs="Arial"/>
+          <w:color w:val="000000"/>
+          <w:sz w:val="22"/>
+          <w:szCs w:val="22"/>
+        </w:rPr>
+        <w:t>dapat</w:t>
+      </w:r>
+      <w:proofErr w:type="spellEnd"/>
+      <w:r>
+        <w:rPr>
+          <w:rStyle w:val="MSGENFONTSTYLENAMETEMPLATEROLEMSGENFONTSTYLENAMEBYROLEPICTURECAPTION"/>
+          <w:rFonts w:ascii="Arial" w:hAnsi="Arial" w:cs="Arial"/>
+          <w:color w:val="000000"/>
+          <w:sz w:val="22"/>
+          <w:szCs w:val="22"/>
+        </w:rPr>
+        <w:t xml:space="preserve"> </w:t>
+      </w:r>
+      <w:proofErr w:type="spellStart"/>
+      <w:r>
+        <w:rPr>
+          <w:rStyle w:val="MSGENFONTSTYLENAMETEMPLATEROLEMSGENFONTSTYLENAMEBYROLEPICTURECAPTION"/>
+          <w:rFonts w:ascii="Arial" w:hAnsi="Arial" w:cs="Arial"/>
+          <w:color w:val="000000"/>
+          <w:sz w:val="22"/>
+          <w:szCs w:val="22"/>
+        </w:rPr>
+        <w:t>digunakan</w:t>
+      </w:r>
+      <w:proofErr w:type="spellEnd"/>
+      <w:r>
+        <w:rPr>
+          <w:rStyle w:val="MSGENFONTSTYLENAMETEMPLATEROLEMSGENFONTSTYLENAMEBYROLEPICTURECAPTION"/>
+          <w:rFonts w:ascii="Arial" w:hAnsi="Arial" w:cs="Arial"/>
+          <w:color w:val="000000"/>
+          <w:sz w:val="22"/>
+          <w:szCs w:val="22"/>
+        </w:rPr>
+        <w:t xml:space="preserve"> </w:t>
+      </w:r>
+      <w:proofErr w:type="spellStart"/>
+      <w:r>
+        <w:rPr>
+          <w:rStyle w:val="MSGENFONTSTYLENAMETEMPLATEROLEMSGENFONTSTYLENAMEBYROLEPICTURECAPTION"/>
+          <w:rFonts w:ascii="Arial" w:hAnsi="Arial" w:cs="Arial"/>
+          <w:color w:val="000000"/>
+          <w:sz w:val="22"/>
+          <w:szCs w:val="22"/>
+        </w:rPr>
+        <w:t>sebagaimana</w:t>
+      </w:r>
+      <w:proofErr w:type="spellEnd"/>
+      <w:r>
+        <w:rPr>
+          <w:rStyle w:val="MSGENFONTSTYLENAMETEMPLATEROLEMSGENFONTSTYLENAMEBYROLEPICTURECAPTION"/>
+          <w:rFonts w:ascii="Arial" w:hAnsi="Arial" w:cs="Arial"/>
+          <w:color w:val="000000"/>
+          <w:sz w:val="22"/>
+          <w:szCs w:val="22"/>
+        </w:rPr>
+        <w:t xml:space="preserve"> </w:t>
+      </w:r>
+      <w:proofErr w:type="spellStart"/>
+      <w:r>
+        <w:rPr>
+          <w:rStyle w:val="MSGENFONTSTYLENAMETEMPLATEROLEMSGENFONTSTYLENAMEBYROLEPICTURECAPTION"/>
+          <w:rFonts w:ascii="Arial" w:hAnsi="Arial" w:cs="Arial"/>
+          <w:color w:val="000000"/>
+          <w:sz w:val="22"/>
+          <w:szCs w:val="22"/>
+        </w:rPr>
+        <w:t>mestinya</w:t>
+      </w:r>
+      <w:proofErr w:type="spellEnd"/>
+      <w:r>
+        <w:rPr>
+          <w:rStyle w:val="MSGENFONTSTYLENAMETEMPLATEROLEMSGENFONTSTYLENAMEBYROLEPICTURECAPTION"/>
+          <w:rFonts w:ascii="Arial" w:hAnsi="Arial" w:cs="Arial"/>
+          <w:color w:val="000000"/>
+          <w:sz w:val="22"/>
+          <w:szCs w:val="22"/>
+        </w:rPr>
+        <w:t>.</w:t>
+      </w:r>
+    </w:p>
+    <w:p>
+      <w:pPr>
+        <w:pStyle w:val="MSGENFONTSTYLENAMETEMPLATEROLEMSGENFONTSTYLENAMEBYROLEPICTURECAPTION1"/>
+        <w:shd w:val="clear" w:color="auto" w:fill="auto"/>
+        <w:spacing w:line="240" w:lineRule="auto"/>
+        <w:ind w:left="142" w:right="187"/>
+        <w:jc w:val="both"/>
+        <w:rPr>
+          <w:rStyle w:val="MSGENFONTSTYLENAMETEMPLATEROLEMSGENFONTSTYLENAMEBYROLEPICTURECAPTION"/>
+          <w:rFonts w:ascii="Arial" w:hAnsi="Arial" w:cs="Arial"/>
+          <w:color w:val="000000"/>
+          <w:sz w:val="22"/>
+          <w:szCs w:val="22"/>
+        </w:rPr>
+      </w:pPr>
+    </w:p>
+    <w:p>
+      <w:pPr>
+        <w:pStyle w:val="MSGENFONTSTYLENAMETEMPLATEROLEMSGENFONTSTYLENAMEBYROLEPICTURECAPTION1"/>
+        <w:shd w:val="clear" w:color="auto" w:fill="auto"/>
+        <w:spacing w:line="240" w:lineRule="auto"/>
+        <w:ind w:left="142" w:right="46"/>
+        <w:jc w:val="both"/>
+        <w:rPr>
+          <w:rFonts w:ascii="Arial" w:hAnsi="Arial" w:cs="Arial"/>
+        </w:rPr>
+      </w:pPr>
     </w:p>
     <w:tbl>
       <w:tblPr>
-        <w:tblW w:w="21162" w:type="dxa"/>
+        <w:tblW w:w="21433" w:type="dxa"/>
+        <w:tblInd w:w="-426" w:type="dxa"/>
+        <w:tblLayout w:type="fixed"/>
         <w:tblLook w:val="04A0" w:firstRow="1" w:lastRow="0" w:firstColumn="1" w:lastColumn="0" w:noHBand="0" w:noVBand="1"/>
       </w:tblPr>
       <w:tblGrid>
-        <w:gridCol w:w="5265"/>
-        <w:gridCol w:w="5367"/>
-        <w:gridCol w:w="5265"/>
-        <w:gridCol w:w="5265"/>
+        <w:gridCol w:w="5636"/>
+        <w:gridCol w:w="5267"/>
+        <w:gridCol w:w="5263"/>
+        <w:gridCol w:w="5267"/>
       </w:tblGrid>
       <w:tr>
         <w:trPr>
-          <w:gridAfter w:val="1"/>
-          <w:wAfter w:w="5265" w:type="dxa"/>
           <w:trHeight w:val="2221"/>
         </w:trPr>
         <w:tc>
           <w:tcPr>
-            <w:tcW w:w="5265" w:type="dxa"/>
+            <w:tcW w:w="5636" w:type="dxa"/>
           </w:tcPr>
           <w:p>
             <w:pPr>
+              <w:snapToGrid w:val="0"/>
               <w:jc w:val="center"/>
               <w:rPr>
                 <w:rFonts w:ascii="Arial" w:hAnsi="Arial" w:cs="Arial"/>
@@ -2506,25 +2745,21 @@
             </w:pPr>
             <w:r>
               <w:rPr>
-                <w:rFonts w:ascii="Arial" w:hAnsi="Arial" w:cs="Arial"/>
                 <w:noProof/>
-                <w:sz w:val="22"/>
-                <w:szCs w:val="22"/>
-                <w:lang w:val="id-ID"/>
               </w:rPr>
               <w:drawing>
-                <wp:anchor distT="0" distB="0" distL="114300" distR="114300" simplePos="0" relativeHeight="251658240" behindDoc="0" locked="0" layoutInCell="1" allowOverlap="1" wp14:anchorId="08CE9484" wp14:editId="604A6962">
+                <wp:anchor distT="0" distB="0" distL="114300" distR="114300" simplePos="0" relativeHeight="251665408" behindDoc="0" locked="0" layoutInCell="1" allowOverlap="1" wp14:anchorId="1BA035E0" wp14:editId="03CE1A7A">
                   <wp:simplePos x="0" y="0"/>
                   <wp:positionH relativeFrom="column">
-                    <wp:posOffset>4972685</wp:posOffset>
+                    <wp:posOffset>3151505</wp:posOffset>
                   </wp:positionH>
                   <wp:positionV relativeFrom="paragraph">
-                    <wp:posOffset>8418195</wp:posOffset>
+                    <wp:posOffset>67310</wp:posOffset>
                   </wp:positionV>
-                  <wp:extent cx="1222375" cy="1806575"/>
+                  <wp:extent cx="1337945" cy="1449705"/>
                   <wp:effectExtent l="0" t="0" r="0" b="0"/>
                   <wp:wrapNone/>
-                  <wp:docPr id="1" name="Picture 1"/>
+                  <wp:docPr id="953220891" name="Picture 20"/>
                   <wp:cNvGraphicFramePr>
                     <a:graphicFrameLocks xmlns:a="http://schemas.openxmlformats.org/drawingml/2006/main" noChangeAspect="1"/>
                   </wp:cNvGraphicFramePr>
@@ -2532,31 +2767,20 @@
                     <a:graphicData uri="http://schemas.openxmlformats.org/drawingml/2006/picture">
                       <pic:pic xmlns:pic="http://schemas.openxmlformats.org/drawingml/2006/picture">
                         <pic:nvPicPr>
-                          <pic:cNvPr id="0" name="Picture 2"/>
+                          <pic:cNvPr id="0" name="Picture 17"/>
                           <pic:cNvPicPr>
                             <a:picLocks noChangeAspect="1" noChangeArrowheads="1"/>
                           </pic:cNvPicPr>
                         </pic:nvPicPr>
                         <pic:blipFill>
                           <a:blip r:embed="rId9" cstate="print">
-                            <a:clrChange>
-                              <a:clrFrom>
-                                <a:srgbClr val="FFFFFF"/>
-                              </a:clrFrom>
-                              <a:clrTo>
-                                <a:srgbClr val="FFFFFF">
-                                  <a:alpha val="0"/>
-                                </a:srgbClr>
-                              </a:clrTo>
-                            </a:clrChange>
-                            <a:lum contrast="60000"/>
                             <a:extLst>
                               <a:ext uri="{28A0092B-C50C-407E-A947-70E740481C1C}">
                                 <a14:useLocalDpi xmlns:a14="http://schemas.microsoft.com/office/drawing/2010/main" val="0"/>
                               </a:ext>
                             </a:extLst>
                           </a:blip>
-                          <a:srcRect/>
+                          <a:srcRect l="18018" t="25609" r="18709" b="22972"/>
                           <a:stretch>
                             <a:fillRect/>
                           </a:stretch>
@@ -2564,15 +2788,12 @@
                         <pic:spPr bwMode="auto">
                           <a:xfrm>
                             <a:off x="0" y="0"/>
-                            <a:ext cx="1222375" cy="1806575"/>
+                            <a:ext cx="1337945" cy="1449705"/>
                           </a:xfrm>
                           <a:prstGeom prst="rect">
                             <a:avLst/>
                           </a:prstGeom>
                           <a:noFill/>
-                          <a:ln>
-                            <a:noFill/>
-                          </a:ln>
                         </pic:spPr>
                       </pic:pic>
                     </a:graphicData>
@@ -2597,15 +2818,6 @@
                 <w:lang w:val="id-ID"/>
               </w:rPr>
             </w:pPr>
-            <w:r>
-              <w:rPr>
-                <w:rFonts w:ascii="Arial" w:hAnsi="Arial" w:cs="Arial"/>
-                <w:sz w:val="22"/>
-                <w:szCs w:val="22"/>
-                <w:lang w:val="id-ID"/>
-              </w:rPr>
-              <w:t>Pegawai Negeri Sipil</w:t>
-            </w:r>
           </w:p>
           <w:p>
             <w:pPr>
@@ -2614,7 +2826,7 @@
                 <w:rFonts w:ascii="Arial" w:hAnsi="Arial" w:cs="Arial"/>
                 <w:sz w:val="22"/>
                 <w:szCs w:val="22"/>
-                <w:lang w:val="en-AU"/>
+                <w:lang w:val="id-ID"/>
               </w:rPr>
             </w:pPr>
             <w:r>
@@ -2624,16 +2836,7 @@
                 <w:szCs w:val="22"/>
                 <w:lang w:val="id-ID"/>
               </w:rPr>
-              <w:t>Yang mengangkat sumpah</w:t>
-            </w:r>
-            <w:r>
-              <w:rPr>
-                <w:rFonts w:ascii="Arial" w:hAnsi="Arial" w:cs="Arial"/>
-                <w:sz w:val="22"/>
-                <w:szCs w:val="22"/>
-                <w:lang w:val="en-AU"/>
-              </w:rPr>
-              <w:t>,</w:t>
+              <w:t>Pegawai Negeri Sipil</w:t>
             </w:r>
           </w:p>
           <w:p>
@@ -2641,8 +2844,35 @@
               <w:jc w:val="center"/>
               <w:rPr>
                 <w:rFonts w:ascii="Arial" w:hAnsi="Arial" w:cs="Arial"/>
-                <w:sz w:val="22"/>
-                <w:szCs w:val="22"/>
+              </w:rPr>
+            </w:pPr>
+            <w:r>
+              <w:rPr>
+                <w:rFonts w:ascii="Arial" w:hAnsi="Arial" w:cs="Arial"/>
+                <w:sz w:val="22"/>
+                <w:szCs w:val="22"/>
+                <w:lang w:val="id-ID"/>
+              </w:rPr>
+              <w:t>Yang mengangkat sumpah</w:t>
+            </w:r>
+            <w:r>
+              <w:rPr>
+                <w:rFonts w:ascii="Arial" w:hAnsi="Arial" w:cs="Arial"/>
+                <w:sz w:val="22"/>
+                <w:szCs w:val="22"/>
+                <w:lang w:val="en-AU"/>
+              </w:rPr>
+              <w:t>,</w:t>
+            </w:r>
+          </w:p>
+          <w:p>
+            <w:pPr>
+              <w:jc w:val="center"/>
+              <w:rPr>
+                <w:rFonts w:ascii="Arial" w:hAnsi="Arial" w:cs="Arial"/>
+                <w:sz w:val="22"/>
+                <w:szCs w:val="22"/>
+                <w:lang w:val="en-AU"/>
               </w:rPr>
             </w:pPr>
           </w:p>
@@ -2659,8 +2889,17 @@
             <w:pPr>
               <w:rPr>
                 <w:rFonts w:ascii="Arial" w:hAnsi="Arial" w:cs="Arial"/>
-                <w:sz w:val="40"/>
-                <w:szCs w:val="40"/>
+                <w:sz w:val="16"/>
+                <w:szCs w:val="16"/>
+              </w:rPr>
+            </w:pPr>
+          </w:p>
+          <w:p>
+            <w:pPr>
+              <w:rPr>
+                <w:rFonts w:ascii="Arial" w:hAnsi="Arial" w:cs="Arial"/>
+                <w:sz w:val="22"/>
+                <w:szCs w:val="22"/>
               </w:rPr>
             </w:pPr>
           </w:p>
@@ -2672,7 +2911,7 @@
                 <w:sz w:val="22"/>
                 <w:szCs w:val="22"/>
                 <w:u w:val="single"/>
-                <w:lang w:val="id-ID"/>
+                <w:shd w:val="clear" w:color="auto" w:fill="FFFFFF"/>
               </w:rPr>
             </w:pPr>
             <w:r>
@@ -2683,17 +2922,29 @@
                 <w:u w:val="single"/>
                 <w:shd w:val="clear" w:color="auto" w:fill="FFFFFF"/>
               </w:rPr>
-              <w:t>{nama_diambil_sumpah}</w:t>
-            </w:r>
+              <w:t>{</w:t>
+            </w:r>
+            <w:proofErr w:type="spellStart"/>
             <w:r>
               <w:rPr>
                 <w:rFonts w:ascii="Arial" w:hAnsi="Arial" w:cs="Arial"/>
                 <w:sz w:val="22"/>
                 <w:szCs w:val="22"/>
                 <w:u w:val="single"/>
-                <w:lang w:val="id-ID"/>
-              </w:rPr>
-              <w:t xml:space="preserve"> </w:t>
+                <w:shd w:val="clear" w:color="auto" w:fill="FFFFFF"/>
+              </w:rPr>
+              <w:t>nama_diambil_sumpah</w:t>
+            </w:r>
+            <w:proofErr w:type="spellEnd"/>
+            <w:r>
+              <w:rPr>
+                <w:rFonts w:ascii="Arial" w:hAnsi="Arial" w:cs="Arial"/>
+                <w:sz w:val="22"/>
+                <w:szCs w:val="22"/>
+                <w:u w:val="single"/>
+                <w:shd w:val="clear" w:color="auto" w:fill="FFFFFF"/>
+              </w:rPr>
+              <w:t>}</w:t>
             </w:r>
           </w:p>
           <w:p>
@@ -2707,84 +2958,21 @@
             </w:pPr>
             <w:r>
               <w:rPr>
-                <w:rFonts w:ascii="Arial" w:hAnsi="Arial" w:cs="Arial"/>
-                <w:sz w:val="22"/>
-                <w:szCs w:val="22"/>
-                <w:lang w:val="id-ID"/>
-              </w:rPr>
-              <w:t>N</w:t>
-            </w:r>
-            <w:r>
-              <w:rPr>
-                <w:rFonts w:ascii="Arial" w:hAnsi="Arial" w:cs="Arial"/>
-                <w:sz w:val="22"/>
-                <w:szCs w:val="22"/>
-              </w:rPr>
-              <w:t>IP</w:t>
-            </w:r>
-            <w:r>
-              <w:rPr>
-                <w:rFonts w:ascii="Arial" w:hAnsi="Arial" w:cs="Arial"/>
-                <w:sz w:val="22"/>
-                <w:szCs w:val="22"/>
-                <w:lang w:val="id-ID"/>
-              </w:rPr>
-              <w:t>.</w:t>
-            </w:r>
-            <w:r>
-              <w:rPr>
-                <w:rFonts w:ascii="Arial" w:hAnsi="Arial" w:cs="Arial"/>
-                <w:sz w:val="22"/>
-                <w:szCs w:val="22"/>
-              </w:rPr>
-              <w:t xml:space="preserve"> </w:t>
-            </w:r>
-            <w:r>
-              <w:rPr>
-                <w:rFonts w:ascii="Arial" w:hAnsi="Arial" w:cs="Arial"/>
-                <w:sz w:val="22"/>
-                <w:szCs w:val="22"/>
-                <w:shd w:val="clear" w:color="auto" w:fill="FFFFFF"/>
-              </w:rPr>
-              <w:t>{nip_diambil_sumpah}</w:t>
-            </w:r>
-          </w:p>
-        </w:tc>
-        <w:tc>
-          <w:tcPr>
-            <w:tcW w:w="5367" w:type="dxa"/>
-          </w:tcPr>
-          <w:p>
-            <w:pPr>
-              <w:jc w:val="center"/>
-              <w:rPr>
-                <w:rFonts w:ascii="Arial" w:hAnsi="Arial" w:cs="Arial"/>
-                <w:sz w:val="22"/>
-                <w:szCs w:val="22"/>
-                <w:lang w:val="id-ID"/>
-              </w:rPr>
-            </w:pPr>
-            <w:r>
-              <w:rPr>
-                <w:rFonts w:ascii="Arial" w:hAnsi="Arial" w:cs="Arial"/>
-                <w:b/>
                 <w:noProof/>
-                <w:sz w:val="44"/>
-                <w:szCs w:val="44"/>
               </w:rPr>
               <w:drawing>
-                <wp:anchor distT="0" distB="0" distL="114300" distR="114300" simplePos="0" relativeHeight="251661312" behindDoc="0" locked="0" layoutInCell="1" allowOverlap="1" wp14:anchorId="6DE2A8E9" wp14:editId="79F352B0">
+                <wp:anchor distT="0" distB="0" distL="114300" distR="114300" simplePos="0" relativeHeight="251666432" behindDoc="0" locked="0" layoutInCell="1" allowOverlap="1" wp14:anchorId="6C3F9270" wp14:editId="5EF9DA4B">
                   <wp:simplePos x="0" y="0"/>
                   <wp:positionH relativeFrom="column">
-                    <wp:posOffset>3703320</wp:posOffset>
+                    <wp:posOffset>684530</wp:posOffset>
                   </wp:positionH>
                   <wp:positionV relativeFrom="paragraph">
-                    <wp:posOffset>8397240</wp:posOffset>
+                    <wp:posOffset>172720</wp:posOffset>
                   </wp:positionV>
-                  <wp:extent cx="1390650" cy="1390650"/>
+                  <wp:extent cx="1800860" cy="1128395"/>
                   <wp:effectExtent l="0" t="0" r="0" b="0"/>
                   <wp:wrapNone/>
-                  <wp:docPr id="4" name="Picture 4"/>
+                  <wp:docPr id="732756328" name="Picture 19"/>
                   <wp:cNvGraphicFramePr>
                     <a:graphicFrameLocks xmlns:a="http://schemas.openxmlformats.org/drawingml/2006/main" noChangeAspect="1"/>
                   </wp:cNvGraphicFramePr>
@@ -2792,7 +2980,7 @@
                     <a:graphicData uri="http://schemas.openxmlformats.org/drawingml/2006/picture">
                       <pic:pic xmlns:pic="http://schemas.openxmlformats.org/drawingml/2006/picture">
                         <pic:nvPicPr>
-                          <pic:cNvPr id="0" name="Picture 5"/>
+                          <pic:cNvPr id="0" name="Picture 3"/>
                           <pic:cNvPicPr>
                             <a:picLocks noChangeAspect="1" noChangeArrowheads="1"/>
                           </pic:cNvPicPr>
@@ -2813,23 +3001,20 @@
                         <pic:spPr bwMode="auto">
                           <a:xfrm>
                             <a:off x="0" y="0"/>
-                            <a:ext cx="1390650" cy="1390650"/>
+                            <a:ext cx="1800860" cy="1128395"/>
                           </a:xfrm>
                           <a:prstGeom prst="rect">
                             <a:avLst/>
                           </a:prstGeom>
                           <a:noFill/>
-                          <a:ln>
-                            <a:noFill/>
-                          </a:ln>
                         </pic:spPr>
                       </pic:pic>
                     </a:graphicData>
                   </a:graphic>
-                  <wp14:sizeRelH relativeFrom="page">
+                  <wp14:sizeRelH relativeFrom="margin">
                     <wp14:pctWidth>0</wp14:pctWidth>
                   </wp14:sizeRelH>
-                  <wp14:sizeRelV relativeFrom="page">
+                  <wp14:sizeRelV relativeFrom="margin">
                     <wp14:pctHeight>0</wp14:pctHeight>
                   </wp14:sizeRelV>
                 </wp:anchor>
@@ -2842,6 +3027,82 @@
                 <w:szCs w:val="22"/>
                 <w:lang w:val="id-ID"/>
               </w:rPr>
+              <w:t>N</w:t>
+            </w:r>
+            <w:r>
+              <w:rPr>
+                <w:rFonts w:ascii="Arial" w:hAnsi="Arial" w:cs="Arial"/>
+                <w:sz w:val="22"/>
+                <w:szCs w:val="22"/>
+              </w:rPr>
+              <w:t>IP</w:t>
+            </w:r>
+            <w:r>
+              <w:rPr>
+                <w:rFonts w:ascii="Arial" w:hAnsi="Arial" w:cs="Arial"/>
+                <w:sz w:val="22"/>
+                <w:szCs w:val="22"/>
+                <w:lang w:val="id-ID"/>
+              </w:rPr>
+              <w:t>.</w:t>
+            </w:r>
+            <w:r>
+              <w:rPr>
+                <w:rFonts w:ascii="Arial" w:hAnsi="Arial" w:cs="Arial"/>
+                <w:sz w:val="22"/>
+                <w:szCs w:val="22"/>
+              </w:rPr>
+              <w:t xml:space="preserve"> </w:t>
+            </w:r>
+            <w:r>
+              <w:rPr>
+                <w:rFonts w:ascii="Arial" w:hAnsi="Arial" w:cs="Arial"/>
+                <w:sz w:val="22"/>
+                <w:szCs w:val="22"/>
+                <w:shd w:val="clear" w:color="auto" w:fill="FFFFFF"/>
+              </w:rPr>
+              <w:t>{</w:t>
+            </w:r>
+            <w:proofErr w:type="spellStart"/>
+            <w:r>
+              <w:rPr>
+                <w:rFonts w:ascii="Arial" w:hAnsi="Arial" w:cs="Arial"/>
+                <w:sz w:val="22"/>
+                <w:szCs w:val="22"/>
+                <w:shd w:val="clear" w:color="auto" w:fill="FFFFFF"/>
+              </w:rPr>
+              <w:t>nip_diambil_sumpah</w:t>
+            </w:r>
+            <w:proofErr w:type="spellEnd"/>
+            <w:r>
+              <w:rPr>
+                <w:rFonts w:ascii="Arial" w:hAnsi="Arial" w:cs="Arial"/>
+                <w:sz w:val="22"/>
+                <w:szCs w:val="22"/>
+                <w:shd w:val="clear" w:color="auto" w:fill="FFFFFF"/>
+              </w:rPr>
+              <w:t>}</w:t>
+            </w:r>
+          </w:p>
+        </w:tc>
+        <w:tc>
+          <w:tcPr>
+            <w:tcW w:w="5267" w:type="dxa"/>
+          </w:tcPr>
+          <w:p>
+            <w:pPr>
+              <w:jc w:val="center"/>
+              <w:rPr>
+                <w:rFonts w:ascii="Arial" w:hAnsi="Arial" w:cs="Arial"/>
+              </w:rPr>
+            </w:pPr>
+            <w:r>
+              <w:rPr>
+                <w:rFonts w:ascii="Arial" w:hAnsi="Arial" w:cs="Arial"/>
+                <w:sz w:val="22"/>
+                <w:szCs w:val="22"/>
+                <w:lang w:val="id-ID"/>
+              </w:rPr>
               <w:t>Pejabat</w:t>
             </w:r>
           </w:p>
@@ -2850,9 +3111,6 @@
               <w:jc w:val="center"/>
               <w:rPr>
                 <w:rFonts w:ascii="Arial" w:hAnsi="Arial" w:cs="Arial"/>
-                <w:sz w:val="22"/>
-                <w:szCs w:val="22"/>
-                <w:lang w:val="en-AU"/>
               </w:rPr>
             </w:pPr>
             <w:r>
@@ -2886,325 +3144,21 @@
             </w:pPr>
             <w:r>
               <w:rPr>
-                <w:rFonts w:ascii="Arial" w:hAnsi="Arial" w:cs="Arial"/>
-                <w:sz w:val="22"/>
-                <w:szCs w:val="22"/>
-                <w:lang w:val="en-AU"/>
-              </w:rPr>
-              <w:t>Asisten Administrasi Umum</w:t>
-            </w:r>
-          </w:p>
-          <w:p>
-            <w:pPr>
-              <w:jc w:val="center"/>
-              <w:rPr>
-                <w:rFonts w:ascii="Arial" w:hAnsi="Arial" w:cs="Arial"/>
                 <w:noProof/>
-                <w:sz w:val="22"/>
-                <w:szCs w:val="22"/>
-              </w:rPr>
-            </w:pPr>
-            <w:r>
-              <w:rPr>
-                <w:rFonts w:ascii="Arial" w:hAnsi="Arial" w:cs="Arial"/>
-                <w:sz w:val="22"/>
-                <w:szCs w:val="22"/>
-                <w:lang w:val="en-AU"/>
-              </w:rPr>
-              <w:t>Sekretariat Daerah Provinsi Jawa Timur</w:t>
-            </w:r>
-          </w:p>
-          <w:p>
-            <w:pPr>
-              <w:jc w:val="center"/>
-              <w:rPr>
-                <w:rFonts w:ascii="Arial" w:hAnsi="Arial" w:cs="Arial"/>
-                <w:noProof/>
-                <w:sz w:val="22"/>
-                <w:szCs w:val="22"/>
-              </w:rPr>
-            </w:pPr>
-          </w:p>
-          <w:p>
-            <w:pPr>
-              <w:jc w:val="center"/>
-              <w:rPr>
-                <w:rFonts w:ascii="Arial" w:hAnsi="Arial" w:cs="Arial"/>
-                <w:noProof/>
-                <w:sz w:val="22"/>
-                <w:szCs w:val="22"/>
-              </w:rPr>
-            </w:pPr>
-          </w:p>
-          <w:p>
-            <w:pPr>
-              <w:jc w:val="center"/>
-              <w:rPr>
-                <w:rFonts w:ascii="Arial" w:hAnsi="Arial" w:cs="Arial"/>
-                <w:noProof/>
-                <w:sz w:val="22"/>
-                <w:szCs w:val="22"/>
-              </w:rPr>
-            </w:pPr>
-          </w:p>
-          <w:p>
-            <w:pPr>
-              <w:jc w:val="center"/>
-              <w:rPr>
-                <w:rFonts w:ascii="Arial" w:hAnsi="Arial" w:cs="Arial"/>
-                <w:noProof/>
-                <w:sz w:val="22"/>
-                <w:szCs w:val="22"/>
-              </w:rPr>
-            </w:pPr>
-          </w:p>
-          <w:p>
-            <w:pPr>
-              <w:jc w:val="center"/>
-              <w:rPr>
-                <w:rStyle w:val="MSGENFONTSTYLENAMETEMPLATEROLENUMBERMSGENFONTSTYLENAMEBYROLETEXT2"/>
-                <w:rFonts w:ascii="Arial" w:hAnsi="Arial" w:cs="Arial"/>
-                <w:sz w:val="22"/>
-                <w:szCs w:val="22"/>
-                <w:u w:val="single"/>
-              </w:rPr>
-            </w:pPr>
-            <w:r>
-              <w:rPr>
-                <w:rStyle w:val="MSGENFONTSTYLENAMETEMPLATEROLENUMBERMSGENFONTSTYLENAMEBYROLETEXT2"/>
-                <w:rFonts w:ascii="Arial" w:hAnsi="Arial" w:cs="Arial"/>
-                <w:sz w:val="22"/>
-                <w:szCs w:val="22"/>
-                <w:u w:val="single"/>
-              </w:rPr>
-              <w:t>Dr. BOBBY SOEMIARSONO, S.H, M.Si.</w:t>
-            </w:r>
-          </w:p>
-          <w:p>
-            <w:pPr>
-              <w:jc w:val="center"/>
-              <w:rPr>
-                <w:rFonts w:ascii="Arial" w:hAnsi="Arial" w:cs="Arial"/>
-                <w:sz w:val="22"/>
-                <w:szCs w:val="22"/>
-                <w:lang w:val="id-ID"/>
-              </w:rPr>
-            </w:pPr>
-            <w:r>
-              <w:rPr>
-                <w:rFonts w:ascii="Arial" w:hAnsi="Arial" w:cs="Arial"/>
-                <w:sz w:val="22"/>
-                <w:szCs w:val="22"/>
-                <w:lang w:val="id-ID"/>
-              </w:rPr>
-              <w:t>N</w:t>
-            </w:r>
-            <w:r>
-              <w:rPr>
-                <w:rFonts w:ascii="Arial" w:hAnsi="Arial" w:cs="Arial"/>
-                <w:lang w:val="id-ID"/>
-              </w:rPr>
-              <w:t>I</w:t>
-            </w:r>
-            <w:r>
-              <w:rPr>
-                <w:rFonts w:ascii="Arial" w:hAnsi="Arial" w:cs="Arial"/>
-              </w:rPr>
-              <w:t>P</w:t>
-            </w:r>
-            <w:r>
-              <w:rPr>
-                <w:rFonts w:ascii="Arial" w:hAnsi="Arial" w:cs="Arial"/>
-                <w:sz w:val="22"/>
-                <w:szCs w:val="22"/>
-              </w:rPr>
-              <w:t>. 19661031 199011 1 001</w:t>
-            </w:r>
-          </w:p>
-        </w:tc>
-        <w:tc>
-          <w:tcPr>
-            <w:tcW w:w="5265" w:type="dxa"/>
-          </w:tcPr>
-          <w:p>
-            <w:pPr>
-              <w:jc w:val="center"/>
-              <w:rPr>
-                <w:rFonts w:ascii="Arial" w:hAnsi="Arial" w:cs="Arial"/>
-                <w:sz w:val="22"/>
-                <w:szCs w:val="22"/>
-                <w:lang w:val="id-ID"/>
-              </w:rPr>
-            </w:pPr>
-            <w:r>
-              <w:rPr>
-                <w:rFonts w:ascii="Arial" w:hAnsi="Arial" w:cs="Arial"/>
-                <w:sz w:val="22"/>
-                <w:szCs w:val="22"/>
-                <w:lang w:val="id-ID"/>
-              </w:rPr>
-              <w:t>Pejabat</w:t>
-            </w:r>
-          </w:p>
-          <w:p>
-            <w:pPr>
-              <w:jc w:val="center"/>
-              <w:rPr>
-                <w:rFonts w:ascii="Arial" w:hAnsi="Arial" w:cs="Arial"/>
-                <w:sz w:val="22"/>
-                <w:szCs w:val="22"/>
-                <w:lang w:val="en-AU"/>
-              </w:rPr>
-            </w:pPr>
-            <w:r>
-              <w:rPr>
-                <w:rFonts w:ascii="Arial" w:hAnsi="Arial" w:cs="Arial"/>
-                <w:sz w:val="22"/>
-                <w:szCs w:val="22"/>
-                <w:lang w:val="id-ID"/>
-              </w:rPr>
-              <w:t>Yang mengambil sumpah</w:t>
-            </w:r>
-            <w:r>
-              <w:rPr>
-                <w:rFonts w:ascii="Arial" w:hAnsi="Arial" w:cs="Arial"/>
-                <w:sz w:val="22"/>
-                <w:szCs w:val="22"/>
-                <w:lang w:val="en-AU"/>
-              </w:rPr>
-              <w:t>,</w:t>
-            </w:r>
-          </w:p>
-          <w:p>
-            <w:pPr>
-              <w:jc w:val="center"/>
-              <w:rPr>
-                <w:rFonts w:ascii="Arial" w:hAnsi="Arial" w:cs="Arial"/>
-                <w:sz w:val="22"/>
-                <w:szCs w:val="22"/>
-                <w:lang w:val="en-AU"/>
-              </w:rPr>
-            </w:pPr>
-            <w:r>
-              <w:rPr>
-                <w:rFonts w:ascii="Arial" w:hAnsi="Arial" w:cs="Arial"/>
-                <w:sz w:val="22"/>
-                <w:szCs w:val="22"/>
-                <w:lang w:val="en-AU"/>
-              </w:rPr>
-              <w:t>Asisten Administrasi Umum</w:t>
-            </w:r>
-          </w:p>
-          <w:p>
-            <w:pPr>
-              <w:jc w:val="center"/>
-              <w:rPr>
-                <w:rFonts w:ascii="Arial" w:hAnsi="Arial" w:cs="Arial"/>
-                <w:noProof/>
-                <w:sz w:val="22"/>
-                <w:szCs w:val="22"/>
-              </w:rPr>
-            </w:pPr>
-          </w:p>
-          <w:p>
-            <w:pPr>
-              <w:jc w:val="center"/>
-              <w:rPr>
-                <w:rFonts w:ascii="Arial" w:hAnsi="Arial" w:cs="Arial"/>
-                <w:noProof/>
-                <w:sz w:val="22"/>
-                <w:szCs w:val="22"/>
-              </w:rPr>
-            </w:pPr>
-          </w:p>
-          <w:p>
-            <w:pPr>
-              <w:jc w:val="center"/>
-              <w:rPr>
-                <w:rFonts w:ascii="Arial" w:hAnsi="Arial" w:cs="Arial"/>
-                <w:sz w:val="22"/>
-                <w:szCs w:val="22"/>
-              </w:rPr>
-            </w:pPr>
-          </w:p>
-          <w:p>
-            <w:pPr>
-              <w:jc w:val="center"/>
-              <w:rPr>
-                <w:rFonts w:ascii="Arial" w:hAnsi="Arial" w:cs="Arial"/>
-                <w:sz w:val="22"/>
-                <w:szCs w:val="22"/>
-                <w:u w:val="single"/>
-              </w:rPr>
-            </w:pPr>
-            <w:r>
-              <w:rPr>
-                <w:rFonts w:ascii="Arial" w:hAnsi="Arial" w:cs="Arial"/>
-                <w:sz w:val="22"/>
-                <w:szCs w:val="22"/>
-                <w:u w:val="single"/>
-              </w:rPr>
-              <w:t>Drs. SJAICHUL GHULAM, M.M</w:t>
-            </w:r>
-          </w:p>
-          <w:p>
-            <w:pPr>
-              <w:jc w:val="center"/>
-              <w:rPr>
-                <w:rFonts w:ascii="Arial" w:hAnsi="Arial" w:cs="Arial"/>
-                <w:sz w:val="22"/>
-                <w:szCs w:val="22"/>
-              </w:rPr>
-            </w:pPr>
-            <w:r>
-              <w:rPr>
-                <w:rFonts w:ascii="Arial" w:hAnsi="Arial" w:cs="Arial"/>
-                <w:sz w:val="22"/>
-                <w:szCs w:val="22"/>
-              </w:rPr>
-              <w:t>19620803 198702 1 004</w:t>
-            </w:r>
-          </w:p>
-        </w:tc>
-      </w:tr>
-      <w:tr>
-        <w:tc>
-          <w:tcPr>
-            <w:tcW w:w="10632" w:type="dxa"/>
-            <w:gridSpan w:val="2"/>
-          </w:tcPr>
-          <w:p>
-            <w:pPr>
-              <w:tabs>
-                <w:tab w:val="center" w:pos="5157"/>
-                <w:tab w:val="left" w:pos="8265"/>
-              </w:tabs>
-              <w:rPr>
-                <w:rFonts w:ascii="Arial" w:hAnsi="Arial" w:cs="Arial"/>
-                <w:sz w:val="22"/>
-                <w:szCs w:val="22"/>
-              </w:rPr>
-            </w:pPr>
-            <w:r>
-              <w:rPr>
-                <w:rFonts w:ascii="Arial" w:hAnsi="Arial" w:cs="Arial"/>
-                <w:noProof/>
-                <w:sz w:val="22"/>
-                <w:szCs w:val="22"/>
               </w:rPr>
               <w:drawing>
-                <wp:anchor distT="0" distB="0" distL="114300" distR="114300" simplePos="0" relativeHeight="251659264" behindDoc="0" locked="0" layoutInCell="1" allowOverlap="1" wp14:anchorId="08CE9484" wp14:editId="690E2FBE">
+                <wp:anchor distT="0" distB="0" distL="114300" distR="114300" simplePos="0" relativeHeight="251664384" behindDoc="0" locked="0" layoutInCell="1" allowOverlap="1" wp14:anchorId="5DE1B824" wp14:editId="41BE1846">
                   <wp:simplePos x="0" y="0"/>
                   <wp:positionH relativeFrom="column">
-                    <wp:posOffset>4972685</wp:posOffset>
+                    <wp:posOffset>280670</wp:posOffset>
                   </wp:positionH>
                   <wp:positionV relativeFrom="paragraph">
-                    <wp:posOffset>8418195</wp:posOffset>
+                    <wp:posOffset>143510</wp:posOffset>
                   </wp:positionV>
-                  <wp:extent cx="1222375" cy="1806575"/>
-                  <wp:effectExtent l="0" t="0" r="0" b="0"/>
+                  <wp:extent cx="2524125" cy="933450"/>
+                  <wp:effectExtent l="0" t="0" r="9525" b="0"/>
                   <wp:wrapNone/>
-                  <wp:docPr id="2" name="Picture 2"/>
+                  <wp:docPr id="1841798501" name="Picture 18"/>
                   <wp:cNvGraphicFramePr>
                     <a:graphicFrameLocks xmlns:a="http://schemas.openxmlformats.org/drawingml/2006/main" noChangeAspect="1"/>
                   </wp:cNvGraphicFramePr>
@@ -3212,24 +3166,14 @@
                     <a:graphicData uri="http://schemas.openxmlformats.org/drawingml/2006/picture">
                       <pic:pic xmlns:pic="http://schemas.openxmlformats.org/drawingml/2006/picture">
                         <pic:nvPicPr>
-                          <pic:cNvPr id="0" name="Picture 3"/>
+                          <pic:cNvPr id="0" name="Picture 1"/>
                           <pic:cNvPicPr>
                             <a:picLocks noChangeAspect="1" noChangeArrowheads="1"/>
                           </pic:cNvPicPr>
                         </pic:nvPicPr>
                         <pic:blipFill>
-                          <a:blip r:embed="rId9" cstate="print">
-                            <a:clrChange>
-                              <a:clrFrom>
-                                <a:srgbClr val="FFFFFF"/>
-                              </a:clrFrom>
-                              <a:clrTo>
-                                <a:srgbClr val="FFFFFF">
-                                  <a:alpha val="0"/>
-                                </a:srgbClr>
-                              </a:clrTo>
-                            </a:clrChange>
-                            <a:lum contrast="60000"/>
+                          <a:blip r:embed="rId11">
+                            <a:lum bright="10000" contrast="40000"/>
                             <a:extLst>
                               <a:ext uri="{28A0092B-C50C-407E-A947-70E740481C1C}">
                                 <a14:useLocalDpi xmlns:a14="http://schemas.microsoft.com/office/drawing/2010/main" val="0"/>
@@ -3244,15 +3188,12 @@
                         <pic:spPr bwMode="auto">
                           <a:xfrm>
                             <a:off x="0" y="0"/>
-                            <a:ext cx="1222375" cy="1806575"/>
+                            <a:ext cx="2524125" cy="933450"/>
                           </a:xfrm>
                           <a:prstGeom prst="rect">
                             <a:avLst/>
                           </a:prstGeom>
                           <a:noFill/>
-                          <a:ln>
-                            <a:noFill/>
-                          </a:ln>
                         </pic:spPr>
                       </pic:pic>
                     </a:graphicData>
@@ -3266,6 +3207,477 @@
                 </wp:anchor>
               </w:drawing>
             </w:r>
+            <w:proofErr w:type="spellStart"/>
+            <w:r>
+              <w:rPr>
+                <w:rFonts w:ascii="Arial" w:hAnsi="Arial" w:cs="Arial"/>
+                <w:sz w:val="22"/>
+                <w:szCs w:val="22"/>
+                <w:lang w:val="en-AU"/>
+              </w:rPr>
+              <w:t>Asisten</w:t>
+            </w:r>
+            <w:proofErr w:type="spellEnd"/>
+            <w:r>
+              <w:rPr>
+                <w:rFonts w:ascii="Arial" w:hAnsi="Arial" w:cs="Arial"/>
+                <w:sz w:val="22"/>
+                <w:szCs w:val="22"/>
+                <w:lang w:val="en-AU"/>
+              </w:rPr>
+              <w:t xml:space="preserve"> </w:t>
+            </w:r>
+            <w:proofErr w:type="spellStart"/>
+            <w:r>
+              <w:rPr>
+                <w:rFonts w:ascii="Arial" w:hAnsi="Arial" w:cs="Arial"/>
+                <w:sz w:val="22"/>
+                <w:szCs w:val="22"/>
+                <w:lang w:val="en-AU"/>
+              </w:rPr>
+              <w:t>Administrasi</w:t>
+            </w:r>
+            <w:proofErr w:type="spellEnd"/>
+            <w:r>
+              <w:rPr>
+                <w:rFonts w:ascii="Arial" w:hAnsi="Arial" w:cs="Arial"/>
+                <w:sz w:val="22"/>
+                <w:szCs w:val="22"/>
+                <w:lang w:val="en-AU"/>
+              </w:rPr>
+              <w:t xml:space="preserve"> Umum</w:t>
+            </w:r>
+          </w:p>
+          <w:p>
+            <w:pPr>
+              <w:jc w:val="center"/>
+              <w:rPr>
+                <w:rFonts w:ascii="Arial" w:hAnsi="Arial" w:cs="Arial"/>
+                <w:sz w:val="22"/>
+                <w:szCs w:val="22"/>
+              </w:rPr>
+            </w:pPr>
+            <w:proofErr w:type="spellStart"/>
+            <w:r>
+              <w:rPr>
+                <w:rFonts w:ascii="Arial" w:hAnsi="Arial" w:cs="Arial"/>
+                <w:sz w:val="22"/>
+                <w:szCs w:val="22"/>
+                <w:lang w:val="en-AU"/>
+              </w:rPr>
+              <w:t>Sekretariat</w:t>
+            </w:r>
+            <w:proofErr w:type="spellEnd"/>
+            <w:r>
+              <w:rPr>
+                <w:rFonts w:ascii="Arial" w:hAnsi="Arial" w:cs="Arial"/>
+                <w:sz w:val="22"/>
+                <w:szCs w:val="22"/>
+                <w:lang w:val="en-AU"/>
+              </w:rPr>
+              <w:t xml:space="preserve"> Daerah </w:t>
+            </w:r>
+            <w:proofErr w:type="spellStart"/>
+            <w:r>
+              <w:rPr>
+                <w:rFonts w:ascii="Arial" w:hAnsi="Arial" w:cs="Arial"/>
+                <w:sz w:val="22"/>
+                <w:szCs w:val="22"/>
+                <w:lang w:val="en-AU"/>
+              </w:rPr>
+              <w:t>Provinsi</w:t>
+            </w:r>
+            <w:proofErr w:type="spellEnd"/>
+            <w:r>
+              <w:rPr>
+                <w:rFonts w:ascii="Arial" w:hAnsi="Arial" w:cs="Arial"/>
+                <w:sz w:val="22"/>
+                <w:szCs w:val="22"/>
+                <w:lang w:val="en-AU"/>
+              </w:rPr>
+              <w:t xml:space="preserve"> Jawa Timur</w:t>
+            </w:r>
+          </w:p>
+          <w:p>
+            <w:pPr>
+              <w:jc w:val="center"/>
+              <w:rPr>
+                <w:rFonts w:ascii="Arial" w:hAnsi="Arial" w:cs="Arial"/>
+                <w:sz w:val="22"/>
+                <w:szCs w:val="22"/>
+              </w:rPr>
+            </w:pPr>
+          </w:p>
+          <w:p>
+            <w:pPr>
+              <w:jc w:val="center"/>
+              <w:rPr>
+                <w:rFonts w:ascii="Arial" w:hAnsi="Arial" w:cs="Arial"/>
+                <w:sz w:val="22"/>
+                <w:szCs w:val="22"/>
+              </w:rPr>
+            </w:pPr>
+          </w:p>
+          <w:p>
+            <w:pPr>
+              <w:jc w:val="center"/>
+              <w:rPr>
+                <w:rFonts w:ascii="Arial" w:hAnsi="Arial" w:cs="Arial"/>
+                <w:sz w:val="22"/>
+                <w:szCs w:val="22"/>
+              </w:rPr>
+            </w:pPr>
+          </w:p>
+          <w:p>
+            <w:pPr>
+              <w:jc w:val="center"/>
+              <w:rPr>
+                <w:rFonts w:ascii="Arial" w:hAnsi="Arial" w:cs="Arial"/>
+                <w:sz w:val="22"/>
+                <w:szCs w:val="22"/>
+              </w:rPr>
+            </w:pPr>
+          </w:p>
+          <w:p>
+            <w:pPr>
+              <w:jc w:val="center"/>
+              <w:rPr>
+                <w:rFonts w:ascii="Arial" w:hAnsi="Arial" w:cs="Arial"/>
+                <w:sz w:val="22"/>
+                <w:szCs w:val="22"/>
+                <w:u w:val="single"/>
+              </w:rPr>
+            </w:pPr>
+            <w:r>
+              <w:rPr>
+                <w:rFonts w:ascii="Arial" w:hAnsi="Arial" w:cs="Arial"/>
+                <w:sz w:val="22"/>
+                <w:szCs w:val="22"/>
+                <w:u w:val="single"/>
+              </w:rPr>
+              <w:t xml:space="preserve">R. HERU WAHONO SANTOSO </w:t>
+            </w:r>
+            <w:proofErr w:type="spellStart"/>
+            <w:proofErr w:type="gramStart"/>
+            <w:r>
+              <w:rPr>
+                <w:rFonts w:ascii="Arial" w:hAnsi="Arial" w:cs="Arial"/>
+                <w:sz w:val="22"/>
+                <w:szCs w:val="22"/>
+                <w:u w:val="single"/>
+              </w:rPr>
+              <w:t>S.Sos</w:t>
+            </w:r>
+            <w:proofErr w:type="spellEnd"/>
+            <w:proofErr w:type="gramEnd"/>
+            <w:r>
+              <w:rPr>
+                <w:rFonts w:ascii="Arial" w:hAnsi="Arial" w:cs="Arial"/>
+                <w:sz w:val="22"/>
+                <w:szCs w:val="22"/>
+                <w:u w:val="single"/>
+              </w:rPr>
+              <w:t>, MM</w:t>
+            </w:r>
+          </w:p>
+          <w:p>
+            <w:pPr>
+              <w:jc w:val="center"/>
+              <w:rPr>
+                <w:rFonts w:ascii="Arial" w:hAnsi="Arial" w:cs="Arial"/>
+                <w:sz w:val="22"/>
+                <w:szCs w:val="22"/>
+              </w:rPr>
+            </w:pPr>
+            <w:r>
+              <w:rPr>
+                <w:rFonts w:ascii="Arial" w:hAnsi="Arial" w:cs="Arial"/>
+                <w:sz w:val="22"/>
+                <w:szCs w:val="22"/>
+              </w:rPr>
+              <w:t xml:space="preserve">NIP. </w:t>
+            </w:r>
+            <w:r>
+              <w:rPr>
+                <w:rFonts w:ascii="Arial" w:hAnsi="Arial" w:cs="Arial"/>
+                <w:sz w:val="22"/>
+                <w:szCs w:val="22"/>
+                <w:shd w:val="clear" w:color="auto" w:fill="FFFFFF"/>
+              </w:rPr>
+              <w:t>19670221 198809 1 001</w:t>
+            </w:r>
+          </w:p>
+        </w:tc>
+        <w:tc>
+          <w:tcPr>
+            <w:tcW w:w="5263" w:type="dxa"/>
+          </w:tcPr>
+          <w:p>
+            <w:pPr>
+              <w:jc w:val="center"/>
+              <w:rPr>
+                <w:rFonts w:ascii="Arial" w:hAnsi="Arial" w:cs="Arial"/>
+                <w:sz w:val="22"/>
+                <w:szCs w:val="22"/>
+                <w:lang w:val="id-ID"/>
+              </w:rPr>
+            </w:pPr>
+            <w:r>
+              <w:rPr>
+                <w:rFonts w:ascii="Arial" w:hAnsi="Arial" w:cs="Arial"/>
+                <w:sz w:val="22"/>
+                <w:szCs w:val="22"/>
+                <w:lang w:val="id-ID"/>
+              </w:rPr>
+              <w:t>Pejabat</w:t>
+            </w:r>
+          </w:p>
+          <w:p>
+            <w:pPr>
+              <w:jc w:val="center"/>
+              <w:rPr>
+                <w:rFonts w:ascii="Arial" w:hAnsi="Arial" w:cs="Arial"/>
+              </w:rPr>
+            </w:pPr>
+            <w:r>
+              <w:rPr>
+                <w:rFonts w:ascii="Arial" w:hAnsi="Arial" w:cs="Arial"/>
+                <w:sz w:val="22"/>
+                <w:szCs w:val="22"/>
+                <w:lang w:val="id-ID"/>
+              </w:rPr>
+              <w:t>Yang mengambil sumpah</w:t>
+            </w:r>
+            <w:r>
+              <w:rPr>
+                <w:rFonts w:ascii="Arial" w:hAnsi="Arial" w:cs="Arial"/>
+                <w:sz w:val="22"/>
+                <w:szCs w:val="22"/>
+                <w:lang w:val="en-AU"/>
+              </w:rPr>
+              <w:t>,</w:t>
+            </w:r>
+          </w:p>
+          <w:p>
+            <w:pPr>
+              <w:jc w:val="center"/>
+              <w:rPr>
+                <w:rFonts w:ascii="Arial" w:hAnsi="Arial" w:cs="Arial"/>
+                <w:sz w:val="22"/>
+                <w:szCs w:val="22"/>
+                <w:lang w:val="en-AU"/>
+              </w:rPr>
+            </w:pPr>
+            <w:proofErr w:type="spellStart"/>
+            <w:r>
+              <w:rPr>
+                <w:rFonts w:ascii="Arial" w:hAnsi="Arial" w:cs="Arial"/>
+                <w:sz w:val="22"/>
+                <w:szCs w:val="22"/>
+                <w:lang w:val="en-AU"/>
+              </w:rPr>
+              <w:t>Asisten</w:t>
+            </w:r>
+            <w:proofErr w:type="spellEnd"/>
+            <w:r>
+              <w:rPr>
+                <w:rFonts w:ascii="Arial" w:hAnsi="Arial" w:cs="Arial"/>
+                <w:sz w:val="22"/>
+                <w:szCs w:val="22"/>
+                <w:lang w:val="en-AU"/>
+              </w:rPr>
+              <w:t xml:space="preserve"> </w:t>
+            </w:r>
+            <w:proofErr w:type="spellStart"/>
+            <w:r>
+              <w:rPr>
+                <w:rFonts w:ascii="Arial" w:hAnsi="Arial" w:cs="Arial"/>
+                <w:sz w:val="22"/>
+                <w:szCs w:val="22"/>
+                <w:lang w:val="en-AU"/>
+              </w:rPr>
+              <w:t>Administrasi</w:t>
+            </w:r>
+            <w:proofErr w:type="spellEnd"/>
+            <w:r>
+              <w:rPr>
+                <w:rFonts w:ascii="Arial" w:hAnsi="Arial" w:cs="Arial"/>
+                <w:sz w:val="22"/>
+                <w:szCs w:val="22"/>
+                <w:lang w:val="en-AU"/>
+              </w:rPr>
+              <w:t xml:space="preserve"> Umum</w:t>
+            </w:r>
+          </w:p>
+          <w:p>
+            <w:pPr>
+              <w:jc w:val="center"/>
+              <w:rPr>
+                <w:rFonts w:ascii="Arial" w:hAnsi="Arial" w:cs="Arial"/>
+                <w:sz w:val="22"/>
+                <w:szCs w:val="22"/>
+              </w:rPr>
+            </w:pPr>
+          </w:p>
+          <w:p>
+            <w:pPr>
+              <w:jc w:val="center"/>
+              <w:rPr>
+                <w:rFonts w:ascii="Arial" w:hAnsi="Arial" w:cs="Arial"/>
+                <w:sz w:val="22"/>
+                <w:szCs w:val="22"/>
+              </w:rPr>
+            </w:pPr>
+          </w:p>
+          <w:p>
+            <w:pPr>
+              <w:jc w:val="center"/>
+              <w:rPr>
+                <w:rFonts w:ascii="Arial" w:hAnsi="Arial" w:cs="Arial"/>
+                <w:sz w:val="22"/>
+                <w:szCs w:val="22"/>
+              </w:rPr>
+            </w:pPr>
+          </w:p>
+          <w:p>
+            <w:pPr>
+              <w:jc w:val="center"/>
+              <w:rPr>
+                <w:rFonts w:ascii="Arial" w:hAnsi="Arial" w:cs="Arial"/>
+                <w:sz w:val="22"/>
+                <w:szCs w:val="22"/>
+                <w:u w:val="single"/>
+              </w:rPr>
+            </w:pPr>
+            <w:r>
+              <w:rPr>
+                <w:rFonts w:ascii="Arial" w:hAnsi="Arial" w:cs="Arial"/>
+                <w:sz w:val="22"/>
+                <w:szCs w:val="22"/>
+                <w:u w:val="single"/>
+              </w:rPr>
+              <w:t>Drs. SJAICHUL GHULAM, M.M</w:t>
+            </w:r>
+          </w:p>
+          <w:p>
+            <w:pPr>
+              <w:jc w:val="center"/>
+              <w:rPr>
+                <w:rFonts w:ascii="Arial" w:hAnsi="Arial" w:cs="Arial"/>
+                <w:sz w:val="22"/>
+                <w:szCs w:val="22"/>
+              </w:rPr>
+            </w:pPr>
+            <w:r>
+              <w:rPr>
+                <w:rFonts w:ascii="Arial" w:hAnsi="Arial" w:cs="Arial"/>
+                <w:sz w:val="22"/>
+                <w:szCs w:val="22"/>
+              </w:rPr>
+              <w:t>19620803 198702 1 004</w:t>
+            </w:r>
+          </w:p>
+        </w:tc>
+        <w:tc>
+          <w:tcPr>
+            <w:tcW w:w="5267" w:type="dxa"/>
+            <w:tcMar>
+              <w:left w:w="0" w:type="dxa"/>
+              <w:right w:w="0" w:type="dxa"/>
+            </w:tcMar>
+          </w:tcPr>
+          <w:p>
+            <w:pPr>
+              <w:snapToGrid w:val="0"/>
+              <w:rPr>
+                <w:rFonts w:ascii="Arial" w:hAnsi="Arial" w:cs="Arial"/>
+                <w:sz w:val="22"/>
+                <w:szCs w:val="22"/>
+              </w:rPr>
+            </w:pPr>
+          </w:p>
+        </w:tc>
+      </w:tr>
+      <w:tr>
+        <w:tc>
+          <w:tcPr>
+            <w:tcW w:w="10903" w:type="dxa"/>
+            <w:gridSpan w:val="2"/>
+          </w:tcPr>
+          <w:p>
+            <w:pPr>
+              <w:tabs>
+                <w:tab w:val="center" w:pos="5157"/>
+                <w:tab w:val="left" w:pos="8265"/>
+              </w:tabs>
+              <w:rPr>
+                <w:rFonts w:ascii="Arial" w:hAnsi="Arial" w:cs="Arial"/>
+              </w:rPr>
+            </w:pPr>
+            <w:r>
+              <w:rPr>
+                <w:noProof/>
+              </w:rPr>
+              <w:drawing>
+                <wp:anchor distT="0" distB="0" distL="114300" distR="114300" simplePos="0" relativeHeight="251667456" behindDoc="0" locked="0" layoutInCell="1" allowOverlap="1" wp14:anchorId="376214D2" wp14:editId="60003A6C">
+                  <wp:simplePos x="0" y="0"/>
+                  <wp:positionH relativeFrom="column">
+                    <wp:posOffset>4326255</wp:posOffset>
+                  </wp:positionH>
+                  <wp:positionV relativeFrom="paragraph">
+                    <wp:posOffset>29845</wp:posOffset>
+                  </wp:positionV>
+                  <wp:extent cx="1597025" cy="1156970"/>
+                  <wp:effectExtent l="0" t="0" r="3175" b="5080"/>
+                  <wp:wrapNone/>
+                  <wp:docPr id="626063664" name="Picture 17"/>
+                  <wp:cNvGraphicFramePr>
+                    <a:graphicFrameLocks xmlns:a="http://schemas.openxmlformats.org/drawingml/2006/main" noChangeAspect="1"/>
+                  </wp:cNvGraphicFramePr>
+                  <a:graphic xmlns:a="http://schemas.openxmlformats.org/drawingml/2006/main">
+                    <a:graphicData uri="http://schemas.openxmlformats.org/drawingml/2006/picture">
+                      <pic:pic xmlns:pic="http://schemas.openxmlformats.org/drawingml/2006/picture">
+                        <pic:nvPicPr>
+                          <pic:cNvPr id="0" name="Picture 19"/>
+                          <pic:cNvPicPr>
+                            <a:picLocks noChangeAspect="1" noChangeArrowheads="1"/>
+                          </pic:cNvPicPr>
+                        </pic:nvPicPr>
+                        <pic:blipFill>
+                          <a:blip r:embed="rId12" cstate="print">
+                            <a:extLst>
+                              <a:ext uri="{28A0092B-C50C-407E-A947-70E740481C1C}">
+                                <a14:useLocalDpi xmlns:a14="http://schemas.microsoft.com/office/drawing/2010/main" val="0"/>
+                              </a:ext>
+                            </a:extLst>
+                          </a:blip>
+                          <a:srcRect/>
+                          <a:stretch>
+                            <a:fillRect/>
+                          </a:stretch>
+                        </pic:blipFill>
+                        <pic:spPr bwMode="auto">
+                          <a:xfrm>
+                            <a:off x="0" y="0"/>
+                            <a:ext cx="1597025" cy="1156970"/>
+                          </a:xfrm>
+                          <a:prstGeom prst="rect">
+                            <a:avLst/>
+                          </a:prstGeom>
+                          <a:noFill/>
+                        </pic:spPr>
+                      </pic:pic>
+                    </a:graphicData>
+                  </a:graphic>
+                  <wp14:sizeRelH relativeFrom="page">
+                    <wp14:pctWidth>0</wp14:pctWidth>
+                  </wp14:sizeRelH>
+                  <wp14:sizeRelV relativeFrom="page">
+                    <wp14:pctHeight>0</wp14:pctHeight>
+                  </wp14:sizeRelV>
+                </wp:anchor>
+              </w:drawing>
+            </w:r>
             <w:r>
               <w:rPr>
                 <w:rFonts w:ascii="Arial" w:hAnsi="Arial" w:cs="Arial"/>
@@ -3273,7 +3685,25 @@
                 <w:szCs w:val="22"/>
               </w:rPr>
               <w:tab/>
-              <w:t>Saksi – Saksi :</w:t>
+              <w:t xml:space="preserve">       Saksi – </w:t>
+            </w:r>
+            <w:proofErr w:type="gramStart"/>
+            <w:r>
+              <w:rPr>
+                <w:rFonts w:ascii="Arial" w:hAnsi="Arial" w:cs="Arial"/>
+                <w:sz w:val="22"/>
+                <w:szCs w:val="22"/>
+              </w:rPr>
+              <w:t>Saksi :</w:t>
+            </w:r>
+            <w:proofErr w:type="gramEnd"/>
+            <w:r>
+              <w:rPr>
+                <w:rFonts w:ascii="Arial" w:hAnsi="Arial" w:cs="Arial"/>
+                <w:sz w:val="22"/>
+                <w:szCs w:val="22"/>
+              </w:rPr>
+              <w:tab/>
             </w:r>
           </w:p>
         </w:tc>
@@ -3301,8 +3731,18 @@
                 <w:szCs w:val="22"/>
               </w:rPr>
               <w:tab/>
-              <w:t>Saksi – Saksi :</w:t>
-            </w:r>
+              <w:t xml:space="preserve">Saksi – </w:t>
+            </w:r>
+            <w:proofErr w:type="gramStart"/>
+            <w:r>
+              <w:rPr>
+                <w:rFonts w:ascii="Arial" w:hAnsi="Arial" w:cs="Arial"/>
+                <w:sz w:val="22"/>
+                <w:szCs w:val="22"/>
+              </w:rPr>
+              <w:t>Saksi :</w:t>
+            </w:r>
+            <w:proofErr w:type="gramEnd"/>
             <w:r>
               <w:rPr>
                 <w:rFonts w:ascii="Arial" w:hAnsi="Arial" w:cs="Arial"/>
@@ -3316,63 +3756,50 @@
       </w:tr>
       <w:tr>
         <w:trPr>
-          <w:gridAfter w:val="1"/>
-          <w:wAfter w:w="5265" w:type="dxa"/>
           <w:trHeight w:val="1624"/>
         </w:trPr>
         <w:tc>
           <w:tcPr>
-            <w:tcW w:w="5265" w:type="dxa"/>
+            <w:tcW w:w="5636" w:type="dxa"/>
           </w:tcPr>
           <w:p>
             <w:pPr>
-              <w:ind w:firstLine="993"/>
-              <w:rPr>
-                <w:rFonts w:ascii="Arial" w:hAnsi="Arial" w:cs="Arial"/>
-                <w:noProof/>
-                <w:sz w:val="10"/>
-                <w:szCs w:val="10"/>
+              <w:snapToGrid w:val="0"/>
+              <w:ind w:firstLine="1418"/>
+              <w:rPr>
+                <w:rFonts w:ascii="Arial" w:hAnsi="Arial" w:cs="Arial"/>
+                <w:sz w:val="22"/>
+                <w:szCs w:val="22"/>
               </w:rPr>
             </w:pPr>
           </w:p>
           <w:p>
             <w:pPr>
-              <w:ind w:left="567" w:firstLine="993"/>
-              <w:rPr>
-                <w:rFonts w:ascii="Arial" w:hAnsi="Arial" w:cs="Arial"/>
-                <w:noProof/>
+              <w:ind w:firstLine="1418"/>
+              <w:rPr>
+                <w:rFonts w:ascii="Arial" w:hAnsi="Arial" w:cs="Arial"/>
+                <w:sz w:val="22"/>
+                <w:szCs w:val="22"/>
               </w:rPr>
             </w:pPr>
           </w:p>
           <w:p>
             <w:pPr>
-              <w:ind w:left="567" w:firstLine="993"/>
-              <w:rPr>
-                <w:rFonts w:ascii="Arial" w:hAnsi="Arial" w:cs="Arial"/>
-                <w:noProof/>
+              <w:ind w:firstLine="1418"/>
+              <w:rPr>
+                <w:rFonts w:ascii="Arial" w:hAnsi="Arial" w:cs="Arial"/>
+                <w:sz w:val="22"/>
+                <w:szCs w:val="22"/>
               </w:rPr>
             </w:pPr>
           </w:p>
           <w:p>
             <w:pPr>
-              <w:ind w:left="567" w:firstLine="993"/>
-              <w:rPr>
-                <w:rFonts w:ascii="Arial" w:hAnsi="Arial" w:cs="Arial"/>
-                <w:noProof/>
-                <w:sz w:val="14"/>
-                <w:szCs w:val="14"/>
-              </w:rPr>
-            </w:pPr>
-          </w:p>
-          <w:p>
-            <w:pPr>
-              <w:ind w:left="567" w:firstLine="993"/>
-              <w:rPr>
-                <w:rFonts w:ascii="Arial" w:hAnsi="Arial" w:cs="Arial"/>
-                <w:noProof/>
-                <w:sz w:val="22"/>
-                <w:szCs w:val="22"/>
-                <w:u w:val="single"/>
+              <w:ind w:firstLine="1418"/>
+              <w:rPr>
+                <w:rFonts w:ascii="Arial" w:hAnsi="Arial" w:cs="Arial"/>
+                <w:sz w:val="22"/>
+                <w:szCs w:val="22"/>
               </w:rPr>
             </w:pPr>
           </w:p>
@@ -3389,14 +3816,27 @@
             <w:r>
               <w:rPr>
                 <w:rFonts w:ascii="Arial" w:hAnsi="Arial" w:cs="Arial"/>
-                <w:noProof/>
                 <w:sz w:val="22"/>
                 <w:szCs w:val="22"/>
                 <w:u w:val="single"/>
                 <w:shd w:val="clear" w:color="auto" w:fill="FFFFFF"/>
               </w:rPr>
-              <w:t>INDAH WAHYUNI, SH, M.Si</w:t>
-            </w:r>
+              <w:t xml:space="preserve">INDAH WAHYUNI, SH, </w:t>
+            </w:r>
+            <w:proofErr w:type="spellStart"/>
+            <w:proofErr w:type="gramStart"/>
+            <w:r>
+              <w:rPr>
+                <w:rFonts w:ascii="Arial" w:hAnsi="Arial" w:cs="Arial"/>
+                <w:sz w:val="22"/>
+                <w:szCs w:val="22"/>
+                <w:u w:val="single"/>
+                <w:shd w:val="clear" w:color="auto" w:fill="FFFFFF"/>
+              </w:rPr>
+              <w:t>M.Si</w:t>
+            </w:r>
+            <w:proofErr w:type="spellEnd"/>
+            <w:proofErr w:type="gramEnd"/>
             <w:r>
               <w:rPr>
                 <w:rFonts w:ascii="Arial" w:hAnsi="Arial" w:cs="Arial"/>
@@ -3446,7 +3886,6 @@
             <w:r>
               <w:rPr>
                 <w:rFonts w:ascii="Arial" w:hAnsi="Arial" w:cs="Arial"/>
-                <w:noProof/>
                 <w:sz w:val="22"/>
                 <w:szCs w:val="22"/>
                 <w:shd w:val="clear" w:color="auto" w:fill="FFFFFF"/>
@@ -3457,14 +3896,16 @@
         </w:tc>
         <w:tc>
           <w:tcPr>
-            <w:tcW w:w="5367" w:type="dxa"/>
+            <w:tcW w:w="5267" w:type="dxa"/>
           </w:tcPr>
           <w:p>
             <w:pPr>
+              <w:snapToGrid w:val="0"/>
               <w:jc w:val="center"/>
               <w:rPr>
                 <w:rFonts w:ascii="Arial" w:hAnsi="Arial" w:cs="Arial"/>
-                <w:noProof/>
+                <w:sz w:val="22"/>
+                <w:szCs w:val="22"/>
               </w:rPr>
             </w:pPr>
           </w:p>
@@ -3473,9 +3914,8 @@
               <w:jc w:val="center"/>
               <w:rPr>
                 <w:rFonts w:ascii="Arial" w:hAnsi="Arial" w:cs="Arial"/>
-                <w:noProof/>
-                <w:sz w:val="14"/>
-                <w:szCs w:val="14"/>
+                <w:sz w:val="22"/>
+                <w:szCs w:val="22"/>
               </w:rPr>
             </w:pPr>
           </w:p>
@@ -3484,9 +3924,8 @@
               <w:jc w:val="center"/>
               <w:rPr>
                 <w:rFonts w:ascii="Arial" w:hAnsi="Arial" w:cs="Arial"/>
-                <w:noProof/>
-                <w:sz w:val="10"/>
-                <w:szCs w:val="10"/>
+                <w:sz w:val="22"/>
+                <w:szCs w:val="22"/>
               </w:rPr>
             </w:pPr>
           </w:p>
@@ -3495,7 +3934,8 @@
               <w:jc w:val="center"/>
               <w:rPr>
                 <w:rFonts w:ascii="Arial" w:hAnsi="Arial" w:cs="Arial"/>
-                <w:noProof/>
+                <w:sz w:val="22"/>
+                <w:szCs w:val="22"/>
               </w:rPr>
             </w:pPr>
           </w:p>
@@ -3504,7 +3944,111 @@
               <w:jc w:val="center"/>
               <w:rPr>
                 <w:rFonts w:ascii="Arial" w:hAnsi="Arial" w:cs="Arial"/>
-                <w:noProof/>
+                <w:sz w:val="22"/>
+                <w:szCs w:val="22"/>
+                <w:u w:val="single"/>
+                <w:shd w:val="clear" w:color="auto" w:fill="FFFFFF"/>
+              </w:rPr>
+            </w:pPr>
+            <w:r>
+              <w:rPr>
+                <w:rFonts w:ascii="Arial" w:hAnsi="Arial" w:cs="Arial"/>
+                <w:sz w:val="22"/>
+                <w:szCs w:val="22"/>
+                <w:u w:val="single"/>
+              </w:rPr>
+              <w:t xml:space="preserve">ADINA FIBRIANI </w:t>
+            </w:r>
+            <w:proofErr w:type="spellStart"/>
+            <w:proofErr w:type="gramStart"/>
+            <w:r>
+              <w:rPr>
+                <w:rFonts w:ascii="Arial" w:hAnsi="Arial" w:cs="Arial"/>
+                <w:sz w:val="22"/>
+                <w:szCs w:val="22"/>
+                <w:u w:val="single"/>
+              </w:rPr>
+              <w:t>S.E</w:t>
+            </w:r>
+            <w:proofErr w:type="gramEnd"/>
+            <w:r>
+              <w:rPr>
+                <w:rFonts w:ascii="Arial" w:hAnsi="Arial" w:cs="Arial"/>
+                <w:sz w:val="22"/>
+                <w:szCs w:val="22"/>
+                <w:u w:val="single"/>
+              </w:rPr>
+              <w:t>,</w:t>
+            </w:r>
+            <w:proofErr w:type="gramStart"/>
+            <w:r>
+              <w:rPr>
+                <w:rFonts w:ascii="Arial" w:hAnsi="Arial" w:cs="Arial"/>
+                <w:sz w:val="22"/>
+                <w:szCs w:val="22"/>
+                <w:u w:val="single"/>
+              </w:rPr>
+              <w:t>M.Ak</w:t>
+            </w:r>
+            <w:proofErr w:type="spellEnd"/>
+            <w:proofErr w:type="gramEnd"/>
+          </w:p>
+          <w:p>
+            <w:pPr>
+              <w:jc w:val="center"/>
+              <w:rPr>
+                <w:rFonts w:ascii="Arial" w:hAnsi="Arial" w:cs="Arial"/>
+                <w:sz w:val="22"/>
+                <w:szCs w:val="22"/>
+              </w:rPr>
+            </w:pPr>
+            <w:r>
+              <w:rPr>
+                <w:rFonts w:ascii="Arial" w:hAnsi="Arial" w:cs="Arial"/>
+                <w:sz w:val="22"/>
+                <w:szCs w:val="22"/>
+                <w:lang w:val="id-ID"/>
+              </w:rPr>
+              <w:t>N</w:t>
+            </w:r>
+            <w:r>
+              <w:rPr>
+                <w:rFonts w:ascii="Arial" w:hAnsi="Arial" w:cs="Arial"/>
+                <w:sz w:val="22"/>
+                <w:szCs w:val="22"/>
+              </w:rPr>
+              <w:t>IP</w:t>
+            </w:r>
+            <w:r>
+              <w:rPr>
+                <w:rFonts w:ascii="Arial" w:hAnsi="Arial" w:cs="Arial"/>
+                <w:sz w:val="22"/>
+                <w:szCs w:val="22"/>
+                <w:lang w:val="id-ID"/>
+              </w:rPr>
+              <w:t xml:space="preserve">. </w:t>
+            </w:r>
+            <w:r>
+              <w:rPr>
+                <w:rFonts w:ascii="Arial" w:hAnsi="Arial" w:cs="Arial"/>
+                <w:sz w:val="22"/>
+                <w:szCs w:val="22"/>
+                <w:shd w:val="clear" w:color="auto" w:fill="FFFFFF"/>
+              </w:rPr>
+              <w:t>19720211 199903 2 005</w:t>
+            </w:r>
+          </w:p>
+        </w:tc>
+        <w:tc>
+          <w:tcPr>
+            <w:tcW w:w="5263" w:type="dxa"/>
+          </w:tcPr>
+          <w:p>
+            <w:pPr>
+              <w:snapToGrid w:val="0"/>
+              <w:jc w:val="center"/>
+              <w:rPr>
+                <w:rFonts w:ascii="Arial" w:hAnsi="Arial" w:cs="Arial"/>
                 <w:sz w:val="22"/>
                 <w:szCs w:val="22"/>
               </w:rPr>
@@ -3515,80 +4059,6 @@
               <w:jc w:val="center"/>
               <w:rPr>
                 <w:rFonts w:ascii="Arial" w:hAnsi="Arial" w:cs="Arial"/>
-                <w:noProof/>
-                <w:sz w:val="22"/>
-                <w:szCs w:val="22"/>
-                <w:u w:val="single"/>
-                <w:shd w:val="clear" w:color="auto" w:fill="FFFFFF"/>
-              </w:rPr>
-            </w:pPr>
-            <w:r>
-              <w:rPr>
-                <w:rFonts w:ascii="Arial" w:hAnsi="Arial" w:cs="Arial"/>
-                <w:sz w:val="22"/>
-                <w:szCs w:val="22"/>
-                <w:u w:val="single"/>
-              </w:rPr>
-              <w:t>ADINA FIBRIANI S.E,M.Ak</w:t>
-            </w:r>
-          </w:p>
-          <w:p>
-            <w:pPr>
-              <w:jc w:val="center"/>
-              <w:rPr>
-                <w:rFonts w:ascii="Arial" w:hAnsi="Arial" w:cs="Arial"/>
-                <w:noProof/>
-                <w:sz w:val="22"/>
-                <w:szCs w:val="22"/>
-              </w:rPr>
-            </w:pPr>
-            <w:r>
-              <w:rPr>
-                <w:rFonts w:ascii="Arial" w:hAnsi="Arial" w:cs="Arial"/>
-                <w:sz w:val="22"/>
-                <w:szCs w:val="22"/>
-                <w:lang w:val="id-ID"/>
-              </w:rPr>
-              <w:t>N</w:t>
-            </w:r>
-            <w:r>
-              <w:rPr>
-                <w:rFonts w:ascii="Arial" w:hAnsi="Arial" w:cs="Arial"/>
-                <w:sz w:val="22"/>
-                <w:szCs w:val="22"/>
-              </w:rPr>
-              <w:t>IP</w:t>
-            </w:r>
-            <w:r>
-              <w:rPr>
-                <w:rFonts w:ascii="Arial" w:hAnsi="Arial" w:cs="Arial"/>
-                <w:sz w:val="22"/>
-                <w:szCs w:val="22"/>
-                <w:lang w:val="id-ID"/>
-              </w:rPr>
-              <w:t xml:space="preserve">. </w:t>
-            </w:r>
-            <w:r>
-              <w:rPr>
-                <w:rFonts w:ascii="Arial" w:hAnsi="Arial" w:cs="Arial"/>
-                <w:sz w:val="22"/>
-                <w:szCs w:val="22"/>
-                <w:shd w:val="clear" w:color="auto" w:fill="FFFFFF"/>
-              </w:rPr>
-              <w:t>19720211 199903 2 005</w:t>
-            </w:r>
-          </w:p>
-        </w:tc>
-        <w:tc>
-          <w:tcPr>
-            <w:tcW w:w="5265" w:type="dxa"/>
-          </w:tcPr>
-          <w:p>
-            <w:pPr>
-              <w:jc w:val="center"/>
-              <w:rPr>
-                <w:rFonts w:ascii="Arial" w:hAnsi="Arial" w:cs="Arial"/>
-                <w:noProof/>
                 <w:sz w:val="22"/>
                 <w:szCs w:val="22"/>
               </w:rPr>
@@ -3599,7 +4069,6 @@
               <w:jc w:val="center"/>
               <w:rPr>
                 <w:rFonts w:ascii="Arial" w:hAnsi="Arial" w:cs="Arial"/>
-                <w:noProof/>
                 <w:sz w:val="22"/>
                 <w:szCs w:val="22"/>
               </w:rPr>
@@ -3610,7 +4079,6 @@
               <w:jc w:val="center"/>
               <w:rPr>
                 <w:rFonts w:ascii="Arial" w:hAnsi="Arial" w:cs="Arial"/>
-                <w:noProof/>
                 <w:sz w:val="22"/>
                 <w:szCs w:val="22"/>
               </w:rPr>
@@ -3623,8 +4091,48 @@
                 <w:rFonts w:ascii="Arial" w:hAnsi="Arial" w:cs="Arial"/>
                 <w:sz w:val="22"/>
                 <w:szCs w:val="22"/>
+                <w:u w:val="single"/>
               </w:rPr>
             </w:pPr>
+            <w:r>
+              <w:rPr>
+                <w:rFonts w:ascii="Arial" w:hAnsi="Arial" w:cs="Arial"/>
+                <w:sz w:val="22"/>
+                <w:szCs w:val="22"/>
+                <w:u w:val="single"/>
+              </w:rPr>
+              <w:t xml:space="preserve">Dr. </w:t>
+            </w:r>
+            <w:r>
+              <w:rPr>
+                <w:rFonts w:ascii="Arial" w:hAnsi="Arial" w:cs="Arial"/>
+                <w:sz w:val="22"/>
+                <w:szCs w:val="22"/>
+                <w:u w:val="single"/>
+                <w:lang w:val="id-ID"/>
+              </w:rPr>
+              <w:t>RAMLIYANTO.</w:t>
+            </w:r>
+            <w:r>
+              <w:rPr>
+                <w:rFonts w:ascii="Arial" w:hAnsi="Arial" w:cs="Arial"/>
+                <w:sz w:val="22"/>
+                <w:szCs w:val="22"/>
+                <w:u w:val="single"/>
+              </w:rPr>
+              <w:t xml:space="preserve"> </w:t>
+            </w:r>
+            <w:proofErr w:type="gramStart"/>
+            <w:r>
+              <w:rPr>
+                <w:rFonts w:ascii="Arial" w:hAnsi="Arial" w:cs="Arial"/>
+                <w:sz w:val="22"/>
+                <w:szCs w:val="22"/>
+                <w:u w:val="single"/>
+              </w:rPr>
+              <w:t>S.P.,M.P.</w:t>
+            </w:r>
+            <w:proofErr w:type="gramEnd"/>
           </w:p>
           <w:p>
             <w:pPr>
@@ -3633,99 +4141,78 @@
                 <w:rFonts w:ascii="Arial" w:hAnsi="Arial" w:cs="Arial"/>
                 <w:sz w:val="22"/>
                 <w:szCs w:val="22"/>
-                <w:u w:val="single"/>
               </w:rPr>
             </w:pPr>
             <w:r>
               <w:rPr>
                 <w:rFonts w:ascii="Arial" w:hAnsi="Arial" w:cs="Arial"/>
-                <w:noProof/>
-                <w:sz w:val="22"/>
-                <w:szCs w:val="22"/>
-                <w:u w:val="single"/>
-              </w:rPr>
-              <w:t xml:space="preserve">Dr. </w:t>
-            </w:r>
-            <w:r>
-              <w:rPr>
-                <w:rFonts w:ascii="Arial" w:hAnsi="Arial" w:cs="Arial"/>
-                <w:noProof/>
-                <w:sz w:val="22"/>
-                <w:szCs w:val="22"/>
-                <w:u w:val="single"/>
+                <w:sz w:val="22"/>
+                <w:szCs w:val="22"/>
                 <w:lang w:val="id-ID"/>
               </w:rPr>
-              <w:t>RAMLIYANTO.</w:t>
-            </w:r>
-            <w:r>
-              <w:rPr>
-                <w:rFonts w:ascii="Arial" w:hAnsi="Arial" w:cs="Arial"/>
-                <w:noProof/>
-                <w:sz w:val="22"/>
-                <w:szCs w:val="22"/>
-                <w:u w:val="single"/>
-              </w:rPr>
-              <w:t xml:space="preserve"> S.P.,M.P.</w:t>
+              <w:t>N</w:t>
+            </w:r>
+            <w:r>
+              <w:rPr>
+                <w:rFonts w:ascii="Arial" w:hAnsi="Arial" w:cs="Arial"/>
+                <w:sz w:val="22"/>
+                <w:szCs w:val="22"/>
+              </w:rPr>
+              <w:t>IP</w:t>
+            </w:r>
+            <w:r>
+              <w:rPr>
+                <w:rFonts w:ascii="Arial" w:hAnsi="Arial" w:cs="Arial"/>
+                <w:sz w:val="22"/>
+                <w:szCs w:val="22"/>
+                <w:lang w:val="id-ID"/>
+              </w:rPr>
+              <w:t>. 19</w:t>
+            </w:r>
+            <w:r>
+              <w:rPr>
+                <w:rFonts w:ascii="Arial" w:hAnsi="Arial" w:cs="Arial"/>
+                <w:sz w:val="22"/>
+                <w:szCs w:val="22"/>
+              </w:rPr>
+              <w:t>710227 199903 1 005</w:t>
             </w:r>
           </w:p>
+        </w:tc>
+        <w:tc>
+          <w:tcPr>
+            <w:tcW w:w="5267" w:type="dxa"/>
+            <w:tcMar>
+              <w:left w:w="0" w:type="dxa"/>
+              <w:right w:w="0" w:type="dxa"/>
+            </w:tcMar>
+          </w:tcPr>
           <w:p>
             <w:pPr>
-              <w:jc w:val="center"/>
+              <w:snapToGrid w:val="0"/>
               <w:rPr>
                 <w:rFonts w:ascii="Arial" w:hAnsi="Arial" w:cs="Arial"/>
                 <w:sz w:val="22"/>
                 <w:szCs w:val="22"/>
               </w:rPr>
             </w:pPr>
-            <w:r>
-              <w:rPr>
-                <w:rFonts w:ascii="Arial" w:hAnsi="Arial" w:cs="Arial"/>
-                <w:sz w:val="22"/>
-                <w:szCs w:val="22"/>
-                <w:lang w:val="id-ID"/>
-              </w:rPr>
-              <w:t>N</w:t>
-            </w:r>
-            <w:r>
-              <w:rPr>
-                <w:rFonts w:ascii="Arial" w:hAnsi="Arial" w:cs="Arial"/>
-                <w:sz w:val="22"/>
-                <w:szCs w:val="22"/>
-              </w:rPr>
-              <w:t>IP</w:t>
-            </w:r>
-            <w:r>
-              <w:rPr>
-                <w:rFonts w:ascii="Arial" w:hAnsi="Arial" w:cs="Arial"/>
-                <w:sz w:val="22"/>
-                <w:szCs w:val="22"/>
-                <w:lang w:val="id-ID"/>
-              </w:rPr>
-              <w:t xml:space="preserve">. </w:t>
-            </w:r>
-            <w:r>
-              <w:rPr>
-                <w:rFonts w:ascii="Arial" w:hAnsi="Arial" w:cs="Arial"/>
-                <w:noProof/>
-                <w:sz w:val="22"/>
-                <w:szCs w:val="22"/>
-                <w:lang w:val="id-ID"/>
-              </w:rPr>
-              <w:t>19</w:t>
-            </w:r>
-            <w:r>
-              <w:rPr>
-                <w:rFonts w:ascii="Arial" w:hAnsi="Arial" w:cs="Arial"/>
-                <w:noProof/>
-                <w:sz w:val="22"/>
-                <w:szCs w:val="22"/>
-              </w:rPr>
-              <w:t>710227 199903 1 005</w:t>
-            </w:r>
           </w:p>
         </w:tc>
       </w:tr>
     </w:tbl>
+    <w:p>
+      <w:pPr>
+        <w:pStyle w:val="MSGENFONTSTYLENAMETEMPLATEROLEMSGENFONTSTYLENAMEBYROLEPICTURECAPTION1"/>
+        <w:shd w:val="clear" w:color="auto" w:fill="auto"/>
+        <w:spacing w:line="240" w:lineRule="auto"/>
+        <w:ind w:right="-176"/>
+        <w:rPr>
+          <w:lang w:eastAsia="id-ID"/>
+        </w:rPr>
+      </w:pPr>
+      <w:bookmarkStart w:id="4" w:name="_Hlk136934414"/>
+      <w:bookmarkEnd w:id="4"/>
+    </w:p>
     <w:p/>
     <w:p/>
     <w:sectPr>
@@ -4510,7 +4997,7 @@
     <w:name w:val="MSG_EN_FONT_STYLE_NAME_TEMPLATE_ROLE MSG_EN_FONT_STYLE_NAME_BY_ROLE_PICTURE_CAPTION1"/>
     <w:basedOn w:val="Normal"/>
     <w:link w:val="MSGENFONTSTYLENAMETEMPLATEROLEMSGENFONTSTYLENAMEBYROLEPICTURECAPTION"/>
-    <w:uiPriority w:val="99"/>
+    <w:qFormat/>
     <w:rsid w:val="00356902"/>
     <w:pPr>
       <w:shd w:val="clear" w:color="auto" w:fill="FFFFFF"/>
